--- a/public/template.docx
+++ b/public/template.docx
@@ -27,24 +27,27 @@
       </w:r>
       <w:r>
         <w:rPr>
-          <w:rFonts w:ascii="Vazirmatn" w:hAnsi="Vazirmatn" w:cs="2  Titr"/>
-          <w:b/>
+          <w:rFonts w:ascii="2  Titr" w:hAnsi="2  Titr" w:cs="2  Titr"/>
+          <w:b/>
+          <w:bCs/>
         </w:rPr>
         <w:t>{</w:t>
       </w:r>
       <w:proofErr w:type="spellStart"/>
       <w:r>
         <w:rPr>
-          <w:rFonts w:ascii="Vazirmatn" w:hAnsi="Vazirmatn" w:cs="2  Titr"/>
-          <w:b/>
+          <w:rFonts w:ascii="2  Titr" w:hAnsi="2  Titr" w:cs="2  Titr"/>
+          <w:b/>
+          <w:bCs/>
         </w:rPr>
         <w:t>mojri_name</w:t>
       </w:r>
       <w:proofErr w:type="spellEnd"/>
       <w:r>
         <w:rPr>
-          <w:rFonts w:ascii="Vazirmatn" w:hAnsi="Vazirmatn" w:cs="2  Titr"/>
-          <w:b/>
+          <w:rFonts w:ascii="2  Titr" w:hAnsi="2  Titr" w:cs="2  Titr"/>
+          <w:b/>
+          <w:bCs/>
         </w:rPr>
         <w:t>}</w:t>
       </w:r>
@@ -91,24 +94,27 @@
       </w:r>
       <w:r>
         <w:rPr>
-          <w:rFonts w:ascii="Vazirmatn" w:hAnsi="Vazirmatn" w:cs="2  Titr"/>
-          <w:b/>
+          <w:rFonts w:ascii="2  Titr" w:hAnsi="2  Titr" w:cs="2  Titr"/>
+          <w:b/>
+          <w:bCs/>
         </w:rPr>
         <w:t>{</w:t>
       </w:r>
       <w:proofErr w:type="spellStart"/>
       <w:r>
         <w:rPr>
-          <w:rFonts w:ascii="Vazirmatn" w:hAnsi="Vazirmatn" w:cs="2  Titr"/>
-          <w:b/>
+          <w:rFonts w:ascii="2  Titr" w:hAnsi="2  Titr" w:cs="2  Titr"/>
+          <w:b/>
+          <w:bCs/>
         </w:rPr>
         <w:t>center_name</w:t>
       </w:r>
       <w:proofErr w:type="spellEnd"/>
       <w:r>
         <w:rPr>
-          <w:rFonts w:ascii="Vazirmatn" w:hAnsi="Vazirmatn" w:cs="2  Titr"/>
-          <w:b/>
+          <w:rFonts w:ascii="2  Titr" w:hAnsi="2  Titr" w:cs="2  Titr"/>
+          <w:b/>
+          <w:bCs/>
         </w:rPr>
         <w:t>}</w:t>
       </w:r>
@@ -129,15 +135,6 @@
           <w:bCs/>
           <w:rtl/>
         </w:rPr>
-        <w:br/>
-      </w:r>
-      <w:r>
-        <w:rPr>
-          <w:rFonts w:cs="2  Titr"/>
-          <w:b/>
-          <w:bCs/>
-          <w:rtl/>
-        </w:rPr>
         <w:t>مقدمه</w:t>
       </w:r>
       <w:r>
@@ -168,6 +165,7 @@
     </w:p>
     <w:p>
       <w:pPr>
+        <w:spacing w:line="240" w:lineRule="auto"/>
         <w:jc w:val="both"/>
         <w:rPr>
           <w:rFonts w:cs="B Nazanin"/>
@@ -188,10 +186,9 @@
       </w:r>
       <w:r>
         <w:rPr>
-          <w:rFonts w:cs="B Nazanin"/>
-          <w:b/>
-          <w:bCs/>
-          <w:sz w:val="20"/>
+          <w:rFonts w:ascii="B Nazanin" w:hAnsi="B Nazanin" w:cs="B Nazanin"/>
+          <w:b/>
+          <w:bCs/>
           <w:szCs w:val="20"/>
         </w:rPr>
         <w:t>{</w:t>
@@ -199,10 +196,9 @@
       <w:proofErr w:type="spellStart"/>
       <w:r>
         <w:rPr>
-          <w:rFonts w:cs="B Nazanin"/>
-          <w:b/>
-          <w:bCs/>
-          <w:sz w:val="20"/>
+          <w:rFonts w:ascii="B Nazanin" w:hAnsi="B Nazanin" w:cs="B Nazanin"/>
+          <w:b/>
+          <w:bCs/>
           <w:szCs w:val="20"/>
         </w:rPr>
         <w:t>mojri_name</w:t>
@@ -210,10 +206,9 @@
       <w:proofErr w:type="spellEnd"/>
       <w:r>
         <w:rPr>
-          <w:rFonts w:cs="B Nazanin"/>
-          <w:b/>
-          <w:bCs/>
-          <w:sz w:val="20"/>
+          <w:rFonts w:ascii="B Nazanin" w:hAnsi="B Nazanin" w:cs="B Nazanin"/>
+          <w:b/>
+          <w:bCs/>
           <w:szCs w:val="20"/>
         </w:rPr>
         <w:t>}</w:t>
@@ -228,6 +223,15 @@
       </w:r>
       <w:r>
         <w:rPr>
+          <w:rFonts w:cs="B Nazanin" w:hint="cs"/>
+          <w:sz w:val="20"/>
+          <w:szCs w:val="20"/>
+          <w:rtl/>
+        </w:rPr>
+        <w:t xml:space="preserve"> </w:t>
+      </w:r>
+      <w:r>
+        <w:rPr>
           <w:rFonts w:cs="B Nazanin"/>
           <w:sz w:val="20"/>
           <w:szCs w:val="20"/>
@@ -240,7 +244,15 @@
           <w:rFonts w:cs="B Nazanin"/>
           <w:b/>
           <w:bCs/>
-          <w:sz w:val="20"/>
+          <w:szCs w:val="20"/>
+        </w:rPr>
+        <w:t xml:space="preserve"> </w:t>
+      </w:r>
+      <w:r>
+        <w:rPr>
+          <w:rFonts w:ascii="B Nazanin" w:hAnsi="B Nazanin" w:cs="B Nazanin"/>
+          <w:b/>
+          <w:bCs/>
           <w:szCs w:val="20"/>
         </w:rPr>
         <w:t>{</w:t>
@@ -248,10 +260,9 @@
       <w:proofErr w:type="spellStart"/>
       <w:r>
         <w:rPr>
-          <w:rFonts w:cs="B Nazanin"/>
-          <w:b/>
-          <w:bCs/>
-          <w:sz w:val="20"/>
+          <w:rFonts w:ascii="B Nazanin" w:hAnsi="B Nazanin" w:cs="B Nazanin"/>
+          <w:b/>
+          <w:bCs/>
           <w:szCs w:val="20"/>
         </w:rPr>
         <w:t>mojri_rep</w:t>
@@ -259,10 +270,9 @@
       <w:proofErr w:type="spellEnd"/>
       <w:r>
         <w:rPr>
-          <w:rFonts w:cs="B Nazanin"/>
-          <w:b/>
-          <w:bCs/>
-          <w:sz w:val="20"/>
+          <w:rFonts w:ascii="B Nazanin" w:hAnsi="B Nazanin" w:cs="B Nazanin"/>
+          <w:b/>
+          <w:bCs/>
           <w:szCs w:val="20"/>
         </w:rPr>
         <w:t>}</w:t>
@@ -286,10 +296,9 @@
       </w:r>
       <w:r>
         <w:rPr>
-          <w:rFonts w:cs="B Nazanin"/>
-          <w:b/>
-          <w:bCs/>
-          <w:sz w:val="20"/>
+          <w:rFonts w:ascii="B Nazanin" w:hAnsi="B Nazanin" w:cs="B Nazanin"/>
+          <w:b/>
+          <w:bCs/>
           <w:szCs w:val="20"/>
         </w:rPr>
         <w:t>{</w:t>
@@ -297,10 +306,9 @@
       <w:proofErr w:type="spellStart"/>
       <w:r>
         <w:rPr>
-          <w:rFonts w:cs="B Nazanin"/>
-          <w:b/>
-          <w:bCs/>
-          <w:sz w:val="20"/>
+          <w:rFonts w:ascii="B Nazanin" w:hAnsi="B Nazanin" w:cs="B Nazanin"/>
+          <w:b/>
+          <w:bCs/>
           <w:szCs w:val="20"/>
         </w:rPr>
         <w:t>mojri_title</w:t>
@@ -308,10 +316,9 @@
       <w:proofErr w:type="spellEnd"/>
       <w:r>
         <w:rPr>
-          <w:rFonts w:cs="B Nazanin"/>
-          <w:b/>
-          <w:bCs/>
-          <w:sz w:val="20"/>
+          <w:rFonts w:ascii="B Nazanin" w:hAnsi="B Nazanin" w:cs="B Nazanin"/>
+          <w:b/>
+          <w:bCs/>
           <w:szCs w:val="20"/>
         </w:rPr>
         <w:t>}</w:t>
@@ -343,10 +350,9 @@
       </w:r>
       <w:r>
         <w:rPr>
-          <w:rFonts w:cs="B Nazanin"/>
-          <w:b/>
-          <w:bCs/>
-          <w:sz w:val="20"/>
+          <w:rFonts w:ascii="B Nazanin" w:hAnsi="B Nazanin" w:cs="B Nazanin"/>
+          <w:b/>
+          <w:bCs/>
           <w:szCs w:val="20"/>
         </w:rPr>
         <w:t>{</w:t>
@@ -354,10 +360,9 @@
       <w:proofErr w:type="spellStart"/>
       <w:r>
         <w:rPr>
-          <w:rFonts w:cs="B Nazanin"/>
-          <w:b/>
-          <w:bCs/>
-          <w:sz w:val="20"/>
+          <w:rFonts w:ascii="B Nazanin" w:hAnsi="B Nazanin" w:cs="B Nazanin"/>
+          <w:b/>
+          <w:bCs/>
           <w:szCs w:val="20"/>
         </w:rPr>
         <w:t>mojri_address</w:t>
@@ -365,10 +370,9 @@
       <w:proofErr w:type="spellEnd"/>
       <w:r>
         <w:rPr>
-          <w:rFonts w:cs="B Nazanin"/>
-          <w:b/>
-          <w:bCs/>
-          <w:sz w:val="20"/>
+          <w:rFonts w:ascii="B Nazanin" w:hAnsi="B Nazanin" w:cs="B Nazanin"/>
+          <w:b/>
+          <w:bCs/>
           <w:szCs w:val="20"/>
         </w:rPr>
         <w:t>}</w:t>
@@ -388,33 +392,31 @@
           <w:szCs w:val="20"/>
           <w:rtl/>
         </w:rPr>
-        <w:t>به شماره تماس</w:t>
-      </w:r>
-      <w:r>
-        <w:rPr>
-          <w:rFonts w:cs="B Nazanin"/>
-          <w:sz w:val="20"/>
-          <w:szCs w:val="20"/>
-        </w:rPr>
-        <w:t xml:space="preserve"> </w:t>
-      </w:r>
-      <w:r>
-        <w:rPr>
-          <w:rFonts w:cs="B Nazanin"/>
-          <w:b/>
-          <w:bCs/>
-          <w:sz w:val="20"/>
-          <w:szCs w:val="20"/>
-        </w:rPr>
-        <w:t>{</w:t>
+        <w:t xml:space="preserve">به شماره </w:t>
+      </w:r>
+      <w:r>
+        <w:rPr>
+          <w:rFonts w:ascii="B Nazanin" w:hAnsi="B Nazanin" w:cs="B Nazanin"/>
+          <w:szCs w:val="20"/>
+          <w:rtl/>
+        </w:rPr>
+        <w:t>تماس</w:t>
+      </w:r>
+      <w:r>
+        <w:rPr>
+          <w:rFonts w:ascii="B Nazanin" w:hAnsi="B Nazanin" w:cs="B Nazanin"/>
+          <w:b/>
+          <w:bCs/>
+          <w:szCs w:val="20"/>
+        </w:rPr>
+        <w:t xml:space="preserve"> {</w:t>
       </w:r>
       <w:proofErr w:type="spellStart"/>
       <w:r>
         <w:rPr>
-          <w:rFonts w:cs="B Nazanin"/>
-          <w:b/>
-          <w:bCs/>
-          <w:sz w:val="20"/>
+          <w:rFonts w:ascii="B Nazanin" w:hAnsi="B Nazanin" w:cs="B Nazanin"/>
+          <w:b/>
+          <w:bCs/>
           <w:szCs w:val="20"/>
         </w:rPr>
         <w:t>mojri_phone</w:t>
@@ -422,10 +424,9 @@
       <w:proofErr w:type="spellEnd"/>
       <w:r>
         <w:rPr>
-          <w:rFonts w:cs="B Nazanin"/>
-          <w:b/>
-          <w:bCs/>
-          <w:sz w:val="20"/>
+          <w:rFonts w:ascii="B Nazanin" w:hAnsi="B Nazanin" w:cs="B Nazanin"/>
+          <w:b/>
+          <w:bCs/>
           <w:szCs w:val="20"/>
         </w:rPr>
         <w:t>}</w:t>
@@ -834,6 +835,7 @@
     </w:p>
     <w:p>
       <w:pPr>
+        <w:spacing w:line="240" w:lineRule="auto"/>
         <w:jc w:val="both"/>
         <w:rPr>
           <w:rFonts w:cs="B Nazanin"/>
@@ -872,6 +874,7 @@
     </w:p>
     <w:p>
       <w:pPr>
+        <w:spacing w:line="240" w:lineRule="auto"/>
         <w:jc w:val="both"/>
         <w:rPr>
           <w:rFonts w:cs="B Nazanin"/>
@@ -899,7 +902,6 @@
         </w:rPr>
         <w:t xml:space="preserve"> </w:t>
       </w:r>
-      <w:bookmarkStart w:id="0" w:name="_GoBack"/>
       <w:r>
         <w:rPr>
           <w:rFonts w:ascii="B Nazanin" w:hAnsi="B Nazanin" w:cs="B Nazanin"/>
@@ -926,7 +928,6 @@
         </w:rPr>
         <w:t>}</w:t>
       </w:r>
-      <w:bookmarkEnd w:id="0"/>
       <w:r>
         <w:rPr>
           <w:rFonts w:cs="B Nazanin"/>
@@ -946,33 +947,27 @@
       </w:r>
       <w:r>
         <w:rPr>
-          <w:rFonts w:cs="B Nazanin"/>
-          <w:b/>
-          <w:bCs/>
-          <w:sz w:val="20"/>
-          <w:szCs w:val="20"/>
+          <w:rFonts w:ascii="B Nazanin" w:hAnsi="B Nazanin" w:cs="B Nazanin"/>
+          <w:b/>
+          <w:bCs/>
         </w:rPr>
         <w:t>{</w:t>
       </w:r>
       <w:proofErr w:type="spellStart"/>
       <w:r>
         <w:rPr>
-          <w:rFonts w:cs="B Nazanin"/>
-          <w:b/>
-          <w:bCs/>
-          <w:sz w:val="20"/>
-          <w:szCs w:val="20"/>
+          <w:rFonts w:ascii="B Nazanin" w:hAnsi="B Nazanin" w:cs="B Nazanin"/>
+          <w:b/>
+          <w:bCs/>
         </w:rPr>
         <w:t>course_name</w:t>
       </w:r>
       <w:proofErr w:type="spellEnd"/>
       <w:r>
         <w:rPr>
-          <w:rFonts w:cs="B Nazanin"/>
-          <w:b/>
-          <w:bCs/>
-          <w:sz w:val="20"/>
-          <w:szCs w:val="20"/>
+          <w:rFonts w:ascii="B Nazanin" w:hAnsi="B Nazanin" w:cs="B Nazanin"/>
+          <w:b/>
+          <w:bCs/>
         </w:rPr>
         <w:t>}</w:t>
       </w:r>
@@ -995,33 +990,27 @@
       </w:r>
       <w:r>
         <w:rPr>
-          <w:rFonts w:cs="B Nazanin"/>
-          <w:b/>
-          <w:bCs/>
-          <w:sz w:val="20"/>
-          <w:szCs w:val="20"/>
+          <w:rFonts w:ascii="B Nazanin" w:hAnsi="B Nazanin" w:cs="B Nazanin"/>
+          <w:b/>
+          <w:bCs/>
         </w:rPr>
         <w:t>{</w:t>
       </w:r>
       <w:proofErr w:type="spellStart"/>
       <w:r>
         <w:rPr>
-          <w:rFonts w:cs="B Nazanin"/>
-          <w:b/>
-          <w:bCs/>
-          <w:sz w:val="20"/>
-          <w:szCs w:val="20"/>
+          <w:rFonts w:ascii="B Nazanin" w:hAnsi="B Nazanin" w:cs="B Nazanin"/>
+          <w:b/>
+          <w:bCs/>
         </w:rPr>
         <w:t>standard_code</w:t>
       </w:r>
       <w:proofErr w:type="spellEnd"/>
       <w:r>
         <w:rPr>
-          <w:rFonts w:cs="B Nazanin"/>
-          <w:b/>
-          <w:bCs/>
-          <w:sz w:val="20"/>
-          <w:szCs w:val="20"/>
+          <w:rFonts w:ascii="B Nazanin" w:hAnsi="B Nazanin" w:cs="B Nazanin"/>
+          <w:b/>
+          <w:bCs/>
         </w:rPr>
         <w:t>}</w:t>
       </w:r>
@@ -1044,33 +1033,27 @@
       </w:r>
       <w:r>
         <w:rPr>
-          <w:rFonts w:cs="B Nazanin"/>
-          <w:b/>
-          <w:bCs/>
-          <w:sz w:val="20"/>
-          <w:szCs w:val="20"/>
+          <w:rFonts w:ascii="B Nazanin" w:hAnsi="B Nazanin" w:cs="B Nazanin"/>
+          <w:b/>
+          <w:bCs/>
         </w:rPr>
         <w:t>{</w:t>
       </w:r>
       <w:proofErr w:type="spellStart"/>
       <w:r>
         <w:rPr>
-          <w:rFonts w:cs="B Nazanin"/>
-          <w:b/>
-          <w:bCs/>
-          <w:sz w:val="20"/>
-          <w:szCs w:val="20"/>
+          <w:rFonts w:ascii="B Nazanin" w:hAnsi="B Nazanin" w:cs="B Nazanin"/>
+          <w:b/>
+          <w:bCs/>
         </w:rPr>
         <w:t>standard_hours</w:t>
       </w:r>
       <w:proofErr w:type="spellEnd"/>
       <w:r>
         <w:rPr>
-          <w:rFonts w:cs="B Nazanin"/>
-          <w:b/>
-          <w:bCs/>
-          <w:sz w:val="20"/>
-          <w:szCs w:val="20"/>
+          <w:rFonts w:ascii="B Nazanin" w:hAnsi="B Nazanin" w:cs="B Nazanin"/>
+          <w:b/>
+          <w:bCs/>
         </w:rPr>
         <w:t>}</w:t>
       </w:r>
@@ -1093,33 +1076,27 @@
       </w:r>
       <w:r>
         <w:rPr>
-          <w:rFonts w:cs="B Nazanin"/>
-          <w:b/>
-          <w:bCs/>
-          <w:sz w:val="20"/>
-          <w:szCs w:val="20"/>
+          <w:rFonts w:ascii="B Nazanin" w:hAnsi="B Nazanin" w:cs="B Nazanin"/>
+          <w:b/>
+          <w:bCs/>
         </w:rPr>
         <w:t>{</w:t>
       </w:r>
       <w:proofErr w:type="spellStart"/>
       <w:r>
         <w:rPr>
-          <w:rFonts w:cs="B Nazanin"/>
-          <w:b/>
-          <w:bCs/>
-          <w:sz w:val="20"/>
-          <w:szCs w:val="20"/>
+          <w:rFonts w:ascii="B Nazanin" w:hAnsi="B Nazanin" w:cs="B Nazanin"/>
+          <w:b/>
+          <w:bCs/>
         </w:rPr>
         <w:t>student_count</w:t>
       </w:r>
       <w:proofErr w:type="spellEnd"/>
       <w:r>
         <w:rPr>
-          <w:rFonts w:cs="B Nazanin"/>
-          <w:b/>
-          <w:bCs/>
-          <w:sz w:val="20"/>
-          <w:szCs w:val="20"/>
+          <w:rFonts w:ascii="B Nazanin" w:hAnsi="B Nazanin" w:cs="B Nazanin"/>
+          <w:b/>
+          <w:bCs/>
         </w:rPr>
         <w:t>}</w:t>
       </w:r>
@@ -1142,33 +1119,27 @@
       </w:r>
       <w:r>
         <w:rPr>
-          <w:rFonts w:cs="B Nazanin"/>
-          <w:b/>
-          <w:bCs/>
-          <w:sz w:val="20"/>
-          <w:szCs w:val="20"/>
+          <w:rFonts w:ascii="B Nazanin" w:hAnsi="B Nazanin" w:cs="B Nazanin"/>
+          <w:b/>
+          <w:bCs/>
         </w:rPr>
         <w:t>{</w:t>
       </w:r>
       <w:proofErr w:type="spellStart"/>
       <w:r>
         <w:rPr>
-          <w:rFonts w:cs="B Nazanin"/>
-          <w:b/>
-          <w:bCs/>
-          <w:sz w:val="20"/>
-          <w:szCs w:val="20"/>
+          <w:rFonts w:ascii="B Nazanin" w:hAnsi="B Nazanin" w:cs="B Nazanin"/>
+          <w:b/>
+          <w:bCs/>
         </w:rPr>
         <w:t>total_person_hours</w:t>
       </w:r>
       <w:proofErr w:type="spellEnd"/>
       <w:r>
         <w:rPr>
-          <w:rFonts w:cs="B Nazanin"/>
-          <w:b/>
-          <w:bCs/>
-          <w:sz w:val="20"/>
-          <w:szCs w:val="20"/>
+          <w:rFonts w:ascii="B Nazanin" w:hAnsi="B Nazanin" w:cs="B Nazanin"/>
+          <w:b/>
+          <w:bCs/>
         </w:rPr>
         <w:t>}</w:t>
       </w:r>
@@ -1191,47 +1162,34 @@
       </w:r>
       <w:r>
         <w:rPr>
-          <w:rFonts w:cs="B Nazanin"/>
-          <w:b/>
-          <w:bCs/>
-          <w:sz w:val="20"/>
-          <w:szCs w:val="20"/>
+          <w:rFonts w:ascii="B Nazanin" w:hAnsi="B Nazanin" w:cs="B Nazanin"/>
+          <w:b/>
+          <w:bCs/>
         </w:rPr>
         <w:t>{</w:t>
       </w:r>
       <w:proofErr w:type="spellStart"/>
       <w:r>
         <w:rPr>
-          <w:rFonts w:cs="B Nazanin"/>
-          <w:b/>
-          <w:bCs/>
-          <w:sz w:val="20"/>
-          <w:szCs w:val="20"/>
+          <w:rFonts w:ascii="B Nazanin" w:hAnsi="B Nazanin" w:cs="B Nazanin"/>
+          <w:b/>
+          <w:bCs/>
         </w:rPr>
         <w:t>target_audience</w:t>
       </w:r>
       <w:proofErr w:type="spellEnd"/>
       <w:r>
         <w:rPr>
-          <w:rFonts w:cs="B Nazanin"/>
-          <w:b/>
-          <w:bCs/>
-          <w:sz w:val="20"/>
-          <w:szCs w:val="20"/>
-        </w:rPr>
-        <w:t>}</w:t>
-      </w:r>
-      <w:r>
-        <w:rPr>
-          <w:rFonts w:cs="B Nazanin"/>
-          <w:sz w:val="20"/>
-          <w:szCs w:val="20"/>
-        </w:rPr>
-        <w:t xml:space="preserve">. </w:t>
+          <w:rFonts w:ascii="B Nazanin" w:hAnsi="B Nazanin" w:cs="B Nazanin"/>
+          <w:b/>
+          <w:bCs/>
+        </w:rPr>
+        <w:t xml:space="preserve">}. </w:t>
       </w:r>
     </w:p>
     <w:p>
       <w:pPr>
+        <w:spacing w:line="240" w:lineRule="auto"/>
         <w:jc w:val="both"/>
         <w:rPr>
           <w:rFonts w:cs="B Nazanin"/>
@@ -1260,6 +1218,7 @@
     </w:p>
     <w:p>
       <w:pPr>
+        <w:spacing w:line="240" w:lineRule="auto"/>
         <w:jc w:val="both"/>
         <w:rPr>
           <w:rFonts w:cs="B Nazanin"/>
@@ -1288,6 +1247,7 @@
     </w:p>
     <w:p>
       <w:pPr>
+        <w:spacing w:line="240" w:lineRule="auto"/>
         <w:jc w:val="both"/>
         <w:rPr>
           <w:rFonts w:cs="B Nazanin"/>
@@ -1337,6 +1297,7 @@
     </w:p>
     <w:p>
       <w:pPr>
+        <w:spacing w:line="240" w:lineRule="auto"/>
         <w:jc w:val="both"/>
         <w:rPr>
           <w:rFonts w:cs="B Nazanin"/>
@@ -1355,33 +1316,27 @@
       </w:r>
       <w:r>
         <w:rPr>
-          <w:rFonts w:cs="B Nazanin"/>
-          <w:b/>
-          <w:bCs/>
-          <w:sz w:val="20"/>
-          <w:szCs w:val="20"/>
+          <w:rFonts w:ascii="B Nazanin" w:hAnsi="B Nazanin" w:cs="B Nazanin"/>
+          <w:b/>
+          <w:bCs/>
         </w:rPr>
         <w:t>{</w:t>
       </w:r>
       <w:proofErr w:type="spellStart"/>
       <w:r>
         <w:rPr>
-          <w:rFonts w:cs="B Nazanin"/>
-          <w:b/>
-          <w:bCs/>
-          <w:sz w:val="20"/>
-          <w:szCs w:val="20"/>
+          <w:rFonts w:ascii="B Nazanin" w:hAnsi="B Nazanin" w:cs="B Nazanin"/>
+          <w:b/>
+          <w:bCs/>
         </w:rPr>
         <w:t>course_count</w:t>
       </w:r>
       <w:proofErr w:type="spellEnd"/>
       <w:r>
         <w:rPr>
-          <w:rFonts w:cs="B Nazanin"/>
-          <w:b/>
-          <w:bCs/>
-          <w:sz w:val="20"/>
-          <w:szCs w:val="20"/>
+          <w:rFonts w:ascii="B Nazanin" w:hAnsi="B Nazanin" w:cs="B Nazanin"/>
+          <w:b/>
+          <w:bCs/>
         </w:rPr>
         <w:t>}</w:t>
       </w:r>
@@ -1404,33 +1359,27 @@
       </w:r>
       <w:r>
         <w:rPr>
-          <w:rFonts w:cs="B Nazanin"/>
-          <w:b/>
-          <w:bCs/>
-          <w:sz w:val="20"/>
-          <w:szCs w:val="20"/>
+          <w:rFonts w:ascii="B Nazanin" w:hAnsi="B Nazanin" w:cs="B Nazanin"/>
+          <w:b/>
+          <w:bCs/>
         </w:rPr>
         <w:t>{</w:t>
       </w:r>
       <w:proofErr w:type="spellStart"/>
       <w:r>
         <w:rPr>
-          <w:rFonts w:cs="B Nazanin"/>
-          <w:b/>
-          <w:bCs/>
-          <w:sz w:val="20"/>
-          <w:szCs w:val="20"/>
+          <w:rFonts w:ascii="B Nazanin" w:hAnsi="B Nazanin" w:cs="B Nazanin"/>
+          <w:b/>
+          <w:bCs/>
         </w:rPr>
         <w:t>course_name</w:t>
       </w:r>
       <w:proofErr w:type="spellEnd"/>
       <w:r>
         <w:rPr>
-          <w:rFonts w:cs="B Nazanin"/>
-          <w:b/>
-          <w:bCs/>
-          <w:sz w:val="20"/>
-          <w:szCs w:val="20"/>
+          <w:rFonts w:ascii="B Nazanin" w:hAnsi="B Nazanin" w:cs="B Nazanin"/>
+          <w:b/>
+          <w:bCs/>
         </w:rPr>
         <w:t>}</w:t>
       </w:r>
@@ -1453,33 +1402,27 @@
       </w:r>
       <w:r>
         <w:rPr>
-          <w:rFonts w:cs="B Nazanin"/>
-          <w:b/>
-          <w:bCs/>
-          <w:sz w:val="20"/>
-          <w:szCs w:val="20"/>
+          <w:rFonts w:ascii="B Nazanin" w:hAnsi="B Nazanin" w:cs="B Nazanin"/>
+          <w:b/>
+          <w:bCs/>
         </w:rPr>
         <w:t>{</w:t>
       </w:r>
       <w:proofErr w:type="spellStart"/>
       <w:r>
         <w:rPr>
-          <w:rFonts w:cs="B Nazanin"/>
-          <w:b/>
-          <w:bCs/>
-          <w:sz w:val="20"/>
-          <w:szCs w:val="20"/>
+          <w:rFonts w:ascii="B Nazanin" w:hAnsi="B Nazanin" w:cs="B Nazanin"/>
+          <w:b/>
+          <w:bCs/>
         </w:rPr>
         <w:t>student_count</w:t>
       </w:r>
       <w:proofErr w:type="spellEnd"/>
       <w:r>
         <w:rPr>
-          <w:rFonts w:cs="B Nazanin"/>
-          <w:b/>
-          <w:bCs/>
-          <w:sz w:val="20"/>
-          <w:szCs w:val="20"/>
+          <w:rFonts w:ascii="B Nazanin" w:hAnsi="B Nazanin" w:cs="B Nazanin"/>
+          <w:b/>
+          <w:bCs/>
         </w:rPr>
         <w:t>}</w:t>
       </w:r>
@@ -1502,33 +1445,27 @@
       </w:r>
       <w:r>
         <w:rPr>
-          <w:rFonts w:cs="B Nazanin"/>
-          <w:b/>
-          <w:bCs/>
-          <w:sz w:val="20"/>
-          <w:szCs w:val="20"/>
+          <w:rFonts w:ascii="B Nazanin" w:hAnsi="B Nazanin" w:cs="B Nazanin"/>
+          <w:b/>
+          <w:bCs/>
         </w:rPr>
         <w:t>{</w:t>
       </w:r>
       <w:proofErr w:type="spellStart"/>
       <w:r>
         <w:rPr>
-          <w:rFonts w:cs="B Nazanin"/>
-          <w:b/>
-          <w:bCs/>
-          <w:sz w:val="20"/>
-          <w:szCs w:val="20"/>
+          <w:rFonts w:ascii="B Nazanin" w:hAnsi="B Nazanin" w:cs="B Nazanin"/>
+          <w:b/>
+          <w:bCs/>
         </w:rPr>
         <w:t>funding_source</w:t>
       </w:r>
       <w:proofErr w:type="spellEnd"/>
       <w:r>
         <w:rPr>
-          <w:rFonts w:cs="B Nazanin"/>
-          <w:b/>
-          <w:bCs/>
-          <w:sz w:val="20"/>
-          <w:szCs w:val="20"/>
+          <w:rFonts w:ascii="B Nazanin" w:hAnsi="B Nazanin" w:cs="B Nazanin"/>
+          <w:b/>
+          <w:bCs/>
         </w:rPr>
         <w:t>}</w:t>
       </w:r>
@@ -1551,33 +1488,27 @@
       </w:r>
       <w:r>
         <w:rPr>
-          <w:rFonts w:cs="B Nazanin"/>
-          <w:b/>
-          <w:bCs/>
-          <w:sz w:val="20"/>
-          <w:szCs w:val="20"/>
+          <w:rFonts w:ascii="B Nazanin" w:hAnsi="B Nazanin" w:cs="B Nazanin"/>
+          <w:b/>
+          <w:bCs/>
         </w:rPr>
         <w:t>{</w:t>
       </w:r>
       <w:proofErr w:type="spellStart"/>
       <w:r>
         <w:rPr>
-          <w:rFonts w:cs="B Nazanin"/>
-          <w:b/>
-          <w:bCs/>
-          <w:sz w:val="20"/>
-          <w:szCs w:val="20"/>
+          <w:rFonts w:ascii="B Nazanin" w:hAnsi="B Nazanin" w:cs="B Nazanin"/>
+          <w:b/>
+          <w:bCs/>
         </w:rPr>
         <w:t>contract_total_amount</w:t>
       </w:r>
       <w:proofErr w:type="spellEnd"/>
       <w:r>
         <w:rPr>
-          <w:rFonts w:cs="B Nazanin"/>
-          <w:b/>
-          <w:bCs/>
-          <w:sz w:val="20"/>
-          <w:szCs w:val="20"/>
+          <w:rFonts w:ascii="B Nazanin" w:hAnsi="B Nazanin" w:cs="B Nazanin"/>
+          <w:b/>
+          <w:bCs/>
         </w:rPr>
         <w:t>}</w:t>
       </w:r>
@@ -1628,6 +1559,7 @@
     </w:p>
     <w:p>
       <w:pPr>
+        <w:spacing w:line="240" w:lineRule="auto"/>
         <w:jc w:val="both"/>
         <w:rPr>
           <w:rFonts w:cs="B Nazanin"/>
@@ -1684,33 +1616,62 @@
       </w:r>
       <w:r>
         <w:rPr>
-          <w:rFonts w:cs="B Nazanin"/>
-          <w:b/>
-          <w:bCs/>
-          <w:sz w:val="20"/>
-          <w:szCs w:val="20"/>
+          <w:rFonts w:ascii="B Nazanin" w:hAnsi="B Nazanin" w:cs="B Nazanin"/>
+          <w:b/>
+          <w:bCs/>
         </w:rPr>
         <w:t>{</w:t>
       </w:r>
       <w:proofErr w:type="spellStart"/>
       <w:r>
         <w:rPr>
-          <w:rFonts w:cs="B Nazanin"/>
-          <w:b/>
-          <w:bCs/>
-          <w:sz w:val="20"/>
-          <w:szCs w:val="20"/>
+          <w:rFonts w:ascii="B Nazanin" w:hAnsi="B Nazanin" w:cs="B Nazanin"/>
+          <w:b/>
+          <w:bCs/>
         </w:rPr>
         <w:t>reg_fee_per_person</w:t>
       </w:r>
       <w:proofErr w:type="spellEnd"/>
       <w:r>
         <w:rPr>
-          <w:rFonts w:cs="B Nazanin"/>
-          <w:b/>
-          <w:bCs/>
-          <w:sz w:val="20"/>
-          <w:szCs w:val="20"/>
+          <w:rFonts w:ascii="B Nazanin" w:hAnsi="B Nazanin" w:cs="B Nazanin"/>
+          <w:b/>
+          <w:bCs/>
+        </w:rPr>
+        <w:t xml:space="preserve">} </w:t>
+      </w:r>
+      <w:r>
+        <w:rPr>
+          <w:rFonts w:cs="B Nazanin"/>
+          <w:sz w:val="20"/>
+          <w:szCs w:val="20"/>
+          <w:rtl/>
+        </w:rPr>
+        <w:t xml:space="preserve">ریال و هزینه مشاوره </w:t>
+      </w:r>
+      <w:r>
+        <w:rPr>
+          <w:rFonts w:ascii="B Nazanin" w:hAnsi="B Nazanin" w:cs="B Nazanin"/>
+          <w:b/>
+          <w:bCs/>
+        </w:rPr>
+        <w:t>{</w:t>
+      </w:r>
+      <w:proofErr w:type="spellStart"/>
+      <w:r>
+        <w:rPr>
+          <w:rFonts w:ascii="B Nazanin" w:hAnsi="B Nazanin" w:cs="B Nazanin"/>
+          <w:b/>
+          <w:bCs/>
+        </w:rPr>
+        <w:t>consult_fee_per_person</w:t>
+      </w:r>
+      <w:proofErr w:type="spellEnd"/>
+      <w:r>
+        <w:rPr>
+          <w:rFonts w:ascii="B Nazanin" w:hAnsi="B Nazanin" w:cs="B Nazanin"/>
+          <w:b/>
+          <w:bCs/>
         </w:rPr>
         <w:t>}</w:t>
       </w:r>
@@ -1729,37 +1690,31 @@
           <w:szCs w:val="20"/>
           <w:rtl/>
         </w:rPr>
-        <w:t xml:space="preserve">ریال و هزینه مشاوره </w:t>
-      </w:r>
-      <w:r>
-        <w:rPr>
-          <w:rFonts w:cs="B Nazanin"/>
-          <w:b/>
-          <w:bCs/>
-          <w:sz w:val="20"/>
-          <w:szCs w:val="20"/>
+        <w:t xml:space="preserve">ریال در مجموع مبلغ </w:t>
+      </w:r>
+      <w:r>
+        <w:rPr>
+          <w:rFonts w:ascii="B Nazanin" w:hAnsi="B Nazanin" w:cs="B Nazanin"/>
+          <w:b/>
+          <w:bCs/>
         </w:rPr>
         <w:t>{</w:t>
       </w:r>
       <w:proofErr w:type="spellStart"/>
       <w:r>
         <w:rPr>
-          <w:rFonts w:cs="B Nazanin"/>
-          <w:b/>
-          <w:bCs/>
-          <w:sz w:val="20"/>
-          <w:szCs w:val="20"/>
-        </w:rPr>
-        <w:t>consult_fee_per_person</w:t>
+          <w:rFonts w:ascii="B Nazanin" w:hAnsi="B Nazanin" w:cs="B Nazanin"/>
+          <w:b/>
+          <w:bCs/>
+        </w:rPr>
+        <w:t>total_reg_consult_per_person</w:t>
       </w:r>
       <w:proofErr w:type="spellEnd"/>
       <w:r>
         <w:rPr>
-          <w:rFonts w:cs="B Nazanin"/>
-          <w:b/>
-          <w:bCs/>
-          <w:sz w:val="20"/>
-          <w:szCs w:val="20"/>
+          <w:rFonts w:ascii="B Nazanin" w:hAnsi="B Nazanin" w:cs="B Nazanin"/>
+          <w:b/>
+          <w:bCs/>
         </w:rPr>
         <w:t>}</w:t>
       </w:r>
@@ -1778,37 +1733,31 @@
           <w:szCs w:val="20"/>
           <w:rtl/>
         </w:rPr>
-        <w:t xml:space="preserve">ریال در مجموع مبلغ </w:t>
-      </w:r>
-      <w:r>
-        <w:rPr>
-          <w:rFonts w:cs="B Nazanin"/>
-          <w:b/>
-          <w:bCs/>
-          <w:sz w:val="20"/>
-          <w:szCs w:val="20"/>
+        <w:t xml:space="preserve">ریال برای هرنفر، جمعاً بابت </w:t>
+      </w:r>
+      <w:r>
+        <w:rPr>
+          <w:rFonts w:ascii="B Nazanin" w:hAnsi="B Nazanin" w:cs="B Nazanin"/>
+          <w:b/>
+          <w:bCs/>
         </w:rPr>
         <w:t>{</w:t>
       </w:r>
       <w:proofErr w:type="spellStart"/>
       <w:r>
         <w:rPr>
-          <w:rFonts w:cs="B Nazanin"/>
-          <w:b/>
-          <w:bCs/>
-          <w:sz w:val="20"/>
-          <w:szCs w:val="20"/>
-        </w:rPr>
-        <w:t>total_reg_consult_per_person</w:t>
+          <w:rFonts w:ascii="B Nazanin" w:hAnsi="B Nazanin" w:cs="B Nazanin"/>
+          <w:b/>
+          <w:bCs/>
+        </w:rPr>
+        <w:t>student_count</w:t>
       </w:r>
       <w:proofErr w:type="spellEnd"/>
       <w:r>
         <w:rPr>
-          <w:rFonts w:cs="B Nazanin"/>
-          <w:b/>
-          <w:bCs/>
-          <w:sz w:val="20"/>
-          <w:szCs w:val="20"/>
+          <w:rFonts w:ascii="B Nazanin" w:hAnsi="B Nazanin" w:cs="B Nazanin"/>
+          <w:b/>
+          <w:bCs/>
         </w:rPr>
         <w:t>}</w:t>
       </w:r>
@@ -1827,86 +1776,31 @@
           <w:szCs w:val="20"/>
           <w:rtl/>
         </w:rPr>
-        <w:t xml:space="preserve">ریال برای هرنفر، جمعاً بابت </w:t>
-      </w:r>
-      <w:r>
-        <w:rPr>
-          <w:rFonts w:cs="B Nazanin"/>
-          <w:b/>
-          <w:bCs/>
-          <w:sz w:val="20"/>
-          <w:szCs w:val="20"/>
+        <w:t xml:space="preserve">نفر مبلغ </w:t>
+      </w:r>
+      <w:r>
+        <w:rPr>
+          <w:rFonts w:ascii="B Nazanin" w:hAnsi="B Nazanin" w:cs="B Nazanin"/>
+          <w:b/>
+          <w:bCs/>
         </w:rPr>
         <w:t>{</w:t>
       </w:r>
       <w:proofErr w:type="spellStart"/>
       <w:r>
         <w:rPr>
-          <w:rFonts w:cs="B Nazanin"/>
-          <w:b/>
-          <w:bCs/>
-          <w:sz w:val="20"/>
-          <w:szCs w:val="20"/>
-        </w:rPr>
-        <w:t>student_count</w:t>
+          <w:rFonts w:ascii="B Nazanin" w:hAnsi="B Nazanin" w:cs="B Nazanin"/>
+          <w:b/>
+          <w:bCs/>
+        </w:rPr>
+        <w:t>total_reg_consult_all</w:t>
       </w:r>
       <w:proofErr w:type="spellEnd"/>
       <w:r>
         <w:rPr>
-          <w:rFonts w:cs="B Nazanin"/>
-          <w:b/>
-          <w:bCs/>
-          <w:sz w:val="20"/>
-          <w:szCs w:val="20"/>
-        </w:rPr>
-        <w:t>}</w:t>
-      </w:r>
-      <w:r>
-        <w:rPr>
-          <w:rFonts w:cs="B Nazanin"/>
-          <w:sz w:val="20"/>
-          <w:szCs w:val="20"/>
-        </w:rPr>
-        <w:t xml:space="preserve"> </w:t>
-      </w:r>
-      <w:r>
-        <w:rPr>
-          <w:rFonts w:cs="B Nazanin"/>
-          <w:sz w:val="20"/>
-          <w:szCs w:val="20"/>
-          <w:rtl/>
-        </w:rPr>
-        <w:t xml:space="preserve">نفر مبلغ </w:t>
-      </w:r>
-      <w:r>
-        <w:rPr>
-          <w:rFonts w:cs="B Nazanin"/>
-          <w:b/>
-          <w:bCs/>
-          <w:sz w:val="20"/>
-          <w:szCs w:val="20"/>
-        </w:rPr>
-        <w:t>{</w:t>
-      </w:r>
-      <w:proofErr w:type="spellStart"/>
-      <w:r>
-        <w:rPr>
-          <w:rFonts w:cs="B Nazanin"/>
-          <w:b/>
-          <w:bCs/>
-          <w:sz w:val="20"/>
-          <w:szCs w:val="20"/>
-        </w:rPr>
-        <w:t>total_reg_consult_all</w:t>
-      </w:r>
-      <w:proofErr w:type="spellEnd"/>
-      <w:r>
-        <w:rPr>
-          <w:rFonts w:cs="B Nazanin"/>
-          <w:b/>
-          <w:bCs/>
-          <w:sz w:val="20"/>
-          <w:szCs w:val="20"/>
+          <w:rFonts w:ascii="B Nazanin" w:hAnsi="B Nazanin" w:cs="B Nazanin"/>
+          <w:b/>
+          <w:bCs/>
         </w:rPr>
         <w:t>}</w:t>
       </w:r>
@@ -1938,6 +1832,7 @@
     </w:p>
     <w:p>
       <w:pPr>
+        <w:spacing w:line="240" w:lineRule="auto"/>
         <w:jc w:val="both"/>
         <w:rPr>
           <w:rFonts w:cs="B Nazanin"/>
@@ -1994,33 +1889,27 @@
       </w:r>
       <w:r>
         <w:rPr>
-          <w:rFonts w:cs="B Nazanin"/>
-          <w:b/>
-          <w:bCs/>
-          <w:sz w:val="20"/>
-          <w:szCs w:val="20"/>
+          <w:rFonts w:ascii="B Nazanin" w:hAnsi="B Nazanin" w:cs="B Nazanin"/>
+          <w:b/>
+          <w:bCs/>
         </w:rPr>
         <w:t>{</w:t>
       </w:r>
       <w:proofErr w:type="spellStart"/>
       <w:r>
         <w:rPr>
-          <w:rFonts w:cs="B Nazanin"/>
-          <w:b/>
-          <w:bCs/>
-          <w:sz w:val="20"/>
-          <w:szCs w:val="20"/>
+          <w:rFonts w:ascii="B Nazanin" w:hAnsi="B Nazanin" w:cs="B Nazanin"/>
+          <w:b/>
+          <w:bCs/>
         </w:rPr>
         <w:t>tiered_cost_per_person</w:t>
       </w:r>
       <w:proofErr w:type="spellEnd"/>
       <w:r>
         <w:rPr>
-          <w:rFonts w:cs="B Nazanin"/>
-          <w:b/>
-          <w:bCs/>
-          <w:sz w:val="20"/>
-          <w:szCs w:val="20"/>
+          <w:rFonts w:ascii="B Nazanin" w:hAnsi="B Nazanin" w:cs="B Nazanin"/>
+          <w:b/>
+          <w:bCs/>
         </w:rPr>
         <w:t>}</w:t>
       </w:r>
@@ -2043,43 +1932,35 @@
       </w:r>
       <w:r>
         <w:rPr>
-          <w:rFonts w:cs="B Nazanin"/>
-          <w:b/>
-          <w:bCs/>
-          <w:sz w:val="20"/>
-          <w:szCs w:val="20"/>
+          <w:rFonts w:ascii="B Nazanin" w:hAnsi="B Nazanin" w:cs="B Nazanin"/>
+          <w:b/>
+          <w:bCs/>
         </w:rPr>
         <w:t>{</w:t>
       </w:r>
       <w:proofErr w:type="spellStart"/>
       <w:r>
         <w:rPr>
-          <w:rFonts w:cs="B Nazanin"/>
-          <w:b/>
-          <w:bCs/>
-          <w:sz w:val="20"/>
-          <w:szCs w:val="20"/>
+          <w:rFonts w:ascii="B Nazanin" w:hAnsi="B Nazanin" w:cs="B Nazanin"/>
+          <w:b/>
+          <w:bCs/>
         </w:rPr>
         <w:t>student_count</w:t>
       </w:r>
       <w:r>
         <w:rPr>
-          <w:rFonts w:cs="B Nazanin"/>
-          <w:b/>
-          <w:bCs/>
-          <w:sz w:val="20"/>
-          <w:szCs w:val="20"/>
+          <w:rFonts w:ascii="B Nazanin" w:hAnsi="B Nazanin" w:cs="B Nazanin"/>
+          <w:b/>
+          <w:bCs/>
         </w:rPr>
         <w:t>-dahak</w:t>
       </w:r>
       <w:proofErr w:type="spellEnd"/>
       <w:r>
         <w:rPr>
-          <w:rFonts w:cs="B Nazanin"/>
-          <w:b/>
-          <w:bCs/>
-          <w:sz w:val="20"/>
-          <w:szCs w:val="20"/>
+          <w:rFonts w:ascii="B Nazanin" w:hAnsi="B Nazanin" w:cs="B Nazanin"/>
+          <w:b/>
+          <w:bCs/>
         </w:rPr>
         <w:t>}</w:t>
       </w:r>
@@ -2102,43 +1983,29 @@
       </w:r>
       <w:r>
         <w:rPr>
-          <w:rFonts w:cs="B Nazanin"/>
-          <w:b/>
-          <w:bCs/>
-          <w:sz w:val="20"/>
-          <w:szCs w:val="20"/>
+          <w:rFonts w:ascii="B Nazanin" w:hAnsi="B Nazanin" w:cs="B Nazanin"/>
+          <w:b/>
+          <w:bCs/>
         </w:rPr>
         <w:t>{</w:t>
       </w:r>
       <w:proofErr w:type="spellStart"/>
       <w:r>
         <w:rPr>
-          <w:rFonts w:cs="B Nazanin"/>
-          <w:b/>
-          <w:bCs/>
-          <w:sz w:val="20"/>
-          <w:szCs w:val="20"/>
+          <w:rFonts w:ascii="B Nazanin" w:hAnsi="B Nazanin" w:cs="B Nazanin"/>
+          <w:b/>
+          <w:bCs/>
         </w:rPr>
         <w:t>total_tiered_cost</w:t>
       </w:r>
       <w:proofErr w:type="spellEnd"/>
       <w:r>
         <w:rPr>
-          <w:rFonts w:cs="B Nazanin"/>
-          <w:b/>
-          <w:bCs/>
-          <w:sz w:val="20"/>
-          <w:szCs w:val="20"/>
-        </w:rPr>
-        <w:t>}</w:t>
-      </w:r>
-      <w:r>
-        <w:rPr>
-          <w:rFonts w:cs="B Nazanin"/>
-          <w:sz w:val="20"/>
-          <w:szCs w:val="20"/>
-        </w:rPr>
-        <w:t xml:space="preserve"> </w:t>
+          <w:rFonts w:ascii="B Nazanin" w:hAnsi="B Nazanin" w:cs="B Nazanin"/>
+          <w:b/>
+          <w:bCs/>
+        </w:rPr>
+        <w:t xml:space="preserve">} </w:t>
       </w:r>
       <w:r>
         <w:rPr>
@@ -2188,6 +2055,7 @@
     </w:p>
     <w:p>
       <w:pPr>
+        <w:spacing w:line="240" w:lineRule="auto"/>
         <w:jc w:val="both"/>
         <w:rPr>
           <w:rFonts w:cs="B Nazanin"/>
@@ -2253,33 +2121,27 @@
       </w:r>
       <w:r>
         <w:rPr>
-          <w:rFonts w:cs="B Nazanin"/>
-          <w:b/>
-          <w:bCs/>
-          <w:sz w:val="20"/>
-          <w:szCs w:val="20"/>
+          <w:rFonts w:ascii="B Nazanin" w:hAnsi="B Nazanin" w:cs="B Nazanin"/>
+          <w:b/>
+          <w:bCs/>
         </w:rPr>
         <w:t>{</w:t>
       </w:r>
       <w:proofErr w:type="spellStart"/>
       <w:r>
         <w:rPr>
-          <w:rFonts w:cs="B Nazanin"/>
-          <w:b/>
-          <w:bCs/>
-          <w:sz w:val="20"/>
-          <w:szCs w:val="20"/>
+          <w:rFonts w:ascii="B Nazanin" w:hAnsi="B Nazanin" w:cs="B Nazanin"/>
+          <w:b/>
+          <w:bCs/>
         </w:rPr>
         <w:t>course_name</w:t>
       </w:r>
       <w:proofErr w:type="spellEnd"/>
       <w:r>
         <w:rPr>
-          <w:rFonts w:cs="B Nazanin"/>
-          <w:b/>
-          <w:bCs/>
-          <w:sz w:val="20"/>
-          <w:szCs w:val="20"/>
+          <w:rFonts w:ascii="B Nazanin" w:hAnsi="B Nazanin" w:cs="B Nazanin"/>
+          <w:b/>
+          <w:bCs/>
         </w:rPr>
         <w:t>}</w:t>
       </w:r>
@@ -2310,33 +2172,27 @@
       </w:r>
       <w:r>
         <w:rPr>
-          <w:rFonts w:cs="B Nazanin"/>
-          <w:b/>
-          <w:bCs/>
-          <w:sz w:val="20"/>
-          <w:szCs w:val="20"/>
+          <w:rFonts w:ascii="B Nazanin" w:hAnsi="B Nazanin" w:cs="B Nazanin"/>
+          <w:b/>
+          <w:bCs/>
         </w:rPr>
         <w:t>{</w:t>
       </w:r>
       <w:proofErr w:type="spellStart"/>
       <w:r>
         <w:rPr>
-          <w:rFonts w:cs="B Nazanin"/>
-          <w:b/>
-          <w:bCs/>
-          <w:sz w:val="20"/>
-          <w:szCs w:val="20"/>
+          <w:rFonts w:ascii="B Nazanin" w:hAnsi="B Nazanin" w:cs="B Nazanin"/>
+          <w:b/>
+          <w:bCs/>
         </w:rPr>
         <w:t>exam_fee_per_person</w:t>
       </w:r>
       <w:proofErr w:type="spellEnd"/>
       <w:r>
         <w:rPr>
-          <w:rFonts w:cs="B Nazanin"/>
-          <w:b/>
-          <w:bCs/>
-          <w:sz w:val="20"/>
-          <w:szCs w:val="20"/>
+          <w:rFonts w:ascii="B Nazanin" w:hAnsi="B Nazanin" w:cs="B Nazanin"/>
+          <w:b/>
+          <w:bCs/>
         </w:rPr>
         <w:t>}</w:t>
       </w:r>
@@ -2359,33 +2215,27 @@
       </w:r>
       <w:r>
         <w:rPr>
-          <w:rFonts w:cs="B Nazanin"/>
-          <w:b/>
-          <w:bCs/>
-          <w:sz w:val="20"/>
-          <w:szCs w:val="20"/>
+          <w:rFonts w:ascii="B Nazanin" w:hAnsi="B Nazanin" w:cs="B Nazanin"/>
+          <w:b/>
+          <w:bCs/>
         </w:rPr>
         <w:t>{</w:t>
       </w:r>
       <w:proofErr w:type="spellStart"/>
       <w:r>
         <w:rPr>
-          <w:rFonts w:cs="B Nazanin"/>
-          <w:b/>
-          <w:bCs/>
-          <w:sz w:val="20"/>
-          <w:szCs w:val="20"/>
+          <w:rFonts w:ascii="B Nazanin" w:hAnsi="B Nazanin" w:cs="B Nazanin"/>
+          <w:b/>
+          <w:bCs/>
         </w:rPr>
         <w:t>student_count</w:t>
       </w:r>
       <w:proofErr w:type="spellEnd"/>
       <w:r>
         <w:rPr>
-          <w:rFonts w:cs="B Nazanin"/>
-          <w:b/>
-          <w:bCs/>
-          <w:sz w:val="20"/>
-          <w:szCs w:val="20"/>
+          <w:rFonts w:ascii="B Nazanin" w:hAnsi="B Nazanin" w:cs="B Nazanin"/>
+          <w:b/>
+          <w:bCs/>
         </w:rPr>
         <w:t>}</w:t>
       </w:r>
@@ -2408,33 +2258,27 @@
       </w:r>
       <w:r>
         <w:rPr>
-          <w:rFonts w:cs="B Nazanin"/>
-          <w:b/>
-          <w:bCs/>
-          <w:sz w:val="20"/>
-          <w:szCs w:val="20"/>
+          <w:rFonts w:ascii="B Nazanin" w:hAnsi="B Nazanin" w:cs="B Nazanin"/>
+          <w:b/>
+          <w:bCs/>
         </w:rPr>
         <w:t>{</w:t>
       </w:r>
       <w:proofErr w:type="spellStart"/>
       <w:r>
         <w:rPr>
-          <w:rFonts w:cs="B Nazanin"/>
-          <w:b/>
-          <w:bCs/>
-          <w:sz w:val="20"/>
-          <w:szCs w:val="20"/>
+          <w:rFonts w:ascii="B Nazanin" w:hAnsi="B Nazanin" w:cs="B Nazanin"/>
+          <w:b/>
+          <w:bCs/>
         </w:rPr>
         <w:t>total_exam_fee</w:t>
       </w:r>
       <w:proofErr w:type="spellEnd"/>
       <w:r>
         <w:rPr>
-          <w:rFonts w:cs="B Nazanin"/>
-          <w:b/>
-          <w:bCs/>
-          <w:sz w:val="20"/>
-          <w:szCs w:val="20"/>
+          <w:rFonts w:ascii="B Nazanin" w:hAnsi="B Nazanin" w:cs="B Nazanin"/>
+          <w:b/>
+          <w:bCs/>
         </w:rPr>
         <w:t>}</w:t>
       </w:r>
@@ -2511,43 +2355,29 @@
       </w:r>
       <w:r>
         <w:rPr>
-          <w:rFonts w:cs="B Nazanin"/>
-          <w:b/>
-          <w:bCs/>
-          <w:sz w:val="20"/>
-          <w:szCs w:val="20"/>
+          <w:rFonts w:ascii="B Nazanin" w:hAnsi="B Nazanin" w:cs="B Nazanin"/>
+          <w:b/>
+          <w:bCs/>
         </w:rPr>
         <w:t>{</w:t>
       </w:r>
       <w:proofErr w:type="spellStart"/>
       <w:r>
         <w:rPr>
-          <w:rFonts w:cs="B Nazanin"/>
-          <w:b/>
-          <w:bCs/>
-          <w:sz w:val="20"/>
-          <w:szCs w:val="20"/>
+          <w:rFonts w:ascii="B Nazanin" w:hAnsi="B Nazanin" w:cs="B Nazanin"/>
+          <w:b/>
+          <w:bCs/>
         </w:rPr>
         <w:t>student_count</w:t>
       </w:r>
       <w:proofErr w:type="spellEnd"/>
       <w:r>
         <w:rPr>
-          <w:rFonts w:cs="B Nazanin"/>
-          <w:b/>
-          <w:bCs/>
-          <w:sz w:val="20"/>
-          <w:szCs w:val="20"/>
-        </w:rPr>
-        <w:t>}</w:t>
-      </w:r>
-      <w:r>
-        <w:rPr>
-          <w:rFonts w:cs="B Nazanin"/>
-          <w:sz w:val="20"/>
-          <w:szCs w:val="20"/>
-        </w:rPr>
-        <w:t xml:space="preserve"> </w:t>
+          <w:rFonts w:ascii="B Nazanin" w:hAnsi="B Nazanin" w:cs="B Nazanin"/>
+          <w:b/>
+          <w:bCs/>
+        </w:rPr>
+        <w:t xml:space="preserve">} </w:t>
       </w:r>
       <w:r>
         <w:rPr>
@@ -2560,33 +2390,27 @@
       </w:r>
       <w:r>
         <w:rPr>
-          <w:rFonts w:cs="B Nazanin"/>
-          <w:b/>
-          <w:bCs/>
-          <w:sz w:val="20"/>
-          <w:szCs w:val="20"/>
+          <w:rFonts w:ascii="B Nazanin" w:hAnsi="B Nazanin" w:cs="B Nazanin"/>
+          <w:b/>
+          <w:bCs/>
         </w:rPr>
         <w:t>{</w:t>
       </w:r>
       <w:proofErr w:type="spellStart"/>
       <w:r>
         <w:rPr>
-          <w:rFonts w:cs="B Nazanin"/>
-          <w:b/>
-          <w:bCs/>
-          <w:sz w:val="20"/>
-          <w:szCs w:val="20"/>
+          <w:rFonts w:ascii="B Nazanin" w:hAnsi="B Nazanin" w:cs="B Nazanin"/>
+          <w:b/>
+          <w:bCs/>
         </w:rPr>
         <w:t>total_cert_fee</w:t>
       </w:r>
       <w:proofErr w:type="spellEnd"/>
       <w:r>
         <w:rPr>
-          <w:rFonts w:cs="B Nazanin"/>
-          <w:b/>
-          <w:bCs/>
-          <w:sz w:val="20"/>
-          <w:szCs w:val="20"/>
+          <w:rFonts w:ascii="B Nazanin" w:hAnsi="B Nazanin" w:cs="B Nazanin"/>
+          <w:b/>
+          <w:bCs/>
         </w:rPr>
         <w:t>}</w:t>
       </w:r>
@@ -2638,6 +2462,7 @@
     </w:p>
     <w:p>
       <w:pPr>
+        <w:spacing w:line="240" w:lineRule="auto"/>
         <w:jc w:val="both"/>
         <w:rPr>
           <w:rFonts w:cs="B Nazanin"/>
@@ -2731,6 +2556,7 @@
     </w:p>
     <w:p>
       <w:pPr>
+        <w:spacing w:line="240" w:lineRule="auto"/>
         <w:jc w:val="both"/>
         <w:rPr>
           <w:rFonts w:cs="B Nazanin"/>
@@ -2796,6 +2622,7 @@
     </w:p>
     <w:p>
       <w:pPr>
+        <w:spacing w:line="240" w:lineRule="auto"/>
         <w:jc w:val="both"/>
         <w:rPr>
           <w:rFonts w:cs="B Nazanin"/>
@@ -2862,6 +2689,7 @@
     </w:p>
     <w:p>
       <w:pPr>
+        <w:spacing w:line="240" w:lineRule="auto"/>
         <w:jc w:val="both"/>
         <w:rPr>
           <w:rFonts w:cs="B Nazanin"/>
@@ -2928,6 +2756,7 @@
     </w:p>
     <w:p>
       <w:pPr>
+        <w:spacing w:line="240" w:lineRule="auto"/>
         <w:jc w:val="both"/>
         <w:rPr>
           <w:rFonts w:cs="B Nazanin"/>
@@ -2950,6 +2779,7 @@
     </w:p>
     <w:p>
       <w:pPr>
+        <w:spacing w:line="240" w:lineRule="auto"/>
         <w:jc w:val="both"/>
         <w:rPr>
           <w:rFonts w:cs="B Nazanin"/>
@@ -2969,33 +2799,62 @@
       </w:r>
       <w:r>
         <w:rPr>
-          <w:rFonts w:cs="B Nazanin"/>
-          <w:b/>
-          <w:bCs/>
-          <w:sz w:val="20"/>
-          <w:szCs w:val="20"/>
+          <w:rFonts w:ascii="B Nazanin" w:hAnsi="B Nazanin" w:cs="B Nazanin"/>
+          <w:b/>
+          <w:bCs/>
         </w:rPr>
         <w:t>{</w:t>
       </w:r>
       <w:proofErr w:type="spellStart"/>
       <w:r>
         <w:rPr>
-          <w:rFonts w:cs="B Nazanin"/>
-          <w:b/>
-          <w:bCs/>
-          <w:sz w:val="20"/>
-          <w:szCs w:val="20"/>
+          <w:rFonts w:ascii="B Nazanin" w:hAnsi="B Nazanin" w:cs="B Nazanin"/>
+          <w:b/>
+          <w:bCs/>
         </w:rPr>
         <w:t>start_date</w:t>
       </w:r>
       <w:proofErr w:type="spellEnd"/>
       <w:r>
         <w:rPr>
-          <w:rFonts w:cs="B Nazanin"/>
-          <w:b/>
-          <w:bCs/>
-          <w:sz w:val="20"/>
-          <w:szCs w:val="20"/>
+          <w:rFonts w:ascii="B Nazanin" w:hAnsi="B Nazanin" w:cs="B Nazanin"/>
+          <w:b/>
+          <w:bCs/>
+        </w:rPr>
+        <w:t xml:space="preserve">} </w:t>
+      </w:r>
+      <w:r>
+        <w:rPr>
+          <w:rFonts w:cs="B Nazanin"/>
+          <w:sz w:val="20"/>
+          <w:szCs w:val="20"/>
+          <w:rtl/>
+        </w:rPr>
+        <w:t xml:space="preserve">تا تاریخ </w:t>
+      </w:r>
+      <w:r>
+        <w:rPr>
+          <w:rFonts w:ascii="B Nazanin" w:hAnsi="B Nazanin" w:cs="B Nazanin"/>
+          <w:b/>
+          <w:bCs/>
+        </w:rPr>
+        <w:t>{</w:t>
+      </w:r>
+      <w:proofErr w:type="spellStart"/>
+      <w:r>
+        <w:rPr>
+          <w:rFonts w:ascii="B Nazanin" w:hAnsi="B Nazanin" w:cs="B Nazanin"/>
+          <w:b/>
+          <w:bCs/>
+        </w:rPr>
+        <w:t>end_date</w:t>
+      </w:r>
+      <w:proofErr w:type="spellEnd"/>
+      <w:r>
+        <w:rPr>
+          <w:rFonts w:ascii="B Nazanin" w:hAnsi="B Nazanin" w:cs="B Nazanin"/>
+          <w:b/>
+          <w:bCs/>
         </w:rPr>
         <w:t>}</w:t>
       </w:r>
@@ -3014,86 +2873,31 @@
           <w:szCs w:val="20"/>
           <w:rtl/>
         </w:rPr>
-        <w:t xml:space="preserve">تا تاریخ </w:t>
-      </w:r>
-      <w:r>
-        <w:rPr>
-          <w:rFonts w:cs="B Nazanin"/>
-          <w:b/>
-          <w:bCs/>
-          <w:sz w:val="20"/>
-          <w:szCs w:val="20"/>
+        <w:t xml:space="preserve">به مدت </w:t>
+      </w:r>
+      <w:r>
+        <w:rPr>
+          <w:rFonts w:ascii="B Nazanin" w:hAnsi="B Nazanin" w:cs="B Nazanin"/>
+          <w:b/>
+          <w:bCs/>
         </w:rPr>
         <w:t>{</w:t>
       </w:r>
       <w:proofErr w:type="spellStart"/>
       <w:r>
         <w:rPr>
-          <w:rFonts w:cs="B Nazanin"/>
-          <w:b/>
-          <w:bCs/>
-          <w:sz w:val="20"/>
-          <w:szCs w:val="20"/>
-        </w:rPr>
-        <w:t>end_date</w:t>
+          <w:rFonts w:ascii="B Nazanin" w:hAnsi="B Nazanin" w:cs="B Nazanin"/>
+          <w:b/>
+          <w:bCs/>
+        </w:rPr>
+        <w:t>total_days</w:t>
       </w:r>
       <w:proofErr w:type="spellEnd"/>
       <w:r>
         <w:rPr>
-          <w:rFonts w:cs="B Nazanin"/>
-          <w:b/>
-          <w:bCs/>
-          <w:sz w:val="20"/>
-          <w:szCs w:val="20"/>
-        </w:rPr>
-        <w:t>}</w:t>
-      </w:r>
-      <w:r>
-        <w:rPr>
-          <w:rFonts w:cs="B Nazanin"/>
-          <w:sz w:val="20"/>
-          <w:szCs w:val="20"/>
-        </w:rPr>
-        <w:t xml:space="preserve"> </w:t>
-      </w:r>
-      <w:r>
-        <w:rPr>
-          <w:rFonts w:cs="B Nazanin"/>
-          <w:sz w:val="20"/>
-          <w:szCs w:val="20"/>
-          <w:rtl/>
-        </w:rPr>
-        <w:t xml:space="preserve">به مدت </w:t>
-      </w:r>
-      <w:r>
-        <w:rPr>
-          <w:rFonts w:cs="B Nazanin"/>
-          <w:b/>
-          <w:bCs/>
-          <w:sz w:val="20"/>
-          <w:szCs w:val="20"/>
-        </w:rPr>
-        <w:t>{</w:t>
-      </w:r>
-      <w:proofErr w:type="spellStart"/>
-      <w:r>
-        <w:rPr>
-          <w:rFonts w:cs="B Nazanin"/>
-          <w:b/>
-          <w:bCs/>
-          <w:sz w:val="20"/>
-          <w:szCs w:val="20"/>
-        </w:rPr>
-        <w:t>total_days</w:t>
-      </w:r>
-      <w:proofErr w:type="spellEnd"/>
-      <w:r>
-        <w:rPr>
-          <w:rFonts w:cs="B Nazanin"/>
-          <w:b/>
-          <w:bCs/>
-          <w:sz w:val="20"/>
-          <w:szCs w:val="20"/>
+          <w:rFonts w:ascii="B Nazanin" w:hAnsi="B Nazanin" w:cs="B Nazanin"/>
+          <w:b/>
+          <w:bCs/>
         </w:rPr>
         <w:t>}</w:t>
       </w:r>
@@ -3550,7 +3354,9 @@
             <w:pPr>
               <w:jc w:val="both"/>
               <w:rPr>
-                <w:rFonts w:cs="B Nazanin"/>
+                <w:rFonts w:ascii="B Nazanin" w:hAnsi="B Nazanin" w:cs="B Nazanin"/>
+                <w:b/>
+                <w:bCs/>
                 <w:sz w:val="16"/>
                 <w:szCs w:val="16"/>
                 <w:rtl/>
@@ -3558,7 +3364,9 @@
             </w:pPr>
             <w:r>
               <w:rPr>
-                <w:rFonts w:cs="B Nazanin"/>
+                <w:rFonts w:ascii="B Nazanin" w:hAnsi="B Nazanin" w:cs="B Nazanin"/>
+                <w:b/>
+                <w:bCs/>
                 <w:sz w:val="16"/>
                 <w:szCs w:val="16"/>
               </w:rPr>
@@ -3567,7 +3375,9 @@
             <w:proofErr w:type="spellStart"/>
             <w:r>
               <w:rPr>
-                <w:rFonts w:cs="B Nazanin"/>
+                <w:rFonts w:ascii="B Nazanin" w:hAnsi="B Nazanin" w:cs="B Nazanin"/>
+                <w:b/>
+                <w:bCs/>
                 <w:sz w:val="16"/>
                 <w:szCs w:val="16"/>
               </w:rPr>
@@ -3576,7 +3386,9 @@
             <w:proofErr w:type="spellEnd"/>
             <w:r>
               <w:rPr>
-                <w:rFonts w:cs="B Nazanin"/>
+                <w:rFonts w:ascii="B Nazanin" w:hAnsi="B Nazanin" w:cs="B Nazanin"/>
+                <w:b/>
+                <w:bCs/>
                 <w:sz w:val="16"/>
                 <w:szCs w:val="16"/>
               </w:rPr>
@@ -3599,7 +3411,8 @@
             <w:pPr>
               <w:jc w:val="both"/>
               <w:rPr>
-                <w:rFonts w:cs="B Nazanin"/>
+                <w:rFonts w:ascii="B Nazanin" w:hAnsi="B Nazanin" w:cs="B Nazanin"/>
+                <w:b/>
                 <w:bCs/>
                 <w:sz w:val="16"/>
                 <w:szCs w:val="16"/>
@@ -3607,7 +3420,8 @@
             </w:pPr>
             <w:r>
               <w:rPr>
-                <w:rFonts w:cs="B Nazanin"/>
+                <w:rFonts w:ascii="B Nazanin" w:hAnsi="B Nazanin" w:cs="B Nazanin"/>
+                <w:b/>
                 <w:bCs/>
                 <w:sz w:val="16"/>
                 <w:szCs w:val="16"/>
@@ -3617,7 +3431,8 @@
             <w:proofErr w:type="spellStart"/>
             <w:r>
               <w:rPr>
-                <w:rFonts w:cs="B Nazanin"/>
+                <w:rFonts w:ascii="B Nazanin" w:hAnsi="B Nazanin" w:cs="B Nazanin"/>
+                <w:b/>
                 <w:bCs/>
                 <w:sz w:val="16"/>
                 <w:szCs w:val="16"/>
@@ -3627,7 +3442,8 @@
             <w:proofErr w:type="spellEnd"/>
             <w:r>
               <w:rPr>
-                <w:rFonts w:cs="B Nazanin"/>
+                <w:rFonts w:ascii="B Nazanin" w:hAnsi="B Nazanin" w:cs="B Nazanin"/>
+                <w:b/>
                 <w:bCs/>
                 <w:sz w:val="16"/>
                 <w:szCs w:val="16"/>
@@ -3651,7 +3467,8 @@
             <w:pPr>
               <w:jc w:val="both"/>
               <w:rPr>
-                <w:rFonts w:cs="B Nazanin"/>
+                <w:rFonts w:ascii="B Nazanin" w:hAnsi="B Nazanin" w:cs="B Nazanin"/>
+                <w:b/>
                 <w:bCs/>
                 <w:sz w:val="16"/>
                 <w:szCs w:val="16"/>
@@ -3659,7 +3476,8 @@
             </w:pPr>
             <w:r>
               <w:rPr>
-                <w:rFonts w:cs="B Nazanin"/>
+                <w:rFonts w:ascii="B Nazanin" w:hAnsi="B Nazanin" w:cs="B Nazanin"/>
+                <w:b/>
                 <w:bCs/>
                 <w:sz w:val="16"/>
                 <w:szCs w:val="16"/>
@@ -3669,7 +3487,8 @@
             <w:proofErr w:type="spellStart"/>
             <w:r>
               <w:rPr>
-                <w:rFonts w:cs="B Nazanin"/>
+                <w:rFonts w:ascii="B Nazanin" w:hAnsi="B Nazanin" w:cs="B Nazanin"/>
+                <w:b/>
                 <w:bCs/>
                 <w:sz w:val="16"/>
                 <w:szCs w:val="16"/>
@@ -3679,7 +3498,8 @@
             <w:proofErr w:type="spellEnd"/>
             <w:r>
               <w:rPr>
-                <w:rFonts w:cs="B Nazanin"/>
+                <w:rFonts w:ascii="B Nazanin" w:hAnsi="B Nazanin" w:cs="B Nazanin"/>
+                <w:b/>
                 <w:bCs/>
                 <w:sz w:val="16"/>
                 <w:szCs w:val="16"/>
@@ -3703,7 +3523,8 @@
             <w:pPr>
               <w:jc w:val="both"/>
               <w:rPr>
-                <w:rFonts w:cs="B Nazanin"/>
+                <w:rFonts w:ascii="B Nazanin" w:hAnsi="B Nazanin" w:cs="B Nazanin"/>
+                <w:b/>
                 <w:bCs/>
                 <w:sz w:val="16"/>
                 <w:szCs w:val="16"/>
@@ -3711,7 +3532,8 @@
             </w:pPr>
             <w:r>
               <w:rPr>
-                <w:rFonts w:cs="B Nazanin"/>
+                <w:rFonts w:ascii="B Nazanin" w:hAnsi="B Nazanin" w:cs="B Nazanin"/>
+                <w:b/>
                 <w:bCs/>
                 <w:sz w:val="16"/>
                 <w:szCs w:val="16"/>
@@ -3721,7 +3543,8 @@
             <w:proofErr w:type="spellStart"/>
             <w:r>
               <w:rPr>
-                <w:rFonts w:cs="B Nazanin"/>
+                <w:rFonts w:ascii="B Nazanin" w:hAnsi="B Nazanin" w:cs="B Nazanin"/>
+                <w:b/>
                 <w:bCs/>
                 <w:sz w:val="16"/>
                 <w:szCs w:val="16"/>
@@ -3731,7 +3554,8 @@
             <w:proofErr w:type="spellEnd"/>
             <w:r>
               <w:rPr>
-                <w:rFonts w:cs="B Nazanin"/>
+                <w:rFonts w:ascii="B Nazanin" w:hAnsi="B Nazanin" w:cs="B Nazanin"/>
+                <w:b/>
                 <w:bCs/>
                 <w:sz w:val="16"/>
                 <w:szCs w:val="16"/>
@@ -3755,7 +3579,8 @@
             <w:pPr>
               <w:jc w:val="both"/>
               <w:rPr>
-                <w:rFonts w:cs="B Nazanin"/>
+                <w:rFonts w:ascii="B Nazanin" w:hAnsi="B Nazanin" w:cs="B Nazanin"/>
+                <w:b/>
                 <w:bCs/>
                 <w:sz w:val="16"/>
                 <w:szCs w:val="16"/>
@@ -3763,7 +3588,8 @@
             </w:pPr>
             <w:r>
               <w:rPr>
-                <w:rFonts w:cs="B Nazanin"/>
+                <w:rFonts w:ascii="B Nazanin" w:hAnsi="B Nazanin" w:cs="B Nazanin"/>
+                <w:b/>
                 <w:bCs/>
                 <w:sz w:val="16"/>
                 <w:szCs w:val="16"/>
@@ -3773,7 +3599,8 @@
             <w:proofErr w:type="spellStart"/>
             <w:r>
               <w:rPr>
-                <w:rFonts w:cs="B Nazanin"/>
+                <w:rFonts w:ascii="B Nazanin" w:hAnsi="B Nazanin" w:cs="B Nazanin"/>
+                <w:b/>
                 <w:bCs/>
                 <w:sz w:val="16"/>
                 <w:szCs w:val="16"/>
@@ -3783,7 +3610,8 @@
             <w:proofErr w:type="spellEnd"/>
             <w:r>
               <w:rPr>
-                <w:rFonts w:cs="B Nazanin"/>
+                <w:rFonts w:ascii="B Nazanin" w:hAnsi="B Nazanin" w:cs="B Nazanin"/>
+                <w:b/>
                 <w:bCs/>
                 <w:sz w:val="16"/>
                 <w:szCs w:val="16"/>
@@ -3807,7 +3635,8 @@
             <w:pPr>
               <w:jc w:val="both"/>
               <w:rPr>
-                <w:rFonts w:cs="B Nazanin"/>
+                <w:rFonts w:ascii="B Nazanin" w:hAnsi="B Nazanin" w:cs="B Nazanin"/>
+                <w:b/>
                 <w:bCs/>
                 <w:sz w:val="16"/>
                 <w:szCs w:val="16"/>
@@ -3815,7 +3644,8 @@
             </w:pPr>
             <w:r>
               <w:rPr>
-                <w:rFonts w:cs="B Nazanin"/>
+                <w:rFonts w:ascii="B Nazanin" w:hAnsi="B Nazanin" w:cs="B Nazanin"/>
+                <w:b/>
                 <w:bCs/>
                 <w:sz w:val="16"/>
                 <w:szCs w:val="16"/>
@@ -3825,7 +3655,8 @@
             <w:proofErr w:type="spellStart"/>
             <w:r>
               <w:rPr>
-                <w:rFonts w:cs="B Nazanin"/>
+                <w:rFonts w:ascii="B Nazanin" w:hAnsi="B Nazanin" w:cs="B Nazanin"/>
+                <w:b/>
                 <w:bCs/>
                 <w:sz w:val="16"/>
                 <w:szCs w:val="16"/>
@@ -3835,7 +3666,8 @@
             <w:proofErr w:type="spellEnd"/>
             <w:r>
               <w:rPr>
-                <w:rFonts w:cs="B Nazanin"/>
+                <w:rFonts w:ascii="B Nazanin" w:hAnsi="B Nazanin" w:cs="B Nazanin"/>
+                <w:b/>
                 <w:bCs/>
                 <w:sz w:val="16"/>
                 <w:szCs w:val="16"/>
@@ -3859,7 +3691,8 @@
             <w:pPr>
               <w:jc w:val="both"/>
               <w:rPr>
-                <w:rFonts w:cs="B Nazanin"/>
+                <w:rFonts w:ascii="B Nazanin" w:hAnsi="B Nazanin" w:cs="B Nazanin"/>
+                <w:b/>
                 <w:bCs/>
                 <w:sz w:val="16"/>
                 <w:szCs w:val="16"/>
@@ -3867,7 +3700,8 @@
             </w:pPr>
             <w:r>
               <w:rPr>
-                <w:rFonts w:cs="B Nazanin"/>
+                <w:rFonts w:ascii="B Nazanin" w:hAnsi="B Nazanin" w:cs="B Nazanin"/>
+                <w:b/>
                 <w:bCs/>
                 <w:sz w:val="16"/>
                 <w:szCs w:val="16"/>
@@ -3877,7 +3711,8 @@
             <w:proofErr w:type="spellStart"/>
             <w:r>
               <w:rPr>
-                <w:rFonts w:cs="B Nazanin"/>
+                <w:rFonts w:ascii="B Nazanin" w:hAnsi="B Nazanin" w:cs="B Nazanin"/>
+                <w:b/>
                 <w:bCs/>
                 <w:sz w:val="16"/>
                 <w:szCs w:val="16"/>
@@ -3887,7 +3722,8 @@
             <w:proofErr w:type="spellEnd"/>
             <w:r>
               <w:rPr>
-                <w:rFonts w:cs="B Nazanin"/>
+                <w:rFonts w:ascii="B Nazanin" w:hAnsi="B Nazanin" w:cs="B Nazanin"/>
+                <w:b/>
                 <w:bCs/>
                 <w:sz w:val="16"/>
                 <w:szCs w:val="16"/>
@@ -3913,42 +3749,8 @@
               <w:bidi w:val="0"/>
               <w:jc w:val="center"/>
               <w:rPr>
-                <w:rFonts w:ascii="Arial" w:eastAsia="Times New Roman" w:hAnsi="Arial" w:cs="2  Nazanin"/>
-                <w:b/>
-                <w:bCs/>
-                <w:sz w:val="18"/>
-                <w:szCs w:val="18"/>
-              </w:rPr>
-            </w:pPr>
-            <w:r>
-              <w:rPr>
-                <w:rFonts w:ascii="Arial" w:eastAsia="Times New Roman" w:hAnsi="Arial" w:cs="2  Nazanin"/>
-                <w:b/>
-                <w:bCs/>
-                <w:sz w:val="18"/>
-                <w:szCs w:val="18"/>
-              </w:rPr>
-              <w:t>{table1_total}</w:t>
-            </w:r>
-          </w:p>
-        </w:tc>
-        <w:tc>
-          <w:tcPr>
-            <w:tcW w:w="1138" w:type="dxa"/>
-            <w:tcBorders>
-              <w:top w:val="single" w:sz="4" w:space="0" w:color="auto"/>
-              <w:left w:val="single" w:sz="4" w:space="0" w:color="auto"/>
-              <w:bottom w:val="single" w:sz="4" w:space="0" w:color="auto"/>
-              <w:right w:val="single" w:sz="4" w:space="0" w:color="auto"/>
-            </w:tcBorders>
-            <w:shd w:val="clear" w:color="auto" w:fill="FBE4D5" w:themeFill="accent2" w:themeFillTint="33"/>
-            <w:vAlign w:val="center"/>
-          </w:tcPr>
-          <w:p>
-            <w:pPr>
-              <w:jc w:val="both"/>
-              <w:rPr>
-                <w:rFonts w:cs="B Nazanin"/>
+                <w:rFonts w:ascii="B Nazanin" w:hAnsi="B Nazanin" w:cs="B Nazanin"/>
+                <w:b/>
                 <w:bCs/>
                 <w:sz w:val="16"/>
                 <w:szCs w:val="16"/>
@@ -3956,27 +3758,65 @@
             </w:pPr>
             <w:r>
               <w:rPr>
-                <w:rFonts w:cs="B Nazanin"/>
+                <w:rFonts w:ascii="B Nazanin" w:hAnsi="B Nazanin" w:cs="B Nazanin"/>
+                <w:b/>
                 <w:bCs/>
                 <w:sz w:val="16"/>
                 <w:szCs w:val="16"/>
               </w:rPr>
-              <w:t>{</w:t>
-            </w:r>
-            <w:proofErr w:type="spellStart"/>
-            <w:r>
-              <w:rPr>
-                <w:rFonts w:cs="B Nazanin"/>
+              <w:t>{table1_total}</w:t>
+            </w:r>
+          </w:p>
+        </w:tc>
+        <w:tc>
+          <w:tcPr>
+            <w:tcW w:w="1138" w:type="dxa"/>
+            <w:tcBorders>
+              <w:top w:val="single" w:sz="4" w:space="0" w:color="auto"/>
+              <w:left w:val="single" w:sz="4" w:space="0" w:color="auto"/>
+              <w:bottom w:val="single" w:sz="4" w:space="0" w:color="auto"/>
+              <w:right w:val="single" w:sz="4" w:space="0" w:color="auto"/>
+            </w:tcBorders>
+            <w:shd w:val="clear" w:color="auto" w:fill="FBE4D5" w:themeFill="accent2" w:themeFillTint="33"/>
+            <w:vAlign w:val="center"/>
+          </w:tcPr>
+          <w:p>
+            <w:pPr>
+              <w:jc w:val="both"/>
+              <w:rPr>
+                <w:rFonts w:ascii="B Nazanin" w:hAnsi="B Nazanin" w:cs="B Nazanin"/>
+                <w:b/>
                 <w:bCs/>
                 <w:sz w:val="16"/>
                 <w:szCs w:val="16"/>
               </w:rPr>
+            </w:pPr>
+            <w:r>
+              <w:rPr>
+                <w:rFonts w:ascii="B Nazanin" w:hAnsi="B Nazanin" w:cs="B Nazanin"/>
+                <w:b/>
+                <w:bCs/>
+                <w:sz w:val="16"/>
+                <w:szCs w:val="16"/>
+              </w:rPr>
+              <w:t>{</w:t>
+            </w:r>
+            <w:proofErr w:type="spellStart"/>
+            <w:r>
+              <w:rPr>
+                <w:rFonts w:ascii="B Nazanin" w:hAnsi="B Nazanin" w:cs="B Nazanin"/>
+                <w:b/>
+                <w:bCs/>
+                <w:sz w:val="16"/>
+                <w:szCs w:val="16"/>
+              </w:rPr>
               <w:t>total_course_amount</w:t>
             </w:r>
             <w:proofErr w:type="spellEnd"/>
             <w:r>
               <w:rPr>
-                <w:rFonts w:cs="B Nazanin"/>
+                <w:rFonts w:ascii="B Nazanin" w:hAnsi="B Nazanin" w:cs="B Nazanin"/>
+                <w:b/>
                 <w:bCs/>
                 <w:sz w:val="16"/>
                 <w:szCs w:val="16"/>
@@ -4014,6 +3854,7 @@
                 <w:szCs w:val="16"/>
               </w:rPr>
             </w:pPr>
+            <w:bookmarkStart w:id="0" w:name="_GoBack" w:colFirst="5" w:colLast="5"/>
           </w:p>
         </w:tc>
         <w:tc>
@@ -4078,10 +3919,9 @@
           </w:tcPr>
           <w:p>
             <w:pPr>
-              <w:bidi w:val="0"/>
-              <w:jc w:val="center"/>
-              <w:rPr>
-                <w:rFonts w:ascii="Arial" w:eastAsia="Times New Roman" w:hAnsi="Arial" w:cs="2  Nazanin"/>
+              <w:jc w:val="both"/>
+              <w:rPr>
+                <w:rFonts w:ascii="B Nazanin" w:hAnsi="B Nazanin" w:cs="B Nazanin"/>
                 <w:b/>
                 <w:bCs/>
                 <w:sz w:val="18"/>
@@ -4090,7 +3930,7 @@
             </w:pPr>
             <w:r>
               <w:rPr>
-                <w:rFonts w:ascii="Arial" w:eastAsia="Times New Roman" w:hAnsi="Arial" w:cs="2  Nazanin"/>
+                <w:rFonts w:ascii="B Nazanin" w:hAnsi="B Nazanin" w:cs="B Nazanin"/>
                 <w:b/>
                 <w:bCs/>
                 <w:sz w:val="18"/>
@@ -4116,38 +3956,42 @@
             <w:pPr>
               <w:jc w:val="both"/>
               <w:rPr>
-                <w:rFonts w:cs="B Nazanin"/>
-                <w:bCs/>
-                <w:sz w:val="16"/>
-                <w:szCs w:val="16"/>
-              </w:rPr>
-            </w:pPr>
-            <w:r>
-              <w:rPr>
-                <w:rFonts w:cs="B Nazanin"/>
-                <w:bCs/>
-                <w:sz w:val="16"/>
-                <w:szCs w:val="16"/>
+                <w:rFonts w:ascii="B Nazanin" w:hAnsi="B Nazanin" w:cs="B Nazanin"/>
+                <w:b/>
+                <w:bCs/>
+                <w:sz w:val="18"/>
+                <w:szCs w:val="18"/>
+              </w:rPr>
+            </w:pPr>
+            <w:r>
+              <w:rPr>
+                <w:rFonts w:ascii="B Nazanin" w:hAnsi="B Nazanin" w:cs="B Nazanin"/>
+                <w:b/>
+                <w:bCs/>
+                <w:sz w:val="18"/>
+                <w:szCs w:val="18"/>
               </w:rPr>
               <w:t>{</w:t>
             </w:r>
             <w:proofErr w:type="spellStart"/>
             <w:r>
               <w:rPr>
-                <w:rFonts w:cs="B Nazanin"/>
-                <w:bCs/>
-                <w:sz w:val="16"/>
-                <w:szCs w:val="16"/>
+                <w:rFonts w:ascii="B Nazanin" w:hAnsi="B Nazanin" w:cs="B Nazanin"/>
+                <w:b/>
+                <w:bCs/>
+                <w:sz w:val="18"/>
+                <w:szCs w:val="18"/>
               </w:rPr>
               <w:t>total_course_amount</w:t>
             </w:r>
             <w:proofErr w:type="spellEnd"/>
             <w:r>
               <w:rPr>
-                <w:rFonts w:cs="B Nazanin"/>
-                <w:bCs/>
-                <w:sz w:val="16"/>
-                <w:szCs w:val="16"/>
+                <w:rFonts w:ascii="B Nazanin" w:hAnsi="B Nazanin" w:cs="B Nazanin"/>
+                <w:b/>
+                <w:bCs/>
+                <w:sz w:val="18"/>
+                <w:szCs w:val="18"/>
               </w:rPr>
               <w:t>}</w:t>
             </w:r>
@@ -4155,17 +3999,7 @@
         </w:tc>
       </w:tr>
     </w:tbl>
-    <w:p>
-      <w:pPr>
-        <w:jc w:val="both"/>
-        <w:rPr>
-          <w:rFonts w:cs="B Nazanin"/>
-          <w:sz w:val="20"/>
-          <w:szCs w:val="20"/>
-          <w:rtl/>
-        </w:rPr>
-      </w:pPr>
-    </w:p>
+    <w:bookmarkEnd w:id="0"/>
     <w:p>
       <w:pPr>
         <w:tabs>
@@ -4210,7 +4044,7 @@
     <w:tbl>
       <w:tblPr>
         <w:tblStyle w:val="TableGrid"/>
-        <w:tblpPr w:leftFromText="180" w:rightFromText="180" w:vertAnchor="text" w:tblpY="239"/>
+        <w:tblpPr w:leftFromText="180" w:rightFromText="180" w:vertAnchor="text" w:tblpXSpec="center" w:tblpY="239"/>
         <w:bidiVisual/>
         <w:tblW w:w="10207" w:type="dxa"/>
         <w:tblLayout w:type="fixed"/>
@@ -4453,33 +4287,27 @@
             </w:pPr>
             <w:r>
               <w:rPr>
-                <w:rFonts w:ascii="Arial" w:eastAsia="Times New Roman" w:hAnsi="Arial" w:cs="2  Nazanin"/>
-                <w:b/>
-                <w:bCs/>
-                <w:sz w:val="18"/>
-                <w:szCs w:val="18"/>
+                <w:rFonts w:ascii="B Nazanin" w:eastAsiaTheme="minorHAnsi" w:hAnsi="B Nazanin" w:cs="B Nazanin"/>
+                <w:b/>
+                <w:bCs/>
               </w:rPr>
               <w:t>{</w:t>
             </w:r>
             <w:proofErr w:type="spellStart"/>
             <w:r>
               <w:rPr>
-                <w:rFonts w:ascii="Arial" w:eastAsia="Times New Roman" w:hAnsi="Arial" w:cs="2  Nazanin"/>
-                <w:b/>
-                <w:bCs/>
-                <w:sz w:val="18"/>
-                <w:szCs w:val="18"/>
+                <w:rFonts w:ascii="B Nazanin" w:eastAsiaTheme="minorHAnsi" w:hAnsi="B Nazanin" w:cs="B Nazanin"/>
+                <w:b/>
+                <w:bCs/>
               </w:rPr>
               <w:t>cluster_header</w:t>
             </w:r>
             <w:proofErr w:type="spellEnd"/>
             <w:r>
               <w:rPr>
-                <w:rFonts w:ascii="Arial" w:eastAsia="Times New Roman" w:hAnsi="Arial" w:cs="2  Nazanin"/>
-                <w:b/>
-                <w:bCs/>
-                <w:sz w:val="18"/>
-                <w:szCs w:val="18"/>
+                <w:rFonts w:ascii="B Nazanin" w:eastAsiaTheme="minorHAnsi" w:hAnsi="B Nazanin" w:cs="B Nazanin"/>
+                <w:b/>
+                <w:bCs/>
               </w:rPr>
               <w:t>}</w:t>
             </w:r>
@@ -4619,21 +4447,17 @@
               <w:bidi w:val="0"/>
               <w:jc w:val="center"/>
               <w:rPr>
-                <w:rFonts w:ascii="Arial" w:eastAsia="Times New Roman" w:hAnsi="Arial" w:cs="2  Nazanin"/>
-                <w:b/>
-                <w:bCs/>
-                <w:sz w:val="18"/>
-                <w:szCs w:val="18"/>
-                <w:rtl/>
-              </w:rPr>
-            </w:pPr>
-            <w:r>
-              <w:rPr>
-                <w:rFonts w:ascii="Arial" w:eastAsia="Times New Roman" w:hAnsi="Arial" w:cs="2  Nazanin"/>
-                <w:b/>
-                <w:bCs/>
-                <w:sz w:val="18"/>
-                <w:szCs w:val="18"/>
+                <w:rFonts w:ascii="B Nazanin" w:eastAsiaTheme="minorHAnsi" w:hAnsi="B Nazanin" w:cs="B Nazanin"/>
+                <w:b/>
+                <w:bCs/>
+                <w:rtl/>
+              </w:rPr>
+            </w:pPr>
+            <w:r>
+              <w:rPr>
+                <w:rFonts w:ascii="B Nazanin" w:eastAsiaTheme="minorHAnsi" w:hAnsi="B Nazanin" w:cs="B Nazanin"/>
+                <w:b/>
+                <w:bCs/>
               </w:rPr>
               <w:t>{req_1}</w:t>
             </w:r>
@@ -4648,14 +4472,24 @@
               <w:bottom w:val="single" w:sz="4" w:space="0" w:color="auto"/>
               <w:right w:val="single" w:sz="4" w:space="0" w:color="auto"/>
             </w:tcBorders>
-          </w:tcPr>
-          <w:p>
-            <w:pPr>
-              <w:rPr>
-                <w:rtl/>
-              </w:rPr>
-            </w:pPr>
-            <w:r>
+            <w:vAlign w:val="center"/>
+          </w:tcPr>
+          <w:p>
+            <w:pPr>
+              <w:jc w:val="center"/>
+              <w:rPr>
+                <w:rFonts w:ascii="B Nazanin" w:eastAsiaTheme="minorHAnsi" w:hAnsi="B Nazanin" w:cs="B Nazanin"/>
+                <w:b/>
+                <w:bCs/>
+                <w:rtl/>
+              </w:rPr>
+            </w:pPr>
+            <w:r>
+              <w:rPr>
+                <w:rFonts w:ascii="B Nazanin" w:eastAsiaTheme="minorHAnsi" w:hAnsi="B Nazanin" w:cs="B Nazanin"/>
+                <w:b/>
+                <w:bCs/>
+              </w:rPr>
               <w:t>{voc_1}</w:t>
             </w:r>
           </w:p>
@@ -4676,21 +4510,17 @@
               <w:bidi w:val="0"/>
               <w:jc w:val="center"/>
               <w:rPr>
-                <w:rFonts w:ascii="Arial" w:eastAsia="Times New Roman" w:hAnsi="Arial" w:cs="2  Nazanin"/>
-                <w:b/>
-                <w:bCs/>
-                <w:sz w:val="18"/>
-                <w:szCs w:val="18"/>
-                <w:rtl/>
-              </w:rPr>
-            </w:pPr>
-            <w:r>
-              <w:rPr>
-                <w:rFonts w:ascii="Arial" w:eastAsia="Times New Roman" w:hAnsi="Arial" w:cs="2  Nazanin"/>
-                <w:b/>
-                <w:bCs/>
-                <w:sz w:val="18"/>
-                <w:szCs w:val="18"/>
+                <w:rFonts w:ascii="B Nazanin" w:eastAsiaTheme="minorHAnsi" w:hAnsi="B Nazanin" w:cs="B Nazanin"/>
+                <w:b/>
+                <w:bCs/>
+                <w:rtl/>
+              </w:rPr>
+            </w:pPr>
+            <w:r>
+              <w:rPr>
+                <w:rFonts w:ascii="B Nazanin" w:eastAsiaTheme="minorHAnsi" w:hAnsi="B Nazanin" w:cs="B Nazanin"/>
+                <w:b/>
+                <w:bCs/>
               </w:rPr>
               <w:t>{w_1}</w:t>
             </w:r>
@@ -4705,17 +4535,41 @@
               <w:bottom w:val="single" w:sz="4" w:space="0" w:color="auto"/>
               <w:right w:val="single" w:sz="4" w:space="0" w:color="auto"/>
             </w:tcBorders>
-          </w:tcPr>
-          <w:p>
-            <w:r>
+            <w:vAlign w:val="center"/>
+          </w:tcPr>
+          <w:p>
+            <w:pPr>
+              <w:jc w:val="center"/>
+              <w:rPr>
+                <w:rFonts w:ascii="B Nazanin" w:eastAsiaTheme="minorHAnsi" w:hAnsi="B Nazanin" w:cs="B Nazanin"/>
+                <w:b/>
+                <w:bCs/>
+              </w:rPr>
+            </w:pPr>
+            <w:r>
+              <w:rPr>
+                <w:rFonts w:ascii="B Nazanin" w:eastAsiaTheme="minorHAnsi" w:hAnsi="B Nazanin" w:cs="B Nazanin"/>
+                <w:b/>
+                <w:bCs/>
+              </w:rPr>
               <w:t>{</w:t>
             </w:r>
             <w:proofErr w:type="spellStart"/>
             <w:r>
+              <w:rPr>
+                <w:rFonts w:ascii="B Nazanin" w:eastAsiaTheme="minorHAnsi" w:hAnsi="B Nazanin" w:cs="B Nazanin"/>
+                <w:b/>
+                <w:bCs/>
+              </w:rPr>
               <w:t>base_tariff</w:t>
             </w:r>
             <w:proofErr w:type="spellEnd"/>
             <w:r>
+              <w:rPr>
+                <w:rFonts w:ascii="B Nazanin" w:eastAsiaTheme="minorHAnsi" w:hAnsi="B Nazanin" w:cs="B Nazanin"/>
+                <w:b/>
+                <w:bCs/>
+              </w:rPr>
               <w:t>}</w:t>
             </w:r>
           </w:p>
@@ -4736,20 +4590,16 @@
               <w:bidi w:val="0"/>
               <w:jc w:val="center"/>
               <w:rPr>
-                <w:rFonts w:ascii="Arial" w:eastAsia="Times New Roman" w:hAnsi="Arial" w:cs="2  Nazanin"/>
-                <w:b/>
-                <w:bCs/>
-                <w:sz w:val="18"/>
-                <w:szCs w:val="18"/>
-              </w:rPr>
-            </w:pPr>
-            <w:r>
-              <w:rPr>
-                <w:rFonts w:ascii="Arial" w:eastAsia="Times New Roman" w:hAnsi="Arial" w:cs="2  Nazanin"/>
-                <w:b/>
-                <w:bCs/>
-                <w:sz w:val="18"/>
-                <w:szCs w:val="18"/>
+                <w:rFonts w:ascii="B Nazanin" w:eastAsiaTheme="minorHAnsi" w:hAnsi="B Nazanin" w:cs="B Nazanin"/>
+                <w:b/>
+                <w:bCs/>
+              </w:rPr>
+            </w:pPr>
+            <w:r>
+              <w:rPr>
+                <w:rFonts w:ascii="B Nazanin" w:eastAsiaTheme="minorHAnsi" w:hAnsi="B Nazanin" w:cs="B Nazanin"/>
+                <w:b/>
+                <w:bCs/>
               </w:rPr>
               <w:t>{row1_cost}</w:t>
             </w:r>
@@ -4850,20 +4700,16 @@
               <w:bidi w:val="0"/>
               <w:jc w:val="center"/>
               <w:rPr>
-                <w:rFonts w:ascii="Arial" w:eastAsia="Times New Roman" w:hAnsi="Arial" w:cs="2  Nazanin"/>
-                <w:b/>
-                <w:bCs/>
-                <w:sz w:val="18"/>
-                <w:szCs w:val="18"/>
-              </w:rPr>
-            </w:pPr>
-            <w:r>
-              <w:rPr>
-                <w:rFonts w:ascii="Arial" w:eastAsia="Times New Roman" w:hAnsi="Arial" w:cs="2  Nazanin"/>
-                <w:b/>
-                <w:bCs/>
-                <w:sz w:val="18"/>
-                <w:szCs w:val="18"/>
+                <w:rFonts w:ascii="B Nazanin" w:eastAsiaTheme="minorHAnsi" w:hAnsi="B Nazanin" w:cs="B Nazanin"/>
+                <w:b/>
+                <w:bCs/>
+              </w:rPr>
+            </w:pPr>
+            <w:r>
+              <w:rPr>
+                <w:rFonts w:ascii="B Nazanin" w:eastAsiaTheme="minorHAnsi" w:hAnsi="B Nazanin" w:cs="B Nazanin"/>
+                <w:b/>
+                <w:bCs/>
               </w:rPr>
               <w:t>{req_2}</w:t>
             </w:r>
@@ -4878,101 +4724,109 @@
               <w:bottom w:val="single" w:sz="4" w:space="0" w:color="auto"/>
               <w:right w:val="single" w:sz="4" w:space="0" w:color="auto"/>
             </w:tcBorders>
-          </w:tcPr>
-          <w:p>
-            <w:r>
-              <w:t>{voc_</w:t>
-            </w:r>
-            <w:r>
-              <w:t>2</w:t>
-            </w:r>
-            <w:r>
+            <w:vAlign w:val="center"/>
+          </w:tcPr>
+          <w:p>
+            <w:pPr>
+              <w:jc w:val="center"/>
+              <w:rPr>
+                <w:rFonts w:ascii="B Nazanin" w:eastAsiaTheme="minorHAnsi" w:hAnsi="B Nazanin" w:cs="B Nazanin"/>
+                <w:b/>
+                <w:bCs/>
+              </w:rPr>
+            </w:pPr>
+            <w:r>
+              <w:rPr>
+                <w:rFonts w:ascii="B Nazanin" w:eastAsiaTheme="minorHAnsi" w:hAnsi="B Nazanin" w:cs="B Nazanin"/>
+                <w:b/>
+                <w:bCs/>
+              </w:rPr>
+              <w:t>{voc_2}</w:t>
+            </w:r>
+          </w:p>
+        </w:tc>
+        <w:tc>
+          <w:tcPr>
+            <w:tcW w:w="846" w:type="dxa"/>
+            <w:tcBorders>
+              <w:top w:val="single" w:sz="4" w:space="0" w:color="auto"/>
+              <w:left w:val="single" w:sz="4" w:space="0" w:color="auto"/>
+              <w:bottom w:val="single" w:sz="4" w:space="0" w:color="auto"/>
+              <w:right w:val="single" w:sz="4" w:space="0" w:color="auto"/>
+            </w:tcBorders>
+            <w:vAlign w:val="center"/>
+          </w:tcPr>
+          <w:p>
+            <w:pPr>
+              <w:bidi w:val="0"/>
+              <w:jc w:val="center"/>
+              <w:rPr>
+                <w:rFonts w:ascii="B Nazanin" w:eastAsiaTheme="minorHAnsi" w:hAnsi="B Nazanin" w:cs="B Nazanin"/>
+                <w:b/>
+                <w:bCs/>
+                <w:rtl/>
+              </w:rPr>
+            </w:pPr>
+            <w:r>
+              <w:rPr>
+                <w:rFonts w:ascii="B Nazanin" w:eastAsiaTheme="minorHAnsi" w:hAnsi="B Nazanin" w:cs="B Nazanin"/>
+                <w:b/>
+                <w:bCs/>
+              </w:rPr>
+              <w:t>{w_2}</w:t>
+            </w:r>
+          </w:p>
+        </w:tc>
+        <w:tc>
+          <w:tcPr>
+            <w:tcW w:w="2305" w:type="dxa"/>
+            <w:tcBorders>
+              <w:top w:val="single" w:sz="4" w:space="0" w:color="auto"/>
+              <w:left w:val="single" w:sz="4" w:space="0" w:color="auto"/>
+              <w:bottom w:val="single" w:sz="4" w:space="0" w:color="auto"/>
+              <w:right w:val="single" w:sz="4" w:space="0" w:color="auto"/>
+            </w:tcBorders>
+            <w:vAlign w:val="center"/>
+          </w:tcPr>
+          <w:p>
+            <w:pPr>
+              <w:jc w:val="center"/>
+              <w:rPr>
+                <w:rFonts w:ascii="B Nazanin" w:eastAsiaTheme="minorHAnsi" w:hAnsi="B Nazanin" w:cs="B Nazanin"/>
+                <w:b/>
+                <w:bCs/>
+              </w:rPr>
+            </w:pPr>
+            <w:r>
+              <w:rPr>
+                <w:rFonts w:ascii="B Nazanin" w:eastAsiaTheme="minorHAnsi" w:hAnsi="B Nazanin" w:cs="B Nazanin"/>
+                <w:b/>
+                <w:bCs/>
+              </w:rPr>
+              <w:t>{</w:t>
+            </w:r>
+            <w:proofErr w:type="spellStart"/>
+            <w:r>
+              <w:rPr>
+                <w:rFonts w:ascii="B Nazanin" w:eastAsiaTheme="minorHAnsi" w:hAnsi="B Nazanin" w:cs="B Nazanin"/>
+                <w:b/>
+                <w:bCs/>
+              </w:rPr>
+              <w:t>base_tariff</w:t>
+            </w:r>
+            <w:proofErr w:type="spellEnd"/>
+            <w:r>
+              <w:rPr>
+                <w:rFonts w:ascii="B Nazanin" w:eastAsiaTheme="minorHAnsi" w:hAnsi="B Nazanin" w:cs="B Nazanin"/>
+                <w:b/>
+                <w:bCs/>
+              </w:rPr>
               <w:t>}</w:t>
             </w:r>
           </w:p>
         </w:tc>
         <w:tc>
           <w:tcPr>
-            <w:tcW w:w="846" w:type="dxa"/>
-            <w:tcBorders>
-              <w:top w:val="single" w:sz="4" w:space="0" w:color="auto"/>
-              <w:left w:val="single" w:sz="4" w:space="0" w:color="auto"/>
-              <w:bottom w:val="single" w:sz="4" w:space="0" w:color="auto"/>
-              <w:right w:val="single" w:sz="4" w:space="0" w:color="auto"/>
-            </w:tcBorders>
-            <w:vAlign w:val="center"/>
-          </w:tcPr>
-          <w:p>
-            <w:pPr>
-              <w:bidi w:val="0"/>
-              <w:jc w:val="center"/>
-              <w:rPr>
-                <w:rFonts w:ascii="Arial" w:eastAsia="Times New Roman" w:hAnsi="Arial" w:cs="2  Nazanin"/>
-                <w:b/>
-                <w:bCs/>
-                <w:sz w:val="18"/>
-                <w:szCs w:val="18"/>
-                <w:rtl/>
-              </w:rPr>
-            </w:pPr>
-            <w:r>
-              <w:rPr>
-                <w:rFonts w:ascii="Arial" w:eastAsia="Times New Roman" w:hAnsi="Arial" w:cs="2  Nazanin"/>
-                <w:b/>
-                <w:bCs/>
-                <w:sz w:val="18"/>
-                <w:szCs w:val="18"/>
-              </w:rPr>
-              <w:t>{w_</w:t>
-            </w:r>
-            <w:r>
-              <w:rPr>
-                <w:rFonts w:ascii="Arial" w:eastAsia="Times New Roman" w:hAnsi="Arial" w:cs="2  Nazanin"/>
-                <w:b/>
-                <w:bCs/>
-                <w:sz w:val="18"/>
-                <w:szCs w:val="18"/>
-              </w:rPr>
-              <w:t>2</w:t>
-            </w:r>
-            <w:r>
-              <w:rPr>
-                <w:rFonts w:ascii="Arial" w:eastAsia="Times New Roman" w:hAnsi="Arial" w:cs="2  Nazanin"/>
-                <w:b/>
-                <w:bCs/>
-                <w:sz w:val="18"/>
-                <w:szCs w:val="18"/>
-              </w:rPr>
-              <w:t>}</w:t>
-            </w:r>
-          </w:p>
-        </w:tc>
-        <w:tc>
-          <w:tcPr>
-            <w:tcW w:w="2305" w:type="dxa"/>
-            <w:tcBorders>
-              <w:top w:val="single" w:sz="4" w:space="0" w:color="auto"/>
-              <w:left w:val="single" w:sz="4" w:space="0" w:color="auto"/>
-              <w:bottom w:val="single" w:sz="4" w:space="0" w:color="auto"/>
-              <w:right w:val="single" w:sz="4" w:space="0" w:color="auto"/>
-            </w:tcBorders>
-          </w:tcPr>
-          <w:p>
-            <w:r>
-              <w:t>{</w:t>
-            </w:r>
-            <w:proofErr w:type="spellStart"/>
-            <w:r>
-              <w:t>base_tariff</w:t>
-            </w:r>
-            <w:proofErr w:type="spellEnd"/>
-            <w:r>
-              <w:t>}</w:t>
-            </w:r>
-          </w:p>
-        </w:tc>
-        <w:tc>
-          <w:tcPr>
             <w:tcW w:w="1948" w:type="dxa"/>
             <w:tcBorders>
               <w:top w:val="single" w:sz="4" w:space="0" w:color="auto"/>
@@ -4980,19 +4834,25 @@
               <w:bottom w:val="single" w:sz="4" w:space="0" w:color="auto"/>
               <w:right w:val="single" w:sz="4" w:space="0" w:color="auto"/>
             </w:tcBorders>
-          </w:tcPr>
-          <w:p>
-            <w:pPr>
-              <w:jc w:val="center"/>
-            </w:pPr>
-            <w:r>
-              <w:t>{row</w:t>
-            </w:r>
-            <w:r>
-              <w:t>2</w:t>
-            </w:r>
-            <w:r>
-              <w:t>_cost}</w:t>
+            <w:vAlign w:val="center"/>
+          </w:tcPr>
+          <w:p>
+            <w:pPr>
+              <w:jc w:val="center"/>
+              <w:rPr>
+                <w:rFonts w:asciiTheme="minorHAnsi" w:eastAsiaTheme="minorHAnsi" w:hAnsiTheme="minorHAnsi" w:cs="B Nazanin" w:hint="cs"/>
+                <w:b/>
+                <w:bCs/>
+                <w:rtl/>
+              </w:rPr>
+            </w:pPr>
+            <w:r>
+              <w:rPr>
+                <w:rFonts w:ascii="B Nazanin" w:eastAsiaTheme="minorHAnsi" w:hAnsi="B Nazanin" w:cs="B Nazanin"/>
+                <w:b/>
+                <w:bCs/>
+              </w:rPr>
+              <w:t>{row2_cost}</w:t>
             </w:r>
           </w:p>
         </w:tc>
@@ -5091,20 +4951,16 @@
               <w:bidi w:val="0"/>
               <w:jc w:val="center"/>
               <w:rPr>
-                <w:rFonts w:ascii="Arial" w:eastAsia="Times New Roman" w:hAnsi="Arial" w:cs="2  Nazanin"/>
-                <w:b/>
-                <w:bCs/>
-                <w:sz w:val="18"/>
-                <w:szCs w:val="18"/>
-              </w:rPr>
-            </w:pPr>
-            <w:r>
-              <w:rPr>
-                <w:rFonts w:ascii="Arial" w:eastAsia="Times New Roman" w:hAnsi="Arial" w:cs="2  Nazanin"/>
-                <w:b/>
-                <w:bCs/>
-                <w:sz w:val="18"/>
-                <w:szCs w:val="18"/>
+                <w:rFonts w:ascii="B Nazanin" w:eastAsiaTheme="minorHAnsi" w:hAnsi="B Nazanin" w:cs="B Nazanin"/>
+                <w:b/>
+                <w:bCs/>
+              </w:rPr>
+            </w:pPr>
+            <w:r>
+              <w:rPr>
+                <w:rFonts w:ascii="B Nazanin" w:eastAsiaTheme="minorHAnsi" w:hAnsi="B Nazanin" w:cs="B Nazanin"/>
+                <w:b/>
+                <w:bCs/>
               </w:rPr>
               <w:t>{req_3}</w:t>
             </w:r>
@@ -5119,112 +4975,110 @@
               <w:bottom w:val="single" w:sz="4" w:space="0" w:color="auto"/>
               <w:right w:val="single" w:sz="4" w:space="0" w:color="auto"/>
             </w:tcBorders>
-          </w:tcPr>
-          <w:p>
-            <w:pPr>
-              <w:rPr>
-                <w:rFonts w:hint="cs"/>
-                <w:rtl/>
-              </w:rPr>
-            </w:pPr>
-            <w:r>
-              <w:t>{voc_</w:t>
-            </w:r>
-            <w:r>
-              <w:t>3</w:t>
-            </w:r>
-            <w:r>
+            <w:vAlign w:val="center"/>
+          </w:tcPr>
+          <w:p>
+            <w:pPr>
+              <w:jc w:val="center"/>
+              <w:rPr>
+                <w:rFonts w:ascii="B Nazanin" w:eastAsiaTheme="minorHAnsi" w:hAnsi="B Nazanin" w:cs="B Nazanin" w:hint="cs"/>
+                <w:b/>
+                <w:bCs/>
+                <w:rtl/>
+              </w:rPr>
+            </w:pPr>
+            <w:r>
+              <w:rPr>
+                <w:rFonts w:ascii="B Nazanin" w:eastAsiaTheme="minorHAnsi" w:hAnsi="B Nazanin" w:cs="B Nazanin"/>
+                <w:b/>
+                <w:bCs/>
+              </w:rPr>
+              <w:t>{voc_3}</w:t>
+            </w:r>
+          </w:p>
+        </w:tc>
+        <w:tc>
+          <w:tcPr>
+            <w:tcW w:w="846" w:type="dxa"/>
+            <w:tcBorders>
+              <w:top w:val="single" w:sz="4" w:space="0" w:color="auto"/>
+              <w:left w:val="single" w:sz="4" w:space="0" w:color="auto"/>
+              <w:bottom w:val="single" w:sz="4" w:space="0" w:color="auto"/>
+              <w:right w:val="single" w:sz="4" w:space="0" w:color="auto"/>
+            </w:tcBorders>
+            <w:vAlign w:val="center"/>
+          </w:tcPr>
+          <w:p>
+            <w:pPr>
+              <w:bidi w:val="0"/>
+              <w:jc w:val="center"/>
+              <w:rPr>
+                <w:rFonts w:ascii="B Nazanin" w:eastAsiaTheme="minorHAnsi" w:hAnsi="B Nazanin" w:cs="B Nazanin"/>
+                <w:b/>
+                <w:bCs/>
+              </w:rPr>
+            </w:pPr>
+            <w:r>
+              <w:rPr>
+                <w:rFonts w:ascii="B Nazanin" w:eastAsiaTheme="minorHAnsi" w:hAnsi="B Nazanin" w:cs="B Nazanin"/>
+                <w:b/>
+                <w:bCs/>
+              </w:rPr>
+              <w:t>{w_3}</w:t>
+            </w:r>
+          </w:p>
+        </w:tc>
+        <w:tc>
+          <w:tcPr>
+            <w:tcW w:w="2305" w:type="dxa"/>
+            <w:tcBorders>
+              <w:top w:val="single" w:sz="4" w:space="0" w:color="auto"/>
+              <w:left w:val="single" w:sz="4" w:space="0" w:color="auto"/>
+              <w:bottom w:val="single" w:sz="4" w:space="0" w:color="auto"/>
+              <w:right w:val="single" w:sz="4" w:space="0" w:color="auto"/>
+            </w:tcBorders>
+            <w:vAlign w:val="center"/>
+          </w:tcPr>
+          <w:p>
+            <w:pPr>
+              <w:jc w:val="center"/>
+              <w:rPr>
+                <w:rFonts w:ascii="B Nazanin" w:eastAsiaTheme="minorHAnsi" w:hAnsi="B Nazanin" w:cs="B Nazanin" w:hint="cs"/>
+                <w:b/>
+                <w:bCs/>
+                <w:rtl/>
+              </w:rPr>
+            </w:pPr>
+            <w:r>
+              <w:rPr>
+                <w:rFonts w:ascii="B Nazanin" w:eastAsiaTheme="minorHAnsi" w:hAnsi="B Nazanin" w:cs="B Nazanin"/>
+                <w:b/>
+                <w:bCs/>
+              </w:rPr>
+              <w:t>{</w:t>
+            </w:r>
+            <w:proofErr w:type="spellStart"/>
+            <w:r>
+              <w:rPr>
+                <w:rFonts w:ascii="B Nazanin" w:eastAsiaTheme="minorHAnsi" w:hAnsi="B Nazanin" w:cs="B Nazanin"/>
+                <w:b/>
+                <w:bCs/>
+              </w:rPr>
+              <w:t>base_tariff</w:t>
+            </w:r>
+            <w:proofErr w:type="spellEnd"/>
+            <w:r>
+              <w:rPr>
+                <w:rFonts w:ascii="B Nazanin" w:eastAsiaTheme="minorHAnsi" w:hAnsi="B Nazanin" w:cs="B Nazanin"/>
+                <w:b/>
+                <w:bCs/>
+              </w:rPr>
               <w:t>}</w:t>
             </w:r>
           </w:p>
         </w:tc>
         <w:tc>
           <w:tcPr>
-            <w:tcW w:w="846" w:type="dxa"/>
-            <w:tcBorders>
-              <w:top w:val="single" w:sz="4" w:space="0" w:color="auto"/>
-              <w:left w:val="single" w:sz="4" w:space="0" w:color="auto"/>
-              <w:bottom w:val="single" w:sz="4" w:space="0" w:color="auto"/>
-              <w:right w:val="single" w:sz="4" w:space="0" w:color="auto"/>
-            </w:tcBorders>
-            <w:vAlign w:val="center"/>
-          </w:tcPr>
-          <w:p>
-            <w:pPr>
-              <w:bidi w:val="0"/>
-              <w:jc w:val="center"/>
-              <w:rPr>
-                <w:rFonts w:ascii="Arial" w:eastAsia="Times New Roman" w:hAnsi="Arial" w:cs="2  Nazanin"/>
-                <w:b/>
-                <w:bCs/>
-                <w:sz w:val="18"/>
-                <w:szCs w:val="18"/>
-              </w:rPr>
-            </w:pPr>
-            <w:r>
-              <w:rPr>
-                <w:rFonts w:ascii="Arial" w:eastAsia="Times New Roman" w:hAnsi="Arial" w:cs="2  Nazanin"/>
-                <w:b/>
-                <w:bCs/>
-                <w:sz w:val="18"/>
-                <w:szCs w:val="18"/>
-              </w:rPr>
-              <w:t>{w_</w:t>
-            </w:r>
-            <w:r>
-              <w:rPr>
-                <w:rFonts w:ascii="Arial" w:eastAsia="Times New Roman" w:hAnsi="Arial" w:cs="2  Nazanin"/>
-                <w:b/>
-                <w:bCs/>
-                <w:sz w:val="18"/>
-                <w:szCs w:val="18"/>
-              </w:rPr>
-              <w:t>3</w:t>
-            </w:r>
-            <w:r>
-              <w:rPr>
-                <w:rFonts w:ascii="Arial" w:eastAsia="Times New Roman" w:hAnsi="Arial" w:cs="2  Nazanin"/>
-                <w:b/>
-                <w:bCs/>
-                <w:sz w:val="18"/>
-                <w:szCs w:val="18"/>
-              </w:rPr>
-              <w:t>}</w:t>
-            </w:r>
-          </w:p>
-        </w:tc>
-        <w:tc>
-          <w:tcPr>
-            <w:tcW w:w="2305" w:type="dxa"/>
-            <w:tcBorders>
-              <w:top w:val="single" w:sz="4" w:space="0" w:color="auto"/>
-              <w:left w:val="single" w:sz="4" w:space="0" w:color="auto"/>
-              <w:bottom w:val="single" w:sz="4" w:space="0" w:color="auto"/>
-              <w:right w:val="single" w:sz="4" w:space="0" w:color="auto"/>
-            </w:tcBorders>
-          </w:tcPr>
-          <w:p>
-            <w:pPr>
-              <w:rPr>
-                <w:rFonts w:hint="cs"/>
-                <w:rtl/>
-              </w:rPr>
-            </w:pPr>
-            <w:r>
-              <w:t>{</w:t>
-            </w:r>
-            <w:proofErr w:type="spellStart"/>
-            <w:r>
-              <w:t>base_tariff</w:t>
-            </w:r>
-            <w:proofErr w:type="spellEnd"/>
-            <w:r>
-              <w:t>}</w:t>
-            </w:r>
-          </w:p>
-        </w:tc>
-        <w:tc>
-          <w:tcPr>
             <w:tcW w:w="1948" w:type="dxa"/>
             <w:tcBorders>
               <w:top w:val="single" w:sz="4" w:space="0" w:color="auto"/>
@@ -5232,23 +5086,25 @@
               <w:bottom w:val="single" w:sz="4" w:space="0" w:color="auto"/>
               <w:right w:val="single" w:sz="4" w:space="0" w:color="auto"/>
             </w:tcBorders>
-          </w:tcPr>
-          <w:p>
-            <w:pPr>
-              <w:jc w:val="center"/>
-              <w:rPr>
-                <w:rFonts w:hint="cs"/>
-                <w:rtl/>
-              </w:rPr>
-            </w:pPr>
-            <w:r>
-              <w:t>{row</w:t>
-            </w:r>
-            <w:r>
-              <w:t>3</w:t>
-            </w:r>
-            <w:r>
-              <w:t>_cost}</w:t>
+            <w:vAlign w:val="center"/>
+          </w:tcPr>
+          <w:p>
+            <w:pPr>
+              <w:jc w:val="center"/>
+              <w:rPr>
+                <w:rFonts w:ascii="B Nazanin" w:eastAsiaTheme="minorHAnsi" w:hAnsi="B Nazanin" w:cs="B Nazanin" w:hint="cs"/>
+                <w:b/>
+                <w:bCs/>
+                <w:rtl/>
+              </w:rPr>
+            </w:pPr>
+            <w:r>
+              <w:rPr>
+                <w:rFonts w:ascii="B Nazanin" w:eastAsiaTheme="minorHAnsi" w:hAnsi="B Nazanin" w:cs="B Nazanin"/>
+                <w:b/>
+                <w:bCs/>
+              </w:rPr>
+              <w:t>{row3_cost}</w:t>
             </w:r>
           </w:p>
         </w:tc>
@@ -5347,20 +5203,16 @@
               <w:bidi w:val="0"/>
               <w:jc w:val="center"/>
               <w:rPr>
-                <w:rFonts w:ascii="Arial" w:eastAsia="Times New Roman" w:hAnsi="Arial" w:cs="2  Nazanin"/>
-                <w:b/>
-                <w:bCs/>
-                <w:sz w:val="18"/>
-                <w:szCs w:val="18"/>
-              </w:rPr>
-            </w:pPr>
-            <w:r>
-              <w:rPr>
-                <w:rFonts w:ascii="Arial" w:eastAsia="Times New Roman" w:hAnsi="Arial" w:cs="2  Nazanin"/>
-                <w:b/>
-                <w:bCs/>
-                <w:sz w:val="18"/>
-                <w:szCs w:val="18"/>
+                <w:rFonts w:ascii="B Nazanin" w:eastAsiaTheme="minorHAnsi" w:hAnsi="B Nazanin" w:cs="B Nazanin"/>
+                <w:b/>
+                <w:bCs/>
+              </w:rPr>
+            </w:pPr>
+            <w:r>
+              <w:rPr>
+                <w:rFonts w:ascii="B Nazanin" w:eastAsiaTheme="minorHAnsi" w:hAnsi="B Nazanin" w:cs="B Nazanin"/>
+                <w:b/>
+                <w:bCs/>
               </w:rPr>
               <w:t>{req_4}</w:t>
             </w:r>
@@ -5375,101 +5227,109 @@
               <w:bottom w:val="single" w:sz="4" w:space="0" w:color="auto"/>
               <w:right w:val="single" w:sz="4" w:space="0" w:color="auto"/>
             </w:tcBorders>
-          </w:tcPr>
-          <w:p>
-            <w:r>
-              <w:t>{voc_</w:t>
-            </w:r>
-            <w:r>
-              <w:t>4</w:t>
-            </w:r>
-            <w:r>
+            <w:vAlign w:val="center"/>
+          </w:tcPr>
+          <w:p>
+            <w:pPr>
+              <w:jc w:val="center"/>
+              <w:rPr>
+                <w:rFonts w:ascii="B Nazanin" w:eastAsiaTheme="minorHAnsi" w:hAnsi="B Nazanin" w:cs="B Nazanin"/>
+                <w:b/>
+                <w:bCs/>
+              </w:rPr>
+            </w:pPr>
+            <w:r>
+              <w:rPr>
+                <w:rFonts w:ascii="B Nazanin" w:eastAsiaTheme="minorHAnsi" w:hAnsi="B Nazanin" w:cs="B Nazanin"/>
+                <w:b/>
+                <w:bCs/>
+              </w:rPr>
+              <w:t>{voc_4}</w:t>
+            </w:r>
+          </w:p>
+        </w:tc>
+        <w:tc>
+          <w:tcPr>
+            <w:tcW w:w="846" w:type="dxa"/>
+            <w:tcBorders>
+              <w:top w:val="single" w:sz="4" w:space="0" w:color="auto"/>
+              <w:left w:val="single" w:sz="4" w:space="0" w:color="auto"/>
+              <w:bottom w:val="single" w:sz="4" w:space="0" w:color="auto"/>
+              <w:right w:val="single" w:sz="4" w:space="0" w:color="auto"/>
+            </w:tcBorders>
+            <w:vAlign w:val="center"/>
+          </w:tcPr>
+          <w:p>
+            <w:pPr>
+              <w:bidi w:val="0"/>
+              <w:jc w:val="center"/>
+              <w:rPr>
+                <w:rFonts w:ascii="B Nazanin" w:eastAsiaTheme="minorHAnsi" w:hAnsi="B Nazanin" w:cs="B Nazanin"/>
+                <w:b/>
+                <w:bCs/>
+                <w:rtl/>
+              </w:rPr>
+            </w:pPr>
+            <w:r>
+              <w:rPr>
+                <w:rFonts w:ascii="B Nazanin" w:eastAsiaTheme="minorHAnsi" w:hAnsi="B Nazanin" w:cs="B Nazanin"/>
+                <w:b/>
+                <w:bCs/>
+              </w:rPr>
+              <w:t>{w_4}</w:t>
+            </w:r>
+          </w:p>
+        </w:tc>
+        <w:tc>
+          <w:tcPr>
+            <w:tcW w:w="2305" w:type="dxa"/>
+            <w:tcBorders>
+              <w:top w:val="single" w:sz="4" w:space="0" w:color="auto"/>
+              <w:left w:val="single" w:sz="4" w:space="0" w:color="auto"/>
+              <w:bottom w:val="single" w:sz="4" w:space="0" w:color="auto"/>
+              <w:right w:val="single" w:sz="4" w:space="0" w:color="auto"/>
+            </w:tcBorders>
+            <w:vAlign w:val="center"/>
+          </w:tcPr>
+          <w:p>
+            <w:pPr>
+              <w:jc w:val="center"/>
+              <w:rPr>
+                <w:rFonts w:ascii="B Nazanin" w:eastAsiaTheme="minorHAnsi" w:hAnsi="B Nazanin" w:cs="B Nazanin"/>
+                <w:b/>
+                <w:bCs/>
+              </w:rPr>
+            </w:pPr>
+            <w:r>
+              <w:rPr>
+                <w:rFonts w:ascii="B Nazanin" w:eastAsiaTheme="minorHAnsi" w:hAnsi="B Nazanin" w:cs="B Nazanin"/>
+                <w:b/>
+                <w:bCs/>
+              </w:rPr>
+              <w:t>{</w:t>
+            </w:r>
+            <w:proofErr w:type="spellStart"/>
+            <w:r>
+              <w:rPr>
+                <w:rFonts w:ascii="B Nazanin" w:eastAsiaTheme="minorHAnsi" w:hAnsi="B Nazanin" w:cs="B Nazanin"/>
+                <w:b/>
+                <w:bCs/>
+              </w:rPr>
+              <w:t>base_tariff</w:t>
+            </w:r>
+            <w:proofErr w:type="spellEnd"/>
+            <w:r>
+              <w:rPr>
+                <w:rFonts w:ascii="B Nazanin" w:eastAsiaTheme="minorHAnsi" w:hAnsi="B Nazanin" w:cs="B Nazanin"/>
+                <w:b/>
+                <w:bCs/>
+              </w:rPr>
               <w:t>}</w:t>
             </w:r>
           </w:p>
         </w:tc>
         <w:tc>
           <w:tcPr>
-            <w:tcW w:w="846" w:type="dxa"/>
-            <w:tcBorders>
-              <w:top w:val="single" w:sz="4" w:space="0" w:color="auto"/>
-              <w:left w:val="single" w:sz="4" w:space="0" w:color="auto"/>
-              <w:bottom w:val="single" w:sz="4" w:space="0" w:color="auto"/>
-              <w:right w:val="single" w:sz="4" w:space="0" w:color="auto"/>
-            </w:tcBorders>
-            <w:vAlign w:val="center"/>
-          </w:tcPr>
-          <w:p>
-            <w:pPr>
-              <w:bidi w:val="0"/>
-              <w:jc w:val="center"/>
-              <w:rPr>
-                <w:rFonts w:ascii="Arial" w:eastAsia="Times New Roman" w:hAnsi="Arial" w:cs="2  Nazanin"/>
-                <w:b/>
-                <w:bCs/>
-                <w:sz w:val="18"/>
-                <w:szCs w:val="18"/>
-                <w:rtl/>
-              </w:rPr>
-            </w:pPr>
-            <w:r>
-              <w:rPr>
-                <w:rFonts w:ascii="Arial" w:eastAsia="Times New Roman" w:hAnsi="Arial" w:cs="2  Nazanin"/>
-                <w:b/>
-                <w:bCs/>
-                <w:sz w:val="18"/>
-                <w:szCs w:val="18"/>
-              </w:rPr>
-              <w:t>{w_</w:t>
-            </w:r>
-            <w:r>
-              <w:rPr>
-                <w:rFonts w:ascii="Arial" w:eastAsia="Times New Roman" w:hAnsi="Arial" w:cs="2  Nazanin"/>
-                <w:b/>
-                <w:bCs/>
-                <w:sz w:val="18"/>
-                <w:szCs w:val="18"/>
-              </w:rPr>
-              <w:t>4</w:t>
-            </w:r>
-            <w:r>
-              <w:rPr>
-                <w:rFonts w:ascii="Arial" w:eastAsia="Times New Roman" w:hAnsi="Arial" w:cs="2  Nazanin"/>
-                <w:b/>
-                <w:bCs/>
-                <w:sz w:val="18"/>
-                <w:szCs w:val="18"/>
-              </w:rPr>
-              <w:t>}</w:t>
-            </w:r>
-          </w:p>
-        </w:tc>
-        <w:tc>
-          <w:tcPr>
-            <w:tcW w:w="2305" w:type="dxa"/>
-            <w:tcBorders>
-              <w:top w:val="single" w:sz="4" w:space="0" w:color="auto"/>
-              <w:left w:val="single" w:sz="4" w:space="0" w:color="auto"/>
-              <w:bottom w:val="single" w:sz="4" w:space="0" w:color="auto"/>
-              <w:right w:val="single" w:sz="4" w:space="0" w:color="auto"/>
-            </w:tcBorders>
-          </w:tcPr>
-          <w:p>
-            <w:r>
-              <w:t>{</w:t>
-            </w:r>
-            <w:proofErr w:type="spellStart"/>
-            <w:r>
-              <w:t>base_tariff</w:t>
-            </w:r>
-            <w:proofErr w:type="spellEnd"/>
-            <w:r>
-              <w:t>}</w:t>
-            </w:r>
-          </w:p>
-        </w:tc>
-        <w:tc>
-          <w:tcPr>
             <w:tcW w:w="1948" w:type="dxa"/>
             <w:tcBorders>
               <w:top w:val="single" w:sz="4" w:space="0" w:color="auto"/>
@@ -5477,19 +5337,24 @@
               <w:bottom w:val="single" w:sz="4" w:space="0" w:color="auto"/>
               <w:right w:val="single" w:sz="4" w:space="0" w:color="auto"/>
             </w:tcBorders>
-          </w:tcPr>
-          <w:p>
-            <w:pPr>
-              <w:jc w:val="center"/>
-            </w:pPr>
-            <w:r>
-              <w:t>{row</w:t>
-            </w:r>
-            <w:r>
-              <w:t>4</w:t>
-            </w:r>
-            <w:r>
-              <w:t>_cost}</w:t>
+            <w:vAlign w:val="center"/>
+          </w:tcPr>
+          <w:p>
+            <w:pPr>
+              <w:jc w:val="center"/>
+              <w:rPr>
+                <w:rFonts w:ascii="B Nazanin" w:eastAsiaTheme="minorHAnsi" w:hAnsi="B Nazanin" w:cs="B Nazanin"/>
+                <w:b/>
+                <w:bCs/>
+              </w:rPr>
+            </w:pPr>
+            <w:r>
+              <w:rPr>
+                <w:rFonts w:ascii="B Nazanin" w:eastAsiaTheme="minorHAnsi" w:hAnsi="B Nazanin" w:cs="B Nazanin"/>
+                <w:b/>
+                <w:bCs/>
+              </w:rPr>
+              <w:t>{row4_cost}</w:t>
             </w:r>
           </w:p>
         </w:tc>
@@ -5588,20 +5453,16 @@
               <w:bidi w:val="0"/>
               <w:jc w:val="center"/>
               <w:rPr>
-                <w:rFonts w:ascii="Arial" w:eastAsia="Times New Roman" w:hAnsi="Arial" w:cs="2  Nazanin"/>
-                <w:b/>
-                <w:bCs/>
-                <w:sz w:val="18"/>
-                <w:szCs w:val="18"/>
-              </w:rPr>
-            </w:pPr>
-            <w:r>
-              <w:rPr>
-                <w:rFonts w:ascii="Arial" w:eastAsia="Times New Roman" w:hAnsi="Arial" w:cs="2  Nazanin"/>
-                <w:b/>
-                <w:bCs/>
-                <w:sz w:val="18"/>
-                <w:szCs w:val="18"/>
+                <w:rFonts w:ascii="B Nazanin" w:eastAsiaTheme="minorHAnsi" w:hAnsi="B Nazanin" w:cs="B Nazanin"/>
+                <w:b/>
+                <w:bCs/>
+              </w:rPr>
+            </w:pPr>
+            <w:r>
+              <w:rPr>
+                <w:rFonts w:ascii="B Nazanin" w:eastAsiaTheme="minorHAnsi" w:hAnsi="B Nazanin" w:cs="B Nazanin"/>
+                <w:b/>
+                <w:bCs/>
               </w:rPr>
               <w:t>{req_5}</w:t>
             </w:r>
@@ -5616,101 +5477,109 @@
               <w:bottom w:val="single" w:sz="4" w:space="0" w:color="auto"/>
               <w:right w:val="single" w:sz="4" w:space="0" w:color="auto"/>
             </w:tcBorders>
-          </w:tcPr>
-          <w:p>
-            <w:r>
-              <w:t>{voc_</w:t>
-            </w:r>
-            <w:r>
-              <w:t>5</w:t>
-            </w:r>
-            <w:r>
+            <w:vAlign w:val="center"/>
+          </w:tcPr>
+          <w:p>
+            <w:pPr>
+              <w:jc w:val="center"/>
+              <w:rPr>
+                <w:rFonts w:ascii="B Nazanin" w:eastAsiaTheme="minorHAnsi" w:hAnsi="B Nazanin" w:cs="B Nazanin"/>
+                <w:b/>
+                <w:bCs/>
+              </w:rPr>
+            </w:pPr>
+            <w:r>
+              <w:rPr>
+                <w:rFonts w:ascii="B Nazanin" w:eastAsiaTheme="minorHAnsi" w:hAnsi="B Nazanin" w:cs="B Nazanin"/>
+                <w:b/>
+                <w:bCs/>
+              </w:rPr>
+              <w:t>{voc_5}</w:t>
+            </w:r>
+          </w:p>
+        </w:tc>
+        <w:tc>
+          <w:tcPr>
+            <w:tcW w:w="846" w:type="dxa"/>
+            <w:tcBorders>
+              <w:top w:val="single" w:sz="4" w:space="0" w:color="auto"/>
+              <w:left w:val="single" w:sz="4" w:space="0" w:color="auto"/>
+              <w:bottom w:val="single" w:sz="4" w:space="0" w:color="auto"/>
+              <w:right w:val="single" w:sz="4" w:space="0" w:color="auto"/>
+            </w:tcBorders>
+            <w:vAlign w:val="center"/>
+          </w:tcPr>
+          <w:p>
+            <w:pPr>
+              <w:bidi w:val="0"/>
+              <w:jc w:val="center"/>
+              <w:rPr>
+                <w:rFonts w:ascii="B Nazanin" w:eastAsiaTheme="minorHAnsi" w:hAnsi="B Nazanin" w:cs="B Nazanin"/>
+                <w:b/>
+                <w:bCs/>
+                <w:rtl/>
+              </w:rPr>
+            </w:pPr>
+            <w:r>
+              <w:rPr>
+                <w:rFonts w:ascii="B Nazanin" w:eastAsiaTheme="minorHAnsi" w:hAnsi="B Nazanin" w:cs="B Nazanin"/>
+                <w:b/>
+                <w:bCs/>
+              </w:rPr>
+              <w:t>{w_5}</w:t>
+            </w:r>
+          </w:p>
+        </w:tc>
+        <w:tc>
+          <w:tcPr>
+            <w:tcW w:w="2305" w:type="dxa"/>
+            <w:tcBorders>
+              <w:top w:val="single" w:sz="4" w:space="0" w:color="auto"/>
+              <w:left w:val="single" w:sz="4" w:space="0" w:color="auto"/>
+              <w:bottom w:val="single" w:sz="4" w:space="0" w:color="auto"/>
+              <w:right w:val="single" w:sz="4" w:space="0" w:color="auto"/>
+            </w:tcBorders>
+            <w:vAlign w:val="center"/>
+          </w:tcPr>
+          <w:p>
+            <w:pPr>
+              <w:jc w:val="center"/>
+              <w:rPr>
+                <w:rFonts w:ascii="B Nazanin" w:eastAsiaTheme="minorHAnsi" w:hAnsi="B Nazanin" w:cs="B Nazanin"/>
+                <w:b/>
+                <w:bCs/>
+              </w:rPr>
+            </w:pPr>
+            <w:r>
+              <w:rPr>
+                <w:rFonts w:ascii="B Nazanin" w:eastAsiaTheme="minorHAnsi" w:hAnsi="B Nazanin" w:cs="B Nazanin"/>
+                <w:b/>
+                <w:bCs/>
+              </w:rPr>
+              <w:t>{</w:t>
+            </w:r>
+            <w:proofErr w:type="spellStart"/>
+            <w:r>
+              <w:rPr>
+                <w:rFonts w:ascii="B Nazanin" w:eastAsiaTheme="minorHAnsi" w:hAnsi="B Nazanin" w:cs="B Nazanin"/>
+                <w:b/>
+                <w:bCs/>
+              </w:rPr>
+              <w:t>base_tariff</w:t>
+            </w:r>
+            <w:proofErr w:type="spellEnd"/>
+            <w:r>
+              <w:rPr>
+                <w:rFonts w:ascii="B Nazanin" w:eastAsiaTheme="minorHAnsi" w:hAnsi="B Nazanin" w:cs="B Nazanin"/>
+                <w:b/>
+                <w:bCs/>
+              </w:rPr>
               <w:t>}</w:t>
             </w:r>
           </w:p>
         </w:tc>
         <w:tc>
           <w:tcPr>
-            <w:tcW w:w="846" w:type="dxa"/>
-            <w:tcBorders>
-              <w:top w:val="single" w:sz="4" w:space="0" w:color="auto"/>
-              <w:left w:val="single" w:sz="4" w:space="0" w:color="auto"/>
-              <w:bottom w:val="single" w:sz="4" w:space="0" w:color="auto"/>
-              <w:right w:val="single" w:sz="4" w:space="0" w:color="auto"/>
-            </w:tcBorders>
-            <w:vAlign w:val="center"/>
-          </w:tcPr>
-          <w:p>
-            <w:pPr>
-              <w:bidi w:val="0"/>
-              <w:jc w:val="center"/>
-              <w:rPr>
-                <w:rFonts w:ascii="Arial" w:eastAsia="Times New Roman" w:hAnsi="Arial" w:cs="2  Nazanin"/>
-                <w:b/>
-                <w:bCs/>
-                <w:sz w:val="18"/>
-                <w:szCs w:val="18"/>
-                <w:rtl/>
-              </w:rPr>
-            </w:pPr>
-            <w:r>
-              <w:rPr>
-                <w:rFonts w:ascii="Arial" w:eastAsia="Times New Roman" w:hAnsi="Arial" w:cs="2  Nazanin"/>
-                <w:b/>
-                <w:bCs/>
-                <w:sz w:val="18"/>
-                <w:szCs w:val="18"/>
-              </w:rPr>
-              <w:t>{w_</w:t>
-            </w:r>
-            <w:r>
-              <w:rPr>
-                <w:rFonts w:ascii="Arial" w:eastAsia="Times New Roman" w:hAnsi="Arial" w:cs="2  Nazanin"/>
-                <w:b/>
-                <w:bCs/>
-                <w:sz w:val="18"/>
-                <w:szCs w:val="18"/>
-              </w:rPr>
-              <w:t>5</w:t>
-            </w:r>
-            <w:r>
-              <w:rPr>
-                <w:rFonts w:ascii="Arial" w:eastAsia="Times New Roman" w:hAnsi="Arial" w:cs="2  Nazanin"/>
-                <w:b/>
-                <w:bCs/>
-                <w:sz w:val="18"/>
-                <w:szCs w:val="18"/>
-              </w:rPr>
-              <w:t>}</w:t>
-            </w:r>
-          </w:p>
-        </w:tc>
-        <w:tc>
-          <w:tcPr>
-            <w:tcW w:w="2305" w:type="dxa"/>
-            <w:tcBorders>
-              <w:top w:val="single" w:sz="4" w:space="0" w:color="auto"/>
-              <w:left w:val="single" w:sz="4" w:space="0" w:color="auto"/>
-              <w:bottom w:val="single" w:sz="4" w:space="0" w:color="auto"/>
-              <w:right w:val="single" w:sz="4" w:space="0" w:color="auto"/>
-            </w:tcBorders>
-          </w:tcPr>
-          <w:p>
-            <w:r>
-              <w:t>{</w:t>
-            </w:r>
-            <w:proofErr w:type="spellStart"/>
-            <w:r>
-              <w:t>base_tariff</w:t>
-            </w:r>
-            <w:proofErr w:type="spellEnd"/>
-            <w:r>
-              <w:t>}</w:t>
-            </w:r>
-          </w:p>
-        </w:tc>
-        <w:tc>
-          <w:tcPr>
             <w:tcW w:w="1948" w:type="dxa"/>
             <w:tcBorders>
               <w:top w:val="single" w:sz="4" w:space="0" w:color="auto"/>
@@ -5718,19 +5587,24 @@
               <w:bottom w:val="single" w:sz="4" w:space="0" w:color="auto"/>
               <w:right w:val="single" w:sz="4" w:space="0" w:color="auto"/>
             </w:tcBorders>
-          </w:tcPr>
-          <w:p>
-            <w:pPr>
-              <w:jc w:val="center"/>
-            </w:pPr>
-            <w:r>
-              <w:t>{row</w:t>
-            </w:r>
-            <w:r>
-              <w:t>5</w:t>
-            </w:r>
-            <w:r>
-              <w:t>_cost}</w:t>
+            <w:vAlign w:val="center"/>
+          </w:tcPr>
+          <w:p>
+            <w:pPr>
+              <w:jc w:val="center"/>
+              <w:rPr>
+                <w:rFonts w:ascii="B Nazanin" w:eastAsiaTheme="minorHAnsi" w:hAnsi="B Nazanin" w:cs="B Nazanin"/>
+                <w:b/>
+                <w:bCs/>
+              </w:rPr>
+            </w:pPr>
+            <w:r>
+              <w:rPr>
+                <w:rFonts w:ascii="B Nazanin" w:eastAsiaTheme="minorHAnsi" w:hAnsi="B Nazanin" w:cs="B Nazanin"/>
+                <w:b/>
+                <w:bCs/>
+              </w:rPr>
+              <w:t>{row5_cost}</w:t>
             </w:r>
           </w:p>
         </w:tc>
@@ -5829,21 +5703,17 @@
               <w:bidi w:val="0"/>
               <w:jc w:val="center"/>
               <w:rPr>
-                <w:rFonts w:ascii="Arial" w:eastAsia="Times New Roman" w:hAnsi="Arial" w:cs="2  Nazanin"/>
-                <w:b/>
-                <w:bCs/>
-                <w:sz w:val="18"/>
-                <w:szCs w:val="18"/>
-                <w:rtl/>
-              </w:rPr>
-            </w:pPr>
-            <w:r>
-              <w:rPr>
-                <w:rFonts w:ascii="Arial" w:eastAsia="Times New Roman" w:hAnsi="Arial" w:cs="2  Nazanin"/>
-                <w:b/>
-                <w:bCs/>
-                <w:sz w:val="18"/>
-                <w:szCs w:val="18"/>
+                <w:rFonts w:ascii="B Nazanin" w:eastAsiaTheme="minorHAnsi" w:hAnsi="B Nazanin" w:cs="B Nazanin"/>
+                <w:b/>
+                <w:bCs/>
+                <w:rtl/>
+              </w:rPr>
+            </w:pPr>
+            <w:r>
+              <w:rPr>
+                <w:rFonts w:ascii="B Nazanin" w:eastAsiaTheme="minorHAnsi" w:hAnsi="B Nazanin" w:cs="B Nazanin"/>
+                <w:b/>
+                <w:bCs/>
               </w:rPr>
               <w:t>{req_6}</w:t>
             </w:r>
@@ -5858,101 +5728,109 @@
               <w:bottom w:val="single" w:sz="4" w:space="0" w:color="auto"/>
               <w:right w:val="single" w:sz="4" w:space="0" w:color="auto"/>
             </w:tcBorders>
-          </w:tcPr>
-          <w:p>
-            <w:r>
-              <w:t>{voc_</w:t>
-            </w:r>
-            <w:r>
-              <w:t>6</w:t>
-            </w:r>
-            <w:r>
+            <w:vAlign w:val="center"/>
+          </w:tcPr>
+          <w:p>
+            <w:pPr>
+              <w:jc w:val="center"/>
+              <w:rPr>
+                <w:rFonts w:ascii="B Nazanin" w:eastAsiaTheme="minorHAnsi" w:hAnsi="B Nazanin" w:cs="B Nazanin"/>
+                <w:b/>
+                <w:bCs/>
+              </w:rPr>
+            </w:pPr>
+            <w:r>
+              <w:rPr>
+                <w:rFonts w:ascii="B Nazanin" w:eastAsiaTheme="minorHAnsi" w:hAnsi="B Nazanin" w:cs="B Nazanin"/>
+                <w:b/>
+                <w:bCs/>
+              </w:rPr>
+              <w:t>{voc_6}</w:t>
+            </w:r>
+          </w:p>
+        </w:tc>
+        <w:tc>
+          <w:tcPr>
+            <w:tcW w:w="846" w:type="dxa"/>
+            <w:tcBorders>
+              <w:top w:val="single" w:sz="4" w:space="0" w:color="auto"/>
+              <w:left w:val="single" w:sz="4" w:space="0" w:color="auto"/>
+              <w:bottom w:val="single" w:sz="4" w:space="0" w:color="auto"/>
+              <w:right w:val="single" w:sz="4" w:space="0" w:color="auto"/>
+            </w:tcBorders>
+            <w:vAlign w:val="center"/>
+          </w:tcPr>
+          <w:p>
+            <w:pPr>
+              <w:bidi w:val="0"/>
+              <w:jc w:val="center"/>
+              <w:rPr>
+                <w:rFonts w:ascii="B Nazanin" w:eastAsiaTheme="minorHAnsi" w:hAnsi="B Nazanin" w:cs="B Nazanin"/>
+                <w:b/>
+                <w:bCs/>
+                <w:rtl/>
+              </w:rPr>
+            </w:pPr>
+            <w:r>
+              <w:rPr>
+                <w:rFonts w:ascii="B Nazanin" w:eastAsiaTheme="minorHAnsi" w:hAnsi="B Nazanin" w:cs="B Nazanin"/>
+                <w:b/>
+                <w:bCs/>
+              </w:rPr>
+              <w:t>{w_6}</w:t>
+            </w:r>
+          </w:p>
+        </w:tc>
+        <w:tc>
+          <w:tcPr>
+            <w:tcW w:w="2305" w:type="dxa"/>
+            <w:tcBorders>
+              <w:top w:val="single" w:sz="4" w:space="0" w:color="auto"/>
+              <w:left w:val="single" w:sz="4" w:space="0" w:color="auto"/>
+              <w:bottom w:val="single" w:sz="4" w:space="0" w:color="auto"/>
+              <w:right w:val="single" w:sz="4" w:space="0" w:color="auto"/>
+            </w:tcBorders>
+            <w:vAlign w:val="center"/>
+          </w:tcPr>
+          <w:p>
+            <w:pPr>
+              <w:jc w:val="center"/>
+              <w:rPr>
+                <w:rFonts w:ascii="B Nazanin" w:eastAsiaTheme="minorHAnsi" w:hAnsi="B Nazanin" w:cs="B Nazanin"/>
+                <w:b/>
+                <w:bCs/>
+              </w:rPr>
+            </w:pPr>
+            <w:r>
+              <w:rPr>
+                <w:rFonts w:ascii="B Nazanin" w:eastAsiaTheme="minorHAnsi" w:hAnsi="B Nazanin" w:cs="B Nazanin"/>
+                <w:b/>
+                <w:bCs/>
+              </w:rPr>
+              <w:t>{</w:t>
+            </w:r>
+            <w:proofErr w:type="spellStart"/>
+            <w:r>
+              <w:rPr>
+                <w:rFonts w:ascii="B Nazanin" w:eastAsiaTheme="minorHAnsi" w:hAnsi="B Nazanin" w:cs="B Nazanin"/>
+                <w:b/>
+                <w:bCs/>
+              </w:rPr>
+              <w:t>base_tariff</w:t>
+            </w:r>
+            <w:proofErr w:type="spellEnd"/>
+            <w:r>
+              <w:rPr>
+                <w:rFonts w:ascii="B Nazanin" w:eastAsiaTheme="minorHAnsi" w:hAnsi="B Nazanin" w:cs="B Nazanin"/>
+                <w:b/>
+                <w:bCs/>
+              </w:rPr>
               <w:t>}</w:t>
             </w:r>
           </w:p>
         </w:tc>
         <w:tc>
           <w:tcPr>
-            <w:tcW w:w="846" w:type="dxa"/>
-            <w:tcBorders>
-              <w:top w:val="single" w:sz="4" w:space="0" w:color="auto"/>
-              <w:left w:val="single" w:sz="4" w:space="0" w:color="auto"/>
-              <w:bottom w:val="single" w:sz="4" w:space="0" w:color="auto"/>
-              <w:right w:val="single" w:sz="4" w:space="0" w:color="auto"/>
-            </w:tcBorders>
-            <w:vAlign w:val="center"/>
-          </w:tcPr>
-          <w:p>
-            <w:pPr>
-              <w:bidi w:val="0"/>
-              <w:jc w:val="center"/>
-              <w:rPr>
-                <w:rFonts w:ascii="Arial" w:eastAsia="Times New Roman" w:hAnsi="Arial" w:cs="2  Nazanin"/>
-                <w:b/>
-                <w:bCs/>
-                <w:sz w:val="18"/>
-                <w:szCs w:val="18"/>
-                <w:rtl/>
-              </w:rPr>
-            </w:pPr>
-            <w:r>
-              <w:rPr>
-                <w:rFonts w:ascii="Arial" w:eastAsia="Times New Roman" w:hAnsi="Arial" w:cs="2  Nazanin"/>
-                <w:b/>
-                <w:bCs/>
-                <w:sz w:val="18"/>
-                <w:szCs w:val="18"/>
-              </w:rPr>
-              <w:t>{w_</w:t>
-            </w:r>
-            <w:r>
-              <w:rPr>
-                <w:rFonts w:ascii="Arial" w:eastAsia="Times New Roman" w:hAnsi="Arial" w:cs="2  Nazanin"/>
-                <w:b/>
-                <w:bCs/>
-                <w:sz w:val="18"/>
-                <w:szCs w:val="18"/>
-              </w:rPr>
-              <w:t>6</w:t>
-            </w:r>
-            <w:r>
-              <w:rPr>
-                <w:rFonts w:ascii="Arial" w:eastAsia="Times New Roman" w:hAnsi="Arial" w:cs="2  Nazanin"/>
-                <w:b/>
-                <w:bCs/>
-                <w:sz w:val="18"/>
-                <w:szCs w:val="18"/>
-              </w:rPr>
-              <w:t>}</w:t>
-            </w:r>
-          </w:p>
-        </w:tc>
-        <w:tc>
-          <w:tcPr>
-            <w:tcW w:w="2305" w:type="dxa"/>
-            <w:tcBorders>
-              <w:top w:val="single" w:sz="4" w:space="0" w:color="auto"/>
-              <w:left w:val="single" w:sz="4" w:space="0" w:color="auto"/>
-              <w:bottom w:val="single" w:sz="4" w:space="0" w:color="auto"/>
-              <w:right w:val="single" w:sz="4" w:space="0" w:color="auto"/>
-            </w:tcBorders>
-          </w:tcPr>
-          <w:p>
-            <w:r>
-              <w:t>{</w:t>
-            </w:r>
-            <w:proofErr w:type="spellStart"/>
-            <w:r>
-              <w:t>base_tariff</w:t>
-            </w:r>
-            <w:proofErr w:type="spellEnd"/>
-            <w:r>
-              <w:t>}</w:t>
-            </w:r>
-          </w:p>
-        </w:tc>
-        <w:tc>
-          <w:tcPr>
             <w:tcW w:w="1948" w:type="dxa"/>
             <w:tcBorders>
               <w:top w:val="single" w:sz="4" w:space="0" w:color="auto"/>
@@ -5960,19 +5838,24 @@
               <w:bottom w:val="single" w:sz="4" w:space="0" w:color="auto"/>
               <w:right w:val="single" w:sz="4" w:space="0" w:color="auto"/>
             </w:tcBorders>
-          </w:tcPr>
-          <w:p>
-            <w:pPr>
-              <w:jc w:val="center"/>
-            </w:pPr>
-            <w:r>
-              <w:t>{row</w:t>
-            </w:r>
-            <w:r>
-              <w:t>6</w:t>
-            </w:r>
-            <w:r>
-              <w:t>_cost}</w:t>
+            <w:vAlign w:val="center"/>
+          </w:tcPr>
+          <w:p>
+            <w:pPr>
+              <w:jc w:val="center"/>
+              <w:rPr>
+                <w:rFonts w:ascii="B Nazanin" w:eastAsiaTheme="minorHAnsi" w:hAnsi="B Nazanin" w:cs="B Nazanin"/>
+                <w:b/>
+                <w:bCs/>
+              </w:rPr>
+            </w:pPr>
+            <w:r>
+              <w:rPr>
+                <w:rFonts w:ascii="B Nazanin" w:eastAsiaTheme="minorHAnsi" w:hAnsi="B Nazanin" w:cs="B Nazanin"/>
+                <w:b/>
+                <w:bCs/>
+              </w:rPr>
+              <w:t>{row6_cost}</w:t>
             </w:r>
           </w:p>
         </w:tc>
@@ -6014,6 +5897,7 @@
                 <w:szCs w:val="18"/>
                 <w:rtl/>
               </w:rPr>
+              <w:lastRenderedPageBreak/>
               <w:t>7</w:t>
             </w:r>
           </w:p>
@@ -6071,20 +5955,16 @@
               <w:bidi w:val="0"/>
               <w:jc w:val="center"/>
               <w:rPr>
-                <w:rFonts w:ascii="Arial" w:eastAsia="Times New Roman" w:hAnsi="Arial" w:cs="2  Nazanin"/>
-                <w:b/>
-                <w:bCs/>
-                <w:sz w:val="18"/>
-                <w:szCs w:val="18"/>
-              </w:rPr>
-            </w:pPr>
-            <w:r>
-              <w:rPr>
-                <w:rFonts w:ascii="Arial" w:eastAsia="Times New Roman" w:hAnsi="Arial" w:cs="2  Nazanin"/>
-                <w:b/>
-                <w:bCs/>
-                <w:sz w:val="18"/>
-                <w:szCs w:val="18"/>
+                <w:rFonts w:ascii="B Nazanin" w:eastAsiaTheme="minorHAnsi" w:hAnsi="B Nazanin" w:cs="B Nazanin"/>
+                <w:b/>
+                <w:bCs/>
+              </w:rPr>
+            </w:pPr>
+            <w:r>
+              <w:rPr>
+                <w:rFonts w:ascii="B Nazanin" w:eastAsiaTheme="minorHAnsi" w:hAnsi="B Nazanin" w:cs="B Nazanin"/>
+                <w:b/>
+                <w:bCs/>
               </w:rPr>
               <w:t>{req_7}</w:t>
             </w:r>
@@ -6099,101 +5979,109 @@
               <w:bottom w:val="single" w:sz="4" w:space="0" w:color="auto"/>
               <w:right w:val="single" w:sz="4" w:space="0" w:color="auto"/>
             </w:tcBorders>
-          </w:tcPr>
-          <w:p>
-            <w:r>
-              <w:t>{voc_</w:t>
-            </w:r>
-            <w:r>
-              <w:t>7</w:t>
-            </w:r>
-            <w:r>
+            <w:vAlign w:val="center"/>
+          </w:tcPr>
+          <w:p>
+            <w:pPr>
+              <w:jc w:val="center"/>
+              <w:rPr>
+                <w:rFonts w:ascii="B Nazanin" w:eastAsiaTheme="minorHAnsi" w:hAnsi="B Nazanin" w:cs="B Nazanin"/>
+                <w:b/>
+                <w:bCs/>
+              </w:rPr>
+            </w:pPr>
+            <w:r>
+              <w:rPr>
+                <w:rFonts w:ascii="B Nazanin" w:eastAsiaTheme="minorHAnsi" w:hAnsi="B Nazanin" w:cs="B Nazanin"/>
+                <w:b/>
+                <w:bCs/>
+              </w:rPr>
+              <w:t>{voc_7}</w:t>
+            </w:r>
+          </w:p>
+        </w:tc>
+        <w:tc>
+          <w:tcPr>
+            <w:tcW w:w="846" w:type="dxa"/>
+            <w:tcBorders>
+              <w:top w:val="single" w:sz="4" w:space="0" w:color="auto"/>
+              <w:left w:val="single" w:sz="4" w:space="0" w:color="auto"/>
+              <w:bottom w:val="single" w:sz="4" w:space="0" w:color="auto"/>
+              <w:right w:val="single" w:sz="4" w:space="0" w:color="auto"/>
+            </w:tcBorders>
+            <w:vAlign w:val="center"/>
+          </w:tcPr>
+          <w:p>
+            <w:pPr>
+              <w:bidi w:val="0"/>
+              <w:jc w:val="center"/>
+              <w:rPr>
+                <w:rFonts w:ascii="B Nazanin" w:eastAsiaTheme="minorHAnsi" w:hAnsi="B Nazanin" w:cs="B Nazanin"/>
+                <w:b/>
+                <w:bCs/>
+                <w:rtl/>
+              </w:rPr>
+            </w:pPr>
+            <w:r>
+              <w:rPr>
+                <w:rFonts w:ascii="B Nazanin" w:eastAsiaTheme="minorHAnsi" w:hAnsi="B Nazanin" w:cs="B Nazanin"/>
+                <w:b/>
+                <w:bCs/>
+              </w:rPr>
+              <w:t>{w_7}</w:t>
+            </w:r>
+          </w:p>
+        </w:tc>
+        <w:tc>
+          <w:tcPr>
+            <w:tcW w:w="2305" w:type="dxa"/>
+            <w:tcBorders>
+              <w:top w:val="single" w:sz="4" w:space="0" w:color="auto"/>
+              <w:left w:val="single" w:sz="4" w:space="0" w:color="auto"/>
+              <w:bottom w:val="single" w:sz="4" w:space="0" w:color="auto"/>
+              <w:right w:val="single" w:sz="4" w:space="0" w:color="auto"/>
+            </w:tcBorders>
+            <w:vAlign w:val="center"/>
+          </w:tcPr>
+          <w:p>
+            <w:pPr>
+              <w:jc w:val="center"/>
+              <w:rPr>
+                <w:rFonts w:ascii="B Nazanin" w:eastAsiaTheme="minorHAnsi" w:hAnsi="B Nazanin" w:cs="B Nazanin"/>
+                <w:b/>
+                <w:bCs/>
+              </w:rPr>
+            </w:pPr>
+            <w:r>
+              <w:rPr>
+                <w:rFonts w:ascii="B Nazanin" w:eastAsiaTheme="minorHAnsi" w:hAnsi="B Nazanin" w:cs="B Nazanin"/>
+                <w:b/>
+                <w:bCs/>
+              </w:rPr>
+              <w:t>{</w:t>
+            </w:r>
+            <w:proofErr w:type="spellStart"/>
+            <w:r>
+              <w:rPr>
+                <w:rFonts w:ascii="B Nazanin" w:eastAsiaTheme="minorHAnsi" w:hAnsi="B Nazanin" w:cs="B Nazanin"/>
+                <w:b/>
+                <w:bCs/>
+              </w:rPr>
+              <w:t>base_tariff</w:t>
+            </w:r>
+            <w:proofErr w:type="spellEnd"/>
+            <w:r>
+              <w:rPr>
+                <w:rFonts w:ascii="B Nazanin" w:eastAsiaTheme="minorHAnsi" w:hAnsi="B Nazanin" w:cs="B Nazanin"/>
+                <w:b/>
+                <w:bCs/>
+              </w:rPr>
               <w:t>}</w:t>
             </w:r>
           </w:p>
         </w:tc>
         <w:tc>
           <w:tcPr>
-            <w:tcW w:w="846" w:type="dxa"/>
-            <w:tcBorders>
-              <w:top w:val="single" w:sz="4" w:space="0" w:color="auto"/>
-              <w:left w:val="single" w:sz="4" w:space="0" w:color="auto"/>
-              <w:bottom w:val="single" w:sz="4" w:space="0" w:color="auto"/>
-              <w:right w:val="single" w:sz="4" w:space="0" w:color="auto"/>
-            </w:tcBorders>
-            <w:vAlign w:val="center"/>
-          </w:tcPr>
-          <w:p>
-            <w:pPr>
-              <w:bidi w:val="0"/>
-              <w:jc w:val="center"/>
-              <w:rPr>
-                <w:rFonts w:ascii="Arial" w:eastAsia="Times New Roman" w:hAnsi="Arial" w:cs="2  Nazanin"/>
-                <w:b/>
-                <w:bCs/>
-                <w:sz w:val="18"/>
-                <w:szCs w:val="18"/>
-                <w:rtl/>
-              </w:rPr>
-            </w:pPr>
-            <w:r>
-              <w:rPr>
-                <w:rFonts w:ascii="Arial" w:eastAsia="Times New Roman" w:hAnsi="Arial" w:cs="2  Nazanin"/>
-                <w:b/>
-                <w:bCs/>
-                <w:sz w:val="18"/>
-                <w:szCs w:val="18"/>
-              </w:rPr>
-              <w:t>{w_</w:t>
-            </w:r>
-            <w:r>
-              <w:rPr>
-                <w:rFonts w:ascii="Arial" w:eastAsia="Times New Roman" w:hAnsi="Arial" w:cs="2  Nazanin"/>
-                <w:b/>
-                <w:bCs/>
-                <w:sz w:val="18"/>
-                <w:szCs w:val="18"/>
-              </w:rPr>
-              <w:t>7</w:t>
-            </w:r>
-            <w:r>
-              <w:rPr>
-                <w:rFonts w:ascii="Arial" w:eastAsia="Times New Roman" w:hAnsi="Arial" w:cs="2  Nazanin"/>
-                <w:b/>
-                <w:bCs/>
-                <w:sz w:val="18"/>
-                <w:szCs w:val="18"/>
-              </w:rPr>
-              <w:t>}</w:t>
-            </w:r>
-          </w:p>
-        </w:tc>
-        <w:tc>
-          <w:tcPr>
-            <w:tcW w:w="2305" w:type="dxa"/>
-            <w:tcBorders>
-              <w:top w:val="single" w:sz="4" w:space="0" w:color="auto"/>
-              <w:left w:val="single" w:sz="4" w:space="0" w:color="auto"/>
-              <w:bottom w:val="single" w:sz="4" w:space="0" w:color="auto"/>
-              <w:right w:val="single" w:sz="4" w:space="0" w:color="auto"/>
-            </w:tcBorders>
-          </w:tcPr>
-          <w:p>
-            <w:r>
-              <w:t>{</w:t>
-            </w:r>
-            <w:proofErr w:type="spellStart"/>
-            <w:r>
-              <w:t>base_tariff</w:t>
-            </w:r>
-            <w:proofErr w:type="spellEnd"/>
-            <w:r>
-              <w:t>}</w:t>
-            </w:r>
-          </w:p>
-        </w:tc>
-        <w:tc>
-          <w:tcPr>
             <w:tcW w:w="1948" w:type="dxa"/>
             <w:tcBorders>
               <w:top w:val="single" w:sz="4" w:space="0" w:color="auto"/>
@@ -6201,19 +6089,24 @@
               <w:bottom w:val="single" w:sz="4" w:space="0" w:color="auto"/>
               <w:right w:val="single" w:sz="4" w:space="0" w:color="auto"/>
             </w:tcBorders>
-          </w:tcPr>
-          <w:p>
-            <w:pPr>
-              <w:jc w:val="center"/>
-            </w:pPr>
-            <w:r>
-              <w:t>{row</w:t>
-            </w:r>
-            <w:r>
-              <w:t>7</w:t>
-            </w:r>
-            <w:r>
-              <w:t>_cost}</w:t>
+            <w:vAlign w:val="center"/>
+          </w:tcPr>
+          <w:p>
+            <w:pPr>
+              <w:jc w:val="center"/>
+              <w:rPr>
+                <w:rFonts w:ascii="B Nazanin" w:eastAsiaTheme="minorHAnsi" w:hAnsi="B Nazanin" w:cs="B Nazanin"/>
+                <w:b/>
+                <w:bCs/>
+              </w:rPr>
+            </w:pPr>
+            <w:r>
+              <w:rPr>
+                <w:rFonts w:ascii="B Nazanin" w:eastAsiaTheme="minorHAnsi" w:hAnsi="B Nazanin" w:cs="B Nazanin"/>
+                <w:b/>
+                <w:bCs/>
+              </w:rPr>
+              <w:t>{row7_cost}</w:t>
             </w:r>
           </w:p>
         </w:tc>
@@ -6312,21 +6205,17 @@
               <w:bidi w:val="0"/>
               <w:jc w:val="center"/>
               <w:rPr>
-                <w:rFonts w:ascii="Arial" w:eastAsia="Times New Roman" w:hAnsi="Arial" w:cs="2  Nazanin"/>
-                <w:b/>
-                <w:bCs/>
-                <w:sz w:val="18"/>
-                <w:szCs w:val="18"/>
-                <w:rtl/>
-              </w:rPr>
-            </w:pPr>
-            <w:r>
-              <w:rPr>
-                <w:rFonts w:ascii="Arial" w:eastAsia="Times New Roman" w:hAnsi="Arial" w:cs="2  Nazanin"/>
-                <w:b/>
-                <w:bCs/>
-                <w:sz w:val="18"/>
-                <w:szCs w:val="18"/>
+                <w:rFonts w:ascii="B Nazanin" w:eastAsiaTheme="minorHAnsi" w:hAnsi="B Nazanin" w:cs="B Nazanin"/>
+                <w:b/>
+                <w:bCs/>
+                <w:rtl/>
+              </w:rPr>
+            </w:pPr>
+            <w:r>
+              <w:rPr>
+                <w:rFonts w:ascii="B Nazanin" w:eastAsiaTheme="minorHAnsi" w:hAnsi="B Nazanin" w:cs="B Nazanin"/>
+                <w:b/>
+                <w:bCs/>
               </w:rPr>
               <w:t>{req_8}</w:t>
             </w:r>
@@ -6341,101 +6230,109 @@
               <w:bottom w:val="single" w:sz="4" w:space="0" w:color="auto"/>
               <w:right w:val="single" w:sz="4" w:space="0" w:color="auto"/>
             </w:tcBorders>
-          </w:tcPr>
-          <w:p>
-            <w:r>
-              <w:t>{voc_</w:t>
-            </w:r>
-            <w:r>
-              <w:t>8</w:t>
-            </w:r>
-            <w:r>
+            <w:vAlign w:val="center"/>
+          </w:tcPr>
+          <w:p>
+            <w:pPr>
+              <w:jc w:val="center"/>
+              <w:rPr>
+                <w:rFonts w:ascii="B Nazanin" w:eastAsiaTheme="minorHAnsi" w:hAnsi="B Nazanin" w:cs="B Nazanin"/>
+                <w:b/>
+                <w:bCs/>
+              </w:rPr>
+            </w:pPr>
+            <w:r>
+              <w:rPr>
+                <w:rFonts w:ascii="B Nazanin" w:eastAsiaTheme="minorHAnsi" w:hAnsi="B Nazanin" w:cs="B Nazanin"/>
+                <w:b/>
+                <w:bCs/>
+              </w:rPr>
+              <w:t>{voc_8}</w:t>
+            </w:r>
+          </w:p>
+        </w:tc>
+        <w:tc>
+          <w:tcPr>
+            <w:tcW w:w="846" w:type="dxa"/>
+            <w:tcBorders>
+              <w:top w:val="single" w:sz="4" w:space="0" w:color="auto"/>
+              <w:left w:val="single" w:sz="4" w:space="0" w:color="auto"/>
+              <w:bottom w:val="single" w:sz="4" w:space="0" w:color="auto"/>
+              <w:right w:val="single" w:sz="4" w:space="0" w:color="auto"/>
+            </w:tcBorders>
+            <w:vAlign w:val="center"/>
+          </w:tcPr>
+          <w:p>
+            <w:pPr>
+              <w:bidi w:val="0"/>
+              <w:jc w:val="center"/>
+              <w:rPr>
+                <w:rFonts w:ascii="B Nazanin" w:eastAsiaTheme="minorHAnsi" w:hAnsi="B Nazanin" w:cs="B Nazanin"/>
+                <w:b/>
+                <w:bCs/>
+                <w:rtl/>
+              </w:rPr>
+            </w:pPr>
+            <w:r>
+              <w:rPr>
+                <w:rFonts w:ascii="B Nazanin" w:eastAsiaTheme="minorHAnsi" w:hAnsi="B Nazanin" w:cs="B Nazanin"/>
+                <w:b/>
+                <w:bCs/>
+              </w:rPr>
+              <w:t>{w_8}</w:t>
+            </w:r>
+          </w:p>
+        </w:tc>
+        <w:tc>
+          <w:tcPr>
+            <w:tcW w:w="2305" w:type="dxa"/>
+            <w:tcBorders>
+              <w:top w:val="single" w:sz="4" w:space="0" w:color="auto"/>
+              <w:left w:val="single" w:sz="4" w:space="0" w:color="auto"/>
+              <w:bottom w:val="single" w:sz="4" w:space="0" w:color="auto"/>
+              <w:right w:val="single" w:sz="4" w:space="0" w:color="auto"/>
+            </w:tcBorders>
+            <w:vAlign w:val="center"/>
+          </w:tcPr>
+          <w:p>
+            <w:pPr>
+              <w:jc w:val="center"/>
+              <w:rPr>
+                <w:rFonts w:ascii="B Nazanin" w:eastAsiaTheme="minorHAnsi" w:hAnsi="B Nazanin" w:cs="B Nazanin"/>
+                <w:b/>
+                <w:bCs/>
+              </w:rPr>
+            </w:pPr>
+            <w:r>
+              <w:rPr>
+                <w:rFonts w:ascii="B Nazanin" w:eastAsiaTheme="minorHAnsi" w:hAnsi="B Nazanin" w:cs="B Nazanin"/>
+                <w:b/>
+                <w:bCs/>
+              </w:rPr>
+              <w:t>{</w:t>
+            </w:r>
+            <w:proofErr w:type="spellStart"/>
+            <w:r>
+              <w:rPr>
+                <w:rFonts w:ascii="B Nazanin" w:eastAsiaTheme="minorHAnsi" w:hAnsi="B Nazanin" w:cs="B Nazanin"/>
+                <w:b/>
+                <w:bCs/>
+              </w:rPr>
+              <w:t>base_tariff</w:t>
+            </w:r>
+            <w:proofErr w:type="spellEnd"/>
+            <w:r>
+              <w:rPr>
+                <w:rFonts w:ascii="B Nazanin" w:eastAsiaTheme="minorHAnsi" w:hAnsi="B Nazanin" w:cs="B Nazanin"/>
+                <w:b/>
+                <w:bCs/>
+              </w:rPr>
               <w:t>}</w:t>
             </w:r>
           </w:p>
         </w:tc>
         <w:tc>
           <w:tcPr>
-            <w:tcW w:w="846" w:type="dxa"/>
-            <w:tcBorders>
-              <w:top w:val="single" w:sz="4" w:space="0" w:color="auto"/>
-              <w:left w:val="single" w:sz="4" w:space="0" w:color="auto"/>
-              <w:bottom w:val="single" w:sz="4" w:space="0" w:color="auto"/>
-              <w:right w:val="single" w:sz="4" w:space="0" w:color="auto"/>
-            </w:tcBorders>
-            <w:vAlign w:val="center"/>
-          </w:tcPr>
-          <w:p>
-            <w:pPr>
-              <w:bidi w:val="0"/>
-              <w:jc w:val="center"/>
-              <w:rPr>
-                <w:rFonts w:ascii="Arial" w:eastAsia="Times New Roman" w:hAnsi="Arial" w:cs="2  Nazanin"/>
-                <w:b/>
-                <w:bCs/>
-                <w:sz w:val="18"/>
-                <w:szCs w:val="18"/>
-                <w:rtl/>
-              </w:rPr>
-            </w:pPr>
-            <w:r>
-              <w:rPr>
-                <w:rFonts w:ascii="Arial" w:eastAsia="Times New Roman" w:hAnsi="Arial" w:cs="2  Nazanin"/>
-                <w:b/>
-                <w:bCs/>
-                <w:sz w:val="18"/>
-                <w:szCs w:val="18"/>
-              </w:rPr>
-              <w:t>{w_</w:t>
-            </w:r>
-            <w:r>
-              <w:rPr>
-                <w:rFonts w:ascii="Arial" w:eastAsia="Times New Roman" w:hAnsi="Arial" w:cs="2  Nazanin"/>
-                <w:b/>
-                <w:bCs/>
-                <w:sz w:val="18"/>
-                <w:szCs w:val="18"/>
-              </w:rPr>
-              <w:t>8</w:t>
-            </w:r>
-            <w:r>
-              <w:rPr>
-                <w:rFonts w:ascii="Arial" w:eastAsia="Times New Roman" w:hAnsi="Arial" w:cs="2  Nazanin"/>
-                <w:b/>
-                <w:bCs/>
-                <w:sz w:val="18"/>
-                <w:szCs w:val="18"/>
-              </w:rPr>
-              <w:t>}</w:t>
-            </w:r>
-          </w:p>
-        </w:tc>
-        <w:tc>
-          <w:tcPr>
-            <w:tcW w:w="2305" w:type="dxa"/>
-            <w:tcBorders>
-              <w:top w:val="single" w:sz="4" w:space="0" w:color="auto"/>
-              <w:left w:val="single" w:sz="4" w:space="0" w:color="auto"/>
-              <w:bottom w:val="single" w:sz="4" w:space="0" w:color="auto"/>
-              <w:right w:val="single" w:sz="4" w:space="0" w:color="auto"/>
-            </w:tcBorders>
-          </w:tcPr>
-          <w:p>
-            <w:r>
-              <w:t>{</w:t>
-            </w:r>
-            <w:proofErr w:type="spellStart"/>
-            <w:r>
-              <w:t>base_tariff</w:t>
-            </w:r>
-            <w:proofErr w:type="spellEnd"/>
-            <w:r>
-              <w:t>}</w:t>
-            </w:r>
-          </w:p>
-        </w:tc>
-        <w:tc>
-          <w:tcPr>
             <w:tcW w:w="1948" w:type="dxa"/>
             <w:tcBorders>
               <w:top w:val="single" w:sz="4" w:space="0" w:color="auto"/>
@@ -6443,19 +6340,24 @@
               <w:bottom w:val="single" w:sz="4" w:space="0" w:color="auto"/>
               <w:right w:val="single" w:sz="4" w:space="0" w:color="auto"/>
             </w:tcBorders>
-          </w:tcPr>
-          <w:p>
-            <w:pPr>
-              <w:jc w:val="center"/>
-            </w:pPr>
-            <w:r>
-              <w:t>{row</w:t>
-            </w:r>
-            <w:r>
-              <w:t>8</w:t>
-            </w:r>
-            <w:r>
-              <w:t>_cost}</w:t>
+            <w:vAlign w:val="center"/>
+          </w:tcPr>
+          <w:p>
+            <w:pPr>
+              <w:jc w:val="center"/>
+              <w:rPr>
+                <w:rFonts w:ascii="B Nazanin" w:eastAsiaTheme="minorHAnsi" w:hAnsi="B Nazanin" w:cs="B Nazanin"/>
+                <w:b/>
+                <w:bCs/>
+              </w:rPr>
+            </w:pPr>
+            <w:r>
+              <w:rPr>
+                <w:rFonts w:ascii="B Nazanin" w:eastAsiaTheme="minorHAnsi" w:hAnsi="B Nazanin" w:cs="B Nazanin"/>
+                <w:b/>
+                <w:bCs/>
+              </w:rPr>
+              <w:t>{row8_cost}</w:t>
             </w:r>
           </w:p>
         </w:tc>
@@ -6497,7 +6399,6 @@
                 <w:szCs w:val="18"/>
                 <w:rtl/>
               </w:rPr>
-              <w:lastRenderedPageBreak/>
               <w:t>9</w:t>
             </w:r>
           </w:p>
@@ -6555,20 +6456,16 @@
               <w:bidi w:val="0"/>
               <w:jc w:val="center"/>
               <w:rPr>
-                <w:rFonts w:ascii="Arial" w:eastAsia="Times New Roman" w:hAnsi="Arial" w:cs="2  Nazanin"/>
-                <w:b/>
-                <w:bCs/>
-                <w:sz w:val="18"/>
-                <w:szCs w:val="18"/>
-              </w:rPr>
-            </w:pPr>
-            <w:r>
-              <w:rPr>
-                <w:rFonts w:ascii="Arial" w:eastAsia="Times New Roman" w:hAnsi="Arial" w:cs="2  Nazanin"/>
-                <w:b/>
-                <w:bCs/>
-                <w:sz w:val="18"/>
-                <w:szCs w:val="18"/>
+                <w:rFonts w:ascii="B Nazanin" w:eastAsiaTheme="minorHAnsi" w:hAnsi="B Nazanin" w:cs="B Nazanin"/>
+                <w:b/>
+                <w:bCs/>
+              </w:rPr>
+            </w:pPr>
+            <w:r>
+              <w:rPr>
+                <w:rFonts w:ascii="B Nazanin" w:eastAsiaTheme="minorHAnsi" w:hAnsi="B Nazanin" w:cs="B Nazanin"/>
+                <w:b/>
+                <w:bCs/>
               </w:rPr>
               <w:t>{req_9}</w:t>
             </w:r>
@@ -6583,101 +6480,109 @@
               <w:bottom w:val="single" w:sz="4" w:space="0" w:color="auto"/>
               <w:right w:val="single" w:sz="4" w:space="0" w:color="auto"/>
             </w:tcBorders>
-          </w:tcPr>
-          <w:p>
-            <w:r>
-              <w:t>{voc_</w:t>
-            </w:r>
-            <w:r>
-              <w:t>9</w:t>
-            </w:r>
-            <w:r>
+            <w:vAlign w:val="center"/>
+          </w:tcPr>
+          <w:p>
+            <w:pPr>
+              <w:jc w:val="center"/>
+              <w:rPr>
+                <w:rFonts w:ascii="B Nazanin" w:eastAsiaTheme="minorHAnsi" w:hAnsi="B Nazanin" w:cs="B Nazanin"/>
+                <w:b/>
+                <w:bCs/>
+              </w:rPr>
+            </w:pPr>
+            <w:r>
+              <w:rPr>
+                <w:rFonts w:ascii="B Nazanin" w:eastAsiaTheme="minorHAnsi" w:hAnsi="B Nazanin" w:cs="B Nazanin"/>
+                <w:b/>
+                <w:bCs/>
+              </w:rPr>
+              <w:t>{voc_9}</w:t>
+            </w:r>
+          </w:p>
+        </w:tc>
+        <w:tc>
+          <w:tcPr>
+            <w:tcW w:w="846" w:type="dxa"/>
+            <w:tcBorders>
+              <w:top w:val="single" w:sz="4" w:space="0" w:color="auto"/>
+              <w:left w:val="single" w:sz="4" w:space="0" w:color="auto"/>
+              <w:bottom w:val="single" w:sz="4" w:space="0" w:color="auto"/>
+              <w:right w:val="single" w:sz="4" w:space="0" w:color="auto"/>
+            </w:tcBorders>
+            <w:vAlign w:val="center"/>
+          </w:tcPr>
+          <w:p>
+            <w:pPr>
+              <w:bidi w:val="0"/>
+              <w:jc w:val="center"/>
+              <w:rPr>
+                <w:rFonts w:ascii="B Nazanin" w:eastAsiaTheme="minorHAnsi" w:hAnsi="B Nazanin" w:cs="B Nazanin"/>
+                <w:b/>
+                <w:bCs/>
+                <w:rtl/>
+              </w:rPr>
+            </w:pPr>
+            <w:r>
+              <w:rPr>
+                <w:rFonts w:ascii="B Nazanin" w:eastAsiaTheme="minorHAnsi" w:hAnsi="B Nazanin" w:cs="B Nazanin"/>
+                <w:b/>
+                <w:bCs/>
+              </w:rPr>
+              <w:t>{w_9}</w:t>
+            </w:r>
+          </w:p>
+        </w:tc>
+        <w:tc>
+          <w:tcPr>
+            <w:tcW w:w="2305" w:type="dxa"/>
+            <w:tcBorders>
+              <w:top w:val="single" w:sz="4" w:space="0" w:color="auto"/>
+              <w:left w:val="single" w:sz="4" w:space="0" w:color="auto"/>
+              <w:bottom w:val="single" w:sz="4" w:space="0" w:color="auto"/>
+              <w:right w:val="single" w:sz="4" w:space="0" w:color="auto"/>
+            </w:tcBorders>
+            <w:vAlign w:val="center"/>
+          </w:tcPr>
+          <w:p>
+            <w:pPr>
+              <w:jc w:val="center"/>
+              <w:rPr>
+                <w:rFonts w:ascii="B Nazanin" w:eastAsiaTheme="minorHAnsi" w:hAnsi="B Nazanin" w:cs="B Nazanin"/>
+                <w:b/>
+                <w:bCs/>
+              </w:rPr>
+            </w:pPr>
+            <w:r>
+              <w:rPr>
+                <w:rFonts w:ascii="B Nazanin" w:eastAsiaTheme="minorHAnsi" w:hAnsi="B Nazanin" w:cs="B Nazanin"/>
+                <w:b/>
+                <w:bCs/>
+              </w:rPr>
+              <w:t>{</w:t>
+            </w:r>
+            <w:proofErr w:type="spellStart"/>
+            <w:r>
+              <w:rPr>
+                <w:rFonts w:ascii="B Nazanin" w:eastAsiaTheme="minorHAnsi" w:hAnsi="B Nazanin" w:cs="B Nazanin"/>
+                <w:b/>
+                <w:bCs/>
+              </w:rPr>
+              <w:t>base_tariff</w:t>
+            </w:r>
+            <w:proofErr w:type="spellEnd"/>
+            <w:r>
+              <w:rPr>
+                <w:rFonts w:ascii="B Nazanin" w:eastAsiaTheme="minorHAnsi" w:hAnsi="B Nazanin" w:cs="B Nazanin"/>
+                <w:b/>
+                <w:bCs/>
+              </w:rPr>
               <w:t>}</w:t>
             </w:r>
           </w:p>
         </w:tc>
         <w:tc>
           <w:tcPr>
-            <w:tcW w:w="846" w:type="dxa"/>
-            <w:tcBorders>
-              <w:top w:val="single" w:sz="4" w:space="0" w:color="auto"/>
-              <w:left w:val="single" w:sz="4" w:space="0" w:color="auto"/>
-              <w:bottom w:val="single" w:sz="4" w:space="0" w:color="auto"/>
-              <w:right w:val="single" w:sz="4" w:space="0" w:color="auto"/>
-            </w:tcBorders>
-            <w:vAlign w:val="center"/>
-          </w:tcPr>
-          <w:p>
-            <w:pPr>
-              <w:bidi w:val="0"/>
-              <w:jc w:val="center"/>
-              <w:rPr>
-                <w:rFonts w:ascii="Arial" w:eastAsia="Times New Roman" w:hAnsi="Arial" w:cs="2  Nazanin"/>
-                <w:b/>
-                <w:bCs/>
-                <w:sz w:val="18"/>
-                <w:szCs w:val="18"/>
-                <w:rtl/>
-              </w:rPr>
-            </w:pPr>
-            <w:r>
-              <w:rPr>
-                <w:rFonts w:ascii="Arial" w:eastAsia="Times New Roman" w:hAnsi="Arial" w:cs="2  Nazanin"/>
-                <w:b/>
-                <w:bCs/>
-                <w:sz w:val="18"/>
-                <w:szCs w:val="18"/>
-              </w:rPr>
-              <w:t>{w_</w:t>
-            </w:r>
-            <w:r>
-              <w:rPr>
-                <w:rFonts w:ascii="Arial" w:eastAsia="Times New Roman" w:hAnsi="Arial" w:cs="2  Nazanin"/>
-                <w:b/>
-                <w:bCs/>
-                <w:sz w:val="18"/>
-                <w:szCs w:val="18"/>
-              </w:rPr>
-              <w:t>9</w:t>
-            </w:r>
-            <w:r>
-              <w:rPr>
-                <w:rFonts w:ascii="Arial" w:eastAsia="Times New Roman" w:hAnsi="Arial" w:cs="2  Nazanin"/>
-                <w:b/>
-                <w:bCs/>
-                <w:sz w:val="18"/>
-                <w:szCs w:val="18"/>
-              </w:rPr>
-              <w:t>}</w:t>
-            </w:r>
-          </w:p>
-        </w:tc>
-        <w:tc>
-          <w:tcPr>
-            <w:tcW w:w="2305" w:type="dxa"/>
-            <w:tcBorders>
-              <w:top w:val="single" w:sz="4" w:space="0" w:color="auto"/>
-              <w:left w:val="single" w:sz="4" w:space="0" w:color="auto"/>
-              <w:bottom w:val="single" w:sz="4" w:space="0" w:color="auto"/>
-              <w:right w:val="single" w:sz="4" w:space="0" w:color="auto"/>
-            </w:tcBorders>
-          </w:tcPr>
-          <w:p>
-            <w:r>
-              <w:t>{</w:t>
-            </w:r>
-            <w:proofErr w:type="spellStart"/>
-            <w:r>
-              <w:t>base_tariff</w:t>
-            </w:r>
-            <w:proofErr w:type="spellEnd"/>
-            <w:r>
-              <w:t>}</w:t>
-            </w:r>
-          </w:p>
-        </w:tc>
-        <w:tc>
-          <w:tcPr>
             <w:tcW w:w="1948" w:type="dxa"/>
             <w:tcBorders>
               <w:top w:val="single" w:sz="4" w:space="0" w:color="auto"/>
@@ -6685,19 +6590,24 @@
               <w:bottom w:val="single" w:sz="4" w:space="0" w:color="auto"/>
               <w:right w:val="single" w:sz="4" w:space="0" w:color="auto"/>
             </w:tcBorders>
-          </w:tcPr>
-          <w:p>
-            <w:pPr>
-              <w:jc w:val="center"/>
-            </w:pPr>
-            <w:r>
-              <w:t>{row</w:t>
-            </w:r>
-            <w:r>
-              <w:t>9</w:t>
-            </w:r>
-            <w:r>
-              <w:t>_cost}</w:t>
+            <w:vAlign w:val="center"/>
+          </w:tcPr>
+          <w:p>
+            <w:pPr>
+              <w:jc w:val="center"/>
+              <w:rPr>
+                <w:rFonts w:ascii="B Nazanin" w:eastAsiaTheme="minorHAnsi" w:hAnsi="B Nazanin" w:cs="B Nazanin"/>
+                <w:b/>
+                <w:bCs/>
+              </w:rPr>
+            </w:pPr>
+            <w:r>
+              <w:rPr>
+                <w:rFonts w:ascii="B Nazanin" w:eastAsiaTheme="minorHAnsi" w:hAnsi="B Nazanin" w:cs="B Nazanin"/>
+                <w:b/>
+                <w:bCs/>
+              </w:rPr>
+              <w:t>{row9_cost}</w:t>
             </w:r>
           </w:p>
         </w:tc>
@@ -6796,20 +6706,16 @@
               <w:bidi w:val="0"/>
               <w:jc w:val="center"/>
               <w:rPr>
-                <w:rFonts w:ascii="Arial" w:eastAsia="Times New Roman" w:hAnsi="Arial" w:cs="2  Nazanin"/>
-                <w:b/>
-                <w:bCs/>
-                <w:sz w:val="18"/>
-                <w:szCs w:val="18"/>
-              </w:rPr>
-            </w:pPr>
-            <w:r>
-              <w:rPr>
-                <w:rFonts w:ascii="Arial" w:eastAsia="Times New Roman" w:hAnsi="Arial" w:cs="2  Nazanin"/>
-                <w:b/>
-                <w:bCs/>
-                <w:sz w:val="18"/>
-                <w:szCs w:val="18"/>
+                <w:rFonts w:ascii="B Nazanin" w:eastAsiaTheme="minorHAnsi" w:hAnsi="B Nazanin" w:cs="B Nazanin"/>
+                <w:b/>
+                <w:bCs/>
+              </w:rPr>
+            </w:pPr>
+            <w:r>
+              <w:rPr>
+                <w:rFonts w:ascii="B Nazanin" w:eastAsiaTheme="minorHAnsi" w:hAnsi="B Nazanin" w:cs="B Nazanin"/>
+                <w:b/>
+                <w:bCs/>
               </w:rPr>
               <w:t>{req_10}</w:t>
             </w:r>
@@ -6824,101 +6730,109 @@
               <w:bottom w:val="single" w:sz="4" w:space="0" w:color="auto"/>
               <w:right w:val="single" w:sz="4" w:space="0" w:color="auto"/>
             </w:tcBorders>
-          </w:tcPr>
-          <w:p>
-            <w:r>
-              <w:t>{voc_</w:t>
-            </w:r>
-            <w:r>
-              <w:t>10</w:t>
-            </w:r>
-            <w:r>
+            <w:vAlign w:val="center"/>
+          </w:tcPr>
+          <w:p>
+            <w:pPr>
+              <w:jc w:val="center"/>
+              <w:rPr>
+                <w:rFonts w:ascii="B Nazanin" w:eastAsiaTheme="minorHAnsi" w:hAnsi="B Nazanin" w:cs="B Nazanin"/>
+                <w:b/>
+                <w:bCs/>
+              </w:rPr>
+            </w:pPr>
+            <w:r>
+              <w:rPr>
+                <w:rFonts w:ascii="B Nazanin" w:eastAsiaTheme="minorHAnsi" w:hAnsi="B Nazanin" w:cs="B Nazanin"/>
+                <w:b/>
+                <w:bCs/>
+              </w:rPr>
+              <w:t>{voc_10}</w:t>
+            </w:r>
+          </w:p>
+        </w:tc>
+        <w:tc>
+          <w:tcPr>
+            <w:tcW w:w="846" w:type="dxa"/>
+            <w:tcBorders>
+              <w:top w:val="single" w:sz="4" w:space="0" w:color="auto"/>
+              <w:left w:val="single" w:sz="4" w:space="0" w:color="auto"/>
+              <w:bottom w:val="single" w:sz="4" w:space="0" w:color="auto"/>
+              <w:right w:val="single" w:sz="4" w:space="0" w:color="auto"/>
+            </w:tcBorders>
+            <w:vAlign w:val="center"/>
+          </w:tcPr>
+          <w:p>
+            <w:pPr>
+              <w:bidi w:val="0"/>
+              <w:jc w:val="center"/>
+              <w:rPr>
+                <w:rFonts w:ascii="B Nazanin" w:eastAsiaTheme="minorHAnsi" w:hAnsi="B Nazanin" w:cs="B Nazanin"/>
+                <w:b/>
+                <w:bCs/>
+                <w:rtl/>
+              </w:rPr>
+            </w:pPr>
+            <w:r>
+              <w:rPr>
+                <w:rFonts w:ascii="B Nazanin" w:eastAsiaTheme="minorHAnsi" w:hAnsi="B Nazanin" w:cs="B Nazanin"/>
+                <w:b/>
+                <w:bCs/>
+              </w:rPr>
+              <w:t>{w_10}</w:t>
+            </w:r>
+          </w:p>
+        </w:tc>
+        <w:tc>
+          <w:tcPr>
+            <w:tcW w:w="2305" w:type="dxa"/>
+            <w:tcBorders>
+              <w:top w:val="single" w:sz="4" w:space="0" w:color="auto"/>
+              <w:left w:val="single" w:sz="4" w:space="0" w:color="auto"/>
+              <w:bottom w:val="single" w:sz="4" w:space="0" w:color="auto"/>
+              <w:right w:val="single" w:sz="4" w:space="0" w:color="auto"/>
+            </w:tcBorders>
+            <w:vAlign w:val="center"/>
+          </w:tcPr>
+          <w:p>
+            <w:pPr>
+              <w:jc w:val="center"/>
+              <w:rPr>
+                <w:rFonts w:ascii="B Nazanin" w:eastAsiaTheme="minorHAnsi" w:hAnsi="B Nazanin" w:cs="B Nazanin"/>
+                <w:b/>
+                <w:bCs/>
+              </w:rPr>
+            </w:pPr>
+            <w:r>
+              <w:rPr>
+                <w:rFonts w:ascii="B Nazanin" w:eastAsiaTheme="minorHAnsi" w:hAnsi="B Nazanin" w:cs="B Nazanin"/>
+                <w:b/>
+                <w:bCs/>
+              </w:rPr>
+              <w:t>{</w:t>
+            </w:r>
+            <w:proofErr w:type="spellStart"/>
+            <w:r>
+              <w:rPr>
+                <w:rFonts w:ascii="B Nazanin" w:eastAsiaTheme="minorHAnsi" w:hAnsi="B Nazanin" w:cs="B Nazanin"/>
+                <w:b/>
+                <w:bCs/>
+              </w:rPr>
+              <w:t>base_tariff</w:t>
+            </w:r>
+            <w:proofErr w:type="spellEnd"/>
+            <w:r>
+              <w:rPr>
+                <w:rFonts w:ascii="B Nazanin" w:eastAsiaTheme="minorHAnsi" w:hAnsi="B Nazanin" w:cs="B Nazanin"/>
+                <w:b/>
+                <w:bCs/>
+              </w:rPr>
               <w:t>}</w:t>
             </w:r>
           </w:p>
         </w:tc>
         <w:tc>
           <w:tcPr>
-            <w:tcW w:w="846" w:type="dxa"/>
-            <w:tcBorders>
-              <w:top w:val="single" w:sz="4" w:space="0" w:color="auto"/>
-              <w:left w:val="single" w:sz="4" w:space="0" w:color="auto"/>
-              <w:bottom w:val="single" w:sz="4" w:space="0" w:color="auto"/>
-              <w:right w:val="single" w:sz="4" w:space="0" w:color="auto"/>
-            </w:tcBorders>
-            <w:vAlign w:val="center"/>
-          </w:tcPr>
-          <w:p>
-            <w:pPr>
-              <w:bidi w:val="0"/>
-              <w:jc w:val="center"/>
-              <w:rPr>
-                <w:rFonts w:ascii="Arial" w:eastAsia="Times New Roman" w:hAnsi="Arial" w:cs="2  Nazanin"/>
-                <w:b/>
-                <w:bCs/>
-                <w:sz w:val="18"/>
-                <w:szCs w:val="18"/>
-                <w:rtl/>
-              </w:rPr>
-            </w:pPr>
-            <w:r>
-              <w:rPr>
-                <w:rFonts w:ascii="Arial" w:eastAsia="Times New Roman" w:hAnsi="Arial" w:cs="2  Nazanin"/>
-                <w:b/>
-                <w:bCs/>
-                <w:sz w:val="18"/>
-                <w:szCs w:val="18"/>
-              </w:rPr>
-              <w:t>{w_</w:t>
-            </w:r>
-            <w:r>
-              <w:rPr>
-                <w:rFonts w:ascii="Arial" w:eastAsia="Times New Roman" w:hAnsi="Arial" w:cs="2  Nazanin"/>
-                <w:b/>
-                <w:bCs/>
-                <w:sz w:val="18"/>
-                <w:szCs w:val="18"/>
-              </w:rPr>
-              <w:t>10</w:t>
-            </w:r>
-            <w:r>
-              <w:rPr>
-                <w:rFonts w:ascii="Arial" w:eastAsia="Times New Roman" w:hAnsi="Arial" w:cs="2  Nazanin"/>
-                <w:b/>
-                <w:bCs/>
-                <w:sz w:val="18"/>
-                <w:szCs w:val="18"/>
-              </w:rPr>
-              <w:t>}</w:t>
-            </w:r>
-          </w:p>
-        </w:tc>
-        <w:tc>
-          <w:tcPr>
-            <w:tcW w:w="2305" w:type="dxa"/>
-            <w:tcBorders>
-              <w:top w:val="single" w:sz="4" w:space="0" w:color="auto"/>
-              <w:left w:val="single" w:sz="4" w:space="0" w:color="auto"/>
-              <w:bottom w:val="single" w:sz="4" w:space="0" w:color="auto"/>
-              <w:right w:val="single" w:sz="4" w:space="0" w:color="auto"/>
-            </w:tcBorders>
-          </w:tcPr>
-          <w:p>
-            <w:r>
-              <w:t>{</w:t>
-            </w:r>
-            <w:proofErr w:type="spellStart"/>
-            <w:r>
-              <w:t>base_tariff</w:t>
-            </w:r>
-            <w:proofErr w:type="spellEnd"/>
-            <w:r>
-              <w:t>}</w:t>
-            </w:r>
-          </w:p>
-        </w:tc>
-        <w:tc>
-          <w:tcPr>
             <w:tcW w:w="1948" w:type="dxa"/>
             <w:tcBorders>
               <w:top w:val="single" w:sz="4" w:space="0" w:color="auto"/>
@@ -6926,19 +6840,24 @@
               <w:bottom w:val="single" w:sz="4" w:space="0" w:color="auto"/>
               <w:right w:val="single" w:sz="4" w:space="0" w:color="auto"/>
             </w:tcBorders>
-          </w:tcPr>
-          <w:p>
-            <w:pPr>
-              <w:jc w:val="center"/>
-            </w:pPr>
-            <w:r>
-              <w:t>{row</w:t>
-            </w:r>
-            <w:r>
-              <w:t>10</w:t>
-            </w:r>
-            <w:r>
-              <w:t>_cost}</w:t>
+            <w:vAlign w:val="center"/>
+          </w:tcPr>
+          <w:p>
+            <w:pPr>
+              <w:jc w:val="center"/>
+              <w:rPr>
+                <w:rFonts w:ascii="B Nazanin" w:eastAsiaTheme="minorHAnsi" w:hAnsi="B Nazanin" w:cs="B Nazanin"/>
+                <w:b/>
+                <w:bCs/>
+              </w:rPr>
+            </w:pPr>
+            <w:r>
+              <w:rPr>
+                <w:rFonts w:ascii="B Nazanin" w:eastAsiaTheme="minorHAnsi" w:hAnsi="B Nazanin" w:cs="B Nazanin"/>
+                <w:b/>
+                <w:bCs/>
+              </w:rPr>
+              <w:t>{row10_cost}</w:t>
             </w:r>
           </w:p>
         </w:tc>
@@ -7037,20 +6956,16 @@
               <w:bidi w:val="0"/>
               <w:jc w:val="center"/>
               <w:rPr>
-                <w:rFonts w:ascii="Arial" w:eastAsia="Times New Roman" w:hAnsi="Arial" w:cs="2  Nazanin"/>
-                <w:b/>
-                <w:bCs/>
-                <w:sz w:val="18"/>
-                <w:szCs w:val="18"/>
-              </w:rPr>
-            </w:pPr>
-            <w:r>
-              <w:rPr>
-                <w:rFonts w:ascii="Arial" w:eastAsia="Times New Roman" w:hAnsi="Arial" w:cs="2  Nazanin"/>
-                <w:b/>
-                <w:bCs/>
-                <w:sz w:val="18"/>
-                <w:szCs w:val="18"/>
+                <w:rFonts w:ascii="B Nazanin" w:eastAsiaTheme="minorHAnsi" w:hAnsi="B Nazanin" w:cs="B Nazanin"/>
+                <w:b/>
+                <w:bCs/>
+              </w:rPr>
+            </w:pPr>
+            <w:r>
+              <w:rPr>
+                <w:rFonts w:ascii="B Nazanin" w:eastAsiaTheme="minorHAnsi" w:hAnsi="B Nazanin" w:cs="B Nazanin"/>
+                <w:b/>
+                <w:bCs/>
               </w:rPr>
               <w:t>{req_11}</w:t>
             </w:r>
@@ -7065,101 +6980,109 @@
               <w:bottom w:val="single" w:sz="4" w:space="0" w:color="auto"/>
               <w:right w:val="single" w:sz="4" w:space="0" w:color="auto"/>
             </w:tcBorders>
-          </w:tcPr>
-          <w:p>
-            <w:r>
-              <w:t>{voc_</w:t>
-            </w:r>
-            <w:r>
-              <w:t>11</w:t>
-            </w:r>
-            <w:r>
+            <w:vAlign w:val="center"/>
+          </w:tcPr>
+          <w:p>
+            <w:pPr>
+              <w:jc w:val="center"/>
+              <w:rPr>
+                <w:rFonts w:ascii="B Nazanin" w:eastAsiaTheme="minorHAnsi" w:hAnsi="B Nazanin" w:cs="B Nazanin"/>
+                <w:b/>
+                <w:bCs/>
+              </w:rPr>
+            </w:pPr>
+            <w:r>
+              <w:rPr>
+                <w:rFonts w:ascii="B Nazanin" w:eastAsiaTheme="minorHAnsi" w:hAnsi="B Nazanin" w:cs="B Nazanin"/>
+                <w:b/>
+                <w:bCs/>
+              </w:rPr>
+              <w:t>{voc_11}</w:t>
+            </w:r>
+          </w:p>
+        </w:tc>
+        <w:tc>
+          <w:tcPr>
+            <w:tcW w:w="846" w:type="dxa"/>
+            <w:tcBorders>
+              <w:top w:val="single" w:sz="4" w:space="0" w:color="auto"/>
+              <w:left w:val="single" w:sz="4" w:space="0" w:color="auto"/>
+              <w:bottom w:val="single" w:sz="4" w:space="0" w:color="auto"/>
+              <w:right w:val="single" w:sz="4" w:space="0" w:color="auto"/>
+            </w:tcBorders>
+            <w:vAlign w:val="center"/>
+          </w:tcPr>
+          <w:p>
+            <w:pPr>
+              <w:bidi w:val="0"/>
+              <w:jc w:val="center"/>
+              <w:rPr>
+                <w:rFonts w:ascii="B Nazanin" w:eastAsiaTheme="minorHAnsi" w:hAnsi="B Nazanin" w:cs="B Nazanin"/>
+                <w:b/>
+                <w:bCs/>
+                <w:rtl/>
+              </w:rPr>
+            </w:pPr>
+            <w:r>
+              <w:rPr>
+                <w:rFonts w:ascii="B Nazanin" w:eastAsiaTheme="minorHAnsi" w:hAnsi="B Nazanin" w:cs="B Nazanin"/>
+                <w:b/>
+                <w:bCs/>
+              </w:rPr>
+              <w:t>{w_11}</w:t>
+            </w:r>
+          </w:p>
+        </w:tc>
+        <w:tc>
+          <w:tcPr>
+            <w:tcW w:w="2305" w:type="dxa"/>
+            <w:tcBorders>
+              <w:top w:val="single" w:sz="4" w:space="0" w:color="auto"/>
+              <w:left w:val="single" w:sz="4" w:space="0" w:color="auto"/>
+              <w:bottom w:val="single" w:sz="4" w:space="0" w:color="auto"/>
+              <w:right w:val="single" w:sz="4" w:space="0" w:color="auto"/>
+            </w:tcBorders>
+            <w:vAlign w:val="center"/>
+          </w:tcPr>
+          <w:p>
+            <w:pPr>
+              <w:jc w:val="center"/>
+              <w:rPr>
+                <w:rFonts w:ascii="B Nazanin" w:eastAsiaTheme="minorHAnsi" w:hAnsi="B Nazanin" w:cs="B Nazanin"/>
+                <w:b/>
+                <w:bCs/>
+              </w:rPr>
+            </w:pPr>
+            <w:r>
+              <w:rPr>
+                <w:rFonts w:ascii="B Nazanin" w:eastAsiaTheme="minorHAnsi" w:hAnsi="B Nazanin" w:cs="B Nazanin"/>
+                <w:b/>
+                <w:bCs/>
+              </w:rPr>
+              <w:t>{</w:t>
+            </w:r>
+            <w:proofErr w:type="spellStart"/>
+            <w:r>
+              <w:rPr>
+                <w:rFonts w:ascii="B Nazanin" w:eastAsiaTheme="minorHAnsi" w:hAnsi="B Nazanin" w:cs="B Nazanin"/>
+                <w:b/>
+                <w:bCs/>
+              </w:rPr>
+              <w:t>base_tariff</w:t>
+            </w:r>
+            <w:proofErr w:type="spellEnd"/>
+            <w:r>
+              <w:rPr>
+                <w:rFonts w:ascii="B Nazanin" w:eastAsiaTheme="minorHAnsi" w:hAnsi="B Nazanin" w:cs="B Nazanin"/>
+                <w:b/>
+                <w:bCs/>
+              </w:rPr>
               <w:t>}</w:t>
             </w:r>
           </w:p>
         </w:tc>
         <w:tc>
           <w:tcPr>
-            <w:tcW w:w="846" w:type="dxa"/>
-            <w:tcBorders>
-              <w:top w:val="single" w:sz="4" w:space="0" w:color="auto"/>
-              <w:left w:val="single" w:sz="4" w:space="0" w:color="auto"/>
-              <w:bottom w:val="single" w:sz="4" w:space="0" w:color="auto"/>
-              <w:right w:val="single" w:sz="4" w:space="0" w:color="auto"/>
-            </w:tcBorders>
-            <w:vAlign w:val="center"/>
-          </w:tcPr>
-          <w:p>
-            <w:pPr>
-              <w:bidi w:val="0"/>
-              <w:jc w:val="center"/>
-              <w:rPr>
-                <w:rFonts w:ascii="Arial" w:eastAsia="Times New Roman" w:hAnsi="Arial" w:cs="2  Nazanin"/>
-                <w:b/>
-                <w:bCs/>
-                <w:sz w:val="18"/>
-                <w:szCs w:val="18"/>
-                <w:rtl/>
-              </w:rPr>
-            </w:pPr>
-            <w:r>
-              <w:rPr>
-                <w:rFonts w:ascii="Arial" w:eastAsia="Times New Roman" w:hAnsi="Arial" w:cs="2  Nazanin"/>
-                <w:b/>
-                <w:bCs/>
-                <w:sz w:val="18"/>
-                <w:szCs w:val="18"/>
-              </w:rPr>
-              <w:t>{w_</w:t>
-            </w:r>
-            <w:r>
-              <w:rPr>
-                <w:rFonts w:ascii="Arial" w:eastAsia="Times New Roman" w:hAnsi="Arial" w:cs="2  Nazanin"/>
-                <w:b/>
-                <w:bCs/>
-                <w:sz w:val="18"/>
-                <w:szCs w:val="18"/>
-              </w:rPr>
-              <w:t>11</w:t>
-            </w:r>
-            <w:r>
-              <w:rPr>
-                <w:rFonts w:ascii="Arial" w:eastAsia="Times New Roman" w:hAnsi="Arial" w:cs="2  Nazanin"/>
-                <w:b/>
-                <w:bCs/>
-                <w:sz w:val="18"/>
-                <w:szCs w:val="18"/>
-              </w:rPr>
-              <w:t>}</w:t>
-            </w:r>
-          </w:p>
-        </w:tc>
-        <w:tc>
-          <w:tcPr>
-            <w:tcW w:w="2305" w:type="dxa"/>
-            <w:tcBorders>
-              <w:top w:val="single" w:sz="4" w:space="0" w:color="auto"/>
-              <w:left w:val="single" w:sz="4" w:space="0" w:color="auto"/>
-              <w:bottom w:val="single" w:sz="4" w:space="0" w:color="auto"/>
-              <w:right w:val="single" w:sz="4" w:space="0" w:color="auto"/>
-            </w:tcBorders>
-          </w:tcPr>
-          <w:p>
-            <w:r>
-              <w:t>{</w:t>
-            </w:r>
-            <w:proofErr w:type="spellStart"/>
-            <w:r>
-              <w:t>base_tariff</w:t>
-            </w:r>
-            <w:proofErr w:type="spellEnd"/>
-            <w:r>
-              <w:t>}</w:t>
-            </w:r>
-          </w:p>
-        </w:tc>
-        <w:tc>
-          <w:tcPr>
             <w:tcW w:w="1948" w:type="dxa"/>
             <w:tcBorders>
               <w:top w:val="single" w:sz="4" w:space="0" w:color="auto"/>
@@ -7167,19 +7090,24 @@
               <w:bottom w:val="single" w:sz="4" w:space="0" w:color="auto"/>
               <w:right w:val="single" w:sz="4" w:space="0" w:color="auto"/>
             </w:tcBorders>
-          </w:tcPr>
-          <w:p>
-            <w:pPr>
-              <w:jc w:val="center"/>
-            </w:pPr>
-            <w:r>
-              <w:t>{row</w:t>
-            </w:r>
-            <w:r>
-              <w:t>11</w:t>
-            </w:r>
-            <w:r>
-              <w:t>_cost}</w:t>
+            <w:vAlign w:val="center"/>
+          </w:tcPr>
+          <w:p>
+            <w:pPr>
+              <w:jc w:val="center"/>
+              <w:rPr>
+                <w:rFonts w:ascii="B Nazanin" w:eastAsiaTheme="minorHAnsi" w:hAnsi="B Nazanin" w:cs="B Nazanin"/>
+                <w:b/>
+                <w:bCs/>
+              </w:rPr>
+            </w:pPr>
+            <w:r>
+              <w:rPr>
+                <w:rFonts w:ascii="B Nazanin" w:eastAsiaTheme="minorHAnsi" w:hAnsi="B Nazanin" w:cs="B Nazanin"/>
+                <w:b/>
+                <w:bCs/>
+              </w:rPr>
+              <w:t>{row11_cost}</w:t>
             </w:r>
           </w:p>
         </w:tc>
@@ -7278,20 +7206,16 @@
               <w:bidi w:val="0"/>
               <w:jc w:val="center"/>
               <w:rPr>
-                <w:rFonts w:ascii="Arial" w:eastAsia="Times New Roman" w:hAnsi="Arial" w:cs="2  Nazanin"/>
-                <w:b/>
-                <w:bCs/>
-                <w:sz w:val="18"/>
-                <w:szCs w:val="18"/>
-              </w:rPr>
-            </w:pPr>
-            <w:r>
-              <w:rPr>
-                <w:rFonts w:ascii="Arial" w:eastAsia="Times New Roman" w:hAnsi="Arial" w:cs="2  Nazanin"/>
-                <w:b/>
-                <w:bCs/>
-                <w:sz w:val="18"/>
-                <w:szCs w:val="18"/>
+                <w:rFonts w:ascii="B Nazanin" w:eastAsiaTheme="minorHAnsi" w:hAnsi="B Nazanin" w:cs="B Nazanin"/>
+                <w:b/>
+                <w:bCs/>
+              </w:rPr>
+            </w:pPr>
+            <w:r>
+              <w:rPr>
+                <w:rFonts w:ascii="B Nazanin" w:eastAsiaTheme="minorHAnsi" w:hAnsi="B Nazanin" w:cs="B Nazanin"/>
+                <w:b/>
+                <w:bCs/>
               </w:rPr>
               <w:t>{req_12}</w:t>
             </w:r>
@@ -7306,101 +7230,109 @@
               <w:bottom w:val="single" w:sz="4" w:space="0" w:color="auto"/>
               <w:right w:val="single" w:sz="4" w:space="0" w:color="auto"/>
             </w:tcBorders>
-          </w:tcPr>
-          <w:p>
-            <w:r>
-              <w:t>{voc_</w:t>
-            </w:r>
-            <w:r>
-              <w:t>12</w:t>
-            </w:r>
-            <w:r>
+            <w:vAlign w:val="center"/>
+          </w:tcPr>
+          <w:p>
+            <w:pPr>
+              <w:jc w:val="center"/>
+              <w:rPr>
+                <w:rFonts w:ascii="B Nazanin" w:eastAsiaTheme="minorHAnsi" w:hAnsi="B Nazanin" w:cs="B Nazanin"/>
+                <w:b/>
+                <w:bCs/>
+              </w:rPr>
+            </w:pPr>
+            <w:r>
+              <w:rPr>
+                <w:rFonts w:ascii="B Nazanin" w:eastAsiaTheme="minorHAnsi" w:hAnsi="B Nazanin" w:cs="B Nazanin"/>
+                <w:b/>
+                <w:bCs/>
+              </w:rPr>
+              <w:t>{voc_12}</w:t>
+            </w:r>
+          </w:p>
+        </w:tc>
+        <w:tc>
+          <w:tcPr>
+            <w:tcW w:w="846" w:type="dxa"/>
+            <w:tcBorders>
+              <w:top w:val="single" w:sz="4" w:space="0" w:color="auto"/>
+              <w:left w:val="single" w:sz="4" w:space="0" w:color="auto"/>
+              <w:bottom w:val="single" w:sz="4" w:space="0" w:color="auto"/>
+              <w:right w:val="single" w:sz="4" w:space="0" w:color="auto"/>
+            </w:tcBorders>
+            <w:vAlign w:val="center"/>
+          </w:tcPr>
+          <w:p>
+            <w:pPr>
+              <w:bidi w:val="0"/>
+              <w:jc w:val="center"/>
+              <w:rPr>
+                <w:rFonts w:ascii="B Nazanin" w:eastAsiaTheme="minorHAnsi" w:hAnsi="B Nazanin" w:cs="B Nazanin"/>
+                <w:b/>
+                <w:bCs/>
+                <w:rtl/>
+              </w:rPr>
+            </w:pPr>
+            <w:r>
+              <w:rPr>
+                <w:rFonts w:ascii="B Nazanin" w:eastAsiaTheme="minorHAnsi" w:hAnsi="B Nazanin" w:cs="B Nazanin"/>
+                <w:b/>
+                <w:bCs/>
+              </w:rPr>
+              <w:t>{w_12}</w:t>
+            </w:r>
+          </w:p>
+        </w:tc>
+        <w:tc>
+          <w:tcPr>
+            <w:tcW w:w="2305" w:type="dxa"/>
+            <w:tcBorders>
+              <w:top w:val="single" w:sz="4" w:space="0" w:color="auto"/>
+              <w:left w:val="single" w:sz="4" w:space="0" w:color="auto"/>
+              <w:bottom w:val="single" w:sz="4" w:space="0" w:color="auto"/>
+              <w:right w:val="single" w:sz="4" w:space="0" w:color="auto"/>
+            </w:tcBorders>
+            <w:vAlign w:val="center"/>
+          </w:tcPr>
+          <w:p>
+            <w:pPr>
+              <w:jc w:val="center"/>
+              <w:rPr>
+                <w:rFonts w:ascii="B Nazanin" w:eastAsiaTheme="minorHAnsi" w:hAnsi="B Nazanin" w:cs="B Nazanin"/>
+                <w:b/>
+                <w:bCs/>
+              </w:rPr>
+            </w:pPr>
+            <w:r>
+              <w:rPr>
+                <w:rFonts w:ascii="B Nazanin" w:eastAsiaTheme="minorHAnsi" w:hAnsi="B Nazanin" w:cs="B Nazanin"/>
+                <w:b/>
+                <w:bCs/>
+              </w:rPr>
+              <w:t>{</w:t>
+            </w:r>
+            <w:proofErr w:type="spellStart"/>
+            <w:r>
+              <w:rPr>
+                <w:rFonts w:ascii="B Nazanin" w:eastAsiaTheme="minorHAnsi" w:hAnsi="B Nazanin" w:cs="B Nazanin"/>
+                <w:b/>
+                <w:bCs/>
+              </w:rPr>
+              <w:t>base_tariff</w:t>
+            </w:r>
+            <w:proofErr w:type="spellEnd"/>
+            <w:r>
+              <w:rPr>
+                <w:rFonts w:ascii="B Nazanin" w:eastAsiaTheme="minorHAnsi" w:hAnsi="B Nazanin" w:cs="B Nazanin"/>
+                <w:b/>
+                <w:bCs/>
+              </w:rPr>
               <w:t>}</w:t>
             </w:r>
           </w:p>
         </w:tc>
         <w:tc>
           <w:tcPr>
-            <w:tcW w:w="846" w:type="dxa"/>
-            <w:tcBorders>
-              <w:top w:val="single" w:sz="4" w:space="0" w:color="auto"/>
-              <w:left w:val="single" w:sz="4" w:space="0" w:color="auto"/>
-              <w:bottom w:val="single" w:sz="4" w:space="0" w:color="auto"/>
-              <w:right w:val="single" w:sz="4" w:space="0" w:color="auto"/>
-            </w:tcBorders>
-            <w:vAlign w:val="center"/>
-          </w:tcPr>
-          <w:p>
-            <w:pPr>
-              <w:bidi w:val="0"/>
-              <w:jc w:val="center"/>
-              <w:rPr>
-                <w:rFonts w:ascii="Arial" w:eastAsia="Times New Roman" w:hAnsi="Arial" w:cs="2  Nazanin"/>
-                <w:b/>
-                <w:bCs/>
-                <w:sz w:val="18"/>
-                <w:szCs w:val="18"/>
-                <w:rtl/>
-              </w:rPr>
-            </w:pPr>
-            <w:r>
-              <w:rPr>
-                <w:rFonts w:ascii="Arial" w:eastAsia="Times New Roman" w:hAnsi="Arial" w:cs="2  Nazanin"/>
-                <w:b/>
-                <w:bCs/>
-                <w:sz w:val="18"/>
-                <w:szCs w:val="18"/>
-              </w:rPr>
-              <w:t>{w_</w:t>
-            </w:r>
-            <w:r>
-              <w:rPr>
-                <w:rFonts w:ascii="Arial" w:eastAsia="Times New Roman" w:hAnsi="Arial" w:cs="2  Nazanin"/>
-                <w:b/>
-                <w:bCs/>
-                <w:sz w:val="18"/>
-                <w:szCs w:val="18"/>
-              </w:rPr>
-              <w:t>12</w:t>
-            </w:r>
-            <w:r>
-              <w:rPr>
-                <w:rFonts w:ascii="Arial" w:eastAsia="Times New Roman" w:hAnsi="Arial" w:cs="2  Nazanin"/>
-                <w:b/>
-                <w:bCs/>
-                <w:sz w:val="18"/>
-                <w:szCs w:val="18"/>
-              </w:rPr>
-              <w:t>}</w:t>
-            </w:r>
-          </w:p>
-        </w:tc>
-        <w:tc>
-          <w:tcPr>
-            <w:tcW w:w="2305" w:type="dxa"/>
-            <w:tcBorders>
-              <w:top w:val="single" w:sz="4" w:space="0" w:color="auto"/>
-              <w:left w:val="single" w:sz="4" w:space="0" w:color="auto"/>
-              <w:bottom w:val="single" w:sz="4" w:space="0" w:color="auto"/>
-              <w:right w:val="single" w:sz="4" w:space="0" w:color="auto"/>
-            </w:tcBorders>
-          </w:tcPr>
-          <w:p>
-            <w:r>
-              <w:t>{</w:t>
-            </w:r>
-            <w:proofErr w:type="spellStart"/>
-            <w:r>
-              <w:t>base_tariff</w:t>
-            </w:r>
-            <w:proofErr w:type="spellEnd"/>
-            <w:r>
-              <w:t>}</w:t>
-            </w:r>
-          </w:p>
-        </w:tc>
-        <w:tc>
-          <w:tcPr>
             <w:tcW w:w="1948" w:type="dxa"/>
             <w:tcBorders>
               <w:top w:val="single" w:sz="4" w:space="0" w:color="auto"/>
@@ -7408,19 +7340,24 @@
               <w:bottom w:val="single" w:sz="4" w:space="0" w:color="auto"/>
               <w:right w:val="single" w:sz="4" w:space="0" w:color="auto"/>
             </w:tcBorders>
-          </w:tcPr>
-          <w:p>
-            <w:pPr>
-              <w:jc w:val="center"/>
-            </w:pPr>
-            <w:r>
-              <w:t>{row</w:t>
-            </w:r>
-            <w:r>
-              <w:t>12</w:t>
-            </w:r>
-            <w:r>
-              <w:t>_cost}</w:t>
+            <w:vAlign w:val="center"/>
+          </w:tcPr>
+          <w:p>
+            <w:pPr>
+              <w:jc w:val="center"/>
+              <w:rPr>
+                <w:rFonts w:ascii="B Nazanin" w:eastAsiaTheme="minorHAnsi" w:hAnsi="B Nazanin" w:cs="B Nazanin"/>
+                <w:b/>
+                <w:bCs/>
+              </w:rPr>
+            </w:pPr>
+            <w:r>
+              <w:rPr>
+                <w:rFonts w:ascii="B Nazanin" w:eastAsiaTheme="minorHAnsi" w:hAnsi="B Nazanin" w:cs="B Nazanin"/>
+                <w:b/>
+                <w:bCs/>
+              </w:rPr>
+              <w:t>{row12_cost}</w:t>
             </w:r>
           </w:p>
         </w:tc>
@@ -7613,20 +7550,16 @@
               <w:bidi w:val="0"/>
               <w:jc w:val="center"/>
               <w:rPr>
-                <w:rFonts w:ascii="Arial" w:eastAsia="Times New Roman" w:hAnsi="Arial" w:cs="2  Nazanin"/>
-                <w:b/>
-                <w:bCs/>
-                <w:sz w:val="18"/>
-                <w:szCs w:val="18"/>
-              </w:rPr>
-            </w:pPr>
-            <w:r>
-              <w:rPr>
-                <w:rFonts w:ascii="Arial" w:eastAsia="Times New Roman" w:hAnsi="Arial" w:cs="2  Nazanin"/>
-                <w:b/>
-                <w:bCs/>
-                <w:sz w:val="18"/>
-                <w:szCs w:val="18"/>
+                <w:rFonts w:ascii="B Nazanin" w:eastAsiaTheme="minorHAnsi" w:hAnsi="B Nazanin" w:cs="B Nazanin"/>
+                <w:b/>
+                <w:bCs/>
+              </w:rPr>
+            </w:pPr>
+            <w:r>
+              <w:rPr>
+                <w:rFonts w:ascii="B Nazanin" w:eastAsiaTheme="minorHAnsi" w:hAnsi="B Nazanin" w:cs="B Nazanin"/>
+                <w:b/>
+                <w:bCs/>
               </w:rPr>
               <w:t>{table1_total}</w:t>
             </w:r>
@@ -7694,6 +7627,66 @@
         <w:jc w:val="both"/>
         <w:rPr>
           <w:rFonts w:cs="B Nazanin"/>
+          <w:sz w:val="20"/>
+          <w:szCs w:val="20"/>
+          <w:rtl/>
+        </w:rPr>
+      </w:pPr>
+    </w:p>
+    <w:p>
+      <w:pPr>
+        <w:jc w:val="both"/>
+        <w:rPr>
+          <w:rFonts w:cs="B Nazanin"/>
+          <w:bCs/>
+          <w:sz w:val="20"/>
+          <w:szCs w:val="20"/>
+          <w:rtl/>
+        </w:rPr>
+      </w:pPr>
+    </w:p>
+    <w:p>
+      <w:pPr>
+        <w:jc w:val="both"/>
+        <w:rPr>
+          <w:rFonts w:cs="B Nazanin"/>
+          <w:bCs/>
+          <w:sz w:val="20"/>
+          <w:szCs w:val="20"/>
+          <w:rtl/>
+        </w:rPr>
+      </w:pPr>
+    </w:p>
+    <w:p>
+      <w:pPr>
+        <w:jc w:val="both"/>
+        <w:rPr>
+          <w:rFonts w:cs="B Nazanin"/>
+          <w:bCs/>
+          <w:sz w:val="20"/>
+          <w:szCs w:val="20"/>
+          <w:rtl/>
+        </w:rPr>
+      </w:pPr>
+    </w:p>
+    <w:p>
+      <w:pPr>
+        <w:jc w:val="both"/>
+        <w:rPr>
+          <w:rFonts w:cs="B Nazanin"/>
+          <w:bCs/>
+          <w:sz w:val="20"/>
+          <w:szCs w:val="20"/>
+          <w:rtl/>
+        </w:rPr>
+      </w:pPr>
+    </w:p>
+    <w:p>
+      <w:pPr>
+        <w:jc w:val="both"/>
+        <w:rPr>
+          <w:rFonts w:cs="B Nazanin"/>
+          <w:bCs/>
           <w:sz w:val="20"/>
           <w:szCs w:val="20"/>
           <w:rtl/>
@@ -7788,6 +7781,7 @@
                 <w:szCs w:val="18"/>
                 <w:rtl/>
               </w:rPr>
+              <w:lastRenderedPageBreak/>
               <w:t>ردیف</w:t>
             </w:r>
           </w:p>
@@ -8083,7 +8077,7 @@
               <w:spacing w:after="0" w:line="240" w:lineRule="auto"/>
               <w:jc w:val="center"/>
               <w:rPr>
-                <w:rFonts w:ascii="Times New Roman" w:eastAsia="Batang" w:hAnsi="Times New Roman" w:cs="B Nazanin"/>
+                <w:rFonts w:ascii="B Nazanin" w:hAnsi="B Nazanin" w:cs="B Nazanin"/>
                 <w:b/>
                 <w:bCs/>
                 <w:sz w:val="18"/>
@@ -8092,7 +8086,7 @@
             </w:pPr>
             <w:r>
               <w:rPr>
-                <w:rFonts w:ascii="Times New Roman" w:eastAsia="Batang" w:hAnsi="Times New Roman" w:cs="B Nazanin"/>
+                <w:rFonts w:ascii="B Nazanin" w:hAnsi="B Nazanin" w:cs="B Nazanin"/>
                 <w:b/>
                 <w:bCs/>
                 <w:sz w:val="18"/>
@@ -8103,7 +8097,7 @@
             <w:proofErr w:type="spellStart"/>
             <w:r>
               <w:rPr>
-                <w:rFonts w:ascii="Times New Roman" w:eastAsia="Batang" w:hAnsi="Times New Roman" w:cs="B Nazanin"/>
+                <w:rFonts w:ascii="B Nazanin" w:hAnsi="B Nazanin" w:cs="B Nazanin"/>
                 <w:b/>
                 <w:bCs/>
                 <w:sz w:val="18"/>
@@ -8114,7 +8108,7 @@
             <w:proofErr w:type="spellEnd"/>
             <w:r>
               <w:rPr>
-                <w:rFonts w:ascii="Times New Roman" w:eastAsia="Batang" w:hAnsi="Times New Roman" w:cs="B Nazanin"/>
+                <w:rFonts w:ascii="B Nazanin" w:hAnsi="B Nazanin" w:cs="B Nazanin"/>
                 <w:b/>
                 <w:bCs/>
                 <w:sz w:val="18"/>
@@ -8282,7 +8276,7 @@
               <w:spacing w:after="0" w:line="240" w:lineRule="auto"/>
               <w:jc w:val="center"/>
               <w:rPr>
-                <w:rFonts w:ascii="Times New Roman" w:eastAsia="Batang" w:hAnsi="Times New Roman" w:cs="B Nazanin"/>
+                <w:rFonts w:ascii="B Nazanin" w:hAnsi="B Nazanin" w:cs="B Nazanin"/>
                 <w:b/>
                 <w:bCs/>
                 <w:sz w:val="18"/>
@@ -8292,33 +8286,13 @@
             </w:pPr>
             <w:r>
               <w:rPr>
-                <w:rFonts w:ascii="Times New Roman" w:eastAsia="Batang" w:hAnsi="Times New Roman" w:cs="B Nazanin"/>
+                <w:rFonts w:ascii="B Nazanin" w:hAnsi="B Nazanin" w:cs="B Nazanin"/>
                 <w:b/>
                 <w:bCs/>
                 <w:sz w:val="18"/>
                 <w:szCs w:val="18"/>
               </w:rPr>
-              <w:t>{reg_fee_per_person</w:t>
-            </w:r>
-            <w:r>
-              <w:rPr>
-                <w:rFonts w:ascii="Times New Roman" w:eastAsia="Batang" w:hAnsi="Times New Roman" w:cs="B Nazanin"/>
-                <w:b/>
-                <w:bCs/>
-                <w:sz w:val="18"/>
-                <w:szCs w:val="18"/>
-              </w:rPr>
-              <w:t>2</w:t>
-            </w:r>
-            <w:r>
-              <w:rPr>
-                <w:rFonts w:ascii="Times New Roman" w:eastAsia="Batang" w:hAnsi="Times New Roman" w:cs="B Nazanin"/>
-                <w:b/>
-                <w:bCs/>
-                <w:sz w:val="18"/>
-                <w:szCs w:val="18"/>
-              </w:rPr>
-              <w:t>}</w:t>
+              <w:t>{reg_fee_per_person2}</w:t>
             </w:r>
           </w:p>
         </w:tc>
@@ -8480,7 +8454,7 @@
               <w:spacing w:after="0" w:line="240" w:lineRule="auto"/>
               <w:jc w:val="center"/>
               <w:rPr>
-                <w:rFonts w:ascii="Times New Roman" w:eastAsia="Batang" w:hAnsi="Times New Roman" w:cs="B Nazanin"/>
+                <w:rFonts w:ascii="B Nazanin" w:hAnsi="B Nazanin" w:cs="B Nazanin"/>
                 <w:b/>
                 <w:bCs/>
                 <w:sz w:val="18"/>
@@ -8490,33 +8464,13 @@
             </w:pPr>
             <w:r>
               <w:rPr>
-                <w:rFonts w:ascii="Times New Roman" w:eastAsia="Batang" w:hAnsi="Times New Roman" w:cs="B Nazanin"/>
+                <w:rFonts w:ascii="B Nazanin" w:hAnsi="B Nazanin" w:cs="B Nazanin"/>
                 <w:b/>
                 <w:bCs/>
                 <w:sz w:val="18"/>
                 <w:szCs w:val="18"/>
               </w:rPr>
-              <w:t>{consult_fee_per_person</w:t>
-            </w:r>
-            <w:r>
-              <w:rPr>
-                <w:rFonts w:ascii="Times New Roman" w:eastAsia="Batang" w:hAnsi="Times New Roman" w:cs="B Nazanin"/>
-                <w:b/>
-                <w:bCs/>
-                <w:sz w:val="18"/>
-                <w:szCs w:val="18"/>
-              </w:rPr>
-              <w:t>2</w:t>
-            </w:r>
-            <w:r>
-              <w:rPr>
-                <w:rFonts w:ascii="Times New Roman" w:eastAsia="Batang" w:hAnsi="Times New Roman" w:cs="B Nazanin"/>
-                <w:b/>
-                <w:bCs/>
-                <w:sz w:val="18"/>
-                <w:szCs w:val="18"/>
-              </w:rPr>
-              <w:t>}</w:t>
+              <w:t>{consult_fee_per_person2}</w:t>
             </w:r>
           </w:p>
         </w:tc>
@@ -8701,7 +8655,7 @@
               <w:spacing w:after="0" w:line="240" w:lineRule="auto"/>
               <w:jc w:val="center"/>
               <w:rPr>
-                <w:rFonts w:ascii="Times New Roman" w:eastAsia="Batang" w:hAnsi="Times New Roman" w:cs="B Nazanin"/>
+                <w:rFonts w:ascii="B Nazanin" w:hAnsi="B Nazanin" w:cs="B Nazanin"/>
                 <w:b/>
                 <w:bCs/>
                 <w:sz w:val="18"/>
@@ -8711,7 +8665,7 @@
             </w:pPr>
             <w:r>
               <w:rPr>
-                <w:rFonts w:ascii="Times New Roman" w:eastAsia="Batang" w:hAnsi="Times New Roman" w:cs="B Nazanin"/>
+                <w:rFonts w:ascii="B Nazanin" w:hAnsi="B Nazanin" w:cs="B Nazanin"/>
                 <w:b/>
                 <w:bCs/>
                 <w:sz w:val="18"/>
@@ -8722,7 +8676,7 @@
             <w:proofErr w:type="spellStart"/>
             <w:r>
               <w:rPr>
-                <w:rFonts w:ascii="Times New Roman" w:eastAsia="Batang" w:hAnsi="Times New Roman" w:cs="B Nazanin"/>
+                <w:rFonts w:ascii="B Nazanin" w:hAnsi="B Nazanin" w:cs="B Nazanin"/>
                 <w:b/>
                 <w:bCs/>
                 <w:sz w:val="18"/>
@@ -8733,7 +8687,7 @@
             <w:proofErr w:type="spellEnd"/>
             <w:r>
               <w:rPr>
-                <w:rFonts w:ascii="Times New Roman" w:eastAsia="Batang" w:hAnsi="Times New Roman" w:cs="B Nazanin"/>
+                <w:rFonts w:ascii="B Nazanin" w:hAnsi="B Nazanin" w:cs="B Nazanin"/>
                 <w:b/>
                 <w:bCs/>
                 <w:sz w:val="18"/>
@@ -8912,7 +8866,7 @@
               <w:spacing w:after="0" w:line="240" w:lineRule="auto"/>
               <w:jc w:val="center"/>
               <w:rPr>
-                <w:rFonts w:ascii="Times New Roman" w:eastAsia="Batang" w:hAnsi="Times New Roman" w:cs="B Nazanin"/>
+                <w:rFonts w:ascii="B Nazanin" w:hAnsi="B Nazanin" w:cs="B Nazanin"/>
                 <w:b/>
                 <w:bCs/>
                 <w:sz w:val="18"/>
@@ -8922,7 +8876,7 @@
             </w:pPr>
             <w:r>
               <w:rPr>
-                <w:rFonts w:ascii="Times New Roman" w:eastAsia="Batang" w:hAnsi="Times New Roman" w:cs="B Nazanin"/>
+                <w:rFonts w:ascii="B Nazanin" w:hAnsi="B Nazanin" w:cs="B Nazanin"/>
                 <w:b/>
                 <w:bCs/>
                 <w:sz w:val="18"/>
@@ -8933,7 +8887,7 @@
             <w:proofErr w:type="spellStart"/>
             <w:r>
               <w:rPr>
-                <w:rFonts w:ascii="Times New Roman" w:eastAsia="Batang" w:hAnsi="Times New Roman" w:cs="B Nazanin"/>
+                <w:rFonts w:ascii="B Nazanin" w:hAnsi="B Nazanin" w:cs="B Nazanin"/>
                 <w:b/>
                 <w:bCs/>
                 <w:sz w:val="18"/>
@@ -8944,7 +8898,7 @@
             <w:proofErr w:type="spellEnd"/>
             <w:r>
               <w:rPr>
-                <w:rFonts w:ascii="Times New Roman" w:eastAsia="Batang" w:hAnsi="Times New Roman" w:cs="B Nazanin"/>
+                <w:rFonts w:ascii="B Nazanin" w:hAnsi="B Nazanin" w:cs="B Nazanin"/>
                 <w:b/>
                 <w:bCs/>
                 <w:sz w:val="18"/>
@@ -9032,6 +8986,7 @@
     </w:p>
     <w:p>
       <w:pPr>
+        <w:spacing w:line="240" w:lineRule="auto"/>
         <w:jc w:val="both"/>
         <w:rPr>
           <w:rFonts w:cs="B Nazanin"/>
@@ -9057,6 +9012,7 @@
           <w:ilvl w:val="0"/>
           <w:numId w:val="3"/>
         </w:numPr>
+        <w:spacing w:line="240" w:lineRule="auto"/>
         <w:jc w:val="both"/>
         <w:rPr>
           <w:rFonts w:cs="B Nazanin"/>
@@ -9083,6 +9039,7 @@
           <w:ilvl w:val="0"/>
           <w:numId w:val="3"/>
         </w:numPr>
+        <w:spacing w:line="240" w:lineRule="auto"/>
         <w:jc w:val="both"/>
         <w:rPr>
           <w:rFonts w:cs="B Nazanin"/>
@@ -9108,6 +9065,7 @@
           <w:ilvl w:val="0"/>
           <w:numId w:val="3"/>
         </w:numPr>
+        <w:spacing w:line="240" w:lineRule="auto"/>
         <w:jc w:val="both"/>
         <w:rPr>
           <w:rFonts w:cs="B Nazanin"/>
@@ -9133,6 +9091,7 @@
           <w:ilvl w:val="0"/>
           <w:numId w:val="3"/>
         </w:numPr>
+        <w:spacing w:line="240" w:lineRule="auto"/>
         <w:jc w:val="both"/>
         <w:rPr>
           <w:rFonts w:cs="B Nazanin"/>
@@ -9154,6 +9113,7 @@
     </w:p>
     <w:p>
       <w:pPr>
+        <w:spacing w:line="240" w:lineRule="auto"/>
         <w:jc w:val="both"/>
         <w:rPr>
           <w:rFonts w:cs="B Nazanin"/>
@@ -9190,6 +9150,7 @@
           <w:ilvl w:val="0"/>
           <w:numId w:val="1"/>
         </w:numPr>
+        <w:spacing w:line="240" w:lineRule="auto"/>
         <w:jc w:val="both"/>
         <w:rPr>
           <w:rFonts w:cs="B Nazanin"/>
@@ -9216,6 +9177,7 @@
           <w:ilvl w:val="0"/>
           <w:numId w:val="1"/>
         </w:numPr>
+        <w:spacing w:line="240" w:lineRule="auto"/>
         <w:jc w:val="both"/>
         <w:rPr>
           <w:rFonts w:cs="B Nazanin"/>
@@ -9241,6 +9203,7 @@
           <w:ilvl w:val="0"/>
           <w:numId w:val="1"/>
         </w:numPr>
+        <w:spacing w:line="240" w:lineRule="auto"/>
         <w:jc w:val="both"/>
         <w:rPr>
           <w:rFonts w:cs="B Nazanin"/>
@@ -9266,6 +9229,7 @@
           <w:ilvl w:val="0"/>
           <w:numId w:val="1"/>
         </w:numPr>
+        <w:spacing w:line="240" w:lineRule="auto"/>
         <w:jc w:val="both"/>
         <w:rPr>
           <w:rFonts w:cs="B Nazanin"/>
@@ -9282,7 +9246,6 @@
           <w:szCs w:val="20"/>
           <w:rtl/>
         </w:rPr>
-        <w:lastRenderedPageBreak/>
         <w:t>برگزاری دوره های آموزشی فوق الذکر .</w:t>
       </w:r>
     </w:p>
@@ -9292,6 +9255,7 @@
           <w:ilvl w:val="0"/>
           <w:numId w:val="1"/>
         </w:numPr>
+        <w:spacing w:line="240" w:lineRule="auto"/>
         <w:jc w:val="both"/>
         <w:rPr>
           <w:rFonts w:cs="B Nazanin"/>
@@ -9317,6 +9281,7 @@
           <w:ilvl w:val="0"/>
           <w:numId w:val="1"/>
         </w:numPr>
+        <w:spacing w:line="240" w:lineRule="auto"/>
         <w:jc w:val="both"/>
         <w:rPr>
           <w:rFonts w:cs="B Nazanin"/>
@@ -9342,6 +9307,7 @@
           <w:ilvl w:val="0"/>
           <w:numId w:val="1"/>
         </w:numPr>
+        <w:spacing w:line="240" w:lineRule="auto"/>
         <w:jc w:val="both"/>
         <w:rPr>
           <w:rFonts w:cs="B Nazanin"/>
@@ -9363,6 +9329,7 @@
     </w:p>
     <w:p>
       <w:pPr>
+        <w:spacing w:line="240" w:lineRule="auto"/>
         <w:jc w:val="both"/>
         <w:rPr>
           <w:rFonts w:cs="B Nazanin"/>
@@ -9385,6 +9352,7 @@
     </w:p>
     <w:p>
       <w:pPr>
+        <w:spacing w:line="240" w:lineRule="auto"/>
         <w:jc w:val="both"/>
         <w:rPr>
           <w:rFonts w:cs="B Nazanin"/>
@@ -9406,6 +9374,7 @@
     </w:p>
     <w:p>
       <w:pPr>
+        <w:spacing w:line="240" w:lineRule="auto"/>
         <w:jc w:val="both"/>
         <w:rPr>
           <w:rFonts w:cs="B Nazanin"/>
@@ -9422,11 +9391,13 @@
           <w:szCs w:val="20"/>
           <w:rtl/>
         </w:rPr>
+        <w:lastRenderedPageBreak/>
         <w:t xml:space="preserve">2-    همکاری در برگزاری همایش ، کنفرانس  ، سمینارهای تخصصی </w:t>
       </w:r>
     </w:p>
     <w:p>
       <w:pPr>
+        <w:spacing w:line="240" w:lineRule="auto"/>
         <w:jc w:val="both"/>
         <w:rPr>
           <w:rFonts w:cs="B Nazanin"/>
@@ -9448,6 +9419,7 @@
     </w:p>
     <w:p>
       <w:pPr>
+        <w:spacing w:line="240" w:lineRule="auto"/>
         <w:jc w:val="both"/>
         <w:rPr>
           <w:rFonts w:cs="B Nazanin"/>
@@ -9469,6 +9441,7 @@
     </w:p>
     <w:p>
       <w:pPr>
+        <w:spacing w:line="240" w:lineRule="auto"/>
         <w:jc w:val="both"/>
         <w:rPr>
           <w:rFonts w:cs="B Nazanin"/>
@@ -9494,6 +9467,7 @@
           <w:ilvl w:val="0"/>
           <w:numId w:val="2"/>
         </w:numPr>
+        <w:spacing w:line="240" w:lineRule="auto"/>
         <w:jc w:val="both"/>
         <w:rPr>
           <w:rFonts w:cs="B Nazanin"/>
@@ -9514,144 +9488,120 @@
       </w:r>
       <w:r>
         <w:rPr>
-          <w:rFonts w:cs="B Nazanin"/>
-          <w:b/>
-          <w:bCs/>
-          <w:sz w:val="20"/>
-          <w:szCs w:val="20"/>
+          <w:rFonts w:ascii="B Nazanin" w:hAnsi="B Nazanin" w:cs="B Nazanin"/>
+          <w:b/>
+          <w:bCs/>
         </w:rPr>
         <w:t>{</w:t>
       </w:r>
       <w:proofErr w:type="spellStart"/>
       <w:r>
         <w:rPr>
-          <w:rFonts w:cs="B Nazanin"/>
-          <w:b/>
-          <w:bCs/>
-          <w:sz w:val="20"/>
-          <w:szCs w:val="20"/>
+          <w:rFonts w:ascii="B Nazanin" w:hAnsi="B Nazanin" w:cs="B Nazanin"/>
+          <w:b/>
+          <w:bCs/>
         </w:rPr>
         <w:t>boss_name</w:t>
       </w:r>
       <w:proofErr w:type="spellEnd"/>
       <w:r>
         <w:rPr>
-          <w:rFonts w:cs="B Nazanin"/>
-          <w:b/>
-          <w:bCs/>
-          <w:sz w:val="20"/>
-          <w:szCs w:val="20"/>
+          <w:rFonts w:ascii="B Nazanin" w:hAnsi="B Nazanin" w:cs="B Nazanin"/>
+          <w:b/>
+          <w:bCs/>
+        </w:rPr>
+        <w:t xml:space="preserve">} </w:t>
+      </w:r>
+      <w:r>
+        <w:rPr>
+          <w:rFonts w:cs="B Nazanin" w:hint="cs"/>
+          <w:b/>
+          <w:bCs/>
+          <w:sz w:val="20"/>
+          <w:szCs w:val="20"/>
+          <w:rtl/>
+        </w:rPr>
+        <w:t xml:space="preserve"> </w:t>
+      </w:r>
+      <w:r>
+        <w:rPr>
+          <w:rFonts w:cs="B Nazanin" w:hint="cs"/>
+          <w:b/>
+          <w:sz w:val="20"/>
+          <w:szCs w:val="20"/>
+          <w:rtl/>
+        </w:rPr>
+        <w:t>(رئیس مرکز آموزش فنی و حرفه ای شهرستان</w:t>
+      </w:r>
+      <w:r>
+        <w:rPr>
+          <w:rFonts w:cs="B Nazanin" w:hint="cs"/>
+          <w:b/>
+          <w:sz w:val="20"/>
+          <w:szCs w:val="20"/>
+          <w:rtl/>
+        </w:rPr>
+        <w:t xml:space="preserve"> </w:t>
+      </w:r>
+      <w:r>
+        <w:rPr>
+          <w:rFonts w:ascii="B Nazanin" w:hAnsi="B Nazanin" w:cs="B Nazanin"/>
+          <w:b/>
+          <w:bCs/>
+        </w:rPr>
+        <w:t>{</w:t>
+      </w:r>
+      <w:proofErr w:type="spellStart"/>
+      <w:r>
+        <w:rPr>
+          <w:rFonts w:ascii="B Nazanin" w:hAnsi="B Nazanin" w:cs="B Nazanin"/>
+          <w:b/>
+          <w:bCs/>
+        </w:rPr>
+        <w:t>center_name</w:t>
+      </w:r>
+      <w:proofErr w:type="spellEnd"/>
+      <w:r>
+        <w:rPr>
+          <w:rFonts w:ascii="B Nazanin" w:hAnsi="B Nazanin" w:cs="B Nazanin"/>
+          <w:b/>
+          <w:bCs/>
         </w:rPr>
         <w:t>}</w:t>
       </w:r>
       <w:r>
         <w:rPr>
-          <w:rFonts w:cs="B Nazanin"/>
-          <w:bCs/>
-          <w:sz w:val="20"/>
-          <w:szCs w:val="20"/>
-        </w:rPr>
-        <w:t xml:space="preserve"> </w:t>
-      </w:r>
-      <w:r>
-        <w:rPr>
           <w:rFonts w:cs="B Nazanin" w:hint="cs"/>
           <w:b/>
-          <w:bCs/>
-          <w:sz w:val="20"/>
-          <w:szCs w:val="20"/>
-          <w:rtl/>
-        </w:rPr>
-        <w:t xml:space="preserve"> </w:t>
-      </w:r>
-      <w:r>
-        <w:rPr>
-          <w:rFonts w:cs="B Nazanin" w:hint="cs"/>
-          <w:b/>
-          <w:sz w:val="20"/>
-          <w:szCs w:val="20"/>
-          <w:rtl/>
-        </w:rPr>
-        <w:t>(رئیس مرکز آموزش فنی و حرفه ای شهرستان</w:t>
-      </w:r>
-      <w:r>
-        <w:rPr>
-          <w:rFonts w:cs="B Nazanin" w:hint="cs"/>
-          <w:b/>
-          <w:sz w:val="20"/>
-          <w:szCs w:val="20"/>
-          <w:rtl/>
-        </w:rPr>
-        <w:t xml:space="preserve"> </w:t>
-      </w:r>
-      <w:r>
-        <w:rPr>
-          <w:rFonts w:cs="B Nazanin"/>
-          <w:b/>
-          <w:sz w:val="20"/>
-          <w:szCs w:val="20"/>
+          <w:sz w:val="20"/>
+          <w:szCs w:val="20"/>
+          <w:rtl/>
+        </w:rPr>
+        <w:t xml:space="preserve"> ) بعنوان نماينده تام الاختیار اداره کل آموزش فنی و حرفه ای استان گلستان  و مجری قرارداد که ذیل این تفاهمنامه با امضاء آن مسئولیت اجرا را بعهده میگیرد تعیین میگردد و آقا/ خانم  </w:t>
+      </w:r>
+      <w:r>
+        <w:rPr>
+          <w:rFonts w:ascii="B Nazanin" w:hAnsi="B Nazanin" w:cs="B Nazanin"/>
+          <w:b/>
+          <w:bCs/>
         </w:rPr>
         <w:t>{</w:t>
       </w:r>
       <w:proofErr w:type="spellStart"/>
       <w:r>
         <w:rPr>
-          <w:rFonts w:cs="B Nazanin"/>
-          <w:b/>
-          <w:sz w:val="20"/>
-          <w:szCs w:val="20"/>
-        </w:rPr>
-        <w:t>center_name</w:t>
+          <w:rFonts w:ascii="B Nazanin" w:hAnsi="B Nazanin" w:cs="B Nazanin"/>
+          <w:b/>
+          <w:bCs/>
+        </w:rPr>
+        <w:t>mojri_rep</w:t>
       </w:r>
       <w:proofErr w:type="spellEnd"/>
       <w:r>
         <w:rPr>
-          <w:rFonts w:cs="B Nazanin"/>
-          <w:b/>
-          <w:sz w:val="20"/>
-          <w:szCs w:val="20"/>
-        </w:rPr>
-        <w:t>}</w:t>
-      </w:r>
-      <w:r>
-        <w:rPr>
-          <w:rFonts w:cs="B Nazanin" w:hint="cs"/>
-          <w:b/>
-          <w:sz w:val="20"/>
-          <w:szCs w:val="20"/>
-          <w:rtl/>
-        </w:rPr>
-        <w:t xml:space="preserve"> ) بعنوان نماينده تام الاختیار اداره کل آموزش فنی و حرفه ای استان گلستان  و مجری قرارداد که ذیل این تفاهمنامه با امضاء آن مسئولیت اجرا را بعهده میگیرد تعیین میگردد و آقا/ خانم  </w:t>
-      </w:r>
-      <w:r>
-        <w:rPr>
-          <w:rFonts w:cs="B Nazanin"/>
-          <w:b/>
-          <w:bCs/>
-          <w:sz w:val="20"/>
-          <w:szCs w:val="20"/>
-        </w:rPr>
-        <w:t>{</w:t>
-      </w:r>
-      <w:proofErr w:type="spellStart"/>
-      <w:r>
-        <w:rPr>
-          <w:rFonts w:cs="B Nazanin"/>
-          <w:b/>
-          <w:bCs/>
-          <w:sz w:val="20"/>
-          <w:szCs w:val="20"/>
-        </w:rPr>
-        <w:t>mojri_rep</w:t>
-      </w:r>
-      <w:proofErr w:type="spellEnd"/>
-      <w:r>
-        <w:rPr>
-          <w:rFonts w:cs="B Nazanin"/>
-          <w:b/>
-          <w:bCs/>
-          <w:sz w:val="20"/>
-          <w:szCs w:val="20"/>
+          <w:rFonts w:ascii="B Nazanin" w:hAnsi="B Nazanin" w:cs="B Nazanin"/>
+          <w:b/>
+          <w:bCs/>
         </w:rPr>
         <w:t>}</w:t>
       </w:r>
@@ -9682,6 +9632,7 @@
           <w:ilvl w:val="0"/>
           <w:numId w:val="2"/>
         </w:numPr>
+        <w:spacing w:line="240" w:lineRule="auto"/>
         <w:jc w:val="both"/>
         <w:rPr>
           <w:rFonts w:cs="B Nazanin"/>
@@ -9704,6 +9655,7 @@
     </w:p>
     <w:p>
       <w:pPr>
+        <w:spacing w:line="240" w:lineRule="auto"/>
         <w:jc w:val="both"/>
         <w:rPr>
           <w:rFonts w:cs="B Nazanin"/>
@@ -9725,6 +9677,7 @@
     </w:p>
     <w:p>
       <w:pPr>
+        <w:spacing w:line="240" w:lineRule="auto"/>
         <w:jc w:val="both"/>
         <w:rPr>
           <w:rFonts w:cs="B Nazanin"/>
@@ -9747,6 +9700,7 @@
     </w:p>
     <w:p>
       <w:pPr>
+        <w:spacing w:line="240" w:lineRule="auto"/>
         <w:jc w:val="both"/>
         <w:rPr>
           <w:rFonts w:cs="B Nazanin"/>
@@ -9769,6 +9723,7 @@
     </w:p>
     <w:p>
       <w:pPr>
+        <w:spacing w:line="240" w:lineRule="auto"/>
         <w:jc w:val="both"/>
         <w:rPr>
           <w:rFonts w:cs="B Nazanin"/>
@@ -9790,6 +9745,7 @@
     </w:p>
     <w:p>
       <w:pPr>
+        <w:spacing w:line="240" w:lineRule="auto"/>
         <w:jc w:val="both"/>
         <w:rPr>
           <w:rFonts w:cs="B Nazanin"/>
@@ -9815,6 +9771,7 @@
     </w:p>
     <w:p>
       <w:pPr>
+        <w:spacing w:line="240" w:lineRule="auto"/>
         <w:jc w:val="both"/>
         <w:rPr>
           <w:rFonts w:cs="B Nazanin"/>
@@ -9834,54 +9791,6 @@
         </w:rPr>
         <w:t xml:space="preserve">این قراردادآموزشی در 11 ماده و دو نسخه تهیه و تنظیم گردیده و به امضاء طرفین رسیده است و هر نسخه حکم اصل را دارد و به تنهایی دارای سندیت لازم می باشد .و از تاریخ امضاء معتبر می باشد .   </w:t>
       </w:r>
-    </w:p>
-    <w:p>
-      <w:pPr>
-        <w:jc w:val="both"/>
-        <w:rPr>
-          <w:rFonts w:cs="B Nazanin"/>
-          <w:b/>
-          <w:sz w:val="20"/>
-          <w:szCs w:val="20"/>
-          <w:rtl/>
-        </w:rPr>
-      </w:pPr>
-    </w:p>
-    <w:p>
-      <w:pPr>
-        <w:jc w:val="both"/>
-        <w:rPr>
-          <w:rFonts w:cs="B Nazanin"/>
-          <w:b/>
-          <w:sz w:val="20"/>
-          <w:szCs w:val="20"/>
-          <w:rtl/>
-        </w:rPr>
-      </w:pPr>
-    </w:p>
-    <w:p>
-      <w:pPr>
-        <w:jc w:val="both"/>
-        <w:rPr>
-          <w:rFonts w:cs="B Nazanin"/>
-          <w:b/>
-          <w:sz w:val="20"/>
-          <w:szCs w:val="20"/>
-          <w:rtl/>
-        </w:rPr>
-      </w:pPr>
-    </w:p>
-    <w:p>
-      <w:pPr>
-        <w:jc w:val="both"/>
-        <w:rPr>
-          <w:rFonts w:cs="B Nazanin"/>
-          <w:b/>
-          <w:sz w:val="20"/>
-          <w:szCs w:val="20"/>
-          <w:rtl/>
-        </w:rPr>
-      </w:pPr>
     </w:p>
     <w:p>
       <w:pPr>
@@ -9974,7 +9883,8 @@
                             <w:pPr>
                               <w:jc w:val="center"/>
                               <w:rPr>
-                                <w:rFonts w:cs="B Nazanin"/>
+                                <w:rFonts w:ascii="B Nazanin" w:hAnsi="B Nazanin" w:cs="B Nazanin"/>
+                                <w:b/>
                                 <w:bCs/>
                                 <w:sz w:val="24"/>
                                 <w:szCs w:val="24"/>
@@ -9983,7 +9893,7 @@
                             </w:pPr>
                             <w:r>
                               <w:rPr>
-                                <w:rFonts w:cs="B Nazanin"/>
+                                <w:rFonts w:ascii="B Nazanin" w:hAnsi="B Nazanin" w:cs="B Nazanin"/>
                                 <w:b/>
                                 <w:bCs/>
                                 <w:sz w:val="24"/>
@@ -9994,7 +9904,7 @@
                             <w:proofErr w:type="spellStart"/>
                             <w:r>
                               <w:rPr>
-                                <w:rFonts w:cs="B Nazanin"/>
+                                <w:rFonts w:ascii="B Nazanin" w:hAnsi="B Nazanin" w:cs="B Nazanin"/>
                                 <w:b/>
                                 <w:bCs/>
                                 <w:sz w:val="24"/>
@@ -10005,29 +9915,21 @@
                             <w:proofErr w:type="spellEnd"/>
                             <w:r>
                               <w:rPr>
-                                <w:rFonts w:cs="B Nazanin"/>
+                                <w:rFonts w:ascii="B Nazanin" w:hAnsi="B Nazanin" w:cs="B Nazanin"/>
                                 <w:b/>
                                 <w:bCs/>
                                 <w:sz w:val="24"/>
                                 <w:szCs w:val="24"/>
                               </w:rPr>
-                              <w:t>}</w:t>
-                            </w:r>
-                            <w:r>
-                              <w:rPr>
-                                <w:rFonts w:cs="B Nazanin"/>
-                                <w:bCs/>
-                                <w:sz w:val="24"/>
-                                <w:szCs w:val="24"/>
-                              </w:rPr>
-                              <w:t xml:space="preserve"> </w:t>
+                              <w:t xml:space="preserve">} </w:t>
                             </w:r>
                           </w:p>
                           <w:p>
                             <w:pPr>
                               <w:jc w:val="center"/>
                               <w:rPr>
-                                <w:rFonts w:cs="B Nazanin"/>
+                                <w:rFonts w:ascii="B Nazanin" w:hAnsi="B Nazanin" w:cs="B Nazanin"/>
+                                <w:b/>
                                 <w:bCs/>
                                 <w:sz w:val="24"/>
                                 <w:szCs w:val="24"/>
@@ -10036,7 +9938,7 @@
                             </w:pPr>
                             <w:r>
                               <w:rPr>
-                                <w:rFonts w:cs="B Nazanin"/>
+                                <w:rFonts w:ascii="B Nazanin" w:hAnsi="B Nazanin" w:cs="B Nazanin"/>
                                 <w:b/>
                                 <w:bCs/>
                                 <w:sz w:val="24"/>
@@ -10047,7 +9949,7 @@
                             <w:proofErr w:type="spellStart"/>
                             <w:r>
                               <w:rPr>
-                                <w:rFonts w:cs="B Nazanin"/>
+                                <w:rFonts w:ascii="B Nazanin" w:hAnsi="B Nazanin" w:cs="B Nazanin"/>
                                 <w:b/>
                                 <w:bCs/>
                                 <w:sz w:val="24"/>
@@ -10058,7 +9960,7 @@
                             <w:proofErr w:type="gramStart"/>
                             <w:r>
                               <w:rPr>
-                                <w:rFonts w:cs="B Nazanin"/>
+                                <w:rFonts w:ascii="B Nazanin" w:hAnsi="B Nazanin" w:cs="B Nazanin"/>
                                 <w:b/>
                                 <w:bCs/>
                                 <w:sz w:val="24"/>
@@ -10069,7 +9971,7 @@
                             <w:proofErr w:type="spellEnd"/>
                             <w:r>
                               <w:rPr>
-                                <w:rFonts w:cs="B Nazanin"/>
+                                <w:rFonts w:ascii="B Nazanin" w:hAnsi="B Nazanin" w:cs="B Nazanin"/>
                                 <w:b/>
                                 <w:bCs/>
                                 <w:sz w:val="24"/>
@@ -10079,7 +9981,8 @@
                             </w:r>
                             <w:r>
                               <w:rPr>
-                                <w:rFonts w:cs="B Nazanin" w:hint="cs"/>
+                                <w:rFonts w:ascii="B Nazanin" w:hAnsi="B Nazanin" w:cs="B Nazanin" w:hint="cs"/>
+                                <w:b/>
                                 <w:bCs/>
                                 <w:sz w:val="24"/>
                                 <w:szCs w:val="24"/>
@@ -10089,7 +9992,7 @@
                             </w:r>
                             <w:r>
                               <w:rPr>
-                                <w:rFonts w:cs="B Nazanin"/>
+                                <w:rFonts w:ascii="B Nazanin" w:hAnsi="B Nazanin" w:cs="B Nazanin"/>
                                 <w:b/>
                                 <w:bCs/>
                                 <w:sz w:val="24"/>
@@ -10101,7 +10004,7 @@
                             <w:proofErr w:type="gramEnd"/>
                             <w:r>
                               <w:rPr>
-                                <w:rFonts w:cs="B Nazanin"/>
+                                <w:rFonts w:ascii="B Nazanin" w:hAnsi="B Nazanin" w:cs="B Nazanin"/>
                                 <w:b/>
                                 <w:bCs/>
                                 <w:sz w:val="24"/>
@@ -10112,7 +10015,7 @@
                             <w:proofErr w:type="spellEnd"/>
                             <w:r>
                               <w:rPr>
-                                <w:rFonts w:cs="B Nazanin"/>
+                                <w:rFonts w:ascii="B Nazanin" w:hAnsi="B Nazanin" w:cs="B Nazanin"/>
                                 <w:b/>
                                 <w:bCs/>
                                 <w:sz w:val="24"/>
@@ -10173,7 +10076,8 @@
                       <w:pPr>
                         <w:jc w:val="center"/>
                         <w:rPr>
-                          <w:rFonts w:cs="B Nazanin"/>
+                          <w:rFonts w:ascii="B Nazanin" w:hAnsi="B Nazanin" w:cs="B Nazanin"/>
+                          <w:b/>
                           <w:bCs/>
                           <w:sz w:val="24"/>
                           <w:szCs w:val="24"/>
@@ -10182,7 +10086,7 @@
                       </w:pPr>
                       <w:r>
                         <w:rPr>
-                          <w:rFonts w:cs="B Nazanin"/>
+                          <w:rFonts w:ascii="B Nazanin" w:hAnsi="B Nazanin" w:cs="B Nazanin"/>
                           <w:b/>
                           <w:bCs/>
                           <w:sz w:val="24"/>
@@ -10193,7 +10097,7 @@
                       <w:proofErr w:type="spellStart"/>
                       <w:r>
                         <w:rPr>
-                          <w:rFonts w:cs="B Nazanin"/>
+                          <w:rFonts w:ascii="B Nazanin" w:hAnsi="B Nazanin" w:cs="B Nazanin"/>
                           <w:b/>
                           <w:bCs/>
                           <w:sz w:val="24"/>
@@ -10204,29 +10108,21 @@
                       <w:proofErr w:type="spellEnd"/>
                       <w:r>
                         <w:rPr>
-                          <w:rFonts w:cs="B Nazanin"/>
+                          <w:rFonts w:ascii="B Nazanin" w:hAnsi="B Nazanin" w:cs="B Nazanin"/>
                           <w:b/>
                           <w:bCs/>
                           <w:sz w:val="24"/>
                           <w:szCs w:val="24"/>
                         </w:rPr>
-                        <w:t>}</w:t>
-                      </w:r>
-                      <w:r>
-                        <w:rPr>
-                          <w:rFonts w:cs="B Nazanin"/>
-                          <w:bCs/>
-                          <w:sz w:val="24"/>
-                          <w:szCs w:val="24"/>
-                        </w:rPr>
-                        <w:t xml:space="preserve"> </w:t>
+                        <w:t xml:space="preserve">} </w:t>
                       </w:r>
                     </w:p>
                     <w:p>
                       <w:pPr>
                         <w:jc w:val="center"/>
                         <w:rPr>
-                          <w:rFonts w:cs="B Nazanin"/>
+                          <w:rFonts w:ascii="B Nazanin" w:hAnsi="B Nazanin" w:cs="B Nazanin"/>
+                          <w:b/>
                           <w:bCs/>
                           <w:sz w:val="24"/>
                           <w:szCs w:val="24"/>
@@ -10235,7 +10131,7 @@
                       </w:pPr>
                       <w:r>
                         <w:rPr>
-                          <w:rFonts w:cs="B Nazanin"/>
+                          <w:rFonts w:ascii="B Nazanin" w:hAnsi="B Nazanin" w:cs="B Nazanin"/>
                           <w:b/>
                           <w:bCs/>
                           <w:sz w:val="24"/>
@@ -10246,7 +10142,7 @@
                       <w:proofErr w:type="spellStart"/>
                       <w:r>
                         <w:rPr>
-                          <w:rFonts w:cs="B Nazanin"/>
+                          <w:rFonts w:ascii="B Nazanin" w:hAnsi="B Nazanin" w:cs="B Nazanin"/>
                           <w:b/>
                           <w:bCs/>
                           <w:sz w:val="24"/>
@@ -10257,7 +10153,7 @@
                       <w:proofErr w:type="gramStart"/>
                       <w:r>
                         <w:rPr>
-                          <w:rFonts w:cs="B Nazanin"/>
+                          <w:rFonts w:ascii="B Nazanin" w:hAnsi="B Nazanin" w:cs="B Nazanin"/>
                           <w:b/>
                           <w:bCs/>
                           <w:sz w:val="24"/>
@@ -10268,7 +10164,7 @@
                       <w:proofErr w:type="spellEnd"/>
                       <w:r>
                         <w:rPr>
-                          <w:rFonts w:cs="B Nazanin"/>
+                          <w:rFonts w:ascii="B Nazanin" w:hAnsi="B Nazanin" w:cs="B Nazanin"/>
                           <w:b/>
                           <w:bCs/>
                           <w:sz w:val="24"/>
@@ -10278,7 +10174,8 @@
                       </w:r>
                       <w:r>
                         <w:rPr>
-                          <w:rFonts w:cs="B Nazanin" w:hint="cs"/>
+                          <w:rFonts w:ascii="B Nazanin" w:hAnsi="B Nazanin" w:cs="B Nazanin" w:hint="cs"/>
+                          <w:b/>
                           <w:bCs/>
                           <w:sz w:val="24"/>
                           <w:szCs w:val="24"/>
@@ -10288,7 +10185,7 @@
                       </w:r>
                       <w:r>
                         <w:rPr>
-                          <w:rFonts w:cs="B Nazanin"/>
+                          <w:rFonts w:ascii="B Nazanin" w:hAnsi="B Nazanin" w:cs="B Nazanin"/>
                           <w:b/>
                           <w:bCs/>
                           <w:sz w:val="24"/>
@@ -10300,7 +10197,7 @@
                       <w:proofErr w:type="gramEnd"/>
                       <w:r>
                         <w:rPr>
-                          <w:rFonts w:cs="B Nazanin"/>
+                          <w:rFonts w:ascii="B Nazanin" w:hAnsi="B Nazanin" w:cs="B Nazanin"/>
                           <w:b/>
                           <w:bCs/>
                           <w:sz w:val="24"/>
@@ -10311,7 +10208,7 @@
                       <w:proofErr w:type="spellEnd"/>
                       <w:r>
                         <w:rPr>
-                          <w:rFonts w:cs="B Nazanin"/>
+                          <w:rFonts w:ascii="B Nazanin" w:hAnsi="B Nazanin" w:cs="B Nazanin"/>
                           <w:b/>
                           <w:bCs/>
                           <w:sz w:val="24"/>
@@ -10705,7 +10602,8 @@
                             <w:pPr>
                               <w:jc w:val="center"/>
                               <w:rPr>
-                                <w:rFonts w:cs="B Nazanin"/>
+                                <w:rFonts w:ascii="B Nazanin" w:hAnsi="B Nazanin" w:cs="B Nazanin"/>
+                                <w:b/>
                                 <w:bCs/>
                                 <w:sz w:val="24"/>
                                 <w:szCs w:val="24"/>
@@ -10714,7 +10612,7 @@
                             </w:pPr>
                             <w:r>
                               <w:rPr>
-                                <w:rFonts w:cs="B Nazanin"/>
+                                <w:rFonts w:ascii="B Nazanin" w:hAnsi="B Nazanin" w:cs="B Nazanin"/>
                                 <w:b/>
                                 <w:bCs/>
                                 <w:sz w:val="24"/>
@@ -10725,7 +10623,7 @@
                             <w:proofErr w:type="spellStart"/>
                             <w:r>
                               <w:rPr>
-                                <w:rFonts w:cs="B Nazanin"/>
+                                <w:rFonts w:ascii="B Nazanin" w:hAnsi="B Nazanin" w:cs="B Nazanin"/>
                                 <w:b/>
                                 <w:bCs/>
                                 <w:sz w:val="24"/>
@@ -10736,22 +10634,13 @@
                             <w:proofErr w:type="spellEnd"/>
                             <w:r>
                               <w:rPr>
-                                <w:rFonts w:cs="B Nazanin"/>
+                                <w:rFonts w:ascii="B Nazanin" w:hAnsi="B Nazanin" w:cs="B Nazanin"/>
                                 <w:b/>
                                 <w:bCs/>
                                 <w:sz w:val="24"/>
                                 <w:szCs w:val="24"/>
                               </w:rPr>
-                              <w:t>}</w:t>
-                            </w:r>
-                            <w:r>
-                              <w:rPr>
-                                <w:rFonts w:cs="B Nazanin"/>
-                                <w:bCs/>
-                                <w:sz w:val="24"/>
-                                <w:szCs w:val="24"/>
-                              </w:rPr>
-                              <w:t xml:space="preserve"> </w:t>
+                              <w:t xml:space="preserve">} </w:t>
                             </w:r>
                           </w:p>
                           <w:p>
@@ -10801,7 +10690,8 @@
                       <w:pPr>
                         <w:jc w:val="center"/>
                         <w:rPr>
-                          <w:rFonts w:cs="B Nazanin"/>
+                          <w:rFonts w:ascii="B Nazanin" w:hAnsi="B Nazanin" w:cs="B Nazanin"/>
+                          <w:b/>
                           <w:bCs/>
                           <w:sz w:val="24"/>
                           <w:szCs w:val="24"/>
@@ -10810,7 +10700,7 @@
                       </w:pPr>
                       <w:r>
                         <w:rPr>
-                          <w:rFonts w:cs="B Nazanin"/>
+                          <w:rFonts w:ascii="B Nazanin" w:hAnsi="B Nazanin" w:cs="B Nazanin"/>
                           <w:b/>
                           <w:bCs/>
                           <w:sz w:val="24"/>
@@ -10821,7 +10711,7 @@
                       <w:proofErr w:type="spellStart"/>
                       <w:r>
                         <w:rPr>
-                          <w:rFonts w:cs="B Nazanin"/>
+                          <w:rFonts w:ascii="B Nazanin" w:hAnsi="B Nazanin" w:cs="B Nazanin"/>
                           <w:b/>
                           <w:bCs/>
                           <w:sz w:val="24"/>
@@ -10832,22 +10722,13 @@
                       <w:proofErr w:type="spellEnd"/>
                       <w:r>
                         <w:rPr>
-                          <w:rFonts w:cs="B Nazanin"/>
+                          <w:rFonts w:ascii="B Nazanin" w:hAnsi="B Nazanin" w:cs="B Nazanin"/>
                           <w:b/>
                           <w:bCs/>
                           <w:sz w:val="24"/>
                           <w:szCs w:val="24"/>
                         </w:rPr>
-                        <w:t>}</w:t>
-                      </w:r>
-                      <w:r>
-                        <w:rPr>
-                          <w:rFonts w:cs="B Nazanin"/>
-                          <w:bCs/>
-                          <w:sz w:val="24"/>
-                          <w:szCs w:val="24"/>
-                        </w:rPr>
-                        <w:t xml:space="preserve"> </w:t>
+                        <w:t xml:space="preserve">} </w:t>
                       </w:r>
                     </w:p>
                     <w:p>

--- a/public/template.docx
+++ b/public/template.docx
@@ -2974,7 +2974,7 @@
           </w:tcPr>
           <w:p>
             <w:pPr>
-              <w:jc w:val="both"/>
+              <w:jc w:val="center"/>
               <w:rPr>
                 <w:rFonts w:cs="B Nazanin"/>
                 <w:bCs/>
@@ -3009,7 +3009,7 @@
           </w:tcPr>
           <w:p>
             <w:pPr>
-              <w:jc w:val="both"/>
+              <w:jc w:val="center"/>
               <w:rPr>
                 <w:rFonts w:cs="B Nazanin"/>
                 <w:bCs/>
@@ -3025,7 +3025,7 @@
                 <w:szCs w:val="16"/>
                 <w:rtl/>
               </w:rPr>
-              <w:t xml:space="preserve">نام کارگاه </w:t>
+              <w:t>نام کارگاه</w:t>
             </w:r>
           </w:p>
         </w:tc>
@@ -3043,7 +3043,7 @@
           </w:tcPr>
           <w:p>
             <w:pPr>
-              <w:jc w:val="both"/>
+              <w:jc w:val="center"/>
               <w:rPr>
                 <w:rFonts w:cs="B Nazanin"/>
                 <w:bCs/>
@@ -3077,7 +3077,7 @@
           </w:tcPr>
           <w:p>
             <w:pPr>
-              <w:jc w:val="both"/>
+              <w:jc w:val="center"/>
               <w:rPr>
                 <w:rFonts w:cs="B Nazanin"/>
                 <w:bCs/>
@@ -3093,7 +3093,7 @@
                 <w:szCs w:val="16"/>
                 <w:rtl/>
               </w:rPr>
-              <w:t xml:space="preserve">ایام هفته </w:t>
+              <w:t>ایام هفته</w:t>
             </w:r>
           </w:p>
         </w:tc>
@@ -3111,7 +3111,7 @@
           </w:tcPr>
           <w:p>
             <w:pPr>
-              <w:jc w:val="both"/>
+              <w:jc w:val="center"/>
               <w:rPr>
                 <w:rFonts w:cs="B Nazanin"/>
                 <w:bCs/>
@@ -3145,7 +3145,7 @@
           </w:tcPr>
           <w:p>
             <w:pPr>
-              <w:jc w:val="both"/>
+              <w:jc w:val="center"/>
               <w:rPr>
                 <w:rFonts w:cs="B Nazanin"/>
                 <w:bCs/>
@@ -3161,7 +3161,7 @@
                 <w:szCs w:val="16"/>
                 <w:rtl/>
               </w:rPr>
-              <w:t xml:space="preserve">مدت اجرا </w:t>
+              <w:t>مدت اجرا</w:t>
             </w:r>
           </w:p>
         </w:tc>
@@ -3179,7 +3179,7 @@
           </w:tcPr>
           <w:p>
             <w:pPr>
-              <w:jc w:val="both"/>
+              <w:jc w:val="center"/>
               <w:rPr>
                 <w:rFonts w:cs="B Nazanin"/>
                 <w:bCs/>
@@ -3213,7 +3213,7 @@
           </w:tcPr>
           <w:p>
             <w:pPr>
-              <w:jc w:val="both"/>
+              <w:jc w:val="center"/>
               <w:rPr>
                 <w:rFonts w:cs="B Nazanin"/>
                 <w:bCs/>
@@ -3246,7 +3246,7 @@
           </w:tcPr>
           <w:p>
             <w:pPr>
-              <w:jc w:val="both"/>
+              <w:jc w:val="center"/>
               <w:rPr>
                 <w:rFonts w:cs="B Nazanin"/>
                 <w:bCs/>
@@ -3279,7 +3279,7 @@
           </w:tcPr>
           <w:p>
             <w:pPr>
-              <w:jc w:val="both"/>
+              <w:jc w:val="center"/>
               <w:rPr>
                 <w:rFonts w:cs="B Nazanin"/>
                 <w:bCs/>
@@ -3319,7 +3319,7 @@
           </w:tcPr>
           <w:p>
             <w:pPr>
-              <w:jc w:val="both"/>
+              <w:jc w:val="center"/>
               <w:rPr>
                 <w:rFonts w:cs="B Nazanin"/>
                 <w:bCs/>
@@ -3352,9 +3352,8 @@
           </w:tcPr>
           <w:p>
             <w:pPr>
-              <w:jc w:val="both"/>
-              <w:rPr>
-                <w:rFonts w:ascii="B Nazanin" w:hAnsi="B Nazanin" w:cs="B Nazanin"/>
+              <w:rPr>
+                <w:rFonts w:cs="B Nazanin"/>
                 <w:b/>
                 <w:bCs/>
                 <w:sz w:val="16"/>
@@ -3409,7 +3408,7 @@
           </w:tcPr>
           <w:p>
             <w:pPr>
-              <w:jc w:val="both"/>
+              <w:jc w:val="center"/>
               <w:rPr>
                 <w:rFonts w:ascii="B Nazanin" w:hAnsi="B Nazanin" w:cs="B Nazanin"/>
                 <w:b/>
@@ -3465,7 +3464,7 @@
           </w:tcPr>
           <w:p>
             <w:pPr>
-              <w:jc w:val="both"/>
+              <w:jc w:val="center"/>
               <w:rPr>
                 <w:rFonts w:ascii="B Nazanin" w:hAnsi="B Nazanin" w:cs="B Nazanin"/>
                 <w:b/>
@@ -3521,7 +3520,7 @@
           </w:tcPr>
           <w:p>
             <w:pPr>
-              <w:jc w:val="both"/>
+              <w:jc w:val="center"/>
               <w:rPr>
                 <w:rFonts w:ascii="B Nazanin" w:hAnsi="B Nazanin" w:cs="B Nazanin"/>
                 <w:b/>
@@ -3577,7 +3576,7 @@
           </w:tcPr>
           <w:p>
             <w:pPr>
-              <w:jc w:val="both"/>
+              <w:jc w:val="center"/>
               <w:rPr>
                 <w:rFonts w:ascii="B Nazanin" w:hAnsi="B Nazanin" w:cs="B Nazanin"/>
                 <w:b/>
@@ -3633,7 +3632,7 @@
           </w:tcPr>
           <w:p>
             <w:pPr>
-              <w:jc w:val="both"/>
+              <w:jc w:val="center"/>
               <w:rPr>
                 <w:rFonts w:ascii="B Nazanin" w:hAnsi="B Nazanin" w:cs="B Nazanin"/>
                 <w:b/>
@@ -3689,7 +3688,7 @@
           </w:tcPr>
           <w:p>
             <w:pPr>
-              <w:jc w:val="both"/>
+              <w:jc w:val="center"/>
               <w:rPr>
                 <w:rFonts w:ascii="B Nazanin" w:hAnsi="B Nazanin" w:cs="B Nazanin"/>
                 <w:b/>
@@ -3782,7 +3781,7 @@
           </w:tcPr>
           <w:p>
             <w:pPr>
-              <w:jc w:val="both"/>
+              <w:jc w:val="center"/>
               <w:rPr>
                 <w:rFonts w:ascii="B Nazanin" w:hAnsi="B Nazanin" w:cs="B Nazanin"/>
                 <w:b/>
@@ -3833,8 +3832,8 @@
         </w:trPr>
         <w:tc>
           <w:tcPr>
-            <w:tcW w:w="6378" w:type="dxa"/>
-            <w:gridSpan w:val="6"/>
+            <w:tcW w:w="8221" w:type="dxa"/>
+            <w:gridSpan w:val="8"/>
             <w:tcBorders>
               <w:top w:val="single" w:sz="4" w:space="0" w:color="auto"/>
               <w:left w:val="single" w:sz="4" w:space="0" w:color="auto"/>
@@ -3846,63 +3845,24 @@
           </w:tcPr>
           <w:p>
             <w:pPr>
-              <w:jc w:val="both"/>
-              <w:rPr>
-                <w:rFonts w:cs="B Nazanin"/>
+              <w:jc w:val="center"/>
+              <w:rPr>
+                <w:rFonts w:cs="B Nazanin" w:hint="cs"/>
                 <w:bCs/>
                 <w:sz w:val="16"/>
                 <w:szCs w:val="16"/>
               </w:rPr>
             </w:pPr>
-            <w:bookmarkStart w:id="0" w:name="_GoBack" w:colFirst="5" w:colLast="5"/>
-          </w:p>
-        </w:tc>
-        <w:tc>
-          <w:tcPr>
-            <w:tcW w:w="993" w:type="dxa"/>
-            <w:tcBorders>
-              <w:top w:val="single" w:sz="4" w:space="0" w:color="auto"/>
-              <w:left w:val="single" w:sz="4" w:space="0" w:color="auto"/>
-              <w:bottom w:val="single" w:sz="4" w:space="0" w:color="auto"/>
-              <w:right w:val="single" w:sz="4" w:space="0" w:color="auto"/>
-            </w:tcBorders>
-            <w:shd w:val="clear" w:color="auto" w:fill="D9D9D9"/>
-            <w:vAlign w:val="center"/>
-          </w:tcPr>
-          <w:p>
-            <w:pPr>
-              <w:jc w:val="both"/>
-              <w:rPr>
-                <w:rFonts w:cs="B Nazanin"/>
+            <w:r>
+              <w:rPr>
+                <w:rFonts w:cs="B Nazanin" w:hint="cs"/>
                 <w:bCs/>
                 <w:sz w:val="16"/>
                 <w:szCs w:val="16"/>
-              </w:rPr>
-            </w:pPr>
-          </w:p>
-        </w:tc>
-        <w:tc>
-          <w:tcPr>
-            <w:tcW w:w="850" w:type="dxa"/>
-            <w:tcBorders>
-              <w:top w:val="single" w:sz="4" w:space="0" w:color="auto"/>
-              <w:left w:val="single" w:sz="4" w:space="0" w:color="auto"/>
-              <w:bottom w:val="single" w:sz="4" w:space="0" w:color="auto"/>
-              <w:right w:val="single" w:sz="4" w:space="0" w:color="auto"/>
-            </w:tcBorders>
-            <w:shd w:val="clear" w:color="auto" w:fill="D9D9D9"/>
-            <w:vAlign w:val="center"/>
-          </w:tcPr>
-          <w:p>
-            <w:pPr>
-              <w:jc w:val="both"/>
-              <w:rPr>
-                <w:rFonts w:cs="B Nazanin"/>
-                <w:bCs/>
-                <w:sz w:val="16"/>
-                <w:szCs w:val="16"/>
-              </w:rPr>
-            </w:pPr>
+                <w:rtl/>
+              </w:rPr>
+              <w:t xml:space="preserve">جمع </w:t>
+            </w:r>
           </w:p>
         </w:tc>
         <w:tc>
@@ -3919,7 +3879,7 @@
           </w:tcPr>
           <w:p>
             <w:pPr>
-              <w:jc w:val="both"/>
+              <w:jc w:val="center"/>
               <w:rPr>
                 <w:rFonts w:ascii="B Nazanin" w:hAnsi="B Nazanin" w:cs="B Nazanin"/>
                 <w:b/>
@@ -3954,7 +3914,7 @@
           </w:tcPr>
           <w:p>
             <w:pPr>
-              <w:jc w:val="both"/>
+              <w:jc w:val="center"/>
               <w:rPr>
                 <w:rFonts w:ascii="B Nazanin" w:hAnsi="B Nazanin" w:cs="B Nazanin"/>
                 <w:b/>
@@ -3999,7 +3959,6 @@
         </w:tc>
       </w:tr>
     </w:tbl>
-    <w:bookmarkEnd w:id="0"/>
     <w:p>
       <w:pPr>
         <w:tabs>
@@ -7475,6 +7434,7 @@
               <w:bottom w:val="single" w:sz="4" w:space="0" w:color="auto"/>
               <w:right w:val="single" w:sz="4" w:space="0" w:color="auto"/>
             </w:tcBorders>
+            <w:shd w:val="clear" w:color="auto" w:fill="FFC000"/>
             <w:vAlign w:val="center"/>
           </w:tcPr>
           <w:p>
@@ -7489,6 +7449,8 @@
                 <w:szCs w:val="18"/>
               </w:rPr>
             </w:pPr>
+            <w:bookmarkStart w:id="0" w:name="_GoBack"/>
+            <w:bookmarkEnd w:id="0"/>
           </w:p>
         </w:tc>
       </w:tr>
@@ -7567,84 +7529,6 @@
         </w:tc>
       </w:tr>
     </w:tbl>
-    <w:p>
-      <w:pPr>
-        <w:jc w:val="both"/>
-        <w:rPr>
-          <w:rFonts w:cs="B Nazanin"/>
-          <w:sz w:val="20"/>
-          <w:szCs w:val="20"/>
-          <w:rtl/>
-        </w:rPr>
-      </w:pPr>
-    </w:p>
-    <w:p>
-      <w:pPr>
-        <w:jc w:val="both"/>
-        <w:rPr>
-          <w:rFonts w:cs="B Nazanin"/>
-          <w:sz w:val="20"/>
-          <w:szCs w:val="20"/>
-          <w:rtl/>
-        </w:rPr>
-      </w:pPr>
-    </w:p>
-    <w:p>
-      <w:pPr>
-        <w:jc w:val="both"/>
-        <w:rPr>
-          <w:rFonts w:cs="B Nazanin"/>
-          <w:sz w:val="20"/>
-          <w:szCs w:val="20"/>
-          <w:rtl/>
-        </w:rPr>
-      </w:pPr>
-    </w:p>
-    <w:p>
-      <w:pPr>
-        <w:jc w:val="both"/>
-        <w:rPr>
-          <w:rFonts w:cs="B Nazanin"/>
-          <w:sz w:val="20"/>
-          <w:szCs w:val="20"/>
-          <w:rtl/>
-        </w:rPr>
-      </w:pPr>
-    </w:p>
-    <w:p>
-      <w:pPr>
-        <w:jc w:val="both"/>
-        <w:rPr>
-          <w:rFonts w:cs="B Nazanin"/>
-          <w:sz w:val="20"/>
-          <w:szCs w:val="20"/>
-          <w:rtl/>
-        </w:rPr>
-      </w:pPr>
-    </w:p>
-    <w:p>
-      <w:pPr>
-        <w:jc w:val="both"/>
-        <w:rPr>
-          <w:rFonts w:cs="B Nazanin"/>
-          <w:sz w:val="20"/>
-          <w:szCs w:val="20"/>
-          <w:rtl/>
-        </w:rPr>
-      </w:pPr>
-    </w:p>
-    <w:p>
-      <w:pPr>
-        <w:jc w:val="both"/>
-        <w:rPr>
-          <w:rFonts w:cs="B Nazanin"/>
-          <w:bCs/>
-          <w:sz w:val="20"/>
-          <w:szCs w:val="20"/>
-          <w:rtl/>
-        </w:rPr>
-      </w:pPr>
-    </w:p>
     <w:p>
       <w:pPr>
         <w:jc w:val="both"/>
@@ -7781,7 +7665,6 @@
                 <w:szCs w:val="18"/>
                 <w:rtl/>
               </w:rPr>
-              <w:lastRenderedPageBreak/>
               <w:t>ردیف</w:t>
             </w:r>
           </w:p>
@@ -8789,6 +8672,7 @@
                 <w:bCs/>
                 <w:rtl/>
               </w:rPr>
+              <w:lastRenderedPageBreak/>
               <w:t>5</w:t>
             </w:r>
           </w:p>
@@ -8972,18 +8856,6 @@
         </w:tc>
       </w:tr>
     </w:tbl>
-    <w:p>
-      <w:pPr>
-        <w:jc w:val="both"/>
-        <w:rPr>
-          <w:rFonts w:cs="B Nazanin"/>
-          <w:bCs/>
-          <w:sz w:val="20"/>
-          <w:szCs w:val="20"/>
-          <w:rtl/>
-        </w:rPr>
-      </w:pPr>
-    </w:p>
     <w:p>
       <w:pPr>
         <w:spacing w:line="240" w:lineRule="auto"/>
@@ -9391,7 +9263,6 @@
           <w:szCs w:val="20"/>
           <w:rtl/>
         </w:rPr>
-        <w:lastRenderedPageBreak/>
         <w:t xml:space="preserve">2-    همکاری در برگزاری همایش ، کنفرانس  ، سمینارهای تخصصی </w:t>
       </w:r>
     </w:p>
@@ -9695,6 +9566,7 @@
           <w:szCs w:val="20"/>
           <w:rtl/>
         </w:rPr>
+        <w:lastRenderedPageBreak/>
         <w:t>کارگروه شهرستانی مرکز با ترکیب اعضای معرفی شده جهت بررسی ، هماهنگی ، نظارت و ارزیابی و ارائه گزارش تشکیل می شود .</w:t>
       </w:r>
     </w:p>

--- a/public/template.docx
+++ b/public/template.docx
@@ -6,18 +6,32 @@
       <w:pPr>
         <w:jc w:val="center"/>
         <w:rPr>
+          <w:rFonts w:cs="2  Titr" w:hint="cs"/>
+          <w:b/>
+          <w:bCs/>
+          <w:rtl/>
+        </w:rPr>
+      </w:pPr>
+      <w:r>
+        <w:rPr>
           <w:rFonts w:cs="2  Titr"/>
-          <w:b/>
-          <w:bCs/>
-          <w:rtl/>
-        </w:rPr>
-      </w:pPr>
+          <w:rtl/>
+        </w:rPr>
+        <w:t xml:space="preserve">قرارداد همکاری فیمابین </w:t>
+      </w:r>
       <w:r>
         <w:rPr>
           <w:rFonts w:cs="2  Titr"/>
-          <w:rtl/>
-        </w:rPr>
-        <w:t xml:space="preserve">قرارداد همکاری فیمابین </w:t>
+        </w:rPr>
+        <w:t xml:space="preserve"> </w:t>
+      </w:r>
+      <w:r>
+        <w:rPr>
+          <w:rFonts w:ascii="2  Titr" w:hAnsi="2  Titr" w:cs="2  Titr"/>
+          <w:b/>
+          <w:bCs/>
+        </w:rPr>
+        <w:t>{mojri_name}</w:t>
       </w:r>
       <w:r>
         <w:rPr>
@@ -27,124 +41,102 @@
       </w:r>
       <w:r>
         <w:rPr>
+          <w:rFonts w:cs="2  Titr"/>
+          <w:rtl/>
+        </w:rPr>
+        <w:t xml:space="preserve">و اداره کل آموزش فنی و حرفه ای استان گلستان </w:t>
+      </w:r>
+      <w:r>
+        <w:rPr>
+          <w:rFonts w:ascii="Times New Roman" w:hAnsi="Times New Roman" w:cs="Times New Roman" w:hint="cs"/>
+          <w:rtl/>
+        </w:rPr>
+        <w:t>–</w:t>
+      </w:r>
+      <w:r>
+        <w:rPr>
+          <w:rFonts w:cs="2  Titr"/>
+          <w:rtl/>
+        </w:rPr>
+        <w:t xml:space="preserve"> </w:t>
+      </w:r>
+      <w:r>
+        <w:rPr>
+          <w:rFonts w:cs="2  Titr" w:hint="cs"/>
+          <w:rtl/>
+        </w:rPr>
+        <w:t>مرکز</w:t>
+      </w:r>
+      <w:r>
+        <w:rPr>
+          <w:rFonts w:cs="2  Titr"/>
+          <w:rtl/>
+        </w:rPr>
+        <w:t xml:space="preserve"> </w:t>
+      </w:r>
+      <w:r>
+        <w:rPr>
           <w:rFonts w:ascii="2  Titr" w:hAnsi="2  Titr" w:cs="2  Titr"/>
           <w:b/>
           <w:bCs/>
         </w:rPr>
-        <w:t>{</w:t>
-      </w:r>
-      <w:proofErr w:type="spellStart"/>
+        <w:t>{center_name}</w:t>
+      </w:r>
+      <w:r>
+        <w:rPr>
+          <w:rFonts w:cs="2  Titr" w:hint="cs"/>
+          <w:b/>
+          <w:bCs/>
+          <w:rtl/>
+        </w:rPr>
+        <w:t xml:space="preserve"> </w:t>
+      </w:r>
       <w:r>
         <w:rPr>
           <w:rFonts w:ascii="2  Titr" w:hAnsi="2  Titr" w:cs="2  Titr"/>
           <w:b/>
           <w:bCs/>
-        </w:rPr>
-        <w:t>mojri_name</w:t>
-      </w:r>
-      <w:proofErr w:type="spellEnd"/>
-      <w:r>
-        <w:rPr>
-          <w:rFonts w:ascii="2  Titr" w:hAnsi="2  Titr" w:cs="2  Titr"/>
-          <w:b/>
-          <w:bCs/>
-        </w:rPr>
-        <w:t>}</w:t>
-      </w:r>
-      <w:r>
-        <w:rPr>
-          <w:rFonts w:cs="2  Titr"/>
-        </w:rPr>
-        <w:t xml:space="preserve"> </w:t>
-      </w:r>
-      <w:r>
-        <w:rPr>
-          <w:rFonts w:cs="2  Titr"/>
-          <w:rtl/>
-        </w:rPr>
-        <w:t xml:space="preserve">و اداره کل آموزش فنی و حرفه ای استان گلستان </w:t>
-      </w:r>
-      <w:r>
-        <w:rPr>
-          <w:rFonts w:ascii="Times New Roman" w:hAnsi="Times New Roman" w:cs="Times New Roman" w:hint="cs"/>
-          <w:rtl/>
-        </w:rPr>
-        <w:t>–</w:t>
-      </w:r>
-      <w:r>
-        <w:rPr>
-          <w:rFonts w:cs="2  Titr"/>
-          <w:rtl/>
-        </w:rPr>
-        <w:t xml:space="preserve"> </w:t>
-      </w:r>
-      <w:r>
-        <w:rPr>
-          <w:rFonts w:cs="2  Titr" w:hint="cs"/>
-          <w:rtl/>
-        </w:rPr>
-        <w:t>مرکز</w:t>
-      </w:r>
-      <w:r>
-        <w:rPr>
-          <w:rFonts w:cs="2  Titr"/>
-          <w:rtl/>
-        </w:rPr>
-        <w:t xml:space="preserve"> </w:t>
-      </w:r>
-      <w:r>
-        <w:rPr>
-          <w:rFonts w:ascii="2  Titr" w:hAnsi="2  Titr" w:cs="2  Titr"/>
-          <w:b/>
-          <w:bCs/>
-        </w:rPr>
-        <w:t>{</w:t>
-      </w:r>
-      <w:proofErr w:type="spellStart"/>
-      <w:r>
-        <w:rPr>
-          <w:rFonts w:ascii="2  Titr" w:hAnsi="2  Titr" w:cs="2  Titr"/>
-          <w:b/>
-          <w:bCs/>
-        </w:rPr>
-        <w:t>center_name</w:t>
-      </w:r>
-      <w:proofErr w:type="spellEnd"/>
-      <w:r>
-        <w:rPr>
-          <w:rFonts w:ascii="2  Titr" w:hAnsi="2  Titr" w:cs="2  Titr"/>
-          <w:b/>
-          <w:bCs/>
-        </w:rPr>
-        <w:t>}</w:t>
+          <w:sz w:val="20"/>
+          <w:szCs w:val="20"/>
+        </w:rPr>
+        <w:t>{level}</w:t>
       </w:r>
     </w:p>
     <w:p>
       <w:pPr>
         <w:jc w:val="both"/>
         <w:rPr>
+          <w:rFonts w:cs="2  Titr" w:hint="cs"/>
+          <w:b/>
+          <w:bCs/>
+          <w:rtl/>
+        </w:rPr>
+      </w:pPr>
+      <w:r>
+        <w:rPr>
           <w:rFonts w:cs="2  Titr"/>
           <w:b/>
           <w:bCs/>
-        </w:rPr>
-      </w:pPr>
+          <w:rtl/>
+        </w:rPr>
+        <w:t>مقدمه</w:t>
+      </w:r>
+      <w:r>
+        <w:rPr>
+          <w:rFonts w:cs="2  Titr" w:hint="cs"/>
+          <w:b/>
+          <w:bCs/>
+          <w:rtl/>
+        </w:rPr>
+        <w:t xml:space="preserve">  </w:t>
+      </w:r>
       <w:r>
         <w:rPr>
           <w:rFonts w:cs="2  Titr"/>
           <w:b/>
           <w:bCs/>
-          <w:rtl/>
-        </w:rPr>
-        <w:t>مقدمه</w:t>
-      </w:r>
-      <w:r>
-        <w:rPr>
-          <w:rFonts w:cs="2  Titr" w:hint="cs"/>
-          <w:b/>
-          <w:bCs/>
-          <w:rtl/>
-        </w:rPr>
-        <w:t xml:space="preserve">  </w:t>
+        </w:rPr>
+        <w:t xml:space="preserve"> </w:t>
       </w:r>
       <w:r>
         <w:rPr>
@@ -152,15 +144,15 @@
           <w:b/>
           <w:bCs/>
         </w:rPr>
+        <w:t xml:space="preserve"> :</w:t>
+      </w:r>
+      <w:r>
+        <w:rPr>
+          <w:rFonts w:ascii="2  Titr" w:hAnsi="2  Titr" w:cs="2  Titr"/>
+          <w:b/>
+          <w:bCs/>
+        </w:rPr>
         <w:t xml:space="preserve"> </w:t>
-      </w:r>
-      <w:r>
-        <w:rPr>
-          <w:rFonts w:cs="2  Titr"/>
-          <w:b/>
-          <w:bCs/>
-        </w:rPr>
-        <w:t xml:space="preserve"> :</w:t>
       </w:r>
     </w:p>
     <w:p>
@@ -182,7 +174,18 @@
           <w:szCs w:val="20"/>
           <w:rtl/>
         </w:rPr>
-        <w:t xml:space="preserve">به استناد شیوه نامه اجرایی خدمات آموزشی و فرهنگی سازمان آموزش فنی و حرفه ای کشور و در راستای ارتقاء سطح شایستگی های حرفه ای متقاضیان این قرارداد آموزشی بین </w:t>
+        <w:t>به استناد شیوه نامه اجر</w:t>
+      </w:r>
+      <w:bookmarkStart w:id="0" w:name="_GoBack"/>
+      <w:bookmarkEnd w:id="0"/>
+      <w:r>
+        <w:rPr>
+          <w:rFonts w:cs="B Nazanin"/>
+          <w:sz w:val="20"/>
+          <w:szCs w:val="20"/>
+          <w:rtl/>
+        </w:rPr>
+        <w:t xml:space="preserve">ایی خدمات آموزشی و فرهنگی سازمان آموزش فنی و حرفه ای کشور و در راستای ارتقاء سطح شایستگی های حرفه ای متقاضیان این قرارداد آموزشی بین </w:t>
       </w:r>
       <w:r>
         <w:rPr>
@@ -191,9 +194,43 @@
           <w:bCs/>
           <w:szCs w:val="20"/>
         </w:rPr>
-        <w:t>{</w:t>
-      </w:r>
-      <w:proofErr w:type="spellStart"/>
+        <w:t>{mojri_name}</w:t>
+      </w:r>
+      <w:r>
+        <w:rPr>
+          <w:rFonts w:cs="B Nazanin"/>
+          <w:sz w:val="20"/>
+          <w:szCs w:val="20"/>
+        </w:rPr>
+        <w:t xml:space="preserve"> </w:t>
+      </w:r>
+      <w:r>
+        <w:rPr>
+          <w:rFonts w:cs="B Nazanin" w:hint="cs"/>
+          <w:sz w:val="20"/>
+          <w:szCs w:val="20"/>
+          <w:rtl/>
+        </w:rPr>
+        <w:t xml:space="preserve"> </w:t>
+      </w:r>
+      <w:r>
+        <w:rPr>
+          <w:rFonts w:cs="B Nazanin"/>
+          <w:sz w:val="20"/>
+          <w:szCs w:val="20"/>
+          <w:rtl/>
+        </w:rPr>
+        <w:t xml:space="preserve">به نمايندگي آقا / خانم </w:t>
+      </w:r>
+      <w:r>
+        <w:rPr>
+          <w:rFonts w:cs="B Nazanin"/>
+          <w:b/>
+          <w:bCs/>
+          <w:szCs w:val="20"/>
+        </w:rPr>
+        <w:t xml:space="preserve"> </w:t>
+      </w:r>
       <w:r>
         <w:rPr>
           <w:rFonts w:ascii="B Nazanin" w:hAnsi="B Nazanin" w:cs="B Nazanin"/>
@@ -201,9 +238,25 @@
           <w:bCs/>
           <w:szCs w:val="20"/>
         </w:rPr>
-        <w:t>mojri_name</w:t>
-      </w:r>
-      <w:proofErr w:type="spellEnd"/>
+        <w:t>{mojri_rep}</w:t>
+      </w:r>
+      <w:r>
+        <w:rPr>
+          <w:rFonts w:cs="B Nazanin"/>
+          <w:sz w:val="20"/>
+          <w:szCs w:val="20"/>
+        </w:rPr>
+        <w:t xml:space="preserve"> </w:t>
+      </w:r>
+      <w:r>
+        <w:rPr>
+          <w:rFonts w:cs="B Nazanin"/>
+          <w:sz w:val="20"/>
+          <w:szCs w:val="20"/>
+          <w:rtl/>
+        </w:rPr>
+        <w:t xml:space="preserve">بعنوان </w:t>
+      </w:r>
       <w:r>
         <w:rPr>
           <w:rFonts w:ascii="B Nazanin" w:hAnsi="B Nazanin" w:cs="B Nazanin"/>
@@ -211,7 +264,7 @@
           <w:bCs/>
           <w:szCs w:val="20"/>
         </w:rPr>
-        <w:t>}</w:t>
+        <w:t>{mojri_title}</w:t>
       </w:r>
       <w:r>
         <w:rPr>
@@ -223,10 +276,35 @@
       </w:r>
       <w:r>
         <w:rPr>
-          <w:rFonts w:cs="B Nazanin" w:hint="cs"/>
-          <w:sz w:val="20"/>
-          <w:szCs w:val="20"/>
-          <w:rtl/>
+          <w:rFonts w:cs="B Nazanin"/>
+          <w:sz w:val="20"/>
+          <w:szCs w:val="20"/>
+          <w:rtl/>
+        </w:rPr>
+        <w:t>به آدرس</w:t>
+      </w:r>
+      <w:r>
+        <w:rPr>
+          <w:rFonts w:cs="B Nazanin"/>
+          <w:sz w:val="20"/>
+          <w:szCs w:val="20"/>
+        </w:rPr>
+        <w:t xml:space="preserve"> : </w:t>
+      </w:r>
+      <w:r>
+        <w:rPr>
+          <w:rFonts w:ascii="B Nazanin" w:hAnsi="B Nazanin" w:cs="B Nazanin"/>
+          <w:b/>
+          <w:bCs/>
+          <w:szCs w:val="20"/>
+        </w:rPr>
+        <w:t>{mojri_address}</w:t>
+      </w:r>
+      <w:r>
+        <w:rPr>
+          <w:rFonts w:cs="B Nazanin"/>
+          <w:sz w:val="20"/>
+          <w:szCs w:val="20"/>
         </w:rPr>
         <w:t xml:space="preserve"> </w:t>
       </w:r>
@@ -237,27 +315,16 @@
           <w:szCs w:val="20"/>
           <w:rtl/>
         </w:rPr>
-        <w:t xml:space="preserve">به نمايندگي آقا / خانم </w:t>
-      </w:r>
-      <w:r>
-        <w:rPr>
-          <w:rFonts w:cs="B Nazanin"/>
-          <w:b/>
-          <w:bCs/>
-          <w:szCs w:val="20"/>
-        </w:rPr>
-        <w:t xml:space="preserve"> </w:t>
+        <w:t xml:space="preserve">به شماره </w:t>
       </w:r>
       <w:r>
         <w:rPr>
           <w:rFonts w:ascii="B Nazanin" w:hAnsi="B Nazanin" w:cs="B Nazanin"/>
-          <w:b/>
-          <w:bCs/>
-          <w:szCs w:val="20"/>
-        </w:rPr>
-        <w:t>{</w:t>
-      </w:r>
-      <w:proofErr w:type="spellStart"/>
+          <w:szCs w:val="20"/>
+          <w:rtl/>
+        </w:rPr>
+        <w:t>تماس</w:t>
+      </w:r>
       <w:r>
         <w:rPr>
           <w:rFonts w:ascii="B Nazanin" w:hAnsi="B Nazanin" w:cs="B Nazanin"/>
@@ -265,171 +332,7 @@
           <w:bCs/>
           <w:szCs w:val="20"/>
         </w:rPr>
-        <w:t>mojri_rep</w:t>
-      </w:r>
-      <w:proofErr w:type="spellEnd"/>
-      <w:r>
-        <w:rPr>
-          <w:rFonts w:ascii="B Nazanin" w:hAnsi="B Nazanin" w:cs="B Nazanin"/>
-          <w:b/>
-          <w:bCs/>
-          <w:szCs w:val="20"/>
-        </w:rPr>
-        <w:t>}</w:t>
-      </w:r>
-      <w:r>
-        <w:rPr>
-          <w:rFonts w:cs="B Nazanin"/>
-          <w:sz w:val="20"/>
-          <w:szCs w:val="20"/>
-        </w:rPr>
-        <w:t xml:space="preserve"> </w:t>
-      </w:r>
-      <w:r>
-        <w:rPr>
-          <w:rFonts w:cs="B Nazanin"/>
-          <w:sz w:val="20"/>
-          <w:szCs w:val="20"/>
-          <w:rtl/>
-        </w:rPr>
-        <w:t xml:space="preserve">بعنوان </w:t>
-      </w:r>
-      <w:r>
-        <w:rPr>
-          <w:rFonts w:ascii="B Nazanin" w:hAnsi="B Nazanin" w:cs="B Nazanin"/>
-          <w:b/>
-          <w:bCs/>
-          <w:szCs w:val="20"/>
-        </w:rPr>
-        <w:t>{</w:t>
-      </w:r>
-      <w:proofErr w:type="spellStart"/>
-      <w:r>
-        <w:rPr>
-          <w:rFonts w:ascii="B Nazanin" w:hAnsi="B Nazanin" w:cs="B Nazanin"/>
-          <w:b/>
-          <w:bCs/>
-          <w:szCs w:val="20"/>
-        </w:rPr>
-        <w:t>mojri_title</w:t>
-      </w:r>
-      <w:proofErr w:type="spellEnd"/>
-      <w:r>
-        <w:rPr>
-          <w:rFonts w:ascii="B Nazanin" w:hAnsi="B Nazanin" w:cs="B Nazanin"/>
-          <w:b/>
-          <w:bCs/>
-          <w:szCs w:val="20"/>
-        </w:rPr>
-        <w:t>}</w:t>
-      </w:r>
-      <w:r>
-        <w:rPr>
-          <w:rFonts w:cs="B Nazanin"/>
-          <w:sz w:val="20"/>
-          <w:szCs w:val="20"/>
-        </w:rPr>
-        <w:t xml:space="preserve"> </w:t>
-      </w:r>
-      <w:r>
-        <w:rPr>
-          <w:rFonts w:cs="B Nazanin"/>
-          <w:sz w:val="20"/>
-          <w:szCs w:val="20"/>
-          <w:rtl/>
-        </w:rPr>
-        <w:t>به آدرس</w:t>
-      </w:r>
-      <w:r>
-        <w:rPr>
-          <w:rFonts w:cs="B Nazanin"/>
-          <w:sz w:val="20"/>
-          <w:szCs w:val="20"/>
-        </w:rPr>
-        <w:t xml:space="preserve"> : </w:t>
-      </w:r>
-      <w:r>
-        <w:rPr>
-          <w:rFonts w:ascii="B Nazanin" w:hAnsi="B Nazanin" w:cs="B Nazanin"/>
-          <w:b/>
-          <w:bCs/>
-          <w:szCs w:val="20"/>
-        </w:rPr>
-        <w:t>{</w:t>
-      </w:r>
-      <w:proofErr w:type="spellStart"/>
-      <w:r>
-        <w:rPr>
-          <w:rFonts w:ascii="B Nazanin" w:hAnsi="B Nazanin" w:cs="B Nazanin"/>
-          <w:b/>
-          <w:bCs/>
-          <w:szCs w:val="20"/>
-        </w:rPr>
-        <w:t>mojri_address</w:t>
-      </w:r>
-      <w:proofErr w:type="spellEnd"/>
-      <w:r>
-        <w:rPr>
-          <w:rFonts w:ascii="B Nazanin" w:hAnsi="B Nazanin" w:cs="B Nazanin"/>
-          <w:b/>
-          <w:bCs/>
-          <w:szCs w:val="20"/>
-        </w:rPr>
-        <w:t>}</w:t>
-      </w:r>
-      <w:r>
-        <w:rPr>
-          <w:rFonts w:cs="B Nazanin"/>
-          <w:sz w:val="20"/>
-          <w:szCs w:val="20"/>
-        </w:rPr>
-        <w:t xml:space="preserve"> </w:t>
-      </w:r>
-      <w:r>
-        <w:rPr>
-          <w:rFonts w:cs="B Nazanin"/>
-          <w:sz w:val="20"/>
-          <w:szCs w:val="20"/>
-          <w:rtl/>
-        </w:rPr>
-        <w:t xml:space="preserve">به شماره </w:t>
-      </w:r>
-      <w:r>
-        <w:rPr>
-          <w:rFonts w:ascii="B Nazanin" w:hAnsi="B Nazanin" w:cs="B Nazanin"/>
-          <w:szCs w:val="20"/>
-          <w:rtl/>
-        </w:rPr>
-        <w:t>تماس</w:t>
-      </w:r>
-      <w:r>
-        <w:rPr>
-          <w:rFonts w:ascii="B Nazanin" w:hAnsi="B Nazanin" w:cs="B Nazanin"/>
-          <w:b/>
-          <w:bCs/>
-          <w:szCs w:val="20"/>
-        </w:rPr>
-        <w:t xml:space="preserve"> {</w:t>
-      </w:r>
-      <w:proofErr w:type="spellStart"/>
-      <w:r>
-        <w:rPr>
-          <w:rFonts w:ascii="B Nazanin" w:hAnsi="B Nazanin" w:cs="B Nazanin"/>
-          <w:b/>
-          <w:bCs/>
-          <w:szCs w:val="20"/>
-        </w:rPr>
-        <w:t>mojri_phone</w:t>
-      </w:r>
-      <w:proofErr w:type="spellEnd"/>
-      <w:r>
-        <w:rPr>
-          <w:rFonts w:ascii="B Nazanin" w:hAnsi="B Nazanin" w:cs="B Nazanin"/>
-          <w:b/>
-          <w:bCs/>
-          <w:szCs w:val="20"/>
-        </w:rPr>
-        <w:t>}</w:t>
+        <w:t xml:space="preserve"> {mojri_phone}</w:t>
       </w:r>
       <w:r>
         <w:rPr>
@@ -908,25 +811,57 @@
           <w:b/>
           <w:bCs/>
         </w:rPr>
-        <w:t>{</w:t>
-      </w:r>
-      <w:proofErr w:type="spellStart"/>
+        <w:t>{course_count}</w:t>
+      </w:r>
+      <w:r>
+        <w:rPr>
+          <w:rFonts w:cs="B Nazanin"/>
+          <w:sz w:val="20"/>
+          <w:szCs w:val="20"/>
+        </w:rPr>
+        <w:t xml:space="preserve"> </w:t>
+      </w:r>
+      <w:r>
+        <w:rPr>
+          <w:rFonts w:cs="B Nazanin"/>
+          <w:sz w:val="20"/>
+          <w:szCs w:val="20"/>
+          <w:rtl/>
+        </w:rPr>
+        <w:t xml:space="preserve">دوره کارگاه تحت عنوان </w:t>
+      </w:r>
       <w:r>
         <w:rPr>
           <w:rFonts w:ascii="B Nazanin" w:hAnsi="B Nazanin" w:cs="B Nazanin"/>
           <w:b/>
           <w:bCs/>
         </w:rPr>
-        <w:t>course_count</w:t>
-      </w:r>
-      <w:proofErr w:type="spellEnd"/>
+        <w:t>{course_name}</w:t>
+      </w:r>
+      <w:r>
+        <w:rPr>
+          <w:rFonts w:cs="B Nazanin"/>
+          <w:sz w:val="20"/>
+          <w:szCs w:val="20"/>
+        </w:rPr>
+        <w:t xml:space="preserve"> </w:t>
+      </w:r>
+      <w:r>
+        <w:rPr>
+          <w:rFonts w:cs="B Nazanin"/>
+          <w:sz w:val="20"/>
+          <w:szCs w:val="20"/>
+          <w:rtl/>
+        </w:rPr>
+        <w:t xml:space="preserve">با کد استاندارد </w:t>
+      </w:r>
       <w:r>
         <w:rPr>
           <w:rFonts w:ascii="B Nazanin" w:hAnsi="B Nazanin" w:cs="B Nazanin"/>
           <w:b/>
           <w:bCs/>
         </w:rPr>
-        <w:t>}</w:t>
+        <w:t>{standard_code}</w:t>
       </w:r>
       <w:r>
         <w:rPr>
@@ -943,7 +878,7 @@
           <w:szCs w:val="20"/>
           <w:rtl/>
         </w:rPr>
-        <w:t xml:space="preserve">دوره کارگاه تحت عنوان </w:t>
+        <w:t xml:space="preserve">به مدت </w:t>
       </w:r>
       <w:r>
         <w:rPr>
@@ -951,25 +886,57 @@
           <w:b/>
           <w:bCs/>
         </w:rPr>
-        <w:t>{</w:t>
-      </w:r>
-      <w:proofErr w:type="spellStart"/>
+        <w:t>{standard_hours}</w:t>
+      </w:r>
+      <w:r>
+        <w:rPr>
+          <w:rFonts w:cs="B Nazanin"/>
+          <w:sz w:val="20"/>
+          <w:szCs w:val="20"/>
+        </w:rPr>
+        <w:t xml:space="preserve"> </w:t>
+      </w:r>
+      <w:r>
+        <w:rPr>
+          <w:rFonts w:cs="B Nazanin"/>
+          <w:sz w:val="20"/>
+          <w:szCs w:val="20"/>
+          <w:rtl/>
+        </w:rPr>
+        <w:t xml:space="preserve">ساعت و تعداد </w:t>
+      </w:r>
       <w:r>
         <w:rPr>
           <w:rFonts w:ascii="B Nazanin" w:hAnsi="B Nazanin" w:cs="B Nazanin"/>
           <w:b/>
           <w:bCs/>
         </w:rPr>
-        <w:t>course_name</w:t>
-      </w:r>
-      <w:proofErr w:type="spellEnd"/>
+        <w:t>{student_count}</w:t>
+      </w:r>
+      <w:r>
+        <w:rPr>
+          <w:rFonts w:cs="B Nazanin"/>
+          <w:sz w:val="20"/>
+          <w:szCs w:val="20"/>
+        </w:rPr>
+        <w:t xml:space="preserve"> </w:t>
+      </w:r>
+      <w:r>
+        <w:rPr>
+          <w:rFonts w:cs="B Nazanin"/>
+          <w:sz w:val="20"/>
+          <w:szCs w:val="20"/>
+          <w:rtl/>
+        </w:rPr>
+        <w:t xml:space="preserve">نفر به میزان </w:t>
+      </w:r>
       <w:r>
         <w:rPr>
           <w:rFonts w:ascii="B Nazanin" w:hAnsi="B Nazanin" w:cs="B Nazanin"/>
           <w:b/>
           <w:bCs/>
         </w:rPr>
-        <w:t>}</w:t>
+        <w:t>{total_person_hours}</w:t>
       </w:r>
       <w:r>
         <w:rPr>
@@ -986,7 +953,7 @@
           <w:szCs w:val="20"/>
           <w:rtl/>
         </w:rPr>
-        <w:t xml:space="preserve">با کد استاندارد </w:t>
+        <w:t xml:space="preserve">نفر ساعت برای </w:t>
       </w:r>
       <w:r>
         <w:rPr>
@@ -994,197 +961,7 @@
           <w:b/>
           <w:bCs/>
         </w:rPr>
-        <w:t>{</w:t>
-      </w:r>
-      <w:proofErr w:type="spellStart"/>
-      <w:r>
-        <w:rPr>
-          <w:rFonts w:ascii="B Nazanin" w:hAnsi="B Nazanin" w:cs="B Nazanin"/>
-          <w:b/>
-          <w:bCs/>
-        </w:rPr>
-        <w:t>standard_code</w:t>
-      </w:r>
-      <w:proofErr w:type="spellEnd"/>
-      <w:r>
-        <w:rPr>
-          <w:rFonts w:ascii="B Nazanin" w:hAnsi="B Nazanin" w:cs="B Nazanin"/>
-          <w:b/>
-          <w:bCs/>
-        </w:rPr>
-        <w:t>}</w:t>
-      </w:r>
-      <w:r>
-        <w:rPr>
-          <w:rFonts w:cs="B Nazanin"/>
-          <w:sz w:val="20"/>
-          <w:szCs w:val="20"/>
-        </w:rPr>
-        <w:t xml:space="preserve"> </w:t>
-      </w:r>
-      <w:r>
-        <w:rPr>
-          <w:rFonts w:cs="B Nazanin"/>
-          <w:sz w:val="20"/>
-          <w:szCs w:val="20"/>
-          <w:rtl/>
-        </w:rPr>
-        <w:t xml:space="preserve">به مدت </w:t>
-      </w:r>
-      <w:r>
-        <w:rPr>
-          <w:rFonts w:ascii="B Nazanin" w:hAnsi="B Nazanin" w:cs="B Nazanin"/>
-          <w:b/>
-          <w:bCs/>
-        </w:rPr>
-        <w:t>{</w:t>
-      </w:r>
-      <w:proofErr w:type="spellStart"/>
-      <w:r>
-        <w:rPr>
-          <w:rFonts w:ascii="B Nazanin" w:hAnsi="B Nazanin" w:cs="B Nazanin"/>
-          <w:b/>
-          <w:bCs/>
-        </w:rPr>
-        <w:t>standard_hours</w:t>
-      </w:r>
-      <w:proofErr w:type="spellEnd"/>
-      <w:r>
-        <w:rPr>
-          <w:rFonts w:ascii="B Nazanin" w:hAnsi="B Nazanin" w:cs="B Nazanin"/>
-          <w:b/>
-          <w:bCs/>
-        </w:rPr>
-        <w:t>}</w:t>
-      </w:r>
-      <w:r>
-        <w:rPr>
-          <w:rFonts w:cs="B Nazanin"/>
-          <w:sz w:val="20"/>
-          <w:szCs w:val="20"/>
-        </w:rPr>
-        <w:t xml:space="preserve"> </w:t>
-      </w:r>
-      <w:r>
-        <w:rPr>
-          <w:rFonts w:cs="B Nazanin"/>
-          <w:sz w:val="20"/>
-          <w:szCs w:val="20"/>
-          <w:rtl/>
-        </w:rPr>
-        <w:t xml:space="preserve">ساعت و تعداد </w:t>
-      </w:r>
-      <w:r>
-        <w:rPr>
-          <w:rFonts w:ascii="B Nazanin" w:hAnsi="B Nazanin" w:cs="B Nazanin"/>
-          <w:b/>
-          <w:bCs/>
-        </w:rPr>
-        <w:t>{</w:t>
-      </w:r>
-      <w:proofErr w:type="spellStart"/>
-      <w:r>
-        <w:rPr>
-          <w:rFonts w:ascii="B Nazanin" w:hAnsi="B Nazanin" w:cs="B Nazanin"/>
-          <w:b/>
-          <w:bCs/>
-        </w:rPr>
-        <w:t>student_count</w:t>
-      </w:r>
-      <w:proofErr w:type="spellEnd"/>
-      <w:r>
-        <w:rPr>
-          <w:rFonts w:ascii="B Nazanin" w:hAnsi="B Nazanin" w:cs="B Nazanin"/>
-          <w:b/>
-          <w:bCs/>
-        </w:rPr>
-        <w:t>}</w:t>
-      </w:r>
-      <w:r>
-        <w:rPr>
-          <w:rFonts w:cs="B Nazanin"/>
-          <w:sz w:val="20"/>
-          <w:szCs w:val="20"/>
-        </w:rPr>
-        <w:t xml:space="preserve"> </w:t>
-      </w:r>
-      <w:r>
-        <w:rPr>
-          <w:rFonts w:cs="B Nazanin"/>
-          <w:sz w:val="20"/>
-          <w:szCs w:val="20"/>
-          <w:rtl/>
-        </w:rPr>
-        <w:t xml:space="preserve">نفر به میزان </w:t>
-      </w:r>
-      <w:r>
-        <w:rPr>
-          <w:rFonts w:ascii="B Nazanin" w:hAnsi="B Nazanin" w:cs="B Nazanin"/>
-          <w:b/>
-          <w:bCs/>
-        </w:rPr>
-        <w:t>{</w:t>
-      </w:r>
-      <w:proofErr w:type="spellStart"/>
-      <w:r>
-        <w:rPr>
-          <w:rFonts w:ascii="B Nazanin" w:hAnsi="B Nazanin" w:cs="B Nazanin"/>
-          <w:b/>
-          <w:bCs/>
-        </w:rPr>
-        <w:t>total_person_hours</w:t>
-      </w:r>
-      <w:proofErr w:type="spellEnd"/>
-      <w:r>
-        <w:rPr>
-          <w:rFonts w:ascii="B Nazanin" w:hAnsi="B Nazanin" w:cs="B Nazanin"/>
-          <w:b/>
-          <w:bCs/>
-        </w:rPr>
-        <w:t>}</w:t>
-      </w:r>
-      <w:r>
-        <w:rPr>
-          <w:rFonts w:cs="B Nazanin"/>
-          <w:sz w:val="20"/>
-          <w:szCs w:val="20"/>
-        </w:rPr>
-        <w:t xml:space="preserve"> </w:t>
-      </w:r>
-      <w:r>
-        <w:rPr>
-          <w:rFonts w:cs="B Nazanin"/>
-          <w:sz w:val="20"/>
-          <w:szCs w:val="20"/>
-          <w:rtl/>
-        </w:rPr>
-        <w:t xml:space="preserve">نفر ساعت برای </w:t>
-      </w:r>
-      <w:r>
-        <w:rPr>
-          <w:rFonts w:ascii="B Nazanin" w:hAnsi="B Nazanin" w:cs="B Nazanin"/>
-          <w:b/>
-          <w:bCs/>
-        </w:rPr>
-        <w:t>{</w:t>
-      </w:r>
-      <w:proofErr w:type="spellStart"/>
-      <w:r>
-        <w:rPr>
-          <w:rFonts w:ascii="B Nazanin" w:hAnsi="B Nazanin" w:cs="B Nazanin"/>
-          <w:b/>
-          <w:bCs/>
-        </w:rPr>
-        <w:t>target_audience</w:t>
-      </w:r>
-      <w:proofErr w:type="spellEnd"/>
-      <w:r>
-        <w:rPr>
-          <w:rFonts w:ascii="B Nazanin" w:hAnsi="B Nazanin" w:cs="B Nazanin"/>
-          <w:b/>
-          <w:bCs/>
-        </w:rPr>
-        <w:t xml:space="preserve">}. </w:t>
+        <w:t xml:space="preserve">{target_audience}. </w:t>
       </w:r>
     </w:p>
     <w:p>
@@ -1320,25 +1097,57 @@
           <w:b/>
           <w:bCs/>
         </w:rPr>
-        <w:t>{</w:t>
-      </w:r>
-      <w:proofErr w:type="spellStart"/>
+        <w:t>{course_count}</w:t>
+      </w:r>
+      <w:r>
+        <w:rPr>
+          <w:rFonts w:cs="B Nazanin"/>
+          <w:sz w:val="20"/>
+          <w:szCs w:val="20"/>
+        </w:rPr>
+        <w:t xml:space="preserve"> </w:t>
+      </w:r>
+      <w:r>
+        <w:rPr>
+          <w:rFonts w:cs="B Nazanin"/>
+          <w:sz w:val="20"/>
+          <w:szCs w:val="20"/>
+          <w:rtl/>
+        </w:rPr>
+        <w:t xml:space="preserve">دوره </w:t>
+      </w:r>
       <w:r>
         <w:rPr>
           <w:rFonts w:ascii="B Nazanin" w:hAnsi="B Nazanin" w:cs="B Nazanin"/>
           <w:b/>
           <w:bCs/>
         </w:rPr>
-        <w:t>course_count</w:t>
-      </w:r>
-      <w:proofErr w:type="spellEnd"/>
+        <w:t>{course_name}</w:t>
+      </w:r>
+      <w:r>
+        <w:rPr>
+          <w:rFonts w:cs="B Nazanin"/>
+          <w:sz w:val="20"/>
+          <w:szCs w:val="20"/>
+        </w:rPr>
+        <w:t xml:space="preserve"> </w:t>
+      </w:r>
+      <w:r>
+        <w:rPr>
+          <w:rFonts w:cs="B Nazanin"/>
+          <w:sz w:val="20"/>
+          <w:szCs w:val="20"/>
+          <w:rtl/>
+        </w:rPr>
+        <w:t xml:space="preserve">با احتساب تعداد </w:t>
+      </w:r>
       <w:r>
         <w:rPr>
           <w:rFonts w:ascii="B Nazanin" w:hAnsi="B Nazanin" w:cs="B Nazanin"/>
           <w:b/>
           <w:bCs/>
         </w:rPr>
-        <w:t>}</w:t>
+        <w:t>{student_count}</w:t>
       </w:r>
       <w:r>
         <w:rPr>
@@ -1355,7 +1164,7 @@
           <w:szCs w:val="20"/>
           <w:rtl/>
         </w:rPr>
-        <w:t xml:space="preserve">دوره </w:t>
+        <w:t xml:space="preserve">نفر جامعه هدف و اجرای مشارکتی و تامین کلیه هزینه های آموزشی از طریق </w:t>
       </w:r>
       <w:r>
         <w:rPr>
@@ -1363,25 +1172,32 @@
           <w:b/>
           <w:bCs/>
         </w:rPr>
-        <w:t>{</w:t>
-      </w:r>
-      <w:proofErr w:type="spellStart"/>
+        <w:t>{funding_source}</w:t>
+      </w:r>
+      <w:r>
+        <w:rPr>
+          <w:rFonts w:cs="B Nazanin"/>
+          <w:sz w:val="20"/>
+          <w:szCs w:val="20"/>
+        </w:rPr>
+        <w:t xml:space="preserve"> </w:t>
+      </w:r>
+      <w:r>
+        <w:rPr>
+          <w:rFonts w:cs="B Nazanin"/>
+          <w:sz w:val="20"/>
+          <w:szCs w:val="20"/>
+          <w:rtl/>
+        </w:rPr>
+        <w:t xml:space="preserve">و نظارت و صدور گواهینامه ها توسط اداره کل آموزش فنی و حرفه ای مبلغ کل قرارداد </w:t>
+      </w:r>
       <w:r>
         <w:rPr>
           <w:rFonts w:ascii="B Nazanin" w:hAnsi="B Nazanin" w:cs="B Nazanin"/>
           <w:b/>
           <w:bCs/>
         </w:rPr>
-        <w:t>course_name</w:t>
-      </w:r>
-      <w:proofErr w:type="spellEnd"/>
-      <w:r>
-        <w:rPr>
-          <w:rFonts w:ascii="B Nazanin" w:hAnsi="B Nazanin" w:cs="B Nazanin"/>
-          <w:b/>
-          <w:bCs/>
-        </w:rPr>
-        <w:t>}</w:t>
+        <w:t>{contract_total_amount}</w:t>
       </w:r>
       <w:r>
         <w:rPr>
@@ -1398,135 +1214,6 @@
           <w:szCs w:val="20"/>
           <w:rtl/>
         </w:rPr>
-        <w:t xml:space="preserve">با احتساب تعداد </w:t>
-      </w:r>
-      <w:r>
-        <w:rPr>
-          <w:rFonts w:ascii="B Nazanin" w:hAnsi="B Nazanin" w:cs="B Nazanin"/>
-          <w:b/>
-          <w:bCs/>
-        </w:rPr>
-        <w:t>{</w:t>
-      </w:r>
-      <w:proofErr w:type="spellStart"/>
-      <w:r>
-        <w:rPr>
-          <w:rFonts w:ascii="B Nazanin" w:hAnsi="B Nazanin" w:cs="B Nazanin"/>
-          <w:b/>
-          <w:bCs/>
-        </w:rPr>
-        <w:t>student_count</w:t>
-      </w:r>
-      <w:proofErr w:type="spellEnd"/>
-      <w:r>
-        <w:rPr>
-          <w:rFonts w:ascii="B Nazanin" w:hAnsi="B Nazanin" w:cs="B Nazanin"/>
-          <w:b/>
-          <w:bCs/>
-        </w:rPr>
-        <w:t>}</w:t>
-      </w:r>
-      <w:r>
-        <w:rPr>
-          <w:rFonts w:cs="B Nazanin"/>
-          <w:sz w:val="20"/>
-          <w:szCs w:val="20"/>
-        </w:rPr>
-        <w:t xml:space="preserve"> </w:t>
-      </w:r>
-      <w:r>
-        <w:rPr>
-          <w:rFonts w:cs="B Nazanin"/>
-          <w:sz w:val="20"/>
-          <w:szCs w:val="20"/>
-          <w:rtl/>
-        </w:rPr>
-        <w:t xml:space="preserve">نفر جامعه هدف و اجرای مشارکتی و تامین کلیه هزینه های آموزشی از طریق </w:t>
-      </w:r>
-      <w:r>
-        <w:rPr>
-          <w:rFonts w:ascii="B Nazanin" w:hAnsi="B Nazanin" w:cs="B Nazanin"/>
-          <w:b/>
-          <w:bCs/>
-        </w:rPr>
-        <w:t>{</w:t>
-      </w:r>
-      <w:proofErr w:type="spellStart"/>
-      <w:r>
-        <w:rPr>
-          <w:rFonts w:ascii="B Nazanin" w:hAnsi="B Nazanin" w:cs="B Nazanin"/>
-          <w:b/>
-          <w:bCs/>
-        </w:rPr>
-        <w:t>funding_source</w:t>
-      </w:r>
-      <w:proofErr w:type="spellEnd"/>
-      <w:r>
-        <w:rPr>
-          <w:rFonts w:ascii="B Nazanin" w:hAnsi="B Nazanin" w:cs="B Nazanin"/>
-          <w:b/>
-          <w:bCs/>
-        </w:rPr>
-        <w:t>}</w:t>
-      </w:r>
-      <w:r>
-        <w:rPr>
-          <w:rFonts w:cs="B Nazanin"/>
-          <w:sz w:val="20"/>
-          <w:szCs w:val="20"/>
-        </w:rPr>
-        <w:t xml:space="preserve"> </w:t>
-      </w:r>
-      <w:r>
-        <w:rPr>
-          <w:rFonts w:cs="B Nazanin"/>
-          <w:sz w:val="20"/>
-          <w:szCs w:val="20"/>
-          <w:rtl/>
-        </w:rPr>
-        <w:t xml:space="preserve">و نظارت و صدور گواهینامه ها توسط اداره کل آموزش فنی و حرفه ای مبلغ کل قرارداد </w:t>
-      </w:r>
-      <w:r>
-        <w:rPr>
-          <w:rFonts w:ascii="B Nazanin" w:hAnsi="B Nazanin" w:cs="B Nazanin"/>
-          <w:b/>
-          <w:bCs/>
-        </w:rPr>
-        <w:t>{</w:t>
-      </w:r>
-      <w:proofErr w:type="spellStart"/>
-      <w:r>
-        <w:rPr>
-          <w:rFonts w:ascii="B Nazanin" w:hAnsi="B Nazanin" w:cs="B Nazanin"/>
-          <w:b/>
-          <w:bCs/>
-        </w:rPr>
-        <w:t>contract_total_amount</w:t>
-      </w:r>
-      <w:proofErr w:type="spellEnd"/>
-      <w:r>
-        <w:rPr>
-          <w:rFonts w:ascii="B Nazanin" w:hAnsi="B Nazanin" w:cs="B Nazanin"/>
-          <w:b/>
-          <w:bCs/>
-        </w:rPr>
-        <w:t>}</w:t>
-      </w:r>
-      <w:r>
-        <w:rPr>
-          <w:rFonts w:cs="B Nazanin"/>
-          <w:sz w:val="20"/>
-          <w:szCs w:val="20"/>
-        </w:rPr>
-        <w:t xml:space="preserve"> </w:t>
-      </w:r>
-      <w:r>
-        <w:rPr>
-          <w:rFonts w:cs="B Nazanin"/>
-          <w:sz w:val="20"/>
-          <w:szCs w:val="20"/>
-          <w:rtl/>
-        </w:rPr>
         <w:t xml:space="preserve">ریال </w:t>
       </w:r>
       <w:r>
@@ -1534,7 +1221,6 @@
           <w:rFonts w:cs="B Nazanin"/>
           <w:sz w:val="20"/>
           <w:szCs w:val="20"/>
-          <w:highlight w:val="cyan"/>
           <w:rtl/>
         </w:rPr>
         <w:t>(بدون احتساب هزینه صدور گواهینامه)</w:t>
@@ -1620,34 +1306,66 @@
           <w:b/>
           <w:bCs/>
         </w:rPr>
-        <w:t>{</w:t>
-      </w:r>
-      <w:proofErr w:type="spellStart"/>
+        <w:t xml:space="preserve">{reg_fee_per_person} </w:t>
+      </w:r>
+      <w:r>
+        <w:rPr>
+          <w:rFonts w:cs="B Nazanin"/>
+          <w:sz w:val="20"/>
+          <w:szCs w:val="20"/>
+          <w:rtl/>
+        </w:rPr>
+        <w:t xml:space="preserve">ریال و هزینه مشاوره </w:t>
+      </w:r>
       <w:r>
         <w:rPr>
           <w:rFonts w:ascii="B Nazanin" w:hAnsi="B Nazanin" w:cs="B Nazanin"/>
           <w:b/>
           <w:bCs/>
         </w:rPr>
-        <w:t>reg_fee_per_person</w:t>
-      </w:r>
-      <w:proofErr w:type="spellEnd"/>
+        <w:t>{consult_fee_per_person}</w:t>
+      </w:r>
+      <w:r>
+        <w:rPr>
+          <w:rFonts w:cs="B Nazanin"/>
+          <w:sz w:val="20"/>
+          <w:szCs w:val="20"/>
+        </w:rPr>
+        <w:t xml:space="preserve"> </w:t>
+      </w:r>
+      <w:r>
+        <w:rPr>
+          <w:rFonts w:cs="B Nazanin"/>
+          <w:sz w:val="20"/>
+          <w:szCs w:val="20"/>
+          <w:rtl/>
+        </w:rPr>
+        <w:t xml:space="preserve">ریال در مجموع مبلغ </w:t>
+      </w:r>
       <w:r>
         <w:rPr>
           <w:rFonts w:ascii="B Nazanin" w:hAnsi="B Nazanin" w:cs="B Nazanin"/>
           <w:b/>
           <w:bCs/>
         </w:rPr>
-        <w:t xml:space="preserve">} </w:t>
-      </w:r>
-      <w:r>
-        <w:rPr>
-          <w:rFonts w:cs="B Nazanin"/>
-          <w:sz w:val="20"/>
-          <w:szCs w:val="20"/>
-          <w:rtl/>
-        </w:rPr>
-        <w:t xml:space="preserve">ریال و هزینه مشاوره </w:t>
+        <w:t>{total_reg_consult_per_person}</w:t>
+      </w:r>
+      <w:r>
+        <w:rPr>
+          <w:rFonts w:cs="B Nazanin"/>
+          <w:sz w:val="20"/>
+          <w:szCs w:val="20"/>
+        </w:rPr>
+        <w:t xml:space="preserve"> </w:t>
+      </w:r>
+      <w:r>
+        <w:rPr>
+          <w:rFonts w:cs="B Nazanin"/>
+          <w:sz w:val="20"/>
+          <w:szCs w:val="20"/>
+          <w:rtl/>
+        </w:rPr>
+        <w:t xml:space="preserve">ریال برای هرنفر، جمعاً بابت </w:t>
       </w:r>
       <w:r>
         <w:rPr>
@@ -1655,154 +1373,32 @@
           <w:b/>
           <w:bCs/>
         </w:rPr>
-        <w:t>{</w:t>
-      </w:r>
-      <w:proofErr w:type="spellStart"/>
+        <w:t>{student_count}</w:t>
+      </w:r>
+      <w:r>
+        <w:rPr>
+          <w:rFonts w:cs="B Nazanin"/>
+          <w:sz w:val="20"/>
+          <w:szCs w:val="20"/>
+        </w:rPr>
+        <w:t xml:space="preserve"> </w:t>
+      </w:r>
+      <w:r>
+        <w:rPr>
+          <w:rFonts w:cs="B Nazanin"/>
+          <w:sz w:val="20"/>
+          <w:szCs w:val="20"/>
+          <w:rtl/>
+        </w:rPr>
+        <w:t xml:space="preserve">نفر مبلغ </w:t>
+      </w:r>
       <w:r>
         <w:rPr>
           <w:rFonts w:ascii="B Nazanin" w:hAnsi="B Nazanin" w:cs="B Nazanin"/>
           <w:b/>
           <w:bCs/>
         </w:rPr>
-        <w:t>consult_fee_per_person</w:t>
-      </w:r>
-      <w:proofErr w:type="spellEnd"/>
-      <w:r>
-        <w:rPr>
-          <w:rFonts w:ascii="B Nazanin" w:hAnsi="B Nazanin" w:cs="B Nazanin"/>
-          <w:b/>
-          <w:bCs/>
-        </w:rPr>
-        <w:t>}</w:t>
-      </w:r>
-      <w:r>
-        <w:rPr>
-          <w:rFonts w:cs="B Nazanin"/>
-          <w:sz w:val="20"/>
-          <w:szCs w:val="20"/>
-        </w:rPr>
-        <w:t xml:space="preserve"> </w:t>
-      </w:r>
-      <w:r>
-        <w:rPr>
-          <w:rFonts w:cs="B Nazanin"/>
-          <w:sz w:val="20"/>
-          <w:szCs w:val="20"/>
-          <w:rtl/>
-        </w:rPr>
-        <w:t xml:space="preserve">ریال در مجموع مبلغ </w:t>
-      </w:r>
-      <w:r>
-        <w:rPr>
-          <w:rFonts w:ascii="B Nazanin" w:hAnsi="B Nazanin" w:cs="B Nazanin"/>
-          <w:b/>
-          <w:bCs/>
-        </w:rPr>
-        <w:t>{</w:t>
-      </w:r>
-      <w:proofErr w:type="spellStart"/>
-      <w:r>
-        <w:rPr>
-          <w:rFonts w:ascii="B Nazanin" w:hAnsi="B Nazanin" w:cs="B Nazanin"/>
-          <w:b/>
-          <w:bCs/>
-        </w:rPr>
-        <w:t>total_reg_consult_per_person</w:t>
-      </w:r>
-      <w:proofErr w:type="spellEnd"/>
-      <w:r>
-        <w:rPr>
-          <w:rFonts w:ascii="B Nazanin" w:hAnsi="B Nazanin" w:cs="B Nazanin"/>
-          <w:b/>
-          <w:bCs/>
-        </w:rPr>
-        <w:t>}</w:t>
-      </w:r>
-      <w:r>
-        <w:rPr>
-          <w:rFonts w:cs="B Nazanin"/>
-          <w:sz w:val="20"/>
-          <w:szCs w:val="20"/>
-        </w:rPr>
-        <w:t xml:space="preserve"> </w:t>
-      </w:r>
-      <w:r>
-        <w:rPr>
-          <w:rFonts w:cs="B Nazanin"/>
-          <w:sz w:val="20"/>
-          <w:szCs w:val="20"/>
-          <w:rtl/>
-        </w:rPr>
-        <w:t xml:space="preserve">ریال برای هرنفر، جمعاً بابت </w:t>
-      </w:r>
-      <w:r>
-        <w:rPr>
-          <w:rFonts w:ascii="B Nazanin" w:hAnsi="B Nazanin" w:cs="B Nazanin"/>
-          <w:b/>
-          <w:bCs/>
-        </w:rPr>
-        <w:t>{</w:t>
-      </w:r>
-      <w:proofErr w:type="spellStart"/>
-      <w:r>
-        <w:rPr>
-          <w:rFonts w:ascii="B Nazanin" w:hAnsi="B Nazanin" w:cs="B Nazanin"/>
-          <w:b/>
-          <w:bCs/>
-        </w:rPr>
-        <w:t>student_count</w:t>
-      </w:r>
-      <w:proofErr w:type="spellEnd"/>
-      <w:r>
-        <w:rPr>
-          <w:rFonts w:ascii="B Nazanin" w:hAnsi="B Nazanin" w:cs="B Nazanin"/>
-          <w:b/>
-          <w:bCs/>
-        </w:rPr>
-        <w:t>}</w:t>
-      </w:r>
-      <w:r>
-        <w:rPr>
-          <w:rFonts w:cs="B Nazanin"/>
-          <w:sz w:val="20"/>
-          <w:szCs w:val="20"/>
-        </w:rPr>
-        <w:t xml:space="preserve"> </w:t>
-      </w:r>
-      <w:r>
-        <w:rPr>
-          <w:rFonts w:cs="B Nazanin"/>
-          <w:sz w:val="20"/>
-          <w:szCs w:val="20"/>
-          <w:rtl/>
-        </w:rPr>
-        <w:t xml:space="preserve">نفر مبلغ </w:t>
-      </w:r>
-      <w:r>
-        <w:rPr>
-          <w:rFonts w:ascii="B Nazanin" w:hAnsi="B Nazanin" w:cs="B Nazanin"/>
-          <w:b/>
-          <w:bCs/>
-        </w:rPr>
-        <w:t>{</w:t>
-      </w:r>
-      <w:proofErr w:type="spellStart"/>
-      <w:r>
-        <w:rPr>
-          <w:rFonts w:ascii="B Nazanin" w:hAnsi="B Nazanin" w:cs="B Nazanin"/>
-          <w:b/>
-          <w:bCs/>
-        </w:rPr>
-        <w:t>total_reg_consult_all</w:t>
-      </w:r>
-      <w:proofErr w:type="spellEnd"/>
-      <w:r>
-        <w:rPr>
-          <w:rFonts w:ascii="B Nazanin" w:hAnsi="B Nazanin" w:cs="B Nazanin"/>
-          <w:b/>
-          <w:bCs/>
-        </w:rPr>
-        <w:t>}</w:t>
+        <w:t>{total_reg_consult_all}</w:t>
       </w:r>
       <w:r>
         <w:rPr>
@@ -1893,24 +1489,47 @@
           <w:b/>
           <w:bCs/>
         </w:rPr>
-        <w:t>{</w:t>
-      </w:r>
-      <w:proofErr w:type="spellStart"/>
+        <w:t>{tiered_cost_per_person}</w:t>
+      </w:r>
+      <w:r>
+        <w:rPr>
+          <w:rFonts w:cs="B Nazanin"/>
+          <w:sz w:val="20"/>
+          <w:szCs w:val="20"/>
+        </w:rPr>
+        <w:t xml:space="preserve"> </w:t>
+      </w:r>
+      <w:r>
+        <w:rPr>
+          <w:rFonts w:cs="B Nazanin"/>
+          <w:sz w:val="20"/>
+          <w:szCs w:val="20"/>
+          <w:rtl/>
+        </w:rPr>
+        <w:t xml:space="preserve">ریال که جمعا بابت </w:t>
+      </w:r>
       <w:r>
         <w:rPr>
           <w:rFonts w:ascii="B Nazanin" w:hAnsi="B Nazanin" w:cs="B Nazanin"/>
           <w:b/>
           <w:bCs/>
         </w:rPr>
-        <w:t>tiered_cost_per_person</w:t>
-      </w:r>
-      <w:proofErr w:type="spellEnd"/>
+        <w:t>{student_count</w:t>
+      </w:r>
       <w:r>
         <w:rPr>
           <w:rFonts w:ascii="B Nazanin" w:hAnsi="B Nazanin" w:cs="B Nazanin"/>
           <w:b/>
           <w:bCs/>
         </w:rPr>
+        <w:t>-dahak</w:t>
+      </w:r>
+      <w:r>
+        <w:rPr>
+          <w:rFonts w:ascii="B Nazanin" w:hAnsi="B Nazanin" w:cs="B Nazanin"/>
+          <w:b/>
+          <w:bCs/>
+        </w:rPr>
         <w:t>}</w:t>
       </w:r>
       <w:r>
@@ -1928,7 +1547,7 @@
           <w:szCs w:val="20"/>
           <w:rtl/>
         </w:rPr>
-        <w:t xml:space="preserve">ریال که جمعا بابت </w:t>
+        <w:t xml:space="preserve">نفر مبلغ </w:t>
       </w:r>
       <w:r>
         <w:rPr>
@@ -1936,88 +1555,41 @@
           <w:b/>
           <w:bCs/>
         </w:rPr>
-        <w:t>{</w:t>
-      </w:r>
-      <w:proofErr w:type="spellStart"/>
-      <w:r>
-        <w:rPr>
-          <w:rFonts w:ascii="B Nazanin" w:hAnsi="B Nazanin" w:cs="B Nazanin"/>
-          <w:b/>
-          <w:bCs/>
-        </w:rPr>
-        <w:t>student_count</w:t>
-      </w:r>
-      <w:r>
-        <w:rPr>
-          <w:rFonts w:ascii="B Nazanin" w:hAnsi="B Nazanin" w:cs="B Nazanin"/>
-          <w:b/>
-          <w:bCs/>
-        </w:rPr>
-        <w:t>-dahak</w:t>
-      </w:r>
-      <w:proofErr w:type="spellEnd"/>
-      <w:r>
-        <w:rPr>
-          <w:rFonts w:ascii="B Nazanin" w:hAnsi="B Nazanin" w:cs="B Nazanin"/>
-          <w:b/>
-          <w:bCs/>
-        </w:rPr>
-        <w:t>}</w:t>
-      </w:r>
-      <w:r>
-        <w:rPr>
-          <w:rFonts w:cs="B Nazanin"/>
-          <w:sz w:val="20"/>
-          <w:szCs w:val="20"/>
+        <w:t xml:space="preserve">{total_tiered_cost} </w:t>
+      </w:r>
+      <w:r>
+        <w:rPr>
+          <w:rFonts w:cs="B Nazanin"/>
+          <w:sz w:val="20"/>
+          <w:szCs w:val="20"/>
+          <w:rtl/>
+        </w:rPr>
+        <w:t xml:space="preserve">ریال میباشد که از طریق پورتال سازمان آموزش فنی و حرفه‌ای کشور توسط </w:t>
+      </w:r>
+      <w:r>
+        <w:rPr>
+          <w:rFonts w:cs="B Nazanin" w:hint="cs"/>
+          <w:b/>
+          <w:bCs/>
+          <w:sz w:val="20"/>
+          <w:szCs w:val="20"/>
+          <w:rtl/>
+        </w:rPr>
+        <w:t>طرف اول</w:t>
+      </w:r>
+      <w:r>
+        <w:rPr>
+          <w:rFonts w:cs="B Nazanin" w:hint="cs"/>
+          <w:b/>
+          <w:bCs/>
+          <w:sz w:val="20"/>
+          <w:szCs w:val="20"/>
+          <w:rtl/>
         </w:rPr>
         <w:t xml:space="preserve"> </w:t>
       </w:r>
       <w:r>
         <w:rPr>
-          <w:rFonts w:cs="B Nazanin"/>
-          <w:sz w:val="20"/>
-          <w:szCs w:val="20"/>
-          <w:rtl/>
-        </w:rPr>
-        <w:t xml:space="preserve">نفر مبلغ </w:t>
-      </w:r>
-      <w:r>
-        <w:rPr>
-          <w:rFonts w:ascii="B Nazanin" w:hAnsi="B Nazanin" w:cs="B Nazanin"/>
-          <w:b/>
-          <w:bCs/>
-        </w:rPr>
-        <w:t>{</w:t>
-      </w:r>
-      <w:proofErr w:type="spellStart"/>
-      <w:r>
-        <w:rPr>
-          <w:rFonts w:ascii="B Nazanin" w:hAnsi="B Nazanin" w:cs="B Nazanin"/>
-          <w:b/>
-          <w:bCs/>
-        </w:rPr>
-        <w:t>total_tiered_cost</w:t>
-      </w:r>
-      <w:proofErr w:type="spellEnd"/>
-      <w:r>
-        <w:rPr>
-          <w:rFonts w:ascii="B Nazanin" w:hAnsi="B Nazanin" w:cs="B Nazanin"/>
-          <w:b/>
-          <w:bCs/>
-        </w:rPr>
-        <w:t xml:space="preserve">} </w:t>
-      </w:r>
-      <w:r>
-        <w:rPr>
-          <w:rFonts w:cs="B Nazanin"/>
-          <w:sz w:val="20"/>
-          <w:szCs w:val="20"/>
-          <w:rtl/>
-        </w:rPr>
-        <w:t xml:space="preserve">ریال میباشد که از طریق پورتال سازمان آموزش فنی و حرفه‌ای کشور توسط </w:t>
-      </w:r>
-      <w:r>
-        <w:rPr>
           <w:rFonts w:cs="B Nazanin" w:hint="cs"/>
           <w:b/>
           <w:bCs/>
@@ -2025,7 +1597,18 @@
           <w:szCs w:val="20"/>
           <w:rtl/>
         </w:rPr>
-        <w:t xml:space="preserve">طرف اول </w:t>
+        <w:t xml:space="preserve">/ کارآموز  </w:t>
+      </w:r>
+      <w:r>
+        <w:rPr>
+          <w:rFonts w:cs="B Nazanin" w:hint="cs"/>
+          <w:b/>
+          <w:bCs/>
+          <w:sz w:val="20"/>
+          <w:szCs w:val="20"/>
+          <w:rtl/>
+        </w:rPr>
+        <w:t xml:space="preserve"> </w:t>
       </w:r>
       <w:r>
         <w:rPr>
@@ -2117,7 +1700,16 @@
           <w:szCs w:val="20"/>
           <w:rtl/>
         </w:rPr>
-        <w:t>سال ۱۴۰۵ به ازای هر نفر در رشته</w:t>
+        <w:t xml:space="preserve">سال ۱۴۰۵ به ازای هر نفر در </w:t>
+      </w:r>
+      <w:r>
+        <w:rPr>
+          <w:rFonts w:cs="B Nazanin" w:hint="cs"/>
+          <w:sz w:val="20"/>
+          <w:szCs w:val="20"/>
+          <w:rtl/>
+        </w:rPr>
+        <w:t>خوشه</w:t>
       </w:r>
       <w:r>
         <w:rPr>
@@ -2127,16 +1719,14 @@
         </w:rPr>
         <w:t>{</w:t>
       </w:r>
-      <w:proofErr w:type="spellStart"/>
       <w:r>
         <w:rPr>
           <w:rFonts w:ascii="B Nazanin" w:hAnsi="B Nazanin" w:cs="B Nazanin"/>
           <w:b/>
           <w:bCs/>
         </w:rPr>
-        <w:t>course_name</w:t>
-      </w:r>
-      <w:proofErr w:type="spellEnd"/>
+        <w:t>khoshe</w:t>
+      </w:r>
       <w:r>
         <w:rPr>
           <w:rFonts w:ascii="B Nazanin" w:hAnsi="B Nazanin" w:cs="B Nazanin"/>
@@ -2176,25 +1766,57 @@
           <w:b/>
           <w:bCs/>
         </w:rPr>
-        <w:t>{</w:t>
-      </w:r>
-      <w:proofErr w:type="spellStart"/>
+        <w:t>{exam_fee_per_person}</w:t>
+      </w:r>
+      <w:r>
+        <w:rPr>
+          <w:rFonts w:cs="B Nazanin"/>
+          <w:sz w:val="20"/>
+          <w:szCs w:val="20"/>
+        </w:rPr>
+        <w:t xml:space="preserve"> </w:t>
+      </w:r>
+      <w:r>
+        <w:rPr>
+          <w:rFonts w:cs="B Nazanin"/>
+          <w:sz w:val="20"/>
+          <w:szCs w:val="20"/>
+          <w:rtl/>
+        </w:rPr>
+        <w:t xml:space="preserve">ریال که جمعا بابت </w:t>
+      </w:r>
       <w:r>
         <w:rPr>
           <w:rFonts w:ascii="B Nazanin" w:hAnsi="B Nazanin" w:cs="B Nazanin"/>
           <w:b/>
           <w:bCs/>
         </w:rPr>
-        <w:t>exam_fee_per_person</w:t>
-      </w:r>
-      <w:proofErr w:type="spellEnd"/>
+        <w:t>{student_count}</w:t>
+      </w:r>
+      <w:r>
+        <w:rPr>
+          <w:rFonts w:cs="B Nazanin"/>
+          <w:sz w:val="20"/>
+          <w:szCs w:val="20"/>
+        </w:rPr>
+        <w:t xml:space="preserve"> </w:t>
+      </w:r>
+      <w:r>
+        <w:rPr>
+          <w:rFonts w:cs="B Nazanin"/>
+          <w:sz w:val="20"/>
+          <w:szCs w:val="20"/>
+          <w:rtl/>
+        </w:rPr>
+        <w:t xml:space="preserve">نفر مبلغ </w:t>
+      </w:r>
       <w:r>
         <w:rPr>
           <w:rFonts w:ascii="B Nazanin" w:hAnsi="B Nazanin" w:cs="B Nazanin"/>
           <w:b/>
           <w:bCs/>
         </w:rPr>
-        <w:t>}</w:t>
+        <w:t>{total_exam_fee}</w:t>
       </w:r>
       <w:r>
         <w:rPr>
@@ -2211,93 +1833,16 @@
           <w:szCs w:val="20"/>
           <w:rtl/>
         </w:rPr>
-        <w:t xml:space="preserve">ریال که جمعا بابت </w:t>
-      </w:r>
-      <w:r>
-        <w:rPr>
-          <w:rFonts w:ascii="B Nazanin" w:hAnsi="B Nazanin" w:cs="B Nazanin"/>
-          <w:b/>
-          <w:bCs/>
-        </w:rPr>
-        <w:t>{</w:t>
-      </w:r>
-      <w:proofErr w:type="spellStart"/>
-      <w:r>
-        <w:rPr>
-          <w:rFonts w:ascii="B Nazanin" w:hAnsi="B Nazanin" w:cs="B Nazanin"/>
-          <w:b/>
-          <w:bCs/>
-        </w:rPr>
-        <w:t>student_count</w:t>
-      </w:r>
-      <w:proofErr w:type="spellEnd"/>
-      <w:r>
-        <w:rPr>
-          <w:rFonts w:ascii="B Nazanin" w:hAnsi="B Nazanin" w:cs="B Nazanin"/>
-          <w:b/>
-          <w:bCs/>
-        </w:rPr>
-        <w:t>}</w:t>
-      </w:r>
-      <w:r>
-        <w:rPr>
-          <w:rFonts w:cs="B Nazanin"/>
-          <w:sz w:val="20"/>
-          <w:szCs w:val="20"/>
-        </w:rPr>
-        <w:t xml:space="preserve"> </w:t>
-      </w:r>
-      <w:r>
-        <w:rPr>
-          <w:rFonts w:cs="B Nazanin"/>
-          <w:sz w:val="20"/>
-          <w:szCs w:val="20"/>
-          <w:rtl/>
-        </w:rPr>
-        <w:t xml:space="preserve">نفر مبلغ </w:t>
-      </w:r>
-      <w:r>
-        <w:rPr>
-          <w:rFonts w:ascii="B Nazanin" w:hAnsi="B Nazanin" w:cs="B Nazanin"/>
-          <w:b/>
-          <w:bCs/>
-        </w:rPr>
-        <w:t>{</w:t>
-      </w:r>
-      <w:proofErr w:type="spellStart"/>
-      <w:r>
-        <w:rPr>
-          <w:rFonts w:ascii="B Nazanin" w:hAnsi="B Nazanin" w:cs="B Nazanin"/>
-          <w:b/>
-          <w:bCs/>
-        </w:rPr>
-        <w:t>total_exam_fee</w:t>
-      </w:r>
-      <w:proofErr w:type="spellEnd"/>
-      <w:r>
-        <w:rPr>
-          <w:rFonts w:ascii="B Nazanin" w:hAnsi="B Nazanin" w:cs="B Nazanin"/>
-          <w:b/>
-          <w:bCs/>
-        </w:rPr>
-        <w:t>}</w:t>
-      </w:r>
-      <w:r>
-        <w:rPr>
-          <w:rFonts w:cs="B Nazanin"/>
-          <w:sz w:val="20"/>
-          <w:szCs w:val="20"/>
-        </w:rPr>
-        <w:t xml:space="preserve"> </w:t>
-      </w:r>
-      <w:r>
-        <w:rPr>
-          <w:rFonts w:cs="B Nazanin"/>
-          <w:sz w:val="20"/>
-          <w:szCs w:val="20"/>
-          <w:rtl/>
-        </w:rPr>
         <w:t xml:space="preserve">ریال میباشد و هزینه صدور گواهینامه به ازای هر نفر </w:t>
+      </w:r>
+      <w:r>
+        <w:rPr>
+          <w:rFonts w:cs="B Nazanin"/>
+          <w:sz w:val="20"/>
+          <w:szCs w:val="20"/>
+          <w:rtl/>
+        </w:rPr>
+        <w:t>۱.۵۰۰.۰۰۰ ریال</w:t>
       </w:r>
       <w:r>
         <w:rPr>
@@ -2306,40 +1851,6 @@
           <w:bCs/>
           <w:sz w:val="24"/>
           <w:szCs w:val="24"/>
-          <w:highlight w:val="cyan"/>
-          <w:rtl/>
-        </w:rPr>
-        <w:t>۱.۵۰۰</w:t>
-      </w:r>
-      <w:r>
-        <w:rPr>
-          <w:rFonts w:cs="B Nazanin"/>
-          <w:sz w:val="20"/>
-          <w:szCs w:val="20"/>
-          <w:highlight w:val="cyan"/>
-          <w:rtl/>
-        </w:rPr>
-        <w:t>.</w:t>
-      </w:r>
-      <w:r>
-        <w:rPr>
-          <w:rFonts w:cs="B Nazanin"/>
-          <w:b/>
-          <w:bCs/>
-          <w:sz w:val="24"/>
-          <w:szCs w:val="24"/>
-          <w:highlight w:val="cyan"/>
-          <w:rtl/>
-        </w:rPr>
-        <w:t>۰۰۰ ریال</w:t>
-      </w:r>
-      <w:r>
-        <w:rPr>
-          <w:rFonts w:cs="B Nazanin"/>
-          <w:b/>
-          <w:bCs/>
-          <w:sz w:val="24"/>
-          <w:szCs w:val="24"/>
           <w:rtl/>
         </w:rPr>
         <w:t xml:space="preserve"> </w:t>
@@ -2359,60 +1870,24 @@
           <w:b/>
           <w:bCs/>
         </w:rPr>
-        <w:t>{</w:t>
-      </w:r>
-      <w:proofErr w:type="spellStart"/>
+        <w:t xml:space="preserve">{student_count} </w:t>
+      </w:r>
+      <w:r>
+        <w:rPr>
+          <w:rFonts w:cs="B Nazanin"/>
+          <w:sz w:val="20"/>
+          <w:szCs w:val="20"/>
+          <w:rtl/>
+        </w:rPr>
+        <w:t xml:space="preserve">نفر مبلغ </w:t>
+      </w:r>
       <w:r>
         <w:rPr>
           <w:rFonts w:ascii="B Nazanin" w:hAnsi="B Nazanin" w:cs="B Nazanin"/>
           <w:b/>
           <w:bCs/>
         </w:rPr>
-        <w:t>student_count</w:t>
-      </w:r>
-      <w:proofErr w:type="spellEnd"/>
-      <w:r>
-        <w:rPr>
-          <w:rFonts w:ascii="B Nazanin" w:hAnsi="B Nazanin" w:cs="B Nazanin"/>
-          <w:b/>
-          <w:bCs/>
-        </w:rPr>
-        <w:t xml:space="preserve">} </w:t>
-      </w:r>
-      <w:r>
-        <w:rPr>
-          <w:rFonts w:cs="B Nazanin"/>
-          <w:sz w:val="20"/>
-          <w:szCs w:val="20"/>
-          <w:rtl/>
-        </w:rPr>
-        <w:t xml:space="preserve">نفر مبلغ </w:t>
-      </w:r>
-      <w:r>
-        <w:rPr>
-          <w:rFonts w:ascii="B Nazanin" w:hAnsi="B Nazanin" w:cs="B Nazanin"/>
-          <w:b/>
-          <w:bCs/>
-        </w:rPr>
-        <w:t>{</w:t>
-      </w:r>
-      <w:proofErr w:type="spellStart"/>
-      <w:r>
-        <w:rPr>
-          <w:rFonts w:ascii="B Nazanin" w:hAnsi="B Nazanin" w:cs="B Nazanin"/>
-          <w:b/>
-          <w:bCs/>
-        </w:rPr>
-        <w:t>total_cert_fee</w:t>
-      </w:r>
-      <w:proofErr w:type="spellEnd"/>
-      <w:r>
-        <w:rPr>
-          <w:rFonts w:ascii="B Nazanin" w:hAnsi="B Nazanin" w:cs="B Nazanin"/>
-          <w:b/>
-          <w:bCs/>
-        </w:rPr>
-        <w:t>}</w:t>
+        <w:t>{total_cert_fee}</w:t>
       </w:r>
       <w:r>
         <w:rPr>
@@ -2440,7 +1915,29 @@
           <w:szCs w:val="20"/>
           <w:rtl/>
         </w:rPr>
-        <w:t xml:space="preserve"> طرف اول  </w:t>
+        <w:t xml:space="preserve"> طرف اول</w:t>
+      </w:r>
+      <w:r>
+        <w:rPr>
+          <w:rFonts w:cs="B Nazanin" w:hint="cs"/>
+          <w:b/>
+          <w:bCs/>
+          <w:sz w:val="20"/>
+          <w:szCs w:val="20"/>
+          <w:rtl/>
+        </w:rPr>
+        <w:t xml:space="preserve"> / کارآموز</w:t>
+      </w:r>
+      <w:r>
+        <w:rPr>
+          <w:rFonts w:cs="B Nazanin" w:hint="cs"/>
+          <w:b/>
+          <w:bCs/>
+          <w:sz w:val="20"/>
+          <w:szCs w:val="20"/>
+          <w:rtl/>
+        </w:rPr>
+        <w:t xml:space="preserve">  </w:t>
       </w:r>
       <w:r>
         <w:rPr>
@@ -2526,15 +2023,29 @@
           <w:szCs w:val="20"/>
           <w:rtl/>
         </w:rPr>
-        <w:t xml:space="preserve">طرف اول </w:t>
-      </w:r>
-      <w:r>
-        <w:rPr>
-          <w:rFonts w:cs="B Nazanin"/>
-          <w:sz w:val="20"/>
-          <w:szCs w:val="20"/>
+        <w:t>طرف اول</w:t>
+      </w:r>
+      <w:r>
+        <w:rPr>
+          <w:rFonts w:cs="B Nazanin" w:hint="cs"/>
+          <w:b/>
+          <w:bCs/>
+          <w:sz w:val="20"/>
+          <w:szCs w:val="20"/>
+          <w:rtl/>
         </w:rPr>
         <w:t xml:space="preserve"> </w:t>
+      </w:r>
+      <w:r>
+        <w:rPr>
+          <w:rFonts w:cs="B Nazanin" w:hint="cs"/>
+          <w:b/>
+          <w:bCs/>
+          <w:sz w:val="20"/>
+          <w:szCs w:val="20"/>
+          <w:rtl/>
+        </w:rPr>
+        <w:t xml:space="preserve">/ کارآموز </w:t>
       </w:r>
       <w:r>
         <w:rPr>
@@ -2803,103 +2314,49 @@
           <w:b/>
           <w:bCs/>
         </w:rPr>
-        <w:t>{</w:t>
-      </w:r>
-      <w:proofErr w:type="spellStart"/>
+        <w:t xml:space="preserve">{start_date} </w:t>
+      </w:r>
+      <w:r>
+        <w:rPr>
+          <w:rFonts w:cs="B Nazanin"/>
+          <w:sz w:val="20"/>
+          <w:szCs w:val="20"/>
+          <w:rtl/>
+        </w:rPr>
+        <w:t xml:space="preserve">تا تاریخ </w:t>
+      </w:r>
       <w:r>
         <w:rPr>
           <w:rFonts w:ascii="B Nazanin" w:hAnsi="B Nazanin" w:cs="B Nazanin"/>
           <w:b/>
           <w:bCs/>
         </w:rPr>
-        <w:t>start_date</w:t>
-      </w:r>
-      <w:proofErr w:type="spellEnd"/>
+        <w:t>{end_date}</w:t>
+      </w:r>
+      <w:r>
+        <w:rPr>
+          <w:rFonts w:cs="B Nazanin"/>
+          <w:sz w:val="20"/>
+          <w:szCs w:val="20"/>
+        </w:rPr>
+        <w:t xml:space="preserve"> </w:t>
+      </w:r>
+      <w:r>
+        <w:rPr>
+          <w:rFonts w:cs="B Nazanin"/>
+          <w:sz w:val="20"/>
+          <w:szCs w:val="20"/>
+          <w:rtl/>
+        </w:rPr>
+        <w:t xml:space="preserve">به مدت </w:t>
+      </w:r>
       <w:r>
         <w:rPr>
           <w:rFonts w:ascii="B Nazanin" w:hAnsi="B Nazanin" w:cs="B Nazanin"/>
           <w:b/>
           <w:bCs/>
         </w:rPr>
-        <w:t xml:space="preserve">} </w:t>
-      </w:r>
-      <w:r>
-        <w:rPr>
-          <w:rFonts w:cs="B Nazanin"/>
-          <w:sz w:val="20"/>
-          <w:szCs w:val="20"/>
-          <w:rtl/>
-        </w:rPr>
-        <w:t xml:space="preserve">تا تاریخ </w:t>
-      </w:r>
-      <w:r>
-        <w:rPr>
-          <w:rFonts w:ascii="B Nazanin" w:hAnsi="B Nazanin" w:cs="B Nazanin"/>
-          <w:b/>
-          <w:bCs/>
-        </w:rPr>
-        <w:t>{</w:t>
-      </w:r>
-      <w:proofErr w:type="spellStart"/>
-      <w:r>
-        <w:rPr>
-          <w:rFonts w:ascii="B Nazanin" w:hAnsi="B Nazanin" w:cs="B Nazanin"/>
-          <w:b/>
-          <w:bCs/>
-        </w:rPr>
-        <w:t>end_date</w:t>
-      </w:r>
-      <w:proofErr w:type="spellEnd"/>
-      <w:r>
-        <w:rPr>
-          <w:rFonts w:ascii="B Nazanin" w:hAnsi="B Nazanin" w:cs="B Nazanin"/>
-          <w:b/>
-          <w:bCs/>
-        </w:rPr>
-        <w:t>}</w:t>
-      </w:r>
-      <w:r>
-        <w:rPr>
-          <w:rFonts w:cs="B Nazanin"/>
-          <w:sz w:val="20"/>
-          <w:szCs w:val="20"/>
-        </w:rPr>
-        <w:t xml:space="preserve"> </w:t>
-      </w:r>
-      <w:r>
-        <w:rPr>
-          <w:rFonts w:cs="B Nazanin"/>
-          <w:sz w:val="20"/>
-          <w:szCs w:val="20"/>
-          <w:rtl/>
-        </w:rPr>
-        <w:t xml:space="preserve">به مدت </w:t>
-      </w:r>
-      <w:r>
-        <w:rPr>
-          <w:rFonts w:ascii="B Nazanin" w:hAnsi="B Nazanin" w:cs="B Nazanin"/>
-          <w:b/>
-          <w:bCs/>
-        </w:rPr>
-        <w:t>{</w:t>
-      </w:r>
-      <w:proofErr w:type="spellStart"/>
-      <w:r>
-        <w:rPr>
-          <w:rFonts w:ascii="B Nazanin" w:hAnsi="B Nazanin" w:cs="B Nazanin"/>
-          <w:b/>
-          <w:bCs/>
-        </w:rPr>
-        <w:t>total_days</w:t>
-      </w:r>
-      <w:proofErr w:type="spellEnd"/>
-      <w:r>
-        <w:rPr>
-          <w:rFonts w:ascii="B Nazanin" w:hAnsi="B Nazanin" w:cs="B Nazanin"/>
-          <w:b/>
-          <w:bCs/>
-        </w:rPr>
-        <w:t>}</w:t>
+        <w:t>{total_days}</w:t>
       </w:r>
       <w:r>
         <w:rPr>
@@ -3369,10 +2826,24 @@
                 <w:sz w:val="16"/>
                 <w:szCs w:val="16"/>
               </w:rPr>
-              <w:t>{</w:t>
-            </w:r>
-            <w:proofErr w:type="spellStart"/>
-            <w:r>
+              <w:t>{course_name}</w:t>
+            </w:r>
+          </w:p>
+        </w:tc>
+        <w:tc>
+          <w:tcPr>
+            <w:tcW w:w="1014" w:type="dxa"/>
+            <w:tcBorders>
+              <w:top w:val="single" w:sz="4" w:space="0" w:color="auto"/>
+              <w:left w:val="single" w:sz="4" w:space="0" w:color="auto"/>
+              <w:bottom w:val="single" w:sz="4" w:space="0" w:color="auto"/>
+              <w:right w:val="single" w:sz="4" w:space="0" w:color="auto"/>
+            </w:tcBorders>
+            <w:vAlign w:val="center"/>
+          </w:tcPr>
+          <w:p>
+            <w:pPr>
+              <w:jc w:val="center"/>
               <w:rPr>
                 <w:rFonts w:ascii="B Nazanin" w:hAnsi="B Nazanin" w:cs="B Nazanin"/>
                 <w:b/>
@@ -3380,9 +2851,7 @@
                 <w:sz w:val="16"/>
                 <w:szCs w:val="16"/>
               </w:rPr>
-              <w:t>course_name</w:t>
-            </w:r>
-            <w:proofErr w:type="spellEnd"/>
+            </w:pPr>
             <w:r>
               <w:rPr>
                 <w:rFonts w:ascii="B Nazanin" w:hAnsi="B Nazanin" w:cs="B Nazanin"/>
@@ -3391,13 +2860,13 @@
                 <w:sz w:val="16"/>
                 <w:szCs w:val="16"/>
               </w:rPr>
-              <w:t>}</w:t>
-            </w:r>
-          </w:p>
-        </w:tc>
-        <w:tc>
-          <w:tcPr>
-            <w:tcW w:w="1014" w:type="dxa"/>
+              <w:t>{teacher_name}</w:t>
+            </w:r>
+          </w:p>
+        </w:tc>
+        <w:tc>
+          <w:tcPr>
+            <w:tcW w:w="1134" w:type="dxa"/>
             <w:tcBorders>
               <w:top w:val="single" w:sz="4" w:space="0" w:color="auto"/>
               <w:left w:val="single" w:sz="4" w:space="0" w:color="auto"/>
@@ -3425,10 +2894,24 @@
                 <w:sz w:val="16"/>
                 <w:szCs w:val="16"/>
               </w:rPr>
-              <w:t>{</w:t>
-            </w:r>
-            <w:proofErr w:type="spellStart"/>
-            <w:r>
+              <w:t>{week_days}</w:t>
+            </w:r>
+          </w:p>
+        </w:tc>
+        <w:tc>
+          <w:tcPr>
+            <w:tcW w:w="828" w:type="dxa"/>
+            <w:tcBorders>
+              <w:top w:val="single" w:sz="4" w:space="0" w:color="auto"/>
+              <w:left w:val="single" w:sz="4" w:space="0" w:color="auto"/>
+              <w:bottom w:val="single" w:sz="4" w:space="0" w:color="auto"/>
+              <w:right w:val="single" w:sz="4" w:space="0" w:color="auto"/>
+            </w:tcBorders>
+            <w:vAlign w:val="center"/>
+          </w:tcPr>
+          <w:p>
+            <w:pPr>
+              <w:jc w:val="center"/>
               <w:rPr>
                 <w:rFonts w:ascii="B Nazanin" w:hAnsi="B Nazanin" w:cs="B Nazanin"/>
                 <w:b/>
@@ -3436,9 +2919,7 @@
                 <w:sz w:val="16"/>
                 <w:szCs w:val="16"/>
               </w:rPr>
-              <w:t>teacher_name</w:t>
-            </w:r>
-            <w:proofErr w:type="spellEnd"/>
+            </w:pPr>
             <w:r>
               <w:rPr>
                 <w:rFonts w:ascii="B Nazanin" w:hAnsi="B Nazanin" w:cs="B Nazanin"/>
@@ -3447,13 +2928,13 @@
                 <w:sz w:val="16"/>
                 <w:szCs w:val="16"/>
               </w:rPr>
-              <w:t>}</w:t>
-            </w:r>
-          </w:p>
-        </w:tc>
-        <w:tc>
-          <w:tcPr>
-            <w:tcW w:w="1134" w:type="dxa"/>
+              <w:t>{daily_hours}</w:t>
+            </w:r>
+          </w:p>
+        </w:tc>
+        <w:tc>
+          <w:tcPr>
+            <w:tcW w:w="567" w:type="dxa"/>
             <w:tcBorders>
               <w:top w:val="single" w:sz="4" w:space="0" w:color="auto"/>
               <w:left w:val="single" w:sz="4" w:space="0" w:color="auto"/>
@@ -3481,10 +2962,24 @@
                 <w:sz w:val="16"/>
                 <w:szCs w:val="16"/>
               </w:rPr>
-              <w:t>{</w:t>
-            </w:r>
-            <w:proofErr w:type="spellStart"/>
-            <w:r>
+              <w:t>{standard_hours}</w:t>
+            </w:r>
+          </w:p>
+        </w:tc>
+        <w:tc>
+          <w:tcPr>
+            <w:tcW w:w="993" w:type="dxa"/>
+            <w:tcBorders>
+              <w:top w:val="single" w:sz="4" w:space="0" w:color="auto"/>
+              <w:left w:val="single" w:sz="4" w:space="0" w:color="auto"/>
+              <w:bottom w:val="single" w:sz="4" w:space="0" w:color="auto"/>
+              <w:right w:val="single" w:sz="4" w:space="0" w:color="auto"/>
+            </w:tcBorders>
+            <w:vAlign w:val="center"/>
+          </w:tcPr>
+          <w:p>
+            <w:pPr>
+              <w:jc w:val="center"/>
               <w:rPr>
                 <w:rFonts w:ascii="B Nazanin" w:hAnsi="B Nazanin" w:cs="B Nazanin"/>
                 <w:b/>
@@ -3492,9 +2987,7 @@
                 <w:sz w:val="16"/>
                 <w:szCs w:val="16"/>
               </w:rPr>
-              <w:t>week_days</w:t>
-            </w:r>
-            <w:proofErr w:type="spellEnd"/>
+            </w:pPr>
             <w:r>
               <w:rPr>
                 <w:rFonts w:ascii="B Nazanin" w:hAnsi="B Nazanin" w:cs="B Nazanin"/>
@@ -3503,13 +2996,13 @@
                 <w:sz w:val="16"/>
                 <w:szCs w:val="16"/>
               </w:rPr>
-              <w:t>}</w:t>
-            </w:r>
-          </w:p>
-        </w:tc>
-        <w:tc>
-          <w:tcPr>
-            <w:tcW w:w="828" w:type="dxa"/>
+              <w:t>{student_count}</w:t>
+            </w:r>
+          </w:p>
+        </w:tc>
+        <w:tc>
+          <w:tcPr>
+            <w:tcW w:w="850" w:type="dxa"/>
             <w:tcBorders>
               <w:top w:val="single" w:sz="4" w:space="0" w:color="auto"/>
               <w:left w:val="single" w:sz="4" w:space="0" w:color="auto"/>
@@ -3537,10 +3030,26 @@
                 <w:sz w:val="16"/>
                 <w:szCs w:val="16"/>
               </w:rPr>
-              <w:t>{</w:t>
-            </w:r>
-            <w:proofErr w:type="spellStart"/>
-            <w:r>
+              <w:t>{total_days}</w:t>
+            </w:r>
+          </w:p>
+        </w:tc>
+        <w:tc>
+          <w:tcPr>
+            <w:tcW w:w="1217" w:type="dxa"/>
+            <w:tcBorders>
+              <w:top w:val="single" w:sz="4" w:space="0" w:color="auto"/>
+              <w:left w:val="single" w:sz="4" w:space="0" w:color="auto"/>
+              <w:bottom w:val="single" w:sz="4" w:space="0" w:color="auto"/>
+              <w:right w:val="single" w:sz="4" w:space="0" w:color="auto"/>
+            </w:tcBorders>
+            <w:shd w:val="clear" w:color="auto" w:fill="FBE4D5" w:themeFill="accent2" w:themeFillTint="33"/>
+            <w:vAlign w:val="center"/>
+          </w:tcPr>
+          <w:p>
+            <w:pPr>
+              <w:bidi w:val="0"/>
+              <w:jc w:val="center"/>
               <w:rPr>
                 <w:rFonts w:ascii="B Nazanin" w:hAnsi="B Nazanin" w:cs="B Nazanin"/>
                 <w:b/>
@@ -3548,9 +3057,7 @@
                 <w:sz w:val="16"/>
                 <w:szCs w:val="16"/>
               </w:rPr>
-              <w:t>daily_hours</w:t>
-            </w:r>
-            <w:proofErr w:type="spellEnd"/>
+            </w:pPr>
             <w:r>
               <w:rPr>
                 <w:rFonts w:ascii="B Nazanin" w:hAnsi="B Nazanin" w:cs="B Nazanin"/>
@@ -3559,19 +3066,20 @@
                 <w:sz w:val="16"/>
                 <w:szCs w:val="16"/>
               </w:rPr>
-              <w:t>}</w:t>
-            </w:r>
-          </w:p>
-        </w:tc>
-        <w:tc>
-          <w:tcPr>
-            <w:tcW w:w="567" w:type="dxa"/>
-            <w:tcBorders>
-              <w:top w:val="single" w:sz="4" w:space="0" w:color="auto"/>
-              <w:left w:val="single" w:sz="4" w:space="0" w:color="auto"/>
-              <w:bottom w:val="single" w:sz="4" w:space="0" w:color="auto"/>
-              <w:right w:val="single" w:sz="4" w:space="0" w:color="auto"/>
-            </w:tcBorders>
+              <w:t>{table1_total}</w:t>
+            </w:r>
+          </w:p>
+        </w:tc>
+        <w:tc>
+          <w:tcPr>
+            <w:tcW w:w="1138" w:type="dxa"/>
+            <w:tcBorders>
+              <w:top w:val="single" w:sz="4" w:space="0" w:color="auto"/>
+              <w:left w:val="single" w:sz="4" w:space="0" w:color="auto"/>
+              <w:bottom w:val="single" w:sz="4" w:space="0" w:color="auto"/>
+              <w:right w:val="single" w:sz="4" w:space="0" w:color="auto"/>
+            </w:tcBorders>
+            <w:shd w:val="clear" w:color="auto" w:fill="FBE4D5" w:themeFill="accent2" w:themeFillTint="33"/>
             <w:vAlign w:val="center"/>
           </w:tcPr>
           <w:p>
@@ -3593,234 +3101,7 @@
                 <w:sz w:val="16"/>
                 <w:szCs w:val="16"/>
               </w:rPr>
-              <w:t>{</w:t>
-            </w:r>
-            <w:proofErr w:type="spellStart"/>
-            <w:r>
-              <w:rPr>
-                <w:rFonts w:ascii="B Nazanin" w:hAnsi="B Nazanin" w:cs="B Nazanin"/>
-                <w:b/>
-                <w:bCs/>
-                <w:sz w:val="16"/>
-                <w:szCs w:val="16"/>
-              </w:rPr>
-              <w:t>standard_hours</w:t>
-            </w:r>
-            <w:proofErr w:type="spellEnd"/>
-            <w:r>
-              <w:rPr>
-                <w:rFonts w:ascii="B Nazanin" w:hAnsi="B Nazanin" w:cs="B Nazanin"/>
-                <w:b/>
-                <w:bCs/>
-                <w:sz w:val="16"/>
-                <w:szCs w:val="16"/>
-              </w:rPr>
-              <w:t>}</w:t>
-            </w:r>
-          </w:p>
-        </w:tc>
-        <w:tc>
-          <w:tcPr>
-            <w:tcW w:w="993" w:type="dxa"/>
-            <w:tcBorders>
-              <w:top w:val="single" w:sz="4" w:space="0" w:color="auto"/>
-              <w:left w:val="single" w:sz="4" w:space="0" w:color="auto"/>
-              <w:bottom w:val="single" w:sz="4" w:space="0" w:color="auto"/>
-              <w:right w:val="single" w:sz="4" w:space="0" w:color="auto"/>
-            </w:tcBorders>
-            <w:vAlign w:val="center"/>
-          </w:tcPr>
-          <w:p>
-            <w:pPr>
-              <w:jc w:val="center"/>
-              <w:rPr>
-                <w:rFonts w:ascii="B Nazanin" w:hAnsi="B Nazanin" w:cs="B Nazanin"/>
-                <w:b/>
-                <w:bCs/>
-                <w:sz w:val="16"/>
-                <w:szCs w:val="16"/>
-              </w:rPr>
-            </w:pPr>
-            <w:r>
-              <w:rPr>
-                <w:rFonts w:ascii="B Nazanin" w:hAnsi="B Nazanin" w:cs="B Nazanin"/>
-                <w:b/>
-                <w:bCs/>
-                <w:sz w:val="16"/>
-                <w:szCs w:val="16"/>
-              </w:rPr>
-              <w:t>{</w:t>
-            </w:r>
-            <w:proofErr w:type="spellStart"/>
-            <w:r>
-              <w:rPr>
-                <w:rFonts w:ascii="B Nazanin" w:hAnsi="B Nazanin" w:cs="B Nazanin"/>
-                <w:b/>
-                <w:bCs/>
-                <w:sz w:val="16"/>
-                <w:szCs w:val="16"/>
-              </w:rPr>
-              <w:t>student_count</w:t>
-            </w:r>
-            <w:proofErr w:type="spellEnd"/>
-            <w:r>
-              <w:rPr>
-                <w:rFonts w:ascii="B Nazanin" w:hAnsi="B Nazanin" w:cs="B Nazanin"/>
-                <w:b/>
-                <w:bCs/>
-                <w:sz w:val="16"/>
-                <w:szCs w:val="16"/>
-              </w:rPr>
-              <w:t>}</w:t>
-            </w:r>
-          </w:p>
-        </w:tc>
-        <w:tc>
-          <w:tcPr>
-            <w:tcW w:w="850" w:type="dxa"/>
-            <w:tcBorders>
-              <w:top w:val="single" w:sz="4" w:space="0" w:color="auto"/>
-              <w:left w:val="single" w:sz="4" w:space="0" w:color="auto"/>
-              <w:bottom w:val="single" w:sz="4" w:space="0" w:color="auto"/>
-              <w:right w:val="single" w:sz="4" w:space="0" w:color="auto"/>
-            </w:tcBorders>
-            <w:vAlign w:val="center"/>
-          </w:tcPr>
-          <w:p>
-            <w:pPr>
-              <w:jc w:val="center"/>
-              <w:rPr>
-                <w:rFonts w:ascii="B Nazanin" w:hAnsi="B Nazanin" w:cs="B Nazanin"/>
-                <w:b/>
-                <w:bCs/>
-                <w:sz w:val="16"/>
-                <w:szCs w:val="16"/>
-              </w:rPr>
-            </w:pPr>
-            <w:r>
-              <w:rPr>
-                <w:rFonts w:ascii="B Nazanin" w:hAnsi="B Nazanin" w:cs="B Nazanin"/>
-                <w:b/>
-                <w:bCs/>
-                <w:sz w:val="16"/>
-                <w:szCs w:val="16"/>
-              </w:rPr>
-              <w:t>{</w:t>
-            </w:r>
-            <w:proofErr w:type="spellStart"/>
-            <w:r>
-              <w:rPr>
-                <w:rFonts w:ascii="B Nazanin" w:hAnsi="B Nazanin" w:cs="B Nazanin"/>
-                <w:b/>
-                <w:bCs/>
-                <w:sz w:val="16"/>
-                <w:szCs w:val="16"/>
-              </w:rPr>
-              <w:t>total_days</w:t>
-            </w:r>
-            <w:proofErr w:type="spellEnd"/>
-            <w:r>
-              <w:rPr>
-                <w:rFonts w:ascii="B Nazanin" w:hAnsi="B Nazanin" w:cs="B Nazanin"/>
-                <w:b/>
-                <w:bCs/>
-                <w:sz w:val="16"/>
-                <w:szCs w:val="16"/>
-              </w:rPr>
-              <w:t>}</w:t>
-            </w:r>
-          </w:p>
-        </w:tc>
-        <w:tc>
-          <w:tcPr>
-            <w:tcW w:w="1217" w:type="dxa"/>
-            <w:tcBorders>
-              <w:top w:val="single" w:sz="4" w:space="0" w:color="auto"/>
-              <w:left w:val="single" w:sz="4" w:space="0" w:color="auto"/>
-              <w:bottom w:val="single" w:sz="4" w:space="0" w:color="auto"/>
-              <w:right w:val="single" w:sz="4" w:space="0" w:color="auto"/>
-            </w:tcBorders>
-            <w:shd w:val="clear" w:color="auto" w:fill="FBE4D5" w:themeFill="accent2" w:themeFillTint="33"/>
-            <w:vAlign w:val="center"/>
-          </w:tcPr>
-          <w:p>
-            <w:pPr>
-              <w:bidi w:val="0"/>
-              <w:jc w:val="center"/>
-              <w:rPr>
-                <w:rFonts w:ascii="B Nazanin" w:hAnsi="B Nazanin" w:cs="B Nazanin"/>
-                <w:b/>
-                <w:bCs/>
-                <w:sz w:val="16"/>
-                <w:szCs w:val="16"/>
-              </w:rPr>
-            </w:pPr>
-            <w:r>
-              <w:rPr>
-                <w:rFonts w:ascii="B Nazanin" w:hAnsi="B Nazanin" w:cs="B Nazanin"/>
-                <w:b/>
-                <w:bCs/>
-                <w:sz w:val="16"/>
-                <w:szCs w:val="16"/>
-              </w:rPr>
-              <w:t>{table1_total}</w:t>
-            </w:r>
-          </w:p>
-        </w:tc>
-        <w:tc>
-          <w:tcPr>
-            <w:tcW w:w="1138" w:type="dxa"/>
-            <w:tcBorders>
-              <w:top w:val="single" w:sz="4" w:space="0" w:color="auto"/>
-              <w:left w:val="single" w:sz="4" w:space="0" w:color="auto"/>
-              <w:bottom w:val="single" w:sz="4" w:space="0" w:color="auto"/>
-              <w:right w:val="single" w:sz="4" w:space="0" w:color="auto"/>
-            </w:tcBorders>
-            <w:shd w:val="clear" w:color="auto" w:fill="FBE4D5" w:themeFill="accent2" w:themeFillTint="33"/>
-            <w:vAlign w:val="center"/>
-          </w:tcPr>
-          <w:p>
-            <w:pPr>
-              <w:jc w:val="center"/>
-              <w:rPr>
-                <w:rFonts w:ascii="B Nazanin" w:hAnsi="B Nazanin" w:cs="B Nazanin"/>
-                <w:b/>
-                <w:bCs/>
-                <w:sz w:val="16"/>
-                <w:szCs w:val="16"/>
-              </w:rPr>
-            </w:pPr>
-            <w:r>
-              <w:rPr>
-                <w:rFonts w:ascii="B Nazanin" w:hAnsi="B Nazanin" w:cs="B Nazanin"/>
-                <w:b/>
-                <w:bCs/>
-                <w:sz w:val="16"/>
-                <w:szCs w:val="16"/>
-              </w:rPr>
-              <w:t>{</w:t>
-            </w:r>
-            <w:proofErr w:type="spellStart"/>
-            <w:r>
-              <w:rPr>
-                <w:rFonts w:ascii="B Nazanin" w:hAnsi="B Nazanin" w:cs="B Nazanin"/>
-                <w:b/>
-                <w:bCs/>
-                <w:sz w:val="16"/>
-                <w:szCs w:val="16"/>
-              </w:rPr>
-              <w:t>total_course_amount</w:t>
-            </w:r>
-            <w:proofErr w:type="spellEnd"/>
-            <w:r>
-              <w:rPr>
-                <w:rFonts w:ascii="B Nazanin" w:hAnsi="B Nazanin" w:cs="B Nazanin"/>
-                <w:b/>
-                <w:bCs/>
-                <w:sz w:val="16"/>
-                <w:szCs w:val="16"/>
-              </w:rPr>
-              <w:t>}</w:t>
+              <w:t>{total_course_amount}</w:t>
             </w:r>
           </w:p>
         </w:tc>
@@ -3847,7 +3128,7 @@
             <w:pPr>
               <w:jc w:val="center"/>
               <w:rPr>
-                <w:rFonts w:cs="B Nazanin" w:hint="cs"/>
+                <w:rFonts w:cs="B Nazanin"/>
                 <w:bCs/>
                 <w:sz w:val="16"/>
                 <w:szCs w:val="16"/>
@@ -3931,29 +3212,7 @@
                 <w:sz w:val="18"/>
                 <w:szCs w:val="18"/>
               </w:rPr>
-              <w:t>{</w:t>
-            </w:r>
-            <w:proofErr w:type="spellStart"/>
-            <w:r>
-              <w:rPr>
-                <w:rFonts w:ascii="B Nazanin" w:hAnsi="B Nazanin" w:cs="B Nazanin"/>
-                <w:b/>
-                <w:bCs/>
-                <w:sz w:val="18"/>
-                <w:szCs w:val="18"/>
-              </w:rPr>
-              <w:t>total_course_amount</w:t>
-            </w:r>
-            <w:proofErr w:type="spellEnd"/>
-            <w:r>
-              <w:rPr>
-                <w:rFonts w:ascii="B Nazanin" w:hAnsi="B Nazanin" w:cs="B Nazanin"/>
-                <w:b/>
-                <w:bCs/>
-                <w:sz w:val="18"/>
-                <w:szCs w:val="18"/>
-              </w:rPr>
-              <w:t>}</w:t>
+              <w:t>{total_course_amount}</w:t>
             </w:r>
           </w:p>
         </w:tc>
@@ -4250,25 +3509,7 @@
                 <w:b/>
                 <w:bCs/>
               </w:rPr>
-              <w:t>{</w:t>
-            </w:r>
-            <w:proofErr w:type="spellStart"/>
-            <w:r>
-              <w:rPr>
-                <w:rFonts w:ascii="B Nazanin" w:eastAsiaTheme="minorHAnsi" w:hAnsi="B Nazanin" w:cs="B Nazanin"/>
-                <w:b/>
-                <w:bCs/>
-              </w:rPr>
-              <w:t>cluster_header</w:t>
-            </w:r>
-            <w:proofErr w:type="spellEnd"/>
-            <w:r>
-              <w:rPr>
-                <w:rFonts w:ascii="B Nazanin" w:eastAsiaTheme="minorHAnsi" w:hAnsi="B Nazanin" w:cs="B Nazanin"/>
-                <w:b/>
-                <w:bCs/>
-              </w:rPr>
-              <w:t>}</w:t>
+              <w:t>{cluster_header}</w:t>
             </w:r>
           </w:p>
         </w:tc>
@@ -4511,25 +3752,7 @@
                 <w:b/>
                 <w:bCs/>
               </w:rPr>
-              <w:t>{</w:t>
-            </w:r>
-            <w:proofErr w:type="spellStart"/>
-            <w:r>
-              <w:rPr>
-                <w:rFonts w:ascii="B Nazanin" w:eastAsiaTheme="minorHAnsi" w:hAnsi="B Nazanin" w:cs="B Nazanin"/>
-                <w:b/>
-                <w:bCs/>
-              </w:rPr>
-              <w:t>base_tariff</w:t>
-            </w:r>
-            <w:proofErr w:type="spellEnd"/>
-            <w:r>
-              <w:rPr>
-                <w:rFonts w:ascii="B Nazanin" w:eastAsiaTheme="minorHAnsi" w:hAnsi="B Nazanin" w:cs="B Nazanin"/>
-                <w:b/>
-                <w:bCs/>
-              </w:rPr>
-              <w:t>}</w:t>
+              <w:t>{base_tariff}</w:t>
             </w:r>
           </w:p>
         </w:tc>
@@ -4762,25 +3985,7 @@
                 <w:b/>
                 <w:bCs/>
               </w:rPr>
-              <w:t>{</w:t>
-            </w:r>
-            <w:proofErr w:type="spellStart"/>
-            <w:r>
-              <w:rPr>
-                <w:rFonts w:ascii="B Nazanin" w:eastAsiaTheme="minorHAnsi" w:hAnsi="B Nazanin" w:cs="B Nazanin"/>
-                <w:b/>
-                <w:bCs/>
-              </w:rPr>
-              <w:t>base_tariff</w:t>
-            </w:r>
-            <w:proofErr w:type="spellEnd"/>
-            <w:r>
-              <w:rPr>
-                <w:rFonts w:ascii="B Nazanin" w:eastAsiaTheme="minorHAnsi" w:hAnsi="B Nazanin" w:cs="B Nazanin"/>
-                <w:b/>
-                <w:bCs/>
-              </w:rPr>
-              <w:t>}</w:t>
+              <w:t>{base_tariff}</w:t>
             </w:r>
           </w:p>
         </w:tc>
@@ -4799,7 +4004,7 @@
             <w:pPr>
               <w:jc w:val="center"/>
               <w:rPr>
-                <w:rFonts w:asciiTheme="minorHAnsi" w:eastAsiaTheme="minorHAnsi" w:hAnsiTheme="minorHAnsi" w:cs="B Nazanin" w:hint="cs"/>
+                <w:rFonts w:asciiTheme="minorHAnsi" w:eastAsiaTheme="minorHAnsi" w:hAnsiTheme="minorHAnsi" w:cs="B Nazanin"/>
                 <w:b/>
                 <w:bCs/>
                 <w:rtl/>
@@ -4940,7 +4145,7 @@
             <w:pPr>
               <w:jc w:val="center"/>
               <w:rPr>
-                <w:rFonts w:ascii="B Nazanin" w:eastAsiaTheme="minorHAnsi" w:hAnsi="B Nazanin" w:cs="B Nazanin" w:hint="cs"/>
+                <w:rFonts w:ascii="B Nazanin" w:eastAsiaTheme="minorHAnsi" w:hAnsi="B Nazanin" w:cs="B Nazanin"/>
                 <w:b/>
                 <w:bCs/>
                 <w:rtl/>
@@ -5002,37 +4207,19 @@
             <w:pPr>
               <w:jc w:val="center"/>
               <w:rPr>
-                <w:rFonts w:ascii="B Nazanin" w:eastAsiaTheme="minorHAnsi" w:hAnsi="B Nazanin" w:cs="B Nazanin" w:hint="cs"/>
-                <w:b/>
-                <w:bCs/>
-                <w:rtl/>
-              </w:rPr>
-            </w:pPr>
-            <w:r>
-              <w:rPr>
-                <w:rFonts w:ascii="B Nazanin" w:eastAsiaTheme="minorHAnsi" w:hAnsi="B Nazanin" w:cs="B Nazanin"/>
-                <w:b/>
-                <w:bCs/>
-              </w:rPr>
-              <w:t>{</w:t>
-            </w:r>
-            <w:proofErr w:type="spellStart"/>
-            <w:r>
-              <w:rPr>
-                <w:rFonts w:ascii="B Nazanin" w:eastAsiaTheme="minorHAnsi" w:hAnsi="B Nazanin" w:cs="B Nazanin"/>
-                <w:b/>
-                <w:bCs/>
-              </w:rPr>
-              <w:t>base_tariff</w:t>
-            </w:r>
-            <w:proofErr w:type="spellEnd"/>
-            <w:r>
-              <w:rPr>
-                <w:rFonts w:ascii="B Nazanin" w:eastAsiaTheme="minorHAnsi" w:hAnsi="B Nazanin" w:cs="B Nazanin"/>
-                <w:b/>
-                <w:bCs/>
-              </w:rPr>
-              <w:t>}</w:t>
+                <w:rFonts w:ascii="B Nazanin" w:eastAsiaTheme="minorHAnsi" w:hAnsi="B Nazanin" w:cs="B Nazanin"/>
+                <w:b/>
+                <w:bCs/>
+                <w:rtl/>
+              </w:rPr>
+            </w:pPr>
+            <w:r>
+              <w:rPr>
+                <w:rFonts w:ascii="B Nazanin" w:eastAsiaTheme="minorHAnsi" w:hAnsi="B Nazanin" w:cs="B Nazanin"/>
+                <w:b/>
+                <w:bCs/>
+              </w:rPr>
+              <w:t>{base_tariff}</w:t>
             </w:r>
           </w:p>
         </w:tc>
@@ -5051,7 +4238,7 @@
             <w:pPr>
               <w:jc w:val="center"/>
               <w:rPr>
-                <w:rFonts w:ascii="B Nazanin" w:eastAsiaTheme="minorHAnsi" w:hAnsi="B Nazanin" w:cs="B Nazanin" w:hint="cs"/>
+                <w:rFonts w:ascii="B Nazanin" w:eastAsiaTheme="minorHAnsi" w:hAnsi="B Nazanin" w:cs="B Nazanin"/>
                 <w:b/>
                 <w:bCs/>
                 <w:rtl/>
@@ -5265,25 +4452,7 @@
                 <w:b/>
                 <w:bCs/>
               </w:rPr>
-              <w:t>{</w:t>
-            </w:r>
-            <w:proofErr w:type="spellStart"/>
-            <w:r>
-              <w:rPr>
-                <w:rFonts w:ascii="B Nazanin" w:eastAsiaTheme="minorHAnsi" w:hAnsi="B Nazanin" w:cs="B Nazanin"/>
-                <w:b/>
-                <w:bCs/>
-              </w:rPr>
-              <w:t>base_tariff</w:t>
-            </w:r>
-            <w:proofErr w:type="spellEnd"/>
-            <w:r>
-              <w:rPr>
-                <w:rFonts w:ascii="B Nazanin" w:eastAsiaTheme="minorHAnsi" w:hAnsi="B Nazanin" w:cs="B Nazanin"/>
-                <w:b/>
-                <w:bCs/>
-              </w:rPr>
-              <w:t>}</w:t>
+              <w:t>{base_tariff}</w:t>
             </w:r>
           </w:p>
         </w:tc>
@@ -5515,25 +4684,7 @@
                 <w:b/>
                 <w:bCs/>
               </w:rPr>
-              <w:t>{</w:t>
-            </w:r>
-            <w:proofErr w:type="spellStart"/>
-            <w:r>
-              <w:rPr>
-                <w:rFonts w:ascii="B Nazanin" w:eastAsiaTheme="minorHAnsi" w:hAnsi="B Nazanin" w:cs="B Nazanin"/>
-                <w:b/>
-                <w:bCs/>
-              </w:rPr>
-              <w:t>base_tariff</w:t>
-            </w:r>
-            <w:proofErr w:type="spellEnd"/>
-            <w:r>
-              <w:rPr>
-                <w:rFonts w:ascii="B Nazanin" w:eastAsiaTheme="minorHAnsi" w:hAnsi="B Nazanin" w:cs="B Nazanin"/>
-                <w:b/>
-                <w:bCs/>
-              </w:rPr>
-              <w:t>}</w:t>
+              <w:t>{base_tariff}</w:t>
             </w:r>
           </w:p>
         </w:tc>
@@ -5766,25 +4917,7 @@
                 <w:b/>
                 <w:bCs/>
               </w:rPr>
-              <w:t>{</w:t>
-            </w:r>
-            <w:proofErr w:type="spellStart"/>
-            <w:r>
-              <w:rPr>
-                <w:rFonts w:ascii="B Nazanin" w:eastAsiaTheme="minorHAnsi" w:hAnsi="B Nazanin" w:cs="B Nazanin"/>
-                <w:b/>
-                <w:bCs/>
-              </w:rPr>
-              <w:t>base_tariff</w:t>
-            </w:r>
-            <w:proofErr w:type="spellEnd"/>
-            <w:r>
-              <w:rPr>
-                <w:rFonts w:ascii="B Nazanin" w:eastAsiaTheme="minorHAnsi" w:hAnsi="B Nazanin" w:cs="B Nazanin"/>
-                <w:b/>
-                <w:bCs/>
-              </w:rPr>
-              <w:t>}</w:t>
+              <w:t>{base_tariff}</w:t>
             </w:r>
           </w:p>
         </w:tc>
@@ -6017,25 +5150,7 @@
                 <w:b/>
                 <w:bCs/>
               </w:rPr>
-              <w:t>{</w:t>
-            </w:r>
-            <w:proofErr w:type="spellStart"/>
-            <w:r>
-              <w:rPr>
-                <w:rFonts w:ascii="B Nazanin" w:eastAsiaTheme="minorHAnsi" w:hAnsi="B Nazanin" w:cs="B Nazanin"/>
-                <w:b/>
-                <w:bCs/>
-              </w:rPr>
-              <w:t>base_tariff</w:t>
-            </w:r>
-            <w:proofErr w:type="spellEnd"/>
-            <w:r>
-              <w:rPr>
-                <w:rFonts w:ascii="B Nazanin" w:eastAsiaTheme="minorHAnsi" w:hAnsi="B Nazanin" w:cs="B Nazanin"/>
-                <w:b/>
-                <w:bCs/>
-              </w:rPr>
-              <w:t>}</w:t>
+              <w:t>{base_tariff}</w:t>
             </w:r>
           </w:p>
         </w:tc>
@@ -6268,25 +5383,7 @@
                 <w:b/>
                 <w:bCs/>
               </w:rPr>
-              <w:t>{</w:t>
-            </w:r>
-            <w:proofErr w:type="spellStart"/>
-            <w:r>
-              <w:rPr>
-                <w:rFonts w:ascii="B Nazanin" w:eastAsiaTheme="minorHAnsi" w:hAnsi="B Nazanin" w:cs="B Nazanin"/>
-                <w:b/>
-                <w:bCs/>
-              </w:rPr>
-              <w:t>base_tariff</w:t>
-            </w:r>
-            <w:proofErr w:type="spellEnd"/>
-            <w:r>
-              <w:rPr>
-                <w:rFonts w:ascii="B Nazanin" w:eastAsiaTheme="minorHAnsi" w:hAnsi="B Nazanin" w:cs="B Nazanin"/>
-                <w:b/>
-                <w:bCs/>
-              </w:rPr>
-              <w:t>}</w:t>
+              <w:t>{base_tariff}</w:t>
             </w:r>
           </w:p>
         </w:tc>
@@ -6518,25 +5615,7 @@
                 <w:b/>
                 <w:bCs/>
               </w:rPr>
-              <w:t>{</w:t>
-            </w:r>
-            <w:proofErr w:type="spellStart"/>
-            <w:r>
-              <w:rPr>
-                <w:rFonts w:ascii="B Nazanin" w:eastAsiaTheme="minorHAnsi" w:hAnsi="B Nazanin" w:cs="B Nazanin"/>
-                <w:b/>
-                <w:bCs/>
-              </w:rPr>
-              <w:t>base_tariff</w:t>
-            </w:r>
-            <w:proofErr w:type="spellEnd"/>
-            <w:r>
-              <w:rPr>
-                <w:rFonts w:ascii="B Nazanin" w:eastAsiaTheme="minorHAnsi" w:hAnsi="B Nazanin" w:cs="B Nazanin"/>
-                <w:b/>
-                <w:bCs/>
-              </w:rPr>
-              <w:t>}</w:t>
+              <w:t>{base_tariff}</w:t>
             </w:r>
           </w:p>
         </w:tc>
@@ -6768,25 +5847,7 @@
                 <w:b/>
                 <w:bCs/>
               </w:rPr>
-              <w:t>{</w:t>
-            </w:r>
-            <w:proofErr w:type="spellStart"/>
-            <w:r>
-              <w:rPr>
-                <w:rFonts w:ascii="B Nazanin" w:eastAsiaTheme="minorHAnsi" w:hAnsi="B Nazanin" w:cs="B Nazanin"/>
-                <w:b/>
-                <w:bCs/>
-              </w:rPr>
-              <w:t>base_tariff</w:t>
-            </w:r>
-            <w:proofErr w:type="spellEnd"/>
-            <w:r>
-              <w:rPr>
-                <w:rFonts w:ascii="B Nazanin" w:eastAsiaTheme="minorHAnsi" w:hAnsi="B Nazanin" w:cs="B Nazanin"/>
-                <w:b/>
-                <w:bCs/>
-              </w:rPr>
-              <w:t>}</w:t>
+              <w:t>{base_tariff}</w:t>
             </w:r>
           </w:p>
         </w:tc>
@@ -7018,25 +6079,7 @@
                 <w:b/>
                 <w:bCs/>
               </w:rPr>
-              <w:t>{</w:t>
-            </w:r>
-            <w:proofErr w:type="spellStart"/>
-            <w:r>
-              <w:rPr>
-                <w:rFonts w:ascii="B Nazanin" w:eastAsiaTheme="minorHAnsi" w:hAnsi="B Nazanin" w:cs="B Nazanin"/>
-                <w:b/>
-                <w:bCs/>
-              </w:rPr>
-              <w:t>base_tariff</w:t>
-            </w:r>
-            <w:proofErr w:type="spellEnd"/>
-            <w:r>
-              <w:rPr>
-                <w:rFonts w:ascii="B Nazanin" w:eastAsiaTheme="minorHAnsi" w:hAnsi="B Nazanin" w:cs="B Nazanin"/>
-                <w:b/>
-                <w:bCs/>
-              </w:rPr>
-              <w:t>}</w:t>
+              <w:t>{base_tariff}</w:t>
             </w:r>
           </w:p>
         </w:tc>
@@ -7268,25 +6311,7 @@
                 <w:b/>
                 <w:bCs/>
               </w:rPr>
-              <w:t>{</w:t>
-            </w:r>
-            <w:proofErr w:type="spellStart"/>
-            <w:r>
-              <w:rPr>
-                <w:rFonts w:ascii="B Nazanin" w:eastAsiaTheme="minorHAnsi" w:hAnsi="B Nazanin" w:cs="B Nazanin"/>
-                <w:b/>
-                <w:bCs/>
-              </w:rPr>
-              <w:t>base_tariff</w:t>
-            </w:r>
-            <w:proofErr w:type="spellEnd"/>
-            <w:r>
-              <w:rPr>
-                <w:rFonts w:ascii="B Nazanin" w:eastAsiaTheme="minorHAnsi" w:hAnsi="B Nazanin" w:cs="B Nazanin"/>
-                <w:b/>
-                <w:bCs/>
-              </w:rPr>
-              <w:t>}</w:t>
+              <w:t>{base_tariff}</w:t>
             </w:r>
           </w:p>
         </w:tc>
@@ -7342,7 +6367,7 @@
               <w:bidi w:val="0"/>
               <w:jc w:val="center"/>
               <w:rPr>
-                <w:rFonts w:ascii="Arial" w:eastAsia="Times New Roman" w:hAnsi="Arial" w:cs="2  Nazanin" w:hint="cs"/>
+                <w:rFonts w:ascii="Arial" w:eastAsia="Times New Roman" w:hAnsi="Arial" w:cs="2  Nazanin"/>
                 <w:b/>
                 <w:bCs/>
                 <w:sz w:val="18"/>
@@ -7449,8 +6474,6 @@
                 <w:szCs w:val="18"/>
               </w:rPr>
             </w:pPr>
-            <w:bookmarkStart w:id="0" w:name="_GoBack"/>
-            <w:bookmarkEnd w:id="0"/>
           </w:p>
         </w:tc>
       </w:tr>
@@ -7975,29 +6998,7 @@
                 <w:sz w:val="18"/>
                 <w:szCs w:val="18"/>
               </w:rPr>
-              <w:t>{</w:t>
-            </w:r>
-            <w:proofErr w:type="spellStart"/>
-            <w:r>
-              <w:rPr>
-                <w:rFonts w:ascii="B Nazanin" w:hAnsi="B Nazanin" w:cs="B Nazanin"/>
-                <w:b/>
-                <w:bCs/>
-                <w:sz w:val="18"/>
-                <w:szCs w:val="18"/>
-              </w:rPr>
-              <w:t>total_course_amount</w:t>
-            </w:r>
-            <w:proofErr w:type="spellEnd"/>
-            <w:r>
-              <w:rPr>
-                <w:rFonts w:ascii="B Nazanin" w:hAnsi="B Nazanin" w:cs="B Nazanin"/>
-                <w:b/>
-                <w:bCs/>
-                <w:sz w:val="18"/>
-                <w:szCs w:val="18"/>
-              </w:rPr>
-              <w:t>}</w:t>
+              <w:t>{total_course_amount}</w:t>
             </w:r>
           </w:p>
         </w:tc>
@@ -8554,29 +7555,7 @@
                 <w:sz w:val="18"/>
                 <w:szCs w:val="18"/>
               </w:rPr>
-              <w:t>{</w:t>
-            </w:r>
-            <w:proofErr w:type="spellStart"/>
-            <w:r>
-              <w:rPr>
-                <w:rFonts w:ascii="B Nazanin" w:hAnsi="B Nazanin" w:cs="B Nazanin"/>
-                <w:b/>
-                <w:bCs/>
-                <w:sz w:val="18"/>
-                <w:szCs w:val="18"/>
-              </w:rPr>
-              <w:t>total_exam_fee</w:t>
-            </w:r>
-            <w:proofErr w:type="spellEnd"/>
-            <w:r>
-              <w:rPr>
-                <w:rFonts w:ascii="B Nazanin" w:hAnsi="B Nazanin" w:cs="B Nazanin"/>
-                <w:b/>
-                <w:bCs/>
-                <w:sz w:val="18"/>
-                <w:szCs w:val="18"/>
-              </w:rPr>
-              <w:t>}</w:t>
+              <w:t>{total_exam_fee}</w:t>
             </w:r>
           </w:p>
         </w:tc>
@@ -8766,29 +7745,7 @@
                 <w:sz w:val="18"/>
                 <w:szCs w:val="18"/>
               </w:rPr>
-              <w:t>{</w:t>
-            </w:r>
-            <w:proofErr w:type="spellStart"/>
-            <w:r>
-              <w:rPr>
-                <w:rFonts w:ascii="B Nazanin" w:hAnsi="B Nazanin" w:cs="B Nazanin"/>
-                <w:b/>
-                <w:bCs/>
-                <w:sz w:val="18"/>
-                <w:szCs w:val="18"/>
-              </w:rPr>
-              <w:t>total_tiered_cost</w:t>
-            </w:r>
-            <w:proofErr w:type="spellEnd"/>
-            <w:r>
-              <w:rPr>
-                <w:rFonts w:ascii="B Nazanin" w:hAnsi="B Nazanin" w:cs="B Nazanin"/>
-                <w:b/>
-                <w:bCs/>
-                <w:sz w:val="18"/>
-                <w:szCs w:val="18"/>
-              </w:rPr>
-              <w:t>}</w:t>
+              <w:t>{total_tiered_cost}</w:t>
             </w:r>
           </w:p>
         </w:tc>
@@ -9363,118 +8320,64 @@
           <w:b/>
           <w:bCs/>
         </w:rPr>
-        <w:t>{</w:t>
-      </w:r>
-      <w:proofErr w:type="spellStart"/>
+        <w:t xml:space="preserve">{boss_name} </w:t>
+      </w:r>
+      <w:r>
+        <w:rPr>
+          <w:rFonts w:cs="B Nazanin" w:hint="cs"/>
+          <w:b/>
+          <w:bCs/>
+          <w:sz w:val="20"/>
+          <w:szCs w:val="20"/>
+          <w:rtl/>
+        </w:rPr>
+        <w:t xml:space="preserve"> </w:t>
+      </w:r>
+      <w:r>
+        <w:rPr>
+          <w:rFonts w:cs="B Nazanin" w:hint="cs"/>
+          <w:b/>
+          <w:sz w:val="20"/>
+          <w:szCs w:val="20"/>
+          <w:rtl/>
+        </w:rPr>
+        <w:t>(رئیس مرکز آموزش فنی و حرفه ای شهرستان</w:t>
+      </w:r>
+      <w:r>
+        <w:rPr>
+          <w:rFonts w:cs="B Nazanin" w:hint="cs"/>
+          <w:b/>
+          <w:sz w:val="20"/>
+          <w:szCs w:val="20"/>
+          <w:rtl/>
+        </w:rPr>
+        <w:t xml:space="preserve"> </w:t>
+      </w:r>
       <w:r>
         <w:rPr>
           <w:rFonts w:ascii="B Nazanin" w:hAnsi="B Nazanin" w:cs="B Nazanin"/>
           <w:b/>
           <w:bCs/>
         </w:rPr>
-        <w:t>boss_name</w:t>
-      </w:r>
-      <w:proofErr w:type="spellEnd"/>
+        <w:t>{center_name}</w:t>
+      </w:r>
+      <w:r>
+        <w:rPr>
+          <w:rFonts w:cs="B Nazanin" w:hint="cs"/>
+          <w:b/>
+          <w:sz w:val="20"/>
+          <w:szCs w:val="20"/>
+          <w:rtl/>
+        </w:rPr>
+        <w:t xml:space="preserve"> ) بعنوان نماينده تام الاختیار اداره کل آموزش فنی و حرفه ای استان گلستان  و مجری قرارداد که ذیل این تفاهمنامه با امضاء آن مسئولیت اجرا را بعهده میگیرد تعیین میگردد و آقا/ خانم  </w:t>
+      </w:r>
       <w:r>
         <w:rPr>
           <w:rFonts w:ascii="B Nazanin" w:hAnsi="B Nazanin" w:cs="B Nazanin"/>
           <w:b/>
           <w:bCs/>
         </w:rPr>
-        <w:t xml:space="preserve">} </w:t>
-      </w:r>
-      <w:r>
-        <w:rPr>
-          <w:rFonts w:cs="B Nazanin" w:hint="cs"/>
-          <w:b/>
-          <w:bCs/>
-          <w:sz w:val="20"/>
-          <w:szCs w:val="20"/>
-          <w:rtl/>
-        </w:rPr>
-        <w:t xml:space="preserve"> </w:t>
-      </w:r>
-      <w:r>
-        <w:rPr>
-          <w:rFonts w:cs="B Nazanin" w:hint="cs"/>
-          <w:b/>
-          <w:sz w:val="20"/>
-          <w:szCs w:val="20"/>
-          <w:rtl/>
-        </w:rPr>
-        <w:t>(رئیس مرکز آموزش فنی و حرفه ای شهرستان</w:t>
-      </w:r>
-      <w:r>
-        <w:rPr>
-          <w:rFonts w:cs="B Nazanin" w:hint="cs"/>
-          <w:b/>
-          <w:sz w:val="20"/>
-          <w:szCs w:val="20"/>
-          <w:rtl/>
-        </w:rPr>
-        <w:t xml:space="preserve"> </w:t>
-      </w:r>
-      <w:r>
-        <w:rPr>
-          <w:rFonts w:ascii="B Nazanin" w:hAnsi="B Nazanin" w:cs="B Nazanin"/>
-          <w:b/>
-          <w:bCs/>
-        </w:rPr>
-        <w:t>{</w:t>
-      </w:r>
-      <w:proofErr w:type="spellStart"/>
-      <w:r>
-        <w:rPr>
-          <w:rFonts w:ascii="B Nazanin" w:hAnsi="B Nazanin" w:cs="B Nazanin"/>
-          <w:b/>
-          <w:bCs/>
-        </w:rPr>
-        <w:t>center_name</w:t>
-      </w:r>
-      <w:proofErr w:type="spellEnd"/>
-      <w:r>
-        <w:rPr>
-          <w:rFonts w:ascii="B Nazanin" w:hAnsi="B Nazanin" w:cs="B Nazanin"/>
-          <w:b/>
-          <w:bCs/>
-        </w:rPr>
-        <w:t>}</w:t>
-      </w:r>
-      <w:r>
-        <w:rPr>
-          <w:rFonts w:cs="B Nazanin" w:hint="cs"/>
-          <w:b/>
-          <w:sz w:val="20"/>
-          <w:szCs w:val="20"/>
-          <w:rtl/>
-        </w:rPr>
-        <w:t xml:space="preserve"> ) بعنوان نماينده تام الاختیار اداره کل آموزش فنی و حرفه ای استان گلستان  و مجری قرارداد که ذیل این تفاهمنامه با امضاء آن مسئولیت اجرا را بعهده میگیرد تعیین میگردد و آقا/ خانم  </w:t>
-      </w:r>
-      <w:r>
-        <w:rPr>
-          <w:rFonts w:ascii="B Nazanin" w:hAnsi="B Nazanin" w:cs="B Nazanin"/>
-          <w:b/>
-          <w:bCs/>
-        </w:rPr>
-        <w:t>{</w:t>
-      </w:r>
-      <w:proofErr w:type="spellStart"/>
-      <w:r>
-        <w:rPr>
-          <w:rFonts w:ascii="B Nazanin" w:hAnsi="B Nazanin" w:cs="B Nazanin"/>
-          <w:b/>
-          <w:bCs/>
-        </w:rPr>
-        <w:t>mojri_rep</w:t>
-      </w:r>
-      <w:proofErr w:type="spellEnd"/>
-      <w:r>
-        <w:rPr>
-          <w:rFonts w:ascii="B Nazanin" w:hAnsi="B Nazanin" w:cs="B Nazanin"/>
-          <w:b/>
-          <w:bCs/>
-        </w:rPr>
-        <w:t>}</w:t>
+        <w:t>{mojri_rep}</w:t>
       </w:r>
       <w:r>
         <w:rPr>
@@ -9771,29 +8674,7 @@
                                 <w:sz w:val="24"/>
                                 <w:szCs w:val="24"/>
                               </w:rPr>
-                              <w:t>{</w:t>
-                            </w:r>
-                            <w:proofErr w:type="spellStart"/>
-                            <w:r>
-                              <w:rPr>
-                                <w:rFonts w:ascii="B Nazanin" w:hAnsi="B Nazanin" w:cs="B Nazanin"/>
-                                <w:b/>
-                                <w:bCs/>
-                                <w:sz w:val="24"/>
-                                <w:szCs w:val="24"/>
-                              </w:rPr>
-                              <w:t>mojri_rep</w:t>
-                            </w:r>
-                            <w:proofErr w:type="spellEnd"/>
-                            <w:r>
-                              <w:rPr>
-                                <w:rFonts w:ascii="B Nazanin" w:hAnsi="B Nazanin" w:cs="B Nazanin"/>
-                                <w:b/>
-                                <w:bCs/>
-                                <w:sz w:val="24"/>
-                                <w:szCs w:val="24"/>
-                              </w:rPr>
-                              <w:t xml:space="preserve">} </w:t>
+                              <w:t xml:space="preserve">{mojri_rep} </w:t>
                             </w:r>
                           </w:p>
                           <w:p>
@@ -9816,40 +8697,7 @@
                                 <w:sz w:val="24"/>
                                 <w:szCs w:val="24"/>
                               </w:rPr>
-                              <w:t>{</w:t>
-                            </w:r>
-                            <w:proofErr w:type="spellStart"/>
-                            <w:r>
-                              <w:rPr>
-                                <w:rFonts w:ascii="B Nazanin" w:hAnsi="B Nazanin" w:cs="B Nazanin"/>
-                                <w:b/>
-                                <w:bCs/>
-                                <w:sz w:val="24"/>
-                                <w:szCs w:val="24"/>
-                              </w:rPr>
-                              <w:t>mojri_</w:t>
-                            </w:r>
-                            <w:proofErr w:type="gramStart"/>
-                            <w:r>
-                              <w:rPr>
-                                <w:rFonts w:ascii="B Nazanin" w:hAnsi="B Nazanin" w:cs="B Nazanin"/>
-                                <w:b/>
-                                <w:bCs/>
-                                <w:sz w:val="24"/>
-                                <w:szCs w:val="24"/>
-                              </w:rPr>
-                              <w:t>title</w:t>
-                            </w:r>
-                            <w:proofErr w:type="spellEnd"/>
-                            <w:r>
-                              <w:rPr>
-                                <w:rFonts w:ascii="B Nazanin" w:hAnsi="B Nazanin" w:cs="B Nazanin"/>
-                                <w:b/>
-                                <w:bCs/>
-                                <w:sz w:val="24"/>
-                                <w:szCs w:val="24"/>
-                              </w:rPr>
-                              <w:t>}</w:t>
+                              <w:t>{mojri_title}</w:t>
                             </w:r>
                             <w:r>
                               <w:rPr>
@@ -9870,30 +8718,7 @@
                                 <w:sz w:val="24"/>
                                 <w:szCs w:val="24"/>
                               </w:rPr>
-                              <w:t>{</w:t>
-                            </w:r>
-                            <w:proofErr w:type="spellStart"/>
-                            <w:proofErr w:type="gramEnd"/>
-                            <w:r>
-                              <w:rPr>
-                                <w:rFonts w:ascii="B Nazanin" w:hAnsi="B Nazanin" w:cs="B Nazanin"/>
-                                <w:b/>
-                                <w:bCs/>
-                                <w:sz w:val="24"/>
-                                <w:szCs w:val="24"/>
-                              </w:rPr>
-                              <w:t>mojri_name</w:t>
-                            </w:r>
-                            <w:proofErr w:type="spellEnd"/>
-                            <w:r>
-                              <w:rPr>
-                                <w:rFonts w:ascii="B Nazanin" w:hAnsi="B Nazanin" w:cs="B Nazanin"/>
-                                <w:b/>
-                                <w:bCs/>
-                                <w:sz w:val="24"/>
-                                <w:szCs w:val="24"/>
-                              </w:rPr>
-                              <w:t>}</w:t>
+                              <w:t>{mojri_name}</w:t>
                             </w:r>
                           </w:p>
                         </w:txbxContent>
@@ -9964,29 +8789,7 @@
                           <w:sz w:val="24"/>
                           <w:szCs w:val="24"/>
                         </w:rPr>
-                        <w:t>{</w:t>
-                      </w:r>
-                      <w:proofErr w:type="spellStart"/>
-                      <w:r>
-                        <w:rPr>
-                          <w:rFonts w:ascii="B Nazanin" w:hAnsi="B Nazanin" w:cs="B Nazanin"/>
-                          <w:b/>
-                          <w:bCs/>
-                          <w:sz w:val="24"/>
-                          <w:szCs w:val="24"/>
-                        </w:rPr>
-                        <w:t>mojri_rep</w:t>
-                      </w:r>
-                      <w:proofErr w:type="spellEnd"/>
-                      <w:r>
-                        <w:rPr>
-                          <w:rFonts w:ascii="B Nazanin" w:hAnsi="B Nazanin" w:cs="B Nazanin"/>
-                          <w:b/>
-                          <w:bCs/>
-                          <w:sz w:val="24"/>
-                          <w:szCs w:val="24"/>
-                        </w:rPr>
-                        <w:t xml:space="preserve">} </w:t>
+                        <w:t xml:space="preserve">{mojri_rep} </w:t>
                       </w:r>
                     </w:p>
                     <w:p>
@@ -10009,40 +8812,7 @@
                           <w:sz w:val="24"/>
                           <w:szCs w:val="24"/>
                         </w:rPr>
-                        <w:t>{</w:t>
-                      </w:r>
-                      <w:proofErr w:type="spellStart"/>
-                      <w:r>
-                        <w:rPr>
-                          <w:rFonts w:ascii="B Nazanin" w:hAnsi="B Nazanin" w:cs="B Nazanin"/>
-                          <w:b/>
-                          <w:bCs/>
-                          <w:sz w:val="24"/>
-                          <w:szCs w:val="24"/>
-                        </w:rPr>
-                        <w:t>mojri_</w:t>
-                      </w:r>
-                      <w:proofErr w:type="gramStart"/>
-                      <w:r>
-                        <w:rPr>
-                          <w:rFonts w:ascii="B Nazanin" w:hAnsi="B Nazanin" w:cs="B Nazanin"/>
-                          <w:b/>
-                          <w:bCs/>
-                          <w:sz w:val="24"/>
-                          <w:szCs w:val="24"/>
-                        </w:rPr>
-                        <w:t>title</w:t>
-                      </w:r>
-                      <w:proofErr w:type="spellEnd"/>
-                      <w:r>
-                        <w:rPr>
-                          <w:rFonts w:ascii="B Nazanin" w:hAnsi="B Nazanin" w:cs="B Nazanin"/>
-                          <w:b/>
-                          <w:bCs/>
-                          <w:sz w:val="24"/>
-                          <w:szCs w:val="24"/>
-                        </w:rPr>
-                        <w:t>}</w:t>
+                        <w:t>{mojri_title}</w:t>
                       </w:r>
                       <w:r>
                         <w:rPr>
@@ -10063,30 +8833,7 @@
                           <w:sz w:val="24"/>
                           <w:szCs w:val="24"/>
                         </w:rPr>
-                        <w:t>{</w:t>
-                      </w:r>
-                      <w:proofErr w:type="spellStart"/>
-                      <w:proofErr w:type="gramEnd"/>
-                      <w:r>
-                        <w:rPr>
-                          <w:rFonts w:ascii="B Nazanin" w:hAnsi="B Nazanin" w:cs="B Nazanin"/>
-                          <w:b/>
-                          <w:bCs/>
-                          <w:sz w:val="24"/>
-                          <w:szCs w:val="24"/>
-                        </w:rPr>
-                        <w:t>mojri_name</w:t>
-                      </w:r>
-                      <w:proofErr w:type="spellEnd"/>
-                      <w:r>
-                        <w:rPr>
-                          <w:rFonts w:ascii="B Nazanin" w:hAnsi="B Nazanin" w:cs="B Nazanin"/>
-                          <w:b/>
-                          <w:bCs/>
-                          <w:sz w:val="24"/>
-                          <w:szCs w:val="24"/>
-                        </w:rPr>
-                        <w:t>}</w:t>
+                        <w:t>{mojri_name}</w:t>
                       </w:r>
                     </w:p>
                   </w:txbxContent>
@@ -10490,29 +9237,7 @@
                                 <w:sz w:val="24"/>
                                 <w:szCs w:val="24"/>
                               </w:rPr>
-                              <w:t>{</w:t>
-                            </w:r>
-                            <w:proofErr w:type="spellStart"/>
-                            <w:r>
-                              <w:rPr>
-                                <w:rFonts w:ascii="B Nazanin" w:hAnsi="B Nazanin" w:cs="B Nazanin"/>
-                                <w:b/>
-                                <w:bCs/>
-                                <w:sz w:val="24"/>
-                                <w:szCs w:val="24"/>
-                              </w:rPr>
-                              <w:t>boss_name</w:t>
-                            </w:r>
-                            <w:proofErr w:type="spellEnd"/>
-                            <w:r>
-                              <w:rPr>
-                                <w:rFonts w:ascii="B Nazanin" w:hAnsi="B Nazanin" w:cs="B Nazanin"/>
-                                <w:b/>
-                                <w:bCs/>
-                                <w:sz w:val="24"/>
-                                <w:szCs w:val="24"/>
-                              </w:rPr>
-                              <w:t xml:space="preserve">} </w:t>
+                              <w:t xml:space="preserve">{boss_name} </w:t>
                             </w:r>
                           </w:p>
                           <w:p>
@@ -10578,29 +9303,7 @@
                           <w:sz w:val="24"/>
                           <w:szCs w:val="24"/>
                         </w:rPr>
-                        <w:t>{</w:t>
-                      </w:r>
-                      <w:proofErr w:type="spellStart"/>
-                      <w:r>
-                        <w:rPr>
-                          <w:rFonts w:ascii="B Nazanin" w:hAnsi="B Nazanin" w:cs="B Nazanin"/>
-                          <w:b/>
-                          <w:bCs/>
-                          <w:sz w:val="24"/>
-                          <w:szCs w:val="24"/>
-                        </w:rPr>
-                        <w:t>boss_name</w:t>
-                      </w:r>
-                      <w:proofErr w:type="spellEnd"/>
-                      <w:r>
-                        <w:rPr>
-                          <w:rFonts w:ascii="B Nazanin" w:hAnsi="B Nazanin" w:cs="B Nazanin"/>
-                          <w:b/>
-                          <w:bCs/>
-                          <w:sz w:val="24"/>
-                          <w:szCs w:val="24"/>
-                        </w:rPr>
-                        <w:t xml:space="preserve">} </w:t>
+                        <w:t xml:space="preserve">{boss_name} </w:t>
                       </w:r>
                     </w:p>
                     <w:p>
@@ -11532,7 +10235,6 @@
   <w:style w:type="character" w:default="1" w:styleId="DefaultParagraphFont">
     <w:name w:val="Default Paragraph Font"/>
     <w:uiPriority w:val="1"/>
-    <w:semiHidden/>
     <w:unhideWhenUsed/>
   </w:style>
   <w:style w:type="table" w:default="1" w:styleId="TableNormal">

--- a/public/template.docx
+++ b/public/template.docx
@@ -6,7 +6,7 @@
       <w:pPr>
         <w:jc w:val="center"/>
         <w:rPr>
-          <w:rFonts w:cs="2  Titr" w:hint="cs"/>
+          <w:rFonts w:cs="2  Titr"/>
           <w:b/>
           <w:bCs/>
           <w:rtl/>
@@ -106,7 +106,7 @@
       <w:pPr>
         <w:jc w:val="both"/>
         <w:rPr>
-          <w:rFonts w:cs="2  Titr" w:hint="cs"/>
+          <w:rFonts w:cs="2  Titr"/>
           <w:b/>
           <w:bCs/>
           <w:rtl/>
@@ -174,18 +174,7 @@
           <w:szCs w:val="20"/>
           <w:rtl/>
         </w:rPr>
-        <w:t>به استناد شیوه نامه اجر</w:t>
-      </w:r>
-      <w:bookmarkStart w:id="0" w:name="_GoBack"/>
-      <w:bookmarkEnd w:id="0"/>
-      <w:r>
-        <w:rPr>
-          <w:rFonts w:cs="B Nazanin"/>
-          <w:sz w:val="20"/>
-          <w:szCs w:val="20"/>
-          <w:rtl/>
-        </w:rPr>
-        <w:t xml:space="preserve">ایی خدمات آموزشی و فرهنگی سازمان آموزش فنی و حرفه ای کشور و در راستای ارتقاء سطح شایستگی های حرفه ای متقاضیان این قرارداد آموزشی بین </w:t>
+        <w:t xml:space="preserve">به استناد شیوه نامه اجرایی خدمات آموزشی و فرهنگی سازمان آموزش فنی و حرفه ای کشور و در راستای ارتقاء سطح شایستگی های حرفه ای متقاضیان این قرارداد آموزشی بین </w:t>
       </w:r>
       <w:r>
         <w:rPr>
@@ -1702,15 +1691,8 @@
         </w:rPr>
         <w:t xml:space="preserve">سال ۱۴۰۵ به ازای هر نفر در </w:t>
       </w:r>
-      <w:r>
-        <w:rPr>
-          <w:rFonts w:cs="B Nazanin" w:hint="cs"/>
-          <w:sz w:val="20"/>
-          <w:szCs w:val="20"/>
-          <w:rtl/>
-        </w:rPr>
-        <w:t>خوشه</w:t>
-      </w:r>
+      <w:bookmarkStart w:id="0" w:name="_GoBack"/>
+      <w:bookmarkEnd w:id="0"/>
       <w:r>
         <w:rPr>
           <w:rFonts w:ascii="B Nazanin" w:hAnsi="B Nazanin" w:cs="B Nazanin"/>
@@ -1838,11 +1820,22 @@
       <w:r>
         <w:rPr>
           <w:rFonts w:cs="B Nazanin"/>
-          <w:sz w:val="20"/>
-          <w:szCs w:val="20"/>
-          <w:rtl/>
-        </w:rPr>
-        <w:t>۱.۵۰۰.۰۰۰ ریال</w:t>
+          <w:b/>
+          <w:bCs/>
+          <w:sz w:val="20"/>
+          <w:szCs w:val="20"/>
+          <w:rtl/>
+        </w:rPr>
+        <w:t>۱.۵۰۰.۰۰۰</w:t>
+      </w:r>
+      <w:r>
+        <w:rPr>
+          <w:rFonts w:cs="B Nazanin"/>
+          <w:sz w:val="20"/>
+          <w:szCs w:val="20"/>
+          <w:rtl/>
+        </w:rPr>
+        <w:t xml:space="preserve"> ریال</w:t>
       </w:r>
       <w:r>
         <w:rPr>
@@ -10235,6 +10228,7 @@
   <w:style w:type="character" w:default="1" w:styleId="DefaultParagraphFont">
     <w:name w:val="Default Paragraph Font"/>
     <w:uiPriority w:val="1"/>
+    <w:semiHidden/>
     <w:unhideWhenUsed/>
   </w:style>
   <w:style w:type="table" w:default="1" w:styleId="TableNormal">

--- a/public/template.docx
+++ b/public/template.docx
@@ -12,6 +12,8 @@
           <w:rtl/>
         </w:rPr>
       </w:pPr>
+      <w:bookmarkStart w:id="0" w:name="_GoBack"/>
+      <w:bookmarkEnd w:id="0"/>
       <w:r>
         <w:rPr>
           <w:rFonts w:cs="2  Titr"/>
@@ -1691,8 +1693,6 @@
         </w:rPr>
         <w:t xml:space="preserve">سال ۱۴۰۵ به ازای هر نفر در </w:t>
       </w:r>
-      <w:bookmarkStart w:id="0" w:name="_GoBack"/>
-      <w:bookmarkEnd w:id="0"/>
       <w:r>
         <w:rPr>
           <w:rFonts w:ascii="B Nazanin" w:hAnsi="B Nazanin" w:cs="B Nazanin"/>

--- a/public/template.docx
+++ b/public/template.docx
@@ -12,8 +12,6 @@
           <w:rtl/>
         </w:rPr>
       </w:pPr>
-      <w:bookmarkStart w:id="0" w:name="_GoBack"/>
-      <w:bookmarkEnd w:id="0"/>
       <w:r>
         <w:rPr>
           <w:rFonts w:cs="2  Titr"/>
@@ -733,6 +731,8 @@
         <w:jc w:val="both"/>
         <w:rPr>
           <w:rFonts w:cs="B Nazanin"/>
+          <w:b/>
+          <w:bCs/>
           <w:sz w:val="20"/>
           <w:szCs w:val="20"/>
           <w:rtl/>
@@ -740,9 +740,11 @@
       </w:pPr>
       <w:r>
         <w:rPr>
-          <w:rFonts w:cs="2  Titr"/>
-          <w:b/>
-          <w:bCs/>
+          <w:rFonts w:cs="B Nazanin"/>
+          <w:b/>
+          <w:bCs/>
+          <w:sz w:val="20"/>
+          <w:szCs w:val="20"/>
           <w:rtl/>
         </w:rPr>
         <w:t>ماده ۱- موضوع و اهداف</w:t>
@@ -760,6 +762,8 @@
       <w:r>
         <w:rPr>
           <w:rFonts w:cs="B Nazanin"/>
+          <w:b/>
+          <w:bCs/>
           <w:sz w:val="20"/>
           <w:szCs w:val="20"/>
         </w:rPr>
@@ -1155,15 +1159,47 @@
           <w:szCs w:val="20"/>
           <w:rtl/>
         </w:rPr>
-        <w:t xml:space="preserve">نفر جامعه هدف و اجرای مشارکتی و تامین کلیه هزینه های آموزشی از طریق </w:t>
-      </w:r>
-      <w:r>
-        <w:rPr>
-          <w:rFonts w:ascii="B Nazanin" w:hAnsi="B Nazanin" w:cs="B Nazanin"/>
-          <w:b/>
-          <w:bCs/>
-        </w:rPr>
-        <w:t>{funding_source}</w:t>
+        <w:t>نفر جامعه هدف و اجرای مشارکتی و تامی</w:t>
+      </w:r>
+      <w:r>
+        <w:rPr>
+          <w:rFonts w:cs="B Nazanin"/>
+          <w:sz w:val="20"/>
+          <w:szCs w:val="20"/>
+          <w:rtl/>
+        </w:rPr>
+        <w:t>ن کلیه هزینه های آموزشی از طری</w:t>
+      </w:r>
+      <w:r>
+        <w:rPr>
+          <w:rFonts w:cs="B Nazanin" w:hint="cs"/>
+          <w:sz w:val="20"/>
+          <w:szCs w:val="20"/>
+          <w:rtl/>
+        </w:rPr>
+        <w:t xml:space="preserve">ق </w:t>
+      </w:r>
+      <w:r>
+        <w:rPr>
+          <w:rFonts w:cs="B Nazanin" w:hint="cs"/>
+          <w:sz w:val="20"/>
+          <w:szCs w:val="20"/>
+          <w:rtl/>
+        </w:rPr>
+        <w:t xml:space="preserve">  </w:t>
+      </w:r>
+      <w:bookmarkStart w:id="0" w:name="_GoBack"/>
+      <w:bookmarkEnd w:id="0"/>
+      <w:r>
+        <w:rPr>
+          <w:rFonts w:cs="B Nazanin" w:hint="cs"/>
+          <w:b/>
+          <w:bCs/>
+          <w:sz w:val="20"/>
+          <w:szCs w:val="20"/>
+          <w:rtl/>
+        </w:rPr>
+        <w:t xml:space="preserve">طرف اول / کارآموز   </w:t>
       </w:r>
       <w:r>
         <w:rPr>
@@ -8690,7 +8726,18 @@
                                 <w:sz w:val="24"/>
                                 <w:szCs w:val="24"/>
                               </w:rPr>
-                              <w:t>{mojri_title}</w:t>
+                              <w:t>{mojri_</w:t>
+                            </w:r>
+                            <w:proofErr w:type="gramStart"/>
+                            <w:r>
+                              <w:rPr>
+                                <w:rFonts w:ascii="B Nazanin" w:hAnsi="B Nazanin" w:cs="B Nazanin"/>
+                                <w:b/>
+                                <w:bCs/>
+                                <w:sz w:val="24"/>
+                                <w:szCs w:val="24"/>
+                              </w:rPr>
+                              <w:t>title}</w:t>
                             </w:r>
                             <w:r>
                               <w:rPr>
@@ -8711,7 +8758,18 @@
                                 <w:sz w:val="24"/>
                                 <w:szCs w:val="24"/>
                               </w:rPr>
-                              <w:t>{mojri_name}</w:t>
+                              <w:t>{</w:t>
+                            </w:r>
+                            <w:proofErr w:type="gramEnd"/>
+                            <w:r>
+                              <w:rPr>
+                                <w:rFonts w:ascii="B Nazanin" w:hAnsi="B Nazanin" w:cs="B Nazanin"/>
+                                <w:b/>
+                                <w:bCs/>
+                                <w:sz w:val="24"/>
+                                <w:szCs w:val="24"/>
+                              </w:rPr>
+                              <w:t>mojri_name}</w:t>
                             </w:r>
                           </w:p>
                         </w:txbxContent>
@@ -8805,7 +8863,18 @@
                           <w:sz w:val="24"/>
                           <w:szCs w:val="24"/>
                         </w:rPr>
-                        <w:t>{mojri_title}</w:t>
+                        <w:t>{mojri_</w:t>
+                      </w:r>
+                      <w:proofErr w:type="gramStart"/>
+                      <w:r>
+                        <w:rPr>
+                          <w:rFonts w:ascii="B Nazanin" w:hAnsi="B Nazanin" w:cs="B Nazanin"/>
+                          <w:b/>
+                          <w:bCs/>
+                          <w:sz w:val="24"/>
+                          <w:szCs w:val="24"/>
+                        </w:rPr>
+                        <w:t>title}</w:t>
                       </w:r>
                       <w:r>
                         <w:rPr>
@@ -8826,7 +8895,18 @@
                           <w:sz w:val="24"/>
                           <w:szCs w:val="24"/>
                         </w:rPr>
-                        <w:t>{mojri_name}</w:t>
+                        <w:t>{</w:t>
+                      </w:r>
+                      <w:proofErr w:type="gramEnd"/>
+                      <w:r>
+                        <w:rPr>
+                          <w:rFonts w:ascii="B Nazanin" w:hAnsi="B Nazanin" w:cs="B Nazanin"/>
+                          <w:b/>
+                          <w:bCs/>
+                          <w:sz w:val="24"/>
+                          <w:szCs w:val="24"/>
+                        </w:rPr>
+                        <w:t>mojri_name}</w:t>
                       </w:r>
                     </w:p>
                   </w:txbxContent>
@@ -10228,7 +10308,6 @@
   <w:style w:type="character" w:default="1" w:styleId="DefaultParagraphFont">
     <w:name w:val="Default Paragraph Font"/>
     <w:uiPriority w:val="1"/>
-    <w:semiHidden/>
     <w:unhideWhenUsed/>
   </w:style>
   <w:style w:type="table" w:default="1" w:styleId="TableNormal">
